--- a/thesis/build/thesis_full_FINAL.docx
+++ b/thesis/build/thesis_full_FINAL.docx
@@ -198,62 +198,61 @@
     <w:p>
       <w:pPr>
         <w:pStyle w:val="Heading1"/>
-        <w:keepNext/>
-        <w:pageBreakBefore/>
-        <w:jc w:val="left"/>
-      </w:pPr>
-      <w:r>
-        <w:rPr>
-          <w:rFonts w:ascii="Times New Roman" w:hAnsi="Times New Roman" w:eastAsia="Times New Roman" w:cs="Times New Roman"/>
-          <w:b/>
-          <w:i w:val="0"/>
-          <w:color w:val="000000"/>
-          <w:sz w:val="36"/>
-        </w:rPr>
-        <w:t xml:space="preserve">Abstract — Streszczenie / Abstract</w:t>
-      </w:r>
-    </w:p>
-    <w:bookmarkStart w:id="11" w:name="streszczenie"/>
-    <w:p>
-      <w:pPr>
-        <w:pStyle w:val="Heading2"/>
-        <w:keepNext/>
-        <w:jc w:val="left"/>
-      </w:pPr>
-      <w:r>
-        <w:rPr>
-          <w:rFonts w:ascii="Times New Roman" w:hAnsi="Times New Roman" w:eastAsia="Times New Roman" w:cs="Times New Roman"/>
-          <w:b/>
-          <w:i w:val="0"/>
-          <w:color w:val="000000"/>
-          <w:sz w:val="28"/>
-          <w:lang w:val="pl-PL" w:eastAsia="pl-PL" w:bidi="pl-PL"/>
-        </w:rPr>
-        <w:t xml:space="preserve" xml:lang="pl-PL">Streszczenie</w:t>
-      </w:r>
-    </w:p>
-    <w:p>
-      <w:pPr>
-        <w:pStyle w:val="FirstParagraph"/>
-        <w:spacing w:line="312" w:lineRule="auto" w:after="80"/>
-        <w:jc w:val="both"/>
-      </w:pPr>
-      <w:r>
-        <w:rPr>
-          <w:rFonts w:ascii="Times New Roman" w:hAnsi="Times New Roman" w:eastAsia="Times New Roman" w:cs="Times New Roman"/>
-          <w:color w:val="000000"/>
-          <w:sz w:val="24"/>
-          <w:lang w:val="pl-PL" w:eastAsia="pl-PL" w:bidi="pl-PL"/>
-        </w:rPr>
-        <w:t xml:space="preserve" xml:lang="pl-PL">W pracy przedstawiono projekt, implementację oraz ewaluację systemu opartego na sztucznej inteligencji do spersonalizowanego doradztwa zawodowego. System, wdrożony jako aplikacja webowa na zarządzanej platformie chmurowej, integruje sześć komplementarnych narzędzi: analizę CV, dopasowanie do oferty pracy, sugestię ścieżki kariery, generowanie listu motywacyjnego, przygotowanie do rozmowy kwalifikacyjnej oraz planowanie portfolio. Frontend zbudowano w technologiach React 19 i TanStack Start; backend wykorzystuje FastAPI oraz PostgreSQL; wnioskowanie modelu językowego delegowano do usługi Google Vertex AI Gemini 2.5 Flash.</w:t>
-      </w:r>
-    </w:p>
-    <w:p>
-      <w:pPr>
-        <w:pStyle w:val="BodyText"/>
         <w:spacing w:line="312" w:lineRule="auto" w:after="80"/>
         <w:ind w:firstLine="283"/>
         <w:jc w:val="both"/>
+        <w:pageBreakBefore/>
+      </w:pPr>
+      <w:r>
+        <w:rPr>
+          <w:rFonts w:ascii="Times New Roman" w:hAnsi="Times New Roman" w:eastAsia="Times New Roman" w:cs="Times New Roman"/>
+          <w:color w:val="000000"/>
+          <w:sz w:val="24"/>
+        </w:rPr>
+        <w:t xml:space="preserve">Abstract — Streszczenie / Abstract</w:t>
+      </w:r>
+    </w:p>
+    <w:bookmarkStart w:id="21" w:name="streszczenie"/>
+    <w:p>
+      <w:pPr>
+        <w:pStyle w:val="Heading2"/>
+        <w:spacing w:line="312" w:lineRule="auto" w:after="80"/>
+        <w:ind w:firstLine="283"/>
+        <w:jc w:val="both"/>
+      </w:pPr>
+      <w:r>
+        <w:rPr>
+          <w:rFonts w:ascii="Times New Roman" w:hAnsi="Times New Roman" w:eastAsia="Times New Roman" w:cs="Times New Roman"/>
+          <w:color w:val="000000"/>
+          <w:sz w:val="24"/>
+          <w:lang w:val="pl-PL" w:eastAsia="pl-PL" w:bidi="pl-PL"/>
+        </w:rPr>
+        <w:t xml:space="preserve" xml:lang="pl-PL">Streszczenie</w:t>
+      </w:r>
+    </w:p>
+    <w:p>
+      <w:pPr>
+        <w:pStyle w:val="FirstParagraph"/>
+        <w:spacing w:line="312" w:lineRule="auto" w:after="80"/>
+        <w:ind w:firstLine="283"/>
+        <w:jc w:val="both"/>
+      </w:pPr>
+      <w:r>
+        <w:rPr>
+          <w:rFonts w:ascii="Times New Roman" w:hAnsi="Times New Roman" w:eastAsia="Times New Roman" w:cs="Times New Roman"/>
+          <w:color w:val="000000"/>
+          <w:sz w:val="24"/>
+          <w:lang w:val="pl-PL" w:eastAsia="pl-PL" w:bidi="pl-PL"/>
+        </w:rPr>
+        <w:t xml:space="preserve" xml:lang="pl-PL">W pracy przedstawiono projekt, implementację oraz ewaluację systemu opartego na sztucznej inteligencji do spersonalizowanego doradztwa zawodowego. System, wdrożony jako aplikacja webowa na zarządzanej platformie chmurowej, integruje sześć komplementarnych narzędzi: analizę CV, dopasowanie do oferty pracy, sugestię ścieżki kariery, generowanie listu motywacyjnego, przygotowanie do rozmowy kwalifikacyjnej oraz planowanie portfolio. Frontend zbudowano w technologiach React 19 i TanStack Start; backend wykorzystuje FastAPI oraz PostgreSQL; wnioskowanie modelu językowego delegowano do usługi Google Vertex AI Gemini 2.5 Flash.</w:t>
+      </w:r>
+    </w:p>
+    <w:p>
+      <w:pPr>
+        <w:pStyle w:val="BodyText"/>
+        <w:spacing w:line="312" w:lineRule="auto" w:after="80"/>
+        <w:ind w:firstLine="283"/>
+        <w:jc w:val="both"/>
       </w:pPr>
       <w:r>
         <w:rPr>
@@ -545,43 +544,11 @@
         <w:t xml:space="preserve" xml:lang="pl-PL">doradztwo zawodowe, analiza CV, duże modele językowe, wyszukiwanie informacji, taksonomia ESCO, ocena hybrydowa, FastAPI, React.</w:t>
       </w:r>
     </w:p>
-    <w:bookmarkEnd w:id="11"/>
-    <w:bookmarkStart w:id="12" w:name="abstract-english"/>
+    <w:bookmarkEnd w:id="21"/>
+    <w:bookmarkStart w:id="22" w:name="abstract-english"/>
     <w:p>
       <w:pPr>
         <w:pStyle w:val="Heading2"/>
-        <w:keepNext/>
-        <w:jc w:val="left"/>
-      </w:pPr>
-      <w:r>
-        <w:rPr>
-          <w:rFonts w:ascii="Times New Roman" w:hAnsi="Times New Roman" w:eastAsia="Times New Roman" w:cs="Times New Roman"/>
-          <w:b/>
-          <w:i w:val="0"/>
-          <w:color w:val="000000"/>
-          <w:sz w:val="28"/>
-        </w:rPr>
-        <w:t xml:space="preserve">Abstract (English)</w:t>
-      </w:r>
-    </w:p>
-    <w:p>
-      <w:pPr>
-        <w:pStyle w:val="FirstParagraph"/>
-        <w:spacing w:line="312" w:lineRule="auto" w:after="80"/>
-        <w:jc w:val="both"/>
-      </w:pPr>
-      <w:r>
-        <w:rPr>
-          <w:rFonts w:ascii="Times New Roman" w:hAnsi="Times New Roman" w:eastAsia="Times New Roman" w:cs="Times New Roman"/>
-          <w:color w:val="000000"/>
-          <w:sz w:val="24"/>
-        </w:rPr>
-        <w:t xml:space="preserve">This thesis presents the design, implementation, and evaluation of an AI-based system for personalised career recommendation. The deployed web application integrates six tools: resume analysis, job-description matching, career-path suggestion, cover-letter generation, interview preparation, and portfolio planning. The frontend uses React 19 and TanStack Start; the backend uses FastAPI and PostgreSQL; language-model inference is delegated to Google Vertex AI Gemini 2.5 Flash.</w:t>
-      </w:r>
-    </w:p>
-    <w:p>
-      <w:pPr>
-        <w:pStyle w:val="BodyText"/>
         <w:spacing w:line="312" w:lineRule="auto" w:after="80"/>
         <w:ind w:firstLine="283"/>
         <w:jc w:val="both"/>
@@ -592,6 +559,38 @@
           <w:color w:val="000000"/>
           <w:sz w:val="24"/>
         </w:rPr>
+        <w:t xml:space="preserve">Abstract (English)</w:t>
+      </w:r>
+    </w:p>
+    <w:p>
+      <w:pPr>
+        <w:pStyle w:val="FirstParagraph"/>
+        <w:spacing w:line="312" w:lineRule="auto" w:after="80"/>
+        <w:ind w:firstLine="283"/>
+        <w:jc w:val="both"/>
+      </w:pPr>
+      <w:r>
+        <w:rPr>
+          <w:rFonts w:ascii="Times New Roman" w:hAnsi="Times New Roman" w:eastAsia="Times New Roman" w:cs="Times New Roman"/>
+          <w:color w:val="000000"/>
+          <w:sz w:val="24"/>
+        </w:rPr>
+        <w:t xml:space="preserve">This thesis presents the design, implementation, and evaluation of an AI-based system for personalised career recommendation. The deployed web application integrates six tools: resume analysis, job-description matching, career-path suggestion, cover-letter generation, interview preparation, and portfolio planning. The frontend uses React 19 and TanStack Start; the backend uses FastAPI and PostgreSQL; language-model inference is delegated to Google Vertex AI Gemini 2.5 Flash.</w:t>
+      </w:r>
+    </w:p>
+    <w:p>
+      <w:pPr>
+        <w:pStyle w:val="BodyText"/>
+        <w:spacing w:line="312" w:lineRule="auto" w:after="80"/>
+        <w:ind w:firstLine="283"/>
+        <w:jc w:val="both"/>
+      </w:pPr>
+      <w:r>
+        <w:rPr>
+          <w:rFonts w:ascii="Times New Roman" w:hAnsi="Times New Roman" w:eastAsia="Times New Roman" w:cs="Times New Roman"/>
+          <w:color w:val="000000"/>
+          <w:sz w:val="24"/>
+        </w:rPr>
         <w:t xml:space="preserve">To address cost, latency, and external-provider dependence, the analytical core supports two runtime-switchable scoring modes. The</w:t>
       </w:r>
       <w:r>
@@ -830,23 +829,21 @@
         <w:t xml:space="preserve">career recommendation, resume analysis, large language models, information retrieval, ESCO taxonomy, hybrid scoring, FastAPI, React.</w:t>
       </w:r>
     </w:p>
-    <w:bookmarkEnd w:id="12"/>
-    <w:bookmarkEnd w:id="13"/>
-    <w:bookmarkStart w:id="14" w:name="acknowledgements"/>
+    <w:bookmarkEnd w:id="22"/>
+    <w:bookmarkEnd w:id="23"/>
+    <w:bookmarkStart w:id="24" w:name="acknowledgements"/>
     <w:p>
       <w:pPr>
         <w:pStyle w:val="Heading1"/>
-        <w:keepNext/>
-        <w:pageBreakBefore/>
-        <w:jc w:val="left"/>
-      </w:pPr>
-      <w:r>
-        <w:rPr>
-          <w:rFonts w:ascii="Times New Roman" w:hAnsi="Times New Roman" w:eastAsia="Times New Roman" w:cs="Times New Roman"/>
-          <w:b/>
-          <w:i w:val="0"/>
-          <w:color w:val="000000"/>
-          <w:sz w:val="36"/>
+        <w:spacing w:line="312" w:lineRule="auto" w:after="80"/>
+        <w:ind w:firstLine="283"/>
+        <w:jc w:val="both"/>
+      </w:pPr>
+      <w:r>
+        <w:rPr>
+          <w:rFonts w:ascii="Times New Roman" w:hAnsi="Times New Roman" w:eastAsia="Times New Roman" w:cs="Times New Roman"/>
+          <w:color w:val="000000"/>
+          <w:sz w:val="24"/>
         </w:rPr>
         <w:t xml:space="preserve">Acknowledgements</w:t>
       </w:r>
@@ -855,6 +852,7 @@
       <w:pPr>
         <w:pStyle w:val="FirstParagraph"/>
         <w:spacing w:line="312" w:lineRule="auto" w:after="80"/>
+        <w:ind w:firstLine="283"/>
         <w:jc w:val="both"/>
       </w:pPr>
       <w:r>
@@ -1024,22 +1022,20 @@
         <w:t xml:space="preserve">Wrocław, May 2026</w:t>
       </w:r>
     </w:p>
-    <w:bookmarkEnd w:id="14"/>
-    <w:bookmarkStart w:id="16" w:name="list-of-abbreviations-and-symbols"/>
+    <w:bookmarkEnd w:id="24"/>
+    <w:bookmarkStart w:id="26" w:name="list-of-abbreviations-and-symbols"/>
     <w:p>
       <w:pPr>
         <w:pStyle w:val="Heading1"/>
-        <w:keepNext/>
-        <w:pageBreakBefore/>
-        <w:jc w:val="left"/>
-      </w:pPr>
-      <w:r>
-        <w:rPr>
-          <w:rFonts w:ascii="Times New Roman" w:hAnsi="Times New Roman" w:eastAsia="Times New Roman" w:cs="Times New Roman"/>
-          <w:b/>
-          <w:i w:val="0"/>
-          <w:color w:val="000000"/>
-          <w:sz w:val="36"/>
+        <w:spacing w:line="312" w:lineRule="auto" w:after="80"/>
+        <w:ind w:firstLine="283"/>
+        <w:jc w:val="both"/>
+      </w:pPr>
+      <w:r>
+        <w:rPr>
+          <w:rFonts w:ascii="Times New Roman" w:hAnsi="Times New Roman" w:eastAsia="Times New Roman" w:cs="Times New Roman"/>
+          <w:color w:val="000000"/>
+          <w:sz w:val="24"/>
         </w:rPr>
         <w:t xml:space="preserve">List of abbreviations and symbols</w:t>
       </w:r>
@@ -3287,20 +3283,19 @@
         </w:tc>
       </w:tr>
     </w:tbl>
-    <w:bookmarkStart w:id="15" w:name="symbols-used-in-formulas-in-chapter-4"/>
+    <w:bookmarkStart w:id="25" w:name="symbols-used-in-formulas-in-chapter-4"/>
     <w:p>
       <w:pPr>
         <w:pStyle w:val="Heading2"/>
-        <w:keepNext/>
-        <w:jc w:val="left"/>
-      </w:pPr>
-      <w:r>
-        <w:rPr>
-          <w:rFonts w:ascii="Times New Roman" w:hAnsi="Times New Roman" w:eastAsia="Times New Roman" w:cs="Times New Roman"/>
-          <w:b/>
-          <w:i w:val="0"/>
-          <w:color w:val="000000"/>
-          <w:sz w:val="28"/>
+        <w:spacing w:line="312" w:lineRule="auto" w:after="80"/>
+        <w:ind w:firstLine="283"/>
+        <w:jc w:val="both"/>
+      </w:pPr>
+      <w:r>
+        <w:rPr>
+          <w:rFonts w:ascii="Times New Roman" w:hAnsi="Times New Roman" w:eastAsia="Times New Roman" w:cs="Times New Roman"/>
+          <w:color w:val="000000"/>
+          <w:sz w:val="24"/>
         </w:rPr>
         <w:t xml:space="preserve">Symbols (used in formulas in Chapter 4)</w:t>
       </w:r>
@@ -3996,9 +3991,9 @@
         </w:tc>
       </w:tr>
     </w:tbl>
-    <w:bookmarkEnd w:id="15"/>
-    <w:bookmarkEnd w:id="16"/>
-    <w:bookmarkStart w:id="23" w:name="chapter-1-introduction"/>
+    <w:bookmarkEnd w:id="25"/>
+    <w:bookmarkEnd w:id="26"/>
+    <w:bookmarkStart w:id="33" w:name="chapter-1-introduction"/>
     <w:p>
       <w:pPr>
         <w:jc w:val="left"/>
@@ -4023,7 +4018,7 @@
         <w:spacing w:before="0" w:after="160"/>
         <w:sectPr>
           <w:type w:val="nextPage"/>
-          <w:footerReference w:type="default" r:id="rId143"/>
+          <w:footerReference w:type="default" r:id="rId154"/>
           <w:pgSz w:w="11906" w:h="16838"/>
           <w:pgMar w:top="1417" w:right="1417" w:bottom="1417" w:left="1417" w:header="709" w:footer="709" w:gutter="0"/>
           <w:pgNumType w:fmt="lowerRoman" w:start="1"/>
@@ -4047,40 +4042,6 @@
     <w:p>
       <w:pPr>
         <w:pStyle w:val="Heading1"/>
-        <w:keepNext/>
-        <w:pageBreakBefore/>
-        <w:spacing w:before="480" w:after="240"/>
-        <w:jc w:val="left"/>
-      </w:pPr>
-      <w:r>
-        <w:rPr>
-          <w:rFonts w:ascii="Times New Roman" w:hAnsi="Times New Roman" w:eastAsia="Times New Roman" w:cs="Times New Roman"/>
-          <w:b/>
-          <w:i w:val="0"/>
-          <w:color w:val="000000"/>
-          <w:sz w:val="36"/>
-        </w:rPr>
-        <w:t xml:space="preserve">Chapter 1 — Introduction</w:t>
-      </w:r>
-    </w:p>
-    <w:p>
-      <w:pPr>
-        <w:pStyle w:val="FirstParagraph"/>
-        <w:spacing w:line="312" w:lineRule="auto" w:after="80"/>
-        <w:jc w:val="both"/>
-      </w:pPr>
-      <w:r>
-        <w:rPr>
-          <w:rFonts w:ascii="Times New Roman" w:hAnsi="Times New Roman" w:eastAsia="Times New Roman" w:cs="Times New Roman"/>
-          <w:color w:val="000000"/>
-          <w:sz w:val="24"/>
-        </w:rPr>
-        <w:t xml:space="preserve">Choosing a career path has become substantially harder over the last decade. The labour market changes faster than any individual can track manually: new job titles appear, established roles fragment into specialisations, and the skills that employers list on a job advertisement now turn over on the order of years rather than decades [3]. At the same time, the number of resumes a hiring team sees per opening has grown, and most large employers route applications through automated screening systems before any human reviewer touches the document [18]. The candidate sits between these two pressures: they need to understand which roles fit their evolving experience, and they need to present that experience in a form that survives algorithmic filtering before it reaches a recruiter.</w:t>
-      </w:r>
-    </w:p>
-    <w:p>
-      <w:pPr>
-        <w:pStyle w:val="BodyText"/>
         <w:spacing w:line="312" w:lineRule="auto" w:after="80"/>
         <w:ind w:firstLine="283"/>
         <w:jc w:val="both"/>
@@ -4091,36 +4052,12 @@
           <w:color w:val="000000"/>
           <w:sz w:val="24"/>
         </w:rPr>
-        <w:t xml:space="preserve">A working candidate trying to answer those questions today typically uses a fragmented set of tools: a generic resume builder, a job board’s</w:t>
-      </w:r>
-      <w:r>
-        <w:rPr>
-          <w:rFonts w:ascii="Times New Roman" w:hAnsi="Times New Roman" w:eastAsia="Times New Roman" w:cs="Times New Roman"/>
-          <w:color w:val="000000"/>
-          <w:sz w:val="24"/>
-        </w:rPr>
-        <w:t xml:space="preserve"> </w:t>
-      </w:r>
-      <w:r>
-        <w:rPr>
-          <w:rFonts w:ascii="Times New Roman" w:hAnsi="Times New Roman" w:eastAsia="Times New Roman" w:cs="Times New Roman"/>
-          <w:color w:val="000000"/>
-          <w:sz w:val="24"/>
-        </w:rPr>
-        <w:t xml:space="preserve">“match score”</w:t>
-      </w:r>
-      <w:r>
-        <w:rPr>
-          <w:rFonts w:ascii="Times New Roman" w:hAnsi="Times New Roman" w:eastAsia="Times New Roman" w:cs="Times New Roman"/>
-          <w:color w:val="000000"/>
-          <w:sz w:val="24"/>
-        </w:rPr>
-        <w:t xml:space="preserve">, a separate cover-letter writing prompt, an interview-preparation list curated by hand. Each of those tools sees only a slice of the candidate. None of them carry context across the workflow. The thesis presented here builds a single, integrated AI-based system that collapses that workflow into one workspace, and uses the candidate’s resume as the shared substrate across every tool in the system.</w:t>
-      </w:r>
-    </w:p>
-    <w:p>
-      <w:pPr>
-        <w:pStyle w:val="BodyText"/>
+        <w:t xml:space="preserve">Chapter 1 — Introduction</w:t>
+      </w:r>
+    </w:p>
+    <w:p>
+      <w:pPr>
+        <w:pStyle w:val="FirstParagraph"/>
         <w:spacing w:line="312" w:lineRule="auto" w:after="80"/>
         <w:ind w:firstLine="283"/>
         <w:jc w:val="both"/>
@@ -4131,23 +4068,78 @@
           <w:color w:val="000000"/>
           <w:sz w:val="24"/>
         </w:rPr>
+        <w:t xml:space="preserve">Choosing a career path has become substantially harder over the last decade. The labour market changes faster than any individual can track manually: new job titles appear, established roles fragment into specialisations, and the skills that employers list on a job advertisement now turn over on the order of years rather than decades [3]. At the same time, the number of resumes a hiring team sees per opening has grown, and most large employers route applications through automated screening systems before any human reviewer touches the document [18]. The candidate sits between these two pressures: they need to understand which roles fit their evolving experience, and they need to present that experience in a form that survives algorithmic filtering before it reaches a recruiter.</w:t>
+      </w:r>
+    </w:p>
+    <w:p>
+      <w:pPr>
+        <w:pStyle w:val="BodyText"/>
+        <w:spacing w:line="312" w:lineRule="auto" w:after="80"/>
+        <w:ind w:firstLine="283"/>
+        <w:jc w:val="both"/>
+      </w:pPr>
+      <w:r>
+        <w:rPr>
+          <w:rFonts w:ascii="Times New Roman" w:hAnsi="Times New Roman" w:eastAsia="Times New Roman" w:cs="Times New Roman"/>
+          <w:color w:val="000000"/>
+          <w:sz w:val="24"/>
+        </w:rPr>
+        <w:t xml:space="preserve">A working candidate trying to answer those questions today typically uses a fragmented set of tools: a generic resume builder, a job board’s</w:t>
+      </w:r>
+      <w:r>
+        <w:rPr>
+          <w:rFonts w:ascii="Times New Roman" w:hAnsi="Times New Roman" w:eastAsia="Times New Roman" w:cs="Times New Roman"/>
+          <w:color w:val="000000"/>
+          <w:sz w:val="24"/>
+        </w:rPr>
+        <w:t xml:space="preserve"> </w:t>
+      </w:r>
+      <w:r>
+        <w:rPr>
+          <w:rFonts w:ascii="Times New Roman" w:hAnsi="Times New Roman" w:eastAsia="Times New Roman" w:cs="Times New Roman"/>
+          <w:color w:val="000000"/>
+          <w:sz w:val="24"/>
+        </w:rPr>
+        <w:t xml:space="preserve">“match score”</w:t>
+      </w:r>
+      <w:r>
+        <w:rPr>
+          <w:rFonts w:ascii="Times New Roman" w:hAnsi="Times New Roman" w:eastAsia="Times New Roman" w:cs="Times New Roman"/>
+          <w:color w:val="000000"/>
+          <w:sz w:val="24"/>
+        </w:rPr>
+        <w:t xml:space="preserve">, a separate cover-letter writing prompt, an interview-preparation list curated by hand. Each of those tools sees only a slice of the candidate. None of them carry context across the workflow. The thesis presented here builds a single, integrated AI-based system that collapses that workflow into one workspace, and uses the candidate’s resume as the shared substrate across every tool in the system.</w:t>
+      </w:r>
+    </w:p>
+    <w:p>
+      <w:pPr>
+        <w:pStyle w:val="BodyText"/>
+        <w:spacing w:line="312" w:lineRule="auto" w:after="80"/>
+        <w:ind w:firstLine="283"/>
+        <w:jc w:val="both"/>
+      </w:pPr>
+      <w:r>
+        <w:rPr>
+          <w:rFonts w:ascii="Times New Roman" w:hAnsi="Times New Roman" w:eastAsia="Times New Roman" w:cs="Times New Roman"/>
+          <w:color w:val="000000"/>
+          <w:sz w:val="24"/>
+        </w:rPr>
         <w:t xml:space="preserve">The immediate motivation for the topic of this thesis was the author’s experience as an international student at Wrocław University of Science and Technology. During an internship search the author used three or four of the fragmented career tools described above (a generic resume editor, a job-board match score, a separate cover-letter prompt, an interview-question generator), and the friction that emerged was not in any single tool’s output but in the manual re-entry of the same resume into each one. Every tool started from zero context and none of them passed information forward to the next stage of the workflow. The thesis project began as an attempt to remove that friction and, over the months of implementation, grew into the integrated AI-augmented decision-support system [1, 2] that this thesis describes.</w:t>
       </w:r>
     </w:p>
-    <w:bookmarkStart w:id="17" w:name="the-career-decision-problem"/>
+    <w:bookmarkStart w:id="27" w:name="the-career-decision-problem"/>
     <w:p>
       <w:pPr>
         <w:pStyle w:val="Heading2"/>
-        <w:keepNext/>
-        <w:jc w:val="left"/>
-      </w:pPr>
-      <w:r>
-        <w:rPr>
-          <w:rFonts w:ascii="Times New Roman" w:hAnsi="Times New Roman" w:eastAsia="Times New Roman" w:cs="Times New Roman"/>
-          <w:b/>
-          <w:i w:val="0"/>
-          <w:color w:val="000000"/>
-          <w:sz w:val="28"/>
+        <w:spacing w:line="312" w:lineRule="auto" w:after="80"/>
+        <w:ind w:firstLine="283"/>
+        <w:jc w:val="both"/>
+      </w:pPr>
+      <w:r>
+        <w:rPr>
+          <w:rFonts w:ascii="Times New Roman" w:hAnsi="Times New Roman" w:eastAsia="Times New Roman" w:cs="Times New Roman"/>
+          <w:color w:val="000000"/>
+          <w:sz w:val="24"/>
         </w:rPr>
         <w:t xml:space="preserve">1.1 The career decision problem</w:t>
       </w:r>
@@ -4156,6 +4148,7 @@
       <w:pPr>
         <w:pStyle w:val="FirstParagraph"/>
         <w:spacing w:line="312" w:lineRule="auto" w:after="80"/>
+        <w:ind w:firstLine="283"/>
         <w:jc w:val="both"/>
       </w:pPr>
       <w:r>
@@ -4301,43 +4294,11 @@
         <w:t xml:space="preserve">The integrated representation matters because one fact can support several decisions. A quantified backend-project bullet may raise the resume quality score, improve fit against a backend job description, justify a stronger cover-letter paragraph, and supply a story for a behavioural interview answer. If the tools are separated, the user must manually preserve and reinterpret that fact; if they share a representation, the system can carry it forward.</w:t>
       </w:r>
     </w:p>
-    <w:bookmarkEnd w:id="17"/>
-    <w:bookmarkStart w:id="18" w:name="Xb2b33d9c0e4613654e8bd0dc0463185643a1762"/>
+    <w:bookmarkEnd w:id="27"/>
+    <w:bookmarkStart w:id="28" w:name="Xb2b33d9c0e4613654e8bd0dc0463185643a1762"/>
     <w:p>
       <w:pPr>
         <w:pStyle w:val="Heading2"/>
-        <w:keepNext/>
-        <w:jc w:val="left"/>
-      </w:pPr>
-      <w:r>
-        <w:rPr>
-          <w:rFonts w:ascii="Times New Roman" w:hAnsi="Times New Roman" w:eastAsia="Times New Roman" w:cs="Times New Roman"/>
-          <w:b/>
-          <w:i w:val="0"/>
-          <w:color w:val="000000"/>
-          <w:sz w:val="28"/>
-        </w:rPr>
-        <w:t xml:space="preserve">1.2 AI-based recommendation systems for careers</w:t>
-      </w:r>
-    </w:p>
-    <w:p>
-      <w:pPr>
-        <w:pStyle w:val="FirstParagraph"/>
-        <w:spacing w:line="312" w:lineRule="auto" w:after="80"/>
-        <w:jc w:val="both"/>
-      </w:pPr>
-      <w:r>
-        <w:rPr>
-          <w:rFonts w:ascii="Times New Roman" w:hAnsi="Times New Roman" w:eastAsia="Times New Roman" w:cs="Times New Roman"/>
-          <w:color w:val="000000"/>
-          <w:sz w:val="24"/>
-        </w:rPr>
-        <w:t xml:space="preserve">Classical recommender systems rely on many users repeatedly interacting with dense item catalogues. Career recommendation is different: job titles are sparse, employer labels are inconsistent, resume evidence is unstructured, and a single user produces few explicit preference signals. Recent career systems therefore treat the task less as collaborative filtering and more as structured matching between a resume and a job description projected into a shared representation [6, 8, 9, 10, 11, 12, 13].</w:t>
-      </w:r>
-    </w:p>
-    <w:p>
-      <w:pPr>
-        <w:pStyle w:val="BodyText"/>
         <w:spacing w:line="312" w:lineRule="auto" w:after="80"/>
         <w:ind w:firstLine="283"/>
         <w:jc w:val="both"/>
@@ -4348,12 +4309,12 @@
           <w:color w:val="000000"/>
           <w:sz w:val="24"/>
         </w:rPr>
-        <w:t xml:space="preserve">CareerRec [15], for example, applies tree-based classifiers to 2,255 information-technology employee records and reports about 70% accuracy on career-path classification. Broader AI decision-support work [1, 2] shows the same movement from manually engineered features toward learned representations. These systems help select or rank career options, but they usually stop before the candidate has to act on the recommendation. The present thesis extends that workflow by combining assessment, job matching, cover-letter support, interview preparation, and portfolio planning in one application.</w:t>
-      </w:r>
-    </w:p>
-    <w:p>
-      <w:pPr>
-        <w:pStyle w:val="BodyText"/>
+        <w:t xml:space="preserve">1.2 AI-based recommendation systems for careers</w:t>
+      </w:r>
+    </w:p>
+    <w:p>
+      <w:pPr>
+        <w:pStyle w:val="FirstParagraph"/>
         <w:spacing w:line="312" w:lineRule="auto" w:after="80"/>
         <w:ind w:firstLine="283"/>
         <w:jc w:val="both"/>
@@ -4364,41 +4325,7 @@
           <w:color w:val="000000"/>
           <w:sz w:val="24"/>
         </w:rPr>
-        <w:t xml:space="preserve">This extension is intentionally engineering-oriented. The thesis is not only an offline modelling exercise. It asks whether recommendation logic can be embedded in a deployed workflow where a candidate uploads a resume, receives structured feedback, follows the result into another tool, and later returns to earlier runs through persistent history.</w:t>
-      </w:r>
-    </w:p>
-    <w:bookmarkEnd w:id="18"/>
-    <w:bookmarkStart w:id="19" w:name="X0f507a345d505e2b6b09af5902860f6a3d367ad"/>
-    <w:p>
-      <w:pPr>
-        <w:pStyle w:val="Heading2"/>
-        <w:keepNext/>
-        <w:jc w:val="left"/>
-      </w:pPr>
-      <w:r>
-        <w:rPr>
-          <w:rFonts w:ascii="Times New Roman" w:hAnsi="Times New Roman" w:eastAsia="Times New Roman" w:cs="Times New Roman"/>
-          <w:b/>
-          <w:i w:val="0"/>
-          <w:color w:val="000000"/>
-          <w:sz w:val="28"/>
-        </w:rPr>
-        <w:t xml:space="preserve">1.3 Resume parsing and job-description analysis</w:t>
-      </w:r>
-    </w:p>
-    <w:p>
-      <w:pPr>
-        <w:pStyle w:val="FirstParagraph"/>
-        <w:spacing w:line="312" w:lineRule="auto" w:after="80"/>
-        <w:jc w:val="both"/>
-      </w:pPr>
-      <w:r>
-        <w:rPr>
-          <w:rFonts w:ascii="Times New Roman" w:hAnsi="Times New Roman" w:eastAsia="Times New Roman" w:cs="Times New Roman"/>
-          <w:color w:val="000000"/>
-          <w:sz w:val="24"/>
-        </w:rPr>
-        <w:t xml:space="preserve">Resume matching starts with structure extraction from free-form text. Early resume parsers used regular expressions and section-header dictionaries to identify names, dates, education, experience, and skills [14]. Such parsers are brittle against unusual formatting but remain valuable as deterministic, inspectable baselines.</w:t>
+        <w:t xml:space="preserve">Classical recommender systems rely on many users repeatedly interacting with dense item catalogues. Career recommendation is different: job titles are sparse, employer labels are inconsistent, resume evidence is unstructured, and a single user produces few explicit preference signals. Recent career systems therefore treat the task less as collaborative filtering and more as structured matching between a resume and a job description projected into a shared representation [6, 8, 9, 10, 11, 12, 13].</w:t>
       </w:r>
     </w:p>
     <w:p>
@@ -4414,7 +4341,7 @@
           <w:color w:val="000000"/>
           <w:sz w:val="24"/>
         </w:rPr>
-        <w:t xml:space="preserve">Modern parsers rely more heavily on natural-language processing. Named-entity-recognition models extract organisations, dates, and skills; transformer models improve contextual interpretation of ambiguous phrases [4]. Resume2Vec [18] reports a 15.85% improvement in normalised discounted cumulative gain over a non-contextual ATS baseline by using resume embeddings.</w:t>
+        <w:t xml:space="preserve">CareerRec [15], for example, applies tree-based classifiers to 2,255 information-technology employee records and reports about 70% accuracy on career-path classification. Broader AI decision-support work [1, 2] shows the same movement from manually engineered features toward learned representations. These systems help select or rank career options, but they usually stop before the candidate has to act on the recommendation. The present thesis extends that workflow by combining assessment, job matching, cover-letter support, interview preparation, and portfolio planning in one application.</w:t>
       </w:r>
     </w:p>
     <w:p>
@@ -4430,126 +4357,14 @@
           <w:color w:val="000000"/>
           <w:sz w:val="24"/>
         </w:rPr>
-        <w:t xml:space="preserve">Job-description analysis is the demand-side counterpart. Recent work links job postings to standardised taxonomies such as ESCO, the European multilingual classification [8], and O*NET. This normalisation lets</w:t>
-      </w:r>
-      <w:r>
-        <w:rPr>
-          <w:rFonts w:ascii="Times New Roman" w:hAnsi="Times New Roman" w:eastAsia="Times New Roman" w:cs="Times New Roman"/>
-          <w:color w:val="000000"/>
-          <w:sz w:val="24"/>
-        </w:rPr>
-        <w:t xml:space="preserve"> </w:t>
-      </w:r>
-      <w:r>
-        <w:rPr>
-          <w:rFonts w:ascii="Times New Roman" w:hAnsi="Times New Roman" w:eastAsia="Times New Roman" w:cs="Times New Roman"/>
-          <w:color w:val="000000"/>
-          <w:sz w:val="24"/>
-        </w:rPr>
-        <w:t xml:space="preserve">“JavaScript”</w:t>
-      </w:r>
-      <w:r>
-        <w:rPr>
-          <w:rFonts w:ascii="Times New Roman" w:hAnsi="Times New Roman" w:eastAsia="Times New Roman" w:cs="Times New Roman"/>
-          <w:color w:val="000000"/>
-          <w:sz w:val="24"/>
-        </w:rPr>
-        <w:t xml:space="preserve">,</w:t>
-      </w:r>
-      <w:r>
-        <w:rPr>
-          <w:rFonts w:ascii="Times New Roman" w:hAnsi="Times New Roman" w:eastAsia="Times New Roman" w:cs="Times New Roman"/>
-          <w:color w:val="000000"/>
-          <w:sz w:val="24"/>
-        </w:rPr>
-        <w:t xml:space="preserve"> </w:t>
-      </w:r>
-      <w:r>
-        <w:rPr>
-          <w:rFonts w:ascii="Times New Roman" w:hAnsi="Times New Roman" w:eastAsia="Times New Roman" w:cs="Times New Roman"/>
-          <w:color w:val="000000"/>
-          <w:sz w:val="24"/>
-        </w:rPr>
-        <w:t xml:space="preserve">“JS”</w:t>
-      </w:r>
-      <w:r>
-        <w:rPr>
-          <w:rFonts w:ascii="Times New Roman" w:hAnsi="Times New Roman" w:eastAsia="Times New Roman" w:cs="Times New Roman"/>
-          <w:color w:val="000000"/>
-          <w:sz w:val="24"/>
-        </w:rPr>
-        <w:t xml:space="preserve">, and</w:t>
-      </w:r>
-      <w:r>
-        <w:rPr>
-          <w:rFonts w:ascii="Times New Roman" w:hAnsi="Times New Roman" w:eastAsia="Times New Roman" w:cs="Times New Roman"/>
-          <w:color w:val="000000"/>
-          <w:sz w:val="24"/>
-        </w:rPr>
-        <w:t xml:space="preserve"> </w:t>
-      </w:r>
-      <w:r>
-        <w:rPr>
-          <w:rFonts w:ascii="Times New Roman" w:hAnsi="Times New Roman" w:eastAsia="Times New Roman" w:cs="Times New Roman"/>
-          <w:color w:val="000000"/>
-          <w:sz w:val="24"/>
-        </w:rPr>
-        <w:t xml:space="preserve">“ECMAScript”</w:t>
-      </w:r>
-      <w:r>
-        <w:rPr>
-          <w:rFonts w:ascii="Times New Roman" w:hAnsi="Times New Roman" w:eastAsia="Times New Roman" w:cs="Times New Roman"/>
-          <w:color w:val="000000"/>
-          <w:sz w:val="24"/>
-        </w:rPr>
-        <w:t xml:space="preserve"> </w:t>
-      </w:r>
-      <w:r>
-        <w:rPr>
-          <w:rFonts w:ascii="Times New Roman" w:hAnsi="Times New Roman" w:eastAsia="Times New Roman" w:cs="Times New Roman"/>
-          <w:color w:val="000000"/>
-          <w:sz w:val="24"/>
-        </w:rPr>
-        <w:t xml:space="preserve">resolve to the same skill. The literature includes top-down ESCO matching and model-based approaches such as JobBERT, ESCOXLM-R, and LLM-assisted skill extraction [9, 10, 11, 12, 13]. The system implemented here adopts a top-down strategy: a curated ESCO subset is bundled with the application and used to normalise skills on both sides of the match.</w:t>
-      </w:r>
-    </w:p>
-    <w:bookmarkEnd w:id="19"/>
-    <w:bookmarkStart w:id="20" w:name="Xa6a123f0eef37d7de42a3068fa80ba2182618c4"/>
+        <w:t xml:space="preserve">This extension is intentionally engineering-oriented. The thesis is not only an offline modelling exercise. It asks whether recommendation logic can be embedded in a deployed workflow where a candidate uploads a resume, receives structured feedback, follows the result into another tool, and later returns to earlier runs through persistent history.</w:t>
+      </w:r>
+    </w:p>
+    <w:bookmarkEnd w:id="28"/>
+    <w:bookmarkStart w:id="29" w:name="X0f507a345d505e2b6b09af5902860f6a3d367ad"/>
     <w:p>
       <w:pPr>
         <w:pStyle w:val="Heading2"/>
-        <w:keepNext/>
-        <w:jc w:val="left"/>
-      </w:pPr>
-      <w:r>
-        <w:rPr>
-          <w:rFonts w:ascii="Times New Roman" w:hAnsi="Times New Roman" w:eastAsia="Times New Roman" w:cs="Times New Roman"/>
-          <w:b/>
-          <w:i w:val="0"/>
-          <w:color w:val="000000"/>
-          <w:sz w:val="28"/>
-        </w:rPr>
-        <w:t xml:space="preserve">1.4 Heuristic and language-model scoring approaches</w:t>
-      </w:r>
-    </w:p>
-    <w:p>
-      <w:pPr>
-        <w:pStyle w:val="FirstParagraph"/>
-        <w:spacing w:line="312" w:lineRule="auto" w:after="80"/>
-        <w:jc w:val="both"/>
-      </w:pPr>
-      <w:r>
-        <w:rPr>
-          <w:rFonts w:ascii="Times New Roman" w:hAnsi="Times New Roman" w:eastAsia="Times New Roman" w:cs="Times New Roman"/>
-          <w:color w:val="000000"/>
-          <w:sz w:val="24"/>
-        </w:rPr>
-        <w:t xml:space="preserve">The central design tension addressed by this thesis is the choice between two families of methods for scoring the alignment between a resume and a job description.</w:t>
-      </w:r>
-    </w:p>
-    <w:p>
-      <w:pPr>
-        <w:pStyle w:val="BodyText"/>
         <w:spacing w:line="312" w:lineRule="auto" w:after="80"/>
         <w:ind w:firstLine="283"/>
         <w:jc w:val="both"/>
@@ -4560,6 +4375,184 @@
           <w:color w:val="000000"/>
           <w:sz w:val="24"/>
         </w:rPr>
+        <w:t xml:space="preserve">1.3 Resume parsing and job-description analysis</w:t>
+      </w:r>
+    </w:p>
+    <w:p>
+      <w:pPr>
+        <w:pStyle w:val="FirstParagraph"/>
+        <w:spacing w:line="312" w:lineRule="auto" w:after="80"/>
+        <w:ind w:firstLine="283"/>
+        <w:jc w:val="both"/>
+      </w:pPr>
+      <w:r>
+        <w:rPr>
+          <w:rFonts w:ascii="Times New Roman" w:hAnsi="Times New Roman" w:eastAsia="Times New Roman" w:cs="Times New Roman"/>
+          <w:color w:val="000000"/>
+          <w:sz w:val="24"/>
+        </w:rPr>
+        <w:t xml:space="preserve">Resume matching starts with structure extraction from free-form text. Early resume parsers used regular expressions and section-header dictionaries to identify names, dates, education, experience, and skills [14]. Such parsers are brittle against unusual formatting but remain valuable as deterministic, inspectable baselines.</w:t>
+      </w:r>
+    </w:p>
+    <w:p>
+      <w:pPr>
+        <w:pStyle w:val="BodyText"/>
+        <w:spacing w:line="312" w:lineRule="auto" w:after="80"/>
+        <w:ind w:firstLine="283"/>
+        <w:jc w:val="both"/>
+      </w:pPr>
+      <w:r>
+        <w:rPr>
+          <w:rFonts w:ascii="Times New Roman" w:hAnsi="Times New Roman" w:eastAsia="Times New Roman" w:cs="Times New Roman"/>
+          <w:color w:val="000000"/>
+          <w:sz w:val="24"/>
+        </w:rPr>
+        <w:t xml:space="preserve">Modern parsers rely more heavily on natural-language processing. Named-entity-recognition models extract organisations, dates, and skills; transformer models improve contextual interpretation of ambiguous phrases [4]. Resume2Vec [18] reports a 15.85% improvement in normalised discounted cumulative gain over a non-contextual ATS baseline by using resume embeddings.</w:t>
+      </w:r>
+    </w:p>
+    <w:p>
+      <w:pPr>
+        <w:pStyle w:val="BodyText"/>
+        <w:spacing w:line="312" w:lineRule="auto" w:after="80"/>
+        <w:ind w:firstLine="283"/>
+        <w:jc w:val="both"/>
+      </w:pPr>
+      <w:r>
+        <w:rPr>
+          <w:rFonts w:ascii="Times New Roman" w:hAnsi="Times New Roman" w:eastAsia="Times New Roman" w:cs="Times New Roman"/>
+          <w:color w:val="000000"/>
+          <w:sz w:val="24"/>
+        </w:rPr>
+        <w:t xml:space="preserve">Job-description analysis is the demand-side counterpart. Recent work links job postings to standardised taxonomies such as ESCO, the European multilingual classification [8], and O*NET. This normalisation lets</w:t>
+      </w:r>
+      <w:r>
+        <w:rPr>
+          <w:rFonts w:ascii="Times New Roman" w:hAnsi="Times New Roman" w:eastAsia="Times New Roman" w:cs="Times New Roman"/>
+          <w:color w:val="000000"/>
+          <w:sz w:val="24"/>
+        </w:rPr>
+        <w:t xml:space="preserve"> </w:t>
+      </w:r>
+      <w:r>
+        <w:rPr>
+          <w:rFonts w:ascii="Times New Roman" w:hAnsi="Times New Roman" w:eastAsia="Times New Roman" w:cs="Times New Roman"/>
+          <w:color w:val="000000"/>
+          <w:sz w:val="24"/>
+        </w:rPr>
+        <w:t xml:space="preserve">“JavaScript”</w:t>
+      </w:r>
+      <w:r>
+        <w:rPr>
+          <w:rFonts w:ascii="Times New Roman" w:hAnsi="Times New Roman" w:eastAsia="Times New Roman" w:cs="Times New Roman"/>
+          <w:color w:val="000000"/>
+          <w:sz w:val="24"/>
+        </w:rPr>
+        <w:t xml:space="preserve">,</w:t>
+      </w:r>
+      <w:r>
+        <w:rPr>
+          <w:rFonts w:ascii="Times New Roman" w:hAnsi="Times New Roman" w:eastAsia="Times New Roman" w:cs="Times New Roman"/>
+          <w:color w:val="000000"/>
+          <w:sz w:val="24"/>
+        </w:rPr>
+        <w:t xml:space="preserve"> </w:t>
+      </w:r>
+      <w:r>
+        <w:rPr>
+          <w:rFonts w:ascii="Times New Roman" w:hAnsi="Times New Roman" w:eastAsia="Times New Roman" w:cs="Times New Roman"/>
+          <w:color w:val="000000"/>
+          <w:sz w:val="24"/>
+        </w:rPr>
+        <w:t xml:space="preserve">“JS”</w:t>
+      </w:r>
+      <w:r>
+        <w:rPr>
+          <w:rFonts w:ascii="Times New Roman" w:hAnsi="Times New Roman" w:eastAsia="Times New Roman" w:cs="Times New Roman"/>
+          <w:color w:val="000000"/>
+          <w:sz w:val="24"/>
+        </w:rPr>
+        <w:t xml:space="preserve">, and</w:t>
+      </w:r>
+      <w:r>
+        <w:rPr>
+          <w:rFonts w:ascii="Times New Roman" w:hAnsi="Times New Roman" w:eastAsia="Times New Roman" w:cs="Times New Roman"/>
+          <w:color w:val="000000"/>
+          <w:sz w:val="24"/>
+        </w:rPr>
+        <w:t xml:space="preserve"> </w:t>
+      </w:r>
+      <w:r>
+        <w:rPr>
+          <w:rFonts w:ascii="Times New Roman" w:hAnsi="Times New Roman" w:eastAsia="Times New Roman" w:cs="Times New Roman"/>
+          <w:color w:val="000000"/>
+          <w:sz w:val="24"/>
+        </w:rPr>
+        <w:t xml:space="preserve">“ECMAScript”</w:t>
+      </w:r>
+      <w:r>
+        <w:rPr>
+          <w:rFonts w:ascii="Times New Roman" w:hAnsi="Times New Roman" w:eastAsia="Times New Roman" w:cs="Times New Roman"/>
+          <w:color w:val="000000"/>
+          <w:sz w:val="24"/>
+        </w:rPr>
+        <w:t xml:space="preserve"> </w:t>
+      </w:r>
+      <w:r>
+        <w:rPr>
+          <w:rFonts w:ascii="Times New Roman" w:hAnsi="Times New Roman" w:eastAsia="Times New Roman" w:cs="Times New Roman"/>
+          <w:color w:val="000000"/>
+          <w:sz w:val="24"/>
+        </w:rPr>
+        <w:t xml:space="preserve">resolve to the same skill. The literature includes top-down ESCO matching and model-based approaches such as JobBERT, ESCOXLM-R, and LLM-assisted skill extraction [9, 10, 11, 12, 13]. The system implemented here adopts a top-down strategy: a curated ESCO subset is bundled with the application and used to normalise skills on both sides of the match.</w:t>
+      </w:r>
+    </w:p>
+    <w:bookmarkEnd w:id="29"/>
+    <w:bookmarkStart w:id="30" w:name="Xa6a123f0eef37d7de42a3068fa80ba2182618c4"/>
+    <w:p>
+      <w:pPr>
+        <w:pStyle w:val="Heading2"/>
+        <w:spacing w:line="312" w:lineRule="auto" w:after="80"/>
+        <w:ind w:firstLine="283"/>
+        <w:jc w:val="both"/>
+      </w:pPr>
+      <w:r>
+        <w:rPr>
+          <w:rFonts w:ascii="Times New Roman" w:hAnsi="Times New Roman" w:eastAsia="Times New Roman" w:cs="Times New Roman"/>
+          <w:color w:val="000000"/>
+          <w:sz w:val="24"/>
+        </w:rPr>
+        <w:t xml:space="preserve">1.4 Heuristic and language-model scoring approaches</w:t>
+      </w:r>
+    </w:p>
+    <w:p>
+      <w:pPr>
+        <w:pStyle w:val="FirstParagraph"/>
+        <w:spacing w:line="312" w:lineRule="auto" w:after="80"/>
+        <w:ind w:firstLine="283"/>
+        <w:jc w:val="both"/>
+      </w:pPr>
+      <w:r>
+        <w:rPr>
+          <w:rFonts w:ascii="Times New Roman" w:hAnsi="Times New Roman" w:eastAsia="Times New Roman" w:cs="Times New Roman"/>
+          <w:color w:val="000000"/>
+          <w:sz w:val="24"/>
+        </w:rPr>
+        <w:t xml:space="preserve">The central design tension addressed by this thesis is the choice between two families of methods for scoring the alignment between a resume and a job description.</w:t>
+      </w:r>
+    </w:p>
+    <w:p>
+      <w:pPr>
+        <w:pStyle w:val="BodyText"/>
+        <w:spacing w:line="312" w:lineRule="auto" w:after="80"/>
+        <w:ind w:firstLine="283"/>
+        <w:jc w:val="both"/>
+      </w:pPr>
+      <w:r>
+        <w:rPr>
+          <w:rFonts w:ascii="Times New Roman" w:hAnsi="Times New Roman" w:eastAsia="Times New Roman" w:cs="Times New Roman"/>
+          <w:color w:val="000000"/>
+          <w:sz w:val="24"/>
+        </w:rPr>
         <w:t xml:space="preserve">The first family is</w:t>
       </w:r>
       <w:r>
@@ -5132,43 +5125,11 @@
         <w:br w:type="page"/>
       </w:r>
     </w:p>
-    <w:bookmarkEnd w:id="20"/>
-    <w:bookmarkStart w:id="21" w:name="purpose-of-the-thesis"/>
+    <w:bookmarkEnd w:id="30"/>
+    <w:bookmarkStart w:id="31" w:name="purpose-of-the-thesis"/>
     <w:p>
       <w:pPr>
         <w:pStyle w:val="Heading2"/>
-        <w:keepNext/>
-        <w:jc w:val="left"/>
-      </w:pPr>
-      <w:r>
-        <w:rPr>
-          <w:rFonts w:ascii="Times New Roman" w:hAnsi="Times New Roman" w:eastAsia="Times New Roman" w:cs="Times New Roman"/>
-          <w:b/>
-          <w:i w:val="0"/>
-          <w:color w:val="000000"/>
-          <w:sz w:val="28"/>
-        </w:rPr>
-        <w:t xml:space="preserve">1.5 Purpose of the thesis</w:t>
-      </w:r>
-    </w:p>
-    <w:p>
-      <w:pPr>
-        <w:pStyle w:val="FirstParagraph"/>
-        <w:spacing w:line="312" w:lineRule="auto" w:after="80"/>
-        <w:jc w:val="both"/>
-      </w:pPr>
-      <w:r>
-        <w:rPr>
-          <w:rFonts w:ascii="Times New Roman" w:hAnsi="Times New Roman" w:eastAsia="Times New Roman" w:cs="Times New Roman"/>
-          <w:color w:val="000000"/>
-          <w:sz w:val="24"/>
-        </w:rPr>
-        <w:t xml:space="preserve">The objective of the thesis is to develop and evaluate a system that helps users choose suitable career paths based on their skills, experience, and current job-market context, generating personalised suggestions through a combination of classical information-retrieval methods and large-language-model inference.</w:t>
-      </w:r>
-    </w:p>
-    <w:p>
-      <w:pPr>
-        <w:pStyle w:val="BodyText"/>
         <w:spacing w:line="312" w:lineRule="auto" w:after="80"/>
         <w:ind w:firstLine="283"/>
         <w:jc w:val="both"/>
@@ -5179,6 +5140,38 @@
           <w:color w:val="000000"/>
           <w:sz w:val="24"/>
         </w:rPr>
+        <w:t xml:space="preserve">1.5 Purpose of the thesis</w:t>
+      </w:r>
+    </w:p>
+    <w:p>
+      <w:pPr>
+        <w:pStyle w:val="FirstParagraph"/>
+        <w:spacing w:line="312" w:lineRule="auto" w:after="80"/>
+        <w:ind w:firstLine="283"/>
+        <w:jc w:val="both"/>
+      </w:pPr>
+      <w:r>
+        <w:rPr>
+          <w:rFonts w:ascii="Times New Roman" w:hAnsi="Times New Roman" w:eastAsia="Times New Roman" w:cs="Times New Roman"/>
+          <w:color w:val="000000"/>
+          <w:sz w:val="24"/>
+        </w:rPr>
+        <w:t xml:space="preserve">The objective of the thesis is to develop and evaluate a system that helps users choose suitable career paths based on their skills, experience, and current job-market context, generating personalised suggestions through a combination of classical information-retrieval methods and large-language-model inference.</w:t>
+      </w:r>
+    </w:p>
+    <w:p>
+      <w:pPr>
+        <w:pStyle w:val="BodyText"/>
+        <w:spacing w:line="312" w:lineRule="auto" w:after="80"/>
+        <w:ind w:firstLine="283"/>
+        <w:jc w:val="both"/>
+      </w:pPr>
+      <w:r>
+        <w:rPr>
+          <w:rFonts w:ascii="Times New Roman" w:hAnsi="Times New Roman" w:eastAsia="Times New Roman" w:cs="Times New Roman"/>
+          <w:color w:val="000000"/>
+          <w:sz w:val="24"/>
+        </w:rPr>
         <w:t xml:space="preserve">The scope follows the application approved in the</w:t>
       </w:r>
       <w:r>
@@ -5364,43 +5357,11 @@
         <w:t xml:space="preserve">The thesis therefore evaluates the system at two levels. At the product level, success means that six career-support tools operate around one resume representation and persist their results in a coherent workflow. At the analytical level, success means that the score-comparison experiment is reproducible, that the heuristic baseline is specified clearly enough to audit, and that the reported limits prevent the result from being overgeneralised.</w:t>
       </w:r>
     </w:p>
-    <w:bookmarkEnd w:id="21"/>
-    <w:bookmarkStart w:id="22" w:name="structure-of-the-thesis"/>
+    <w:bookmarkEnd w:id="31"/>
+    <w:bookmarkStart w:id="32" w:name="structure-of-the-thesis"/>
     <w:p>
       <w:pPr>
         <w:pStyle w:val="Heading2"/>
-        <w:keepNext/>
-        <w:jc w:val="left"/>
-      </w:pPr>
-      <w:r>
-        <w:rPr>
-          <w:rFonts w:ascii="Times New Roman" w:hAnsi="Times New Roman" w:eastAsia="Times New Roman" w:cs="Times New Roman"/>
-          <w:b/>
-          <w:i w:val="0"/>
-          <w:color w:val="000000"/>
-          <w:sz w:val="28"/>
-        </w:rPr>
-        <w:t xml:space="preserve">1.6 Structure of the thesis</w:t>
-      </w:r>
-    </w:p>
-    <w:p>
-      <w:pPr>
-        <w:pStyle w:val="FirstParagraph"/>
-        <w:spacing w:line="312" w:lineRule="auto" w:after="80"/>
-        <w:jc w:val="both"/>
-      </w:pPr>
-      <w:r>
-        <w:rPr>
-          <w:rFonts w:ascii="Times New Roman" w:hAnsi="Times New Roman" w:eastAsia="Times New Roman" w:cs="Times New Roman"/>
-          <w:color w:val="000000"/>
-          <w:sz w:val="24"/>
-        </w:rPr>
-        <w:t xml:space="preserve">Chapter 2 describes the system architecture: requirements, technology stack, backend layering, frontend routing and state, persistence, security, and Railway deployment.</w:t>
-      </w:r>
-    </w:p>
-    <w:p>
-      <w:pPr>
-        <w:pStyle w:val="BodyText"/>
         <w:spacing w:line="312" w:lineRule="auto" w:after="80"/>
         <w:ind w:firstLine="283"/>
         <w:jc w:val="both"/>
@@ -5411,37 +5372,12 @@
           <w:color w:val="000000"/>
           <w:sz w:val="24"/>
         </w:rPr>
-        <w:t xml:space="preserve">Chapter 3 describes the six tools and the shared implementation patterns:</w:t>
-      </w:r>
-      <w:r>
-        <w:rPr>
-          <w:rFonts w:ascii="Times New Roman" w:hAnsi="Times New Roman" w:eastAsia="Times New Roman" w:cs="Times New Roman"/>
-          <w:color w:val="000000"/>
-          <w:sz w:val="24"/>
-        </w:rPr>
-        <w:t xml:space="preserve"> </w:t>
-      </w:r>
-      <w:r>
-        <w:rPr>
-          <w:rStyle w:val="VerbatimChar"/>
-          <w:rFonts w:ascii="Times New Roman" w:hAnsi="Times New Roman" w:eastAsia="Times New Roman" w:cs="Times New Roman"/>
-          <w:color w:val="000000"/>
-          <w:sz w:val="24"/>
-        </w:rPr>
-        <w:t xml:space="preserve">run_tool_pipeline</w:t>
-      </w:r>
-      <w:r>
-        <w:rPr>
-          <w:rFonts w:ascii="Times New Roman" w:hAnsi="Times New Roman" w:eastAsia="Times New Roman" w:cs="Times New Roman"/>
-          <w:color w:val="000000"/>
-          <w:sz w:val="24"/>
-        </w:rPr>
-        <w:t xml:space="preserve">, prompt construction, structured-output validation, caching, retry behaviour, and heuristic fallback.</w:t>
-      </w:r>
-    </w:p>
-    <w:p>
-      <w:pPr>
-        <w:pStyle w:val="BodyText"/>
+        <w:t xml:space="preserve">1.6 Structure of the thesis</w:t>
+      </w:r>
+    </w:p>
+    <w:p>
+      <w:pPr>
+        <w:pStyle w:val="FirstParagraph"/>
         <w:spacing w:line="312" w:lineRule="auto" w:after="80"/>
         <w:ind w:firstLine="283"/>
         <w:jc w:val="both"/>
@@ -5452,7 +5388,7 @@
           <w:color w:val="000000"/>
           <w:sz w:val="24"/>
         </w:rPr>
-        <w:t xml:space="preserve">Chapter 4 presents the comparative study. It defines the synthetic dataset and controls, specifies the strong heuristic v2, reports agreement, distribution, latency, cost, and ablation results, and discusses limitations.</w:t>
+        <w:t xml:space="preserve">Chapter 2 describes the system architecture: requirements, technology stack, backend layering, frontend routing and state, persistence, security, and Railway deployment.</w:t>
       </w:r>
     </w:p>
     <w:p>
@@ -5468,7 +5404,32 @@
           <w:color w:val="000000"/>
           <w:sz w:val="24"/>
         </w:rPr>
-        <w:t xml:space="preserve">Chapter 5 concludes the thesis by summarising the engineering and empirical contributions, restating the limitations, and identifying future work: Polish-language ESCO support, a sentence-transformer intermediate tier [20, 21], and retrieval-augmented grounding for LLM outputs [25].</w:t>
+        <w:t xml:space="preserve">Chapter 3 describes the six tools and the shared implementation patterns:</w:t>
+      </w:r>
+      <w:r>
+        <w:rPr>
+          <w:rFonts w:ascii="Times New Roman" w:hAnsi="Times New Roman" w:eastAsia="Times New Roman" w:cs="Times New Roman"/>
+          <w:color w:val="000000"/>
+          <w:sz w:val="24"/>
+        </w:rPr>
+        <w:t xml:space="preserve"> </w:t>
+      </w:r>
+      <w:r>
+        <w:rPr>
+          <w:rStyle w:val="VerbatimChar"/>
+          <w:rFonts w:ascii="Times New Roman" w:hAnsi="Times New Roman" w:eastAsia="Times New Roman" w:cs="Times New Roman"/>
+          <w:color w:val="000000"/>
+          <w:sz w:val="24"/>
+        </w:rPr>
+        <w:t xml:space="preserve">run_tool_pipeline</w:t>
+      </w:r>
+      <w:r>
+        <w:rPr>
+          <w:rFonts w:ascii="Times New Roman" w:hAnsi="Times New Roman" w:eastAsia="Times New Roman" w:cs="Times New Roman"/>
+          <w:color w:val="000000"/>
+          <w:sz w:val="24"/>
+        </w:rPr>
+        <w:t xml:space="preserve">, prompt construction, structured-output validation, caching, retry behaviour, and heuristic fallback.</w:t>
       </w:r>
     </w:p>
     <w:p>
@@ -5484,27 +5445,56 @@
           <w:color w:val="000000"/>
           <w:sz w:val="24"/>
         </w:rPr>
+        <w:t xml:space="preserve">Chapter 4 presents the comparative study. It defines the synthetic dataset and controls, specifies the strong heuristic v2, reports agreement, distribution, latency, cost, and ablation results, and discusses limitations.</w:t>
+      </w:r>
+    </w:p>
+    <w:p>
+      <w:pPr>
+        <w:pStyle w:val="BodyText"/>
+        <w:spacing w:line="312" w:lineRule="auto" w:after="80"/>
+        <w:ind w:firstLine="283"/>
+        <w:jc w:val="both"/>
+      </w:pPr>
+      <w:r>
+        <w:rPr>
+          <w:rFonts w:ascii="Times New Roman" w:hAnsi="Times New Roman" w:eastAsia="Times New Roman" w:cs="Times New Roman"/>
+          <w:color w:val="000000"/>
+          <w:sz w:val="24"/>
+        </w:rPr>
+        <w:t xml:space="preserve">Chapter 5 concludes the thesis by summarising the engineering and empirical contributions, restating the limitations, and identifying future work: Polish-language ESCO support, a sentence-transformer intermediate tier [20, 21], and retrieval-augmented grounding for LLM outputs [25].</w:t>
+      </w:r>
+    </w:p>
+    <w:p>
+      <w:pPr>
+        <w:pStyle w:val="BodyText"/>
+        <w:spacing w:line="312" w:lineRule="auto" w:after="80"/>
+        <w:ind w:firstLine="283"/>
+        <w:jc w:val="both"/>
+      </w:pPr>
+      <w:r>
+        <w:rPr>
+          <w:rFonts w:ascii="Times New Roman" w:hAnsi="Times New Roman" w:eastAsia="Times New Roman" w:cs="Times New Roman"/>
+          <w:color w:val="000000"/>
+          <w:sz w:val="24"/>
+        </w:rPr>
         <w:t xml:space="preserve">The bibliography lists the cited works. Appendix A provides representative source listings, Appendix B documents the synthetic dataset, Appendix C shows production screenshots, and Appendix D records the backend configuration reference.</w:t>
       </w:r>
     </w:p>
-    <w:bookmarkEnd w:id="22"/>
-    <w:bookmarkEnd w:id="23"/>
-    <w:bookmarkStart w:id="49" w:name="chapter-2-system-architecture"/>
+    <w:bookmarkEnd w:id="32"/>
+    <w:bookmarkEnd w:id="33"/>
+    <w:bookmarkStart w:id="59" w:name="chapter-2-system-architecture"/>
     <w:p>
       <w:pPr>
         <w:pStyle w:val="Heading1"/>
-        <w:keepNext/>
-        <w:pageBreakBefore/>
-        <w:spacing w:before="480" w:after="240"/>
-        <w:jc w:val="left"/>
-      </w:pPr>
-      <w:r>
-        <w:rPr>
-          <w:rFonts w:ascii="Times New Roman" w:hAnsi="Times New Roman" w:eastAsia="Times New Roman" w:cs="Times New Roman"/>
-          <w:b/>
-          <w:i w:val="0"/>
-          <w:color w:val="000000"/>
-          <w:sz w:val="36"/>
+        <w:spacing w:line="312" w:lineRule="auto" w:after="80"/>
+        <w:ind w:firstLine="283"/>
+        <w:jc w:val="both"/>
+      </w:pPr>
+      <w:r>
+        <w:rPr>
+          <w:rFonts w:ascii="Times New Roman" w:hAnsi="Times New Roman" w:eastAsia="Times New Roman" w:cs="Times New Roman"/>
+          <w:color w:val="000000"/>
+          <w:sz w:val="24"/>
         </w:rPr>
         <w:t xml:space="preserve">Chapter 2 — System architecture</w:t>
       </w:r>
@@ -5513,6 +5503,7 @@
       <w:pPr>
         <w:pStyle w:val="FirstParagraph"/>
         <w:spacing w:line="312" w:lineRule="auto" w:after="80"/>
+        <w:ind w:firstLine="283"/>
         <w:jc w:val="both"/>
       </w:pPr>
       <w:r>
@@ -5524,20 +5515,19 @@
         <w:t xml:space="preserve">This chapter describes the architecture of the system whose evaluation is the subject of the thesis. The chapter is organised in the same order in which design decisions were made during implementation: requirements first, then the choice of technology stack, then the backend, the frontend, the persistence model, and finally the deployment topology that ties the running components together. Where a decision could plausibly have been made differently, the rationale is stated explicitly so that the reasoning is auditable rather than implicit.</w:t>
       </w:r>
     </w:p>
-    <w:bookmarkStart w:id="26" w:name="X543fc3ee69d8b9eebfbf21368042f80b38ec856"/>
+    <w:bookmarkStart w:id="36" w:name="X543fc3ee69d8b9eebfbf21368042f80b38ec856"/>
     <w:p>
       <w:pPr>
         <w:pStyle w:val="Heading2"/>
-        <w:keepNext/>
-        <w:jc w:val="left"/>
-      </w:pPr>
-      <w:r>
-        <w:rPr>
-          <w:rFonts w:ascii="Times New Roman" w:hAnsi="Times New Roman" w:eastAsia="Times New Roman" w:cs="Times New Roman"/>
-          <w:b/>
-          <w:i w:val="0"/>
-          <w:color w:val="000000"/>
-          <w:sz w:val="28"/>
+        <w:spacing w:line="312" w:lineRule="auto" w:after="80"/>
+        <w:ind w:firstLine="283"/>
+        <w:jc w:val="both"/>
+      </w:pPr>
+      <w:r>
+        <w:rPr>
+          <w:rFonts w:ascii="Times New Roman" w:hAnsi="Times New Roman" w:eastAsia="Times New Roman" w:cs="Times New Roman"/>
+          <w:color w:val="000000"/>
+          <w:sz w:val="24"/>
         </w:rPr>
         <w:t xml:space="preserve">2.1 Functional and non-functional requirements</w:t>
       </w:r>
@@ -5546,6 +5536,7 @@
       <w:pPr>
         <w:pStyle w:val="FirstParagraph"/>
         <w:spacing w:line="312" w:lineRule="auto" w:after="80"/>
+        <w:ind w:firstLine="283"/>
         <w:jc w:val="both"/>
       </w:pPr>
       <w:r>
@@ -5557,18 +5548,17 @@
         <w:t xml:space="preserve">The system was designed to satisfy six functional requirements, each corresponding to one of the user-facing tools, and seven non-functional requirements that constrain how those tools are delivered.</w:t>
       </w:r>
     </w:p>
-    <w:bookmarkStart w:id="24" w:name="functional-requirements"/>
+    <w:bookmarkStart w:id="34" w:name="functional-requirements"/>
     <w:p>
       <w:pPr>
         <w:pStyle w:val="Heading3"/>
-        <w:keepNext/>
-        <w:jc w:val="left"/>
-      </w:pPr>
-      <w:r>
-        <w:rPr>
-          <w:rFonts w:ascii="Times New Roman" w:hAnsi="Times New Roman" w:eastAsia="Times New Roman" w:cs="Times New Roman"/>
-          <w:b/>
-          <w:i/>
+        <w:spacing w:line="312" w:lineRule="auto" w:after="80"/>
+        <w:ind w:firstLine="283"/>
+        <w:jc w:val="both"/>
+      </w:pPr>
+      <w:r>
+        <w:rPr>
+          <w:rFonts w:ascii="Times New Roman" w:hAnsi="Times New Roman" w:eastAsia="Times New Roman" w:cs="Times New Roman"/>
           <w:color w:val="000000"/>
           <w:sz w:val="24"/>
         </w:rPr>
@@ -5579,6 +5569,7 @@
       <w:pPr>
         <w:pStyle w:val="FirstParagraph"/>
         <w:spacing w:line="312" w:lineRule="auto" w:after="80"/>
+        <w:ind w:firstLine="283"/>
         <w:jc w:val="both"/>
       </w:pPr>
       <w:r>
@@ -6273,19 +6264,18 @@
         <w:t xml:space="preserve">Three workflow constraints apply across all six tools. The same uploaded resume must serve as input across every tool without re-entry. Tool runs must be re-runnable: regeneration must produce a new history record rather than overwriting the original, so that a user can iterate without losing earlier output. A previously generated result must be referenceable as context when invoking another tool, so that a Cover Letter run can consume a Job Match result and an Interview Q&amp;A run can consume a Resume Analyzer result without manual copy-pasting between tools.</w:t>
       </w:r>
     </w:p>
-    <w:bookmarkEnd w:id="24"/>
-    <w:bookmarkStart w:id="25" w:name="non-functional-requirements"/>
+    <w:bookmarkEnd w:id="34"/>
+    <w:bookmarkStart w:id="35" w:name="non-functional-requirements"/>
     <w:p>
       <w:pPr>
         <w:pStyle w:val="Heading3"/>
-        <w:keepNext/>
-        <w:jc w:val="left"/>
-      </w:pPr>
-      <w:r>
-        <w:rPr>
-          <w:rFonts w:ascii="Times New Roman" w:hAnsi="Times New Roman" w:eastAsia="Times New Roman" w:cs="Times New Roman"/>
-          <w:b/>
-          <w:i/>
+        <w:spacing w:line="312" w:lineRule="auto" w:after="80"/>
+        <w:ind w:firstLine="283"/>
+        <w:jc w:val="both"/>
+      </w:pPr>
+      <w:r>
+        <w:rPr>
+          <w:rFonts w:ascii="Times New Roman" w:hAnsi="Times New Roman" w:eastAsia="Times New Roman" w:cs="Times New Roman"/>
           <w:color w:val="000000"/>
           <w:sz w:val="24"/>
         </w:rPr>
@@ -6296,6 +6286,7 @@
       <w:pPr>
         <w:pStyle w:val="FirstParagraph"/>
         <w:spacing w:line="312" w:lineRule="auto" w:after="80"/>
+        <w:ind w:firstLine="283"/>
         <w:jc w:val="both"/>
       </w:pPr>
       <w:r>
@@ -6698,22 +6689,21 @@
         <w:t xml:space="preserve">The latency requirement N1 was split into N1a and N1b after measurement. An earlier single cold-path target below five seconds did not match the observed behaviour of structured LLM calls, which the comparative study in Chapter 4 confirms run for tens of seconds rather than under five. Separating the two targets keeps the requirement honest: the heuristic path is evaluated as local computation whose latency is fully under the application’s control, while the blended path is evaluated as an upstream-service workflow whose tail latency is governed by the third-party inference provider and absorbed by the retry policy described in Section 3.1.1.</w:t>
       </w:r>
     </w:p>
-    <w:bookmarkEnd w:id="25"/>
-    <w:bookmarkEnd w:id="26"/>
-    <w:bookmarkStart w:id="27" w:name="technology-stack-and-rationale"/>
+    <w:bookmarkEnd w:id="35"/>
+    <w:bookmarkEnd w:id="36"/>
+    <w:bookmarkStart w:id="37" w:name="technology-stack-and-rationale"/>
     <w:p>
       <w:pPr>
         <w:pStyle w:val="Heading2"/>
-        <w:keepNext/>
-        <w:jc w:val="left"/>
-      </w:pPr>
-      <w:r>
-        <w:rPr>
-          <w:rFonts w:ascii="Times New Roman" w:hAnsi="Times New Roman" w:eastAsia="Times New Roman" w:cs="Times New Roman"/>
-          <w:b/>
-          <w:i w:val="0"/>
-          <w:color w:val="000000"/>
-          <w:sz w:val="28"/>
+        <w:spacing w:line="312" w:lineRule="auto" w:after="80"/>
+        <w:ind w:firstLine="283"/>
+        <w:jc w:val="both"/>
+      </w:pPr>
+      <w:r>
+        <w:rPr>
+          <w:rFonts w:ascii="Times New Roman" w:hAnsi="Times New Roman" w:eastAsia="Times New Roman" w:cs="Times New Roman"/>
+          <w:color w:val="000000"/>
+          <w:sz w:val="24"/>
         </w:rPr>
         <w:t xml:space="preserve">2.2 Technology stack and rationale</w:t>
       </w:r>
@@ -6722,6 +6712,7 @@
       <w:pPr>
         <w:pStyle w:val="FirstParagraph"/>
         <w:spacing w:line="312" w:lineRule="auto" w:after="80"/>
+        <w:ind w:firstLine="283"/>
         <w:jc w:val="both"/>
       </w:pPr>
       <w:r>
@@ -8313,21 +8304,20 @@
         <w:t xml:space="preserve">The deployment stack reflects the thesis boundary. Railway provides enough operational structure for a live system without requiring a separate platform-engineering layer. PostgreSQL is used instead of a document store because tool history, users, regeneration chains, and workspaces are relational by nature. Sentry and Railway metrics are sufficient for defect investigation at thesis traffic levels.</w:t>
       </w:r>
     </w:p>
-    <w:bookmarkEnd w:id="27"/>
-    <w:bookmarkStart w:id="38" w:name="backend-architecture"/>
+    <w:bookmarkEnd w:id="37"/>
+    <w:bookmarkStart w:id="48" w:name="backend-architecture"/>
     <w:p>
       <w:pPr>
         <w:pStyle w:val="Heading2"/>
-        <w:keepNext/>
-        <w:jc w:val="left"/>
-      </w:pPr>
-      <w:r>
-        <w:rPr>
-          <w:rFonts w:ascii="Times New Roman" w:hAnsi="Times New Roman" w:eastAsia="Times New Roman" w:cs="Times New Roman"/>
-          <w:b/>
-          <w:i w:val="0"/>
-          <w:color w:val="000000"/>
-          <w:sz w:val="28"/>
+        <w:spacing w:line="312" w:lineRule="auto" w:after="80"/>
+        <w:ind w:firstLine="283"/>
+        <w:jc w:val="both"/>
+      </w:pPr>
+      <w:r>
+        <w:rPr>
+          <w:rFonts w:ascii="Times New Roman" w:hAnsi="Times New Roman" w:eastAsia="Times New Roman" w:cs="Times New Roman"/>
+          <w:color w:val="000000"/>
+          <w:sz w:val="24"/>
         </w:rPr>
         <w:t xml:space="preserve">2.3 Backend architecture</w:t>
       </w:r>
@@ -8336,6 +8326,7 @@
       <w:pPr>
         <w:pStyle w:val="FirstParagraph"/>
         <w:spacing w:line="312" w:lineRule="auto" w:after="80"/>
+        <w:ind w:firstLine="283"/>
         <w:jc w:val="both"/>
       </w:pPr>
       <w:r>
@@ -8359,18 +8350,18 @@
           <wp:inline>
             <wp:extent cx="4031999" cy="2911999"/>
             <wp:effectExtent b="0" l="0" r="0" t="0"/>
-            <wp:docPr descr="Figure 2.1: Backend layered architecture. The FastAPI surface (routers and schemas) delegates to a service layer that runs every analytical tool through the shared run_tool_pipeline, which in turn invokes the heuristic prepass, the LLM gateway (Vertex AI Gemini 2.5 Flash via ai_client.py), and the persistence layer (SQLAlchemy 2.0 + Alembic over PostgreSQL)." title="" id="29" name="Picture"/>
+            <wp:docPr descr="Figure 2.1: Backend layered architecture. The FastAPI surface (routers and schemas) delegates to a service layer that runs every analytical tool through the shared run_tool_pipeline, which in turn invokes the heuristic prepass, the LLM gateway (Vertex AI Gemini 2.5 Flash via ai_client.py), and the persistence layer (SQLAlchemy 2.0 + Alembic over PostgreSQL)." title="" id="39" name="Picture"/>
             <a:graphic>
               <a:graphicData uri="http://schemas.openxmlformats.org/drawingml/2006/picture">
                 <pic:pic>
                   <pic:nvPicPr>
-                    <pic:cNvPr descr="figures/v2/figure-2-1.png" id="30" name="Picture"/>
+                    <pic:cNvPr descr="figures/v2/figure-2-1.png" id="40" name="Picture"/>
                     <pic:cNvPicPr>
                       <a:picLocks noChangeArrowheads="1" noChangeAspect="1"/>
                     </pic:cNvPicPr>
                   </pic:nvPicPr>
                   <pic:blipFill>
-                    <a:blip r:embed="rId28"/>
+                    <a:blip r:embed="rId38"/>
                     <a:stretch>
                       <a:fillRect/>
                     </a:stretch>
@@ -8471,18 +8462,17 @@
         <w:t xml:space="preserve">), and the persistence layer (SQLAlchemy 2.0 + Alembic over PostgreSQL).</w:t>
       </w:r>
     </w:p>
-    <w:bookmarkStart w:id="31" w:name="routers"/>
+    <w:bookmarkStart w:id="41" w:name="routers"/>
     <w:p>
       <w:pPr>
         <w:pStyle w:val="Heading3"/>
-        <w:keepNext/>
-        <w:jc w:val="left"/>
-      </w:pPr>
-      <w:r>
-        <w:rPr>
-          <w:rFonts w:ascii="Times New Roman" w:hAnsi="Times New Roman" w:eastAsia="Times New Roman" w:cs="Times New Roman"/>
-          <w:b/>
-          <w:i/>
+        <w:spacing w:line="312" w:lineRule="auto" w:after="80"/>
+        <w:ind w:firstLine="283"/>
+        <w:jc w:val="both"/>
+      </w:pPr>
+      <w:r>
+        <w:rPr>
+          <w:rFonts w:ascii="Times New Roman" w:hAnsi="Times New Roman" w:eastAsia="Times New Roman" w:cs="Times New Roman"/>
           <w:color w:val="000000"/>
           <w:sz w:val="24"/>
         </w:rPr>
@@ -8493,6 +8483,7 @@
       <w:pPr>
         <w:pStyle w:val="FirstParagraph"/>
         <w:spacing w:line="312" w:lineRule="auto" w:after="80"/>
+        <w:ind w:firstLine="283"/>
         <w:jc w:val="both"/>
       </w:pPr>
       <w:r>
@@ -8879,19 +8870,18 @@
         <w:t xml:space="preserve">. Routers are deliberately thin: they parse and validate the request body via the corresponding Pydantic schema, resolve dependencies (current user, database session), invoke the relevant service function, and return the response. Keeping routers thin makes the tool services and the shared pipeline the main units of behaviour, and means that a new endpoint typically requires only a new prompt module and a service function rather than any router-level plumbing.</w:t>
       </w:r>
     </w:p>
-    <w:bookmarkEnd w:id="31"/>
-    <w:bookmarkStart w:id="35" w:name="the-shared-tool-pipeline"/>
+    <w:bookmarkEnd w:id="41"/>
+    <w:bookmarkStart w:id="45" w:name="the-shared-tool-pipeline"/>
     <w:p>
       <w:pPr>
         <w:pStyle w:val="Heading3"/>
-        <w:keepNext/>
-        <w:jc w:val="left"/>
-      </w:pPr>
-      <w:r>
-        <w:rPr>
-          <w:rFonts w:ascii="Times New Roman" w:hAnsi="Times New Roman" w:eastAsia="Times New Roman" w:cs="Times New Roman"/>
-          <w:b/>
-          <w:i/>
+        <w:spacing w:line="312" w:lineRule="auto" w:after="80"/>
+        <w:ind w:firstLine="283"/>
+        <w:jc w:val="both"/>
+      </w:pPr>
+      <w:r>
+        <w:rPr>
+          <w:rFonts w:ascii="Times New Roman" w:hAnsi="Times New Roman" w:eastAsia="Times New Roman" w:cs="Times New Roman"/>
           <w:color w:val="000000"/>
           <w:sz w:val="24"/>
         </w:rPr>
@@ -8902,6 +8892,7 @@
       <w:pPr>
         <w:pStyle w:val="FirstParagraph"/>
         <w:spacing w:line="312" w:lineRule="auto" w:after="80"/>
+        <w:ind w:firstLine="283"/>
         <w:jc w:val="both"/>
       </w:pPr>
       <w:r>
@@ -9269,18 +9260,18 @@
           <wp:inline>
             <wp:extent cx="4031999" cy="2911999"/>
             <wp:effectExtent b="0" l="0" r="0" t="0"/>
-            <wp:docPr descr="Figure 2.2: Tool pipeline (run_tool_pipeline). Six sequential stages form the cross-cutting wrapper around every analytical tool service: sanitise, cache, service, persist, respond, observe. The LLM gateway is shown as an external dependency exercised inside the service stage, with the four-retry exponential-backoff schedule and the heuristic-only fallback path that activates after the retries are exhausted." title="" id="33" name="Picture"/>
+            <wp:docPr descr="Figure 2.2: Tool pipeline (run_tool_pipeline). Six sequential stages form the cross-cutting wrapper around every analytical tool service: sanitise, cache, service, persist, respond, observe. The LLM gateway is shown as an external dependency exercised inside the service stage, with the four-retry exponential-backoff schedule and the heuristic-only fallback path that activates after the retries are exhausted." title="" id="43" name="Picture"/>
             <a:graphic>
               <a:graphicData uri="http://schemas.openxmlformats.org/drawingml/2006/picture">
                 <pic:pic>
                   <pic:nvPicPr>
-                    <pic:cNvPr descr="figures/v2/figure-2-2.png" id="34" name="Picture"/>
+                    <pic:cNvPr descr="figures/v2/figure-2-2.png" id="44" name="Picture"/>
                     <pic:cNvPicPr>
                       <a:picLocks noChangeArrowheads="1" noChangeAspect="1"/>
                     </pic:cNvPicPr>
                   </pic:nvPicPr>
                   <pic:blipFill>
-                    <a:blip r:embed="rId32"/>
+                    <a:blip r:embed="rId42"/>
                     <a:stretch>
                       <a:fillRect/>
                     </a:stretch>
@@ -9426,209 +9417,11 @@
         <w:t xml:space="preserve">, optional feedback, and the same persistence contract.</w:t>
       </w:r>
     </w:p>
-    <w:bookmarkEnd w:id="35"/>
-    <w:bookmarkStart w:id="36" w:name="tool-services-and-prompt-builders"/>
+    <w:bookmarkEnd w:id="45"/>
+    <w:bookmarkStart w:id="46" w:name="tool-services-and-prompt-builders"/>
     <w:p>
       <w:pPr>
         <w:pStyle w:val="Heading3"/>
-        <w:keepNext/>
-        <w:jc w:val="left"/>
-      </w:pPr>
-      <w:r>
-        <w:rPr>
-          <w:rFonts w:ascii="Times New Roman" w:hAnsi="Times New Roman" w:eastAsia="Times New Roman" w:cs="Times New Roman"/>
-          <w:b/>
-          <w:i/>
-          <w:color w:val="000000"/>
-          <w:sz w:val="24"/>
-        </w:rPr>
-        <w:t xml:space="preserve">2.3.3 Tool services and prompt builders</w:t>
-      </w:r>
-    </w:p>
-    <w:p>
-      <w:pPr>
-        <w:pStyle w:val="FirstParagraph"/>
-        <w:spacing w:line="312" w:lineRule="auto" w:after="80"/>
-        <w:jc w:val="both"/>
-      </w:pPr>
-      <w:r>
-        <w:rPr>
-          <w:rFonts w:ascii="Times New Roman" w:hAnsi="Times New Roman" w:eastAsia="Times New Roman" w:cs="Times New Roman"/>
-          <w:color w:val="000000"/>
-          <w:sz w:val="24"/>
-        </w:rPr>
-        <w:t xml:space="preserve">The body of each tool’s logic lives in two files: a service module (</w:t>
-      </w:r>
-      <w:r>
-        <w:rPr>
-          <w:rStyle w:val="VerbatimChar"/>
-          <w:rFonts w:ascii="Times New Roman" w:hAnsi="Times New Roman" w:eastAsia="Times New Roman" w:cs="Times New Roman"/>
-          <w:color w:val="000000"/>
-          <w:sz w:val="24"/>
-        </w:rPr>
-        <w:t xml:space="preserve">services/&lt;tool&gt;_*.py</w:t>
-      </w:r>
-      <w:r>
-        <w:rPr>
-          <w:rFonts w:ascii="Times New Roman" w:hAnsi="Times New Roman" w:eastAsia="Times New Roman" w:cs="Times New Roman"/>
-          <w:color w:val="000000"/>
-          <w:sz w:val="24"/>
-        </w:rPr>
-        <w:t xml:space="preserve">) and a prompt module (</w:t>
-      </w:r>
-      <w:r>
-        <w:rPr>
-          <w:rStyle w:val="VerbatimChar"/>
-          <w:rFonts w:ascii="Times New Roman" w:hAnsi="Times New Roman" w:eastAsia="Times New Roman" w:cs="Times New Roman"/>
-          <w:color w:val="000000"/>
-          <w:sz w:val="24"/>
-        </w:rPr>
-        <w:t xml:space="preserve">prompts/&lt;tool&gt;.py</w:t>
-      </w:r>
-      <w:r>
-        <w:rPr>
-          <w:rFonts w:ascii="Times New Roman" w:hAnsi="Times New Roman" w:eastAsia="Times New Roman" w:cs="Times New Roman"/>
-          <w:color w:val="000000"/>
-          <w:sz w:val="24"/>
-        </w:rPr>
-        <w:t xml:space="preserve">). The service module orchestrates the heuristic prepass, builds the prompt by delegating to the prompt module, calls</w:t>
-      </w:r>
-      <w:r>
-        <w:rPr>
-          <w:rFonts w:ascii="Times New Roman" w:hAnsi="Times New Roman" w:eastAsia="Times New Roman" w:cs="Times New Roman"/>
-          <w:color w:val="000000"/>
-          <w:sz w:val="24"/>
-        </w:rPr>
-        <w:t xml:space="preserve"> </w:t>
-      </w:r>
-      <w:r>
-        <w:rPr>
-          <w:rStyle w:val="VerbatimChar"/>
-          <w:rFonts w:ascii="Times New Roman" w:hAnsi="Times New Roman" w:eastAsia="Times New Roman" w:cs="Times New Roman"/>
-          <w:color w:val="000000"/>
-          <w:sz w:val="24"/>
-        </w:rPr>
-        <w:t xml:space="preserve">complete_structured</w:t>
-      </w:r>
-      <w:r>
-        <w:rPr>
-          <w:rFonts w:ascii="Times New Roman" w:hAnsi="Times New Roman" w:eastAsia="Times New Roman" w:cs="Times New Roman"/>
-          <w:color w:val="000000"/>
-          <w:sz w:val="24"/>
-        </w:rPr>
-        <w:t xml:space="preserve"> </w:t>
-      </w:r>
-      <w:r>
-        <w:rPr>
-          <w:rFonts w:ascii="Times New Roman" w:hAnsi="Times New Roman" w:eastAsia="Times New Roman" w:cs="Times New Roman"/>
-          <w:color w:val="000000"/>
-          <w:sz w:val="24"/>
-        </w:rPr>
-        <w:t xml:space="preserve">from</w:t>
-      </w:r>
-      <w:r>
-        <w:rPr>
-          <w:rFonts w:ascii="Times New Roman" w:hAnsi="Times New Roman" w:eastAsia="Times New Roman" w:cs="Times New Roman"/>
-          <w:color w:val="000000"/>
-          <w:sz w:val="24"/>
-        </w:rPr>
-        <w:t xml:space="preserve"> </w:t>
-      </w:r>
-      <w:r>
-        <w:rPr>
-          <w:rStyle w:val="VerbatimChar"/>
-          <w:rFonts w:ascii="Times New Roman" w:hAnsi="Times New Roman" w:eastAsia="Times New Roman" w:cs="Times New Roman"/>
-          <w:color w:val="000000"/>
-          <w:sz w:val="24"/>
-        </w:rPr>
-        <w:t xml:space="preserve">services/ai_client.py</w:t>
-      </w:r>
-      <w:r>
-        <w:rPr>
-          <w:rFonts w:ascii="Times New Roman" w:hAnsi="Times New Roman" w:eastAsia="Times New Roman" w:cs="Times New Roman"/>
-          <w:color w:val="000000"/>
-          <w:sz w:val="24"/>
-        </w:rPr>
-        <w:t xml:space="preserve"> </w:t>
-      </w:r>
-      <w:r>
-        <w:rPr>
-          <w:rFonts w:ascii="Times New Roman" w:hAnsi="Times New Roman" w:eastAsia="Times New Roman" w:cs="Times New Roman"/>
-          <w:color w:val="000000"/>
-          <w:sz w:val="24"/>
-        </w:rPr>
-        <w:t xml:space="preserve">to obtain a validated JSON response from Gemini, and post-processes the result. The prompt module is responsible only for assembling the</w:t>
-      </w:r>
-      <w:r>
-        <w:rPr>
-          <w:rFonts w:ascii="Times New Roman" w:hAnsi="Times New Roman" w:eastAsia="Times New Roman" w:cs="Times New Roman"/>
-          <w:color w:val="000000"/>
-          <w:sz w:val="24"/>
-        </w:rPr>
-        <w:t xml:space="preserve"> </w:t>
-      </w:r>
-      <w:r>
-        <w:rPr>
-          <w:rStyle w:val="VerbatimChar"/>
-          <w:rFonts w:ascii="Times New Roman" w:hAnsi="Times New Roman" w:eastAsia="Times New Roman" w:cs="Times New Roman"/>
-          <w:color w:val="000000"/>
-          <w:sz w:val="24"/>
-        </w:rPr>
-        <w:t xml:space="preserve">system</w:t>
-      </w:r>
-      <w:r>
-        <w:rPr>
-          <w:rFonts w:ascii="Times New Roman" w:hAnsi="Times New Roman" w:eastAsia="Times New Roman" w:cs="Times New Roman"/>
-          <w:color w:val="000000"/>
-          <w:sz w:val="24"/>
-        </w:rPr>
-        <w:t xml:space="preserve"> </w:t>
-      </w:r>
-      <w:r>
-        <w:rPr>
-          <w:rFonts w:ascii="Times New Roman" w:hAnsi="Times New Roman" w:eastAsia="Times New Roman" w:cs="Times New Roman"/>
-          <w:color w:val="000000"/>
-          <w:sz w:val="24"/>
-        </w:rPr>
-        <w:t xml:space="preserve">and</w:t>
-      </w:r>
-      <w:r>
-        <w:rPr>
-          <w:rFonts w:ascii="Times New Roman" w:hAnsi="Times New Roman" w:eastAsia="Times New Roman" w:cs="Times New Roman"/>
-          <w:color w:val="000000"/>
-          <w:sz w:val="24"/>
-        </w:rPr>
-        <w:t xml:space="preserve"> </w:t>
-      </w:r>
-      <w:r>
-        <w:rPr>
-          <w:rStyle w:val="VerbatimChar"/>
-          <w:rFonts w:ascii="Times New Roman" w:hAnsi="Times New Roman" w:eastAsia="Times New Roman" w:cs="Times New Roman"/>
-          <w:color w:val="000000"/>
-          <w:sz w:val="24"/>
-        </w:rPr>
-        <w:t xml:space="preserve">user</w:t>
-      </w:r>
-      <w:r>
-        <w:rPr>
-          <w:rFonts w:ascii="Times New Roman" w:hAnsi="Times New Roman" w:eastAsia="Times New Roman" w:cs="Times New Roman"/>
-          <w:color w:val="000000"/>
-          <w:sz w:val="24"/>
-        </w:rPr>
-        <w:t xml:space="preserve"> </w:t>
-      </w:r>
-      <w:r>
-        <w:rPr>
-          <w:rFonts w:ascii="Times New Roman" w:hAnsi="Times New Roman" w:eastAsia="Times New Roman" w:cs="Times New Roman"/>
-          <w:color w:val="000000"/>
-          <w:sz w:val="24"/>
-        </w:rPr>
-        <w:t xml:space="preserve">messages from the inputs and the heuristic prepass. Splitting these responsibilities keeps the prompt content under version control without coupling it to the service-orchestration code.</w:t>
-      </w:r>
-    </w:p>
-    <w:p>
-      <w:pPr>
-        <w:pStyle w:val="BodyText"/>
         <w:spacing w:line="312" w:lineRule="auto" w:after="80"/>
         <w:ind w:firstLine="283"/>
         <w:jc w:val="both"/>
@@ -9639,6 +9432,204 @@
           <w:color w:val="000000"/>
           <w:sz w:val="24"/>
         </w:rPr>
+        <w:t xml:space="preserve">2.3.3 Tool services and prompt builders</w:t>
+      </w:r>
+    </w:p>
+    <w:p>
+      <w:pPr>
+        <w:pStyle w:val="FirstParagraph"/>
+        <w:spacing w:line="312" w:lineRule="auto" w:after="80"/>
+        <w:ind w:firstLine="283"/>
+        <w:jc w:val="both"/>
+      </w:pPr>
+      <w:r>
+        <w:rPr>
+          <w:rFonts w:ascii="Times New Roman" w:hAnsi="Times New Roman" w:eastAsia="Times New Roman" w:cs="Times New Roman"/>
+          <w:color w:val="000000"/>
+          <w:sz w:val="24"/>
+        </w:rPr>
+        <w:t xml:space="preserve">The body of each tool’s logic lives in two files: a service module (</w:t>
+      </w:r>
+      <w:r>
+        <w:rPr>
+          <w:rStyle w:val="VerbatimChar"/>
+          <w:rFonts w:ascii="Times New Roman" w:hAnsi="Times New Roman" w:eastAsia="Times New Roman" w:cs="Times New Roman"/>
+          <w:color w:val="000000"/>
+          <w:sz w:val="24"/>
+        </w:rPr>
+        <w:t xml:space="preserve">services/&lt;tool&gt;_*.py</w:t>
+      </w:r>
+      <w:r>
+        <w:rPr>
+          <w:rFonts w:ascii="Times New Roman" w:hAnsi="Times New Roman" w:eastAsia="Times New Roman" w:cs="Times New Roman"/>
+          <w:color w:val="000000"/>
+          <w:sz w:val="24"/>
+        </w:rPr>
+        <w:t xml:space="preserve">) and a prompt module (</w:t>
+      </w:r>
+      <w:r>
+        <w:rPr>
+          <w:rStyle w:val="VerbatimChar"/>
+          <w:rFonts w:ascii="Times New Roman" w:hAnsi="Times New Roman" w:eastAsia="Times New Roman" w:cs="Times New Roman"/>
+          <w:color w:val="000000"/>
+          <w:sz w:val="24"/>
+        </w:rPr>
+        <w:t xml:space="preserve">prompts/&lt;tool&gt;.py</w:t>
+      </w:r>
+      <w:r>
+        <w:rPr>
+          <w:rFonts w:ascii="Times New Roman" w:hAnsi="Times New Roman" w:eastAsia="Times New Roman" w:cs="Times New Roman"/>
+          <w:color w:val="000000"/>
+          <w:sz w:val="24"/>
+        </w:rPr>
+        <w:t xml:space="preserve">). The service module orchestrates the heuristic prepass, builds the prompt by delegating to the prompt module, calls</w:t>
+      </w:r>
+      <w:r>
+        <w:rPr>
+          <w:rFonts w:ascii="Times New Roman" w:hAnsi="Times New Roman" w:eastAsia="Times New Roman" w:cs="Times New Roman"/>
+          <w:color w:val="000000"/>
+          <w:sz w:val="24"/>
+        </w:rPr>
+        <w:t xml:space="preserve"> </w:t>
+      </w:r>
+      <w:r>
+        <w:rPr>
+          <w:rStyle w:val="VerbatimChar"/>
+          <w:rFonts w:ascii="Times New Roman" w:hAnsi="Times New Roman" w:eastAsia="Times New Roman" w:cs="Times New Roman"/>
+          <w:color w:val="000000"/>
+          <w:sz w:val="24"/>
+        </w:rPr>
+        <w:t xml:space="preserve">complete_structured</w:t>
+      </w:r>
+      <w:r>
+        <w:rPr>
+          <w:rFonts w:ascii="Times New Roman" w:hAnsi="Times New Roman" w:eastAsia="Times New Roman" w:cs="Times New Roman"/>
+          <w:color w:val="000000"/>
+          <w:sz w:val="24"/>
+        </w:rPr>
+        <w:t xml:space="preserve"> </w:t>
+      </w:r>
+      <w:r>
+        <w:rPr>
+          <w:rFonts w:ascii="Times New Roman" w:hAnsi="Times New Roman" w:eastAsia="Times New Roman" w:cs="Times New Roman"/>
+          <w:color w:val="000000"/>
+          <w:sz w:val="24"/>
+        </w:rPr>
+        <w:t xml:space="preserve">from</w:t>
+      </w:r>
+      <w:r>
+        <w:rPr>
+          <w:rFonts w:ascii="Times New Roman" w:hAnsi="Times New Roman" w:eastAsia="Times New Roman" w:cs="Times New Roman"/>
+          <w:color w:val="000000"/>
+          <w:sz w:val="24"/>
+        </w:rPr>
+        <w:t xml:space="preserve"> </w:t>
+      </w:r>
+      <w:r>
+        <w:rPr>
+          <w:rStyle w:val="VerbatimChar"/>
+          <w:rFonts w:ascii="Times New Roman" w:hAnsi="Times New Roman" w:eastAsia="Times New Roman" w:cs="Times New Roman"/>
+          <w:color w:val="000000"/>
+          <w:sz w:val="24"/>
+        </w:rPr>
+        <w:t xml:space="preserve">services/ai_client.py</w:t>
+      </w:r>
+      <w:r>
+        <w:rPr>
+          <w:rFonts w:ascii="Times New Roman" w:hAnsi="Times New Roman" w:eastAsia="Times New Roman" w:cs="Times New Roman"/>
+          <w:color w:val="000000"/>
+          <w:sz w:val="24"/>
+        </w:rPr>
+        <w:t xml:space="preserve"> </w:t>
+      </w:r>
+      <w:r>
+        <w:rPr>
+          <w:rFonts w:ascii="Times New Roman" w:hAnsi="Times New Roman" w:eastAsia="Times New Roman" w:cs="Times New Roman"/>
+          <w:color w:val="000000"/>
+          <w:sz w:val="24"/>
+        </w:rPr>
+        <w:t xml:space="preserve">to obtain a validated JSON response from Gemini, and post-processes the result. The prompt module is responsible only for assembling the</w:t>
+      </w:r>
+      <w:r>
+        <w:rPr>
+          <w:rFonts w:ascii="Times New Roman" w:hAnsi="Times New Roman" w:eastAsia="Times New Roman" w:cs="Times New Roman"/>
+          <w:color w:val="000000"/>
+          <w:sz w:val="24"/>
+        </w:rPr>
+        <w:t xml:space="preserve"> </w:t>
+      </w:r>
+      <w:r>
+        <w:rPr>
+          <w:rStyle w:val="VerbatimChar"/>
+          <w:rFonts w:ascii="Times New Roman" w:hAnsi="Times New Roman" w:eastAsia="Times New Roman" w:cs="Times New Roman"/>
+          <w:color w:val="000000"/>
+          <w:sz w:val="24"/>
+        </w:rPr>
+        <w:t xml:space="preserve">system</w:t>
+      </w:r>
+      <w:r>
+        <w:rPr>
+          <w:rFonts w:ascii="Times New Roman" w:hAnsi="Times New Roman" w:eastAsia="Times New Roman" w:cs="Times New Roman"/>
+          <w:color w:val="000000"/>
+          <w:sz w:val="24"/>
+        </w:rPr>
+        <w:t xml:space="preserve"> </w:t>
+      </w:r>
+      <w:r>
+        <w:rPr>
+          <w:rFonts w:ascii="Times New Roman" w:hAnsi="Times New Roman" w:eastAsia="Times New Roman" w:cs="Times New Roman"/>
+          <w:color w:val="000000"/>
+          <w:sz w:val="24"/>
+        </w:rPr>
+        <w:t xml:space="preserve">and</w:t>
+      </w:r>
+      <w:r>
+        <w:rPr>
+          <w:rFonts w:ascii="Times New Roman" w:hAnsi="Times New Roman" w:eastAsia="Times New Roman" w:cs="Times New Roman"/>
+          <w:color w:val="000000"/>
+          <w:sz w:val="24"/>
+        </w:rPr>
+        <w:t xml:space="preserve"> </w:t>
+      </w:r>
+      <w:r>
+        <w:rPr>
+          <w:rStyle w:val="VerbatimChar"/>
+          <w:rFonts w:ascii="Times New Roman" w:hAnsi="Times New Roman" w:eastAsia="Times New Roman" w:cs="Times New Roman"/>
+          <w:color w:val="000000"/>
+          <w:sz w:val="24"/>
+        </w:rPr>
+        <w:t xml:space="preserve">user</w:t>
+      </w:r>
+      <w:r>
+        <w:rPr>
+          <w:rFonts w:ascii="Times New Roman" w:hAnsi="Times New Roman" w:eastAsia="Times New Roman" w:cs="Times New Roman"/>
+          <w:color w:val="000000"/>
+          <w:sz w:val="24"/>
+        </w:rPr>
+        <w:t xml:space="preserve"> </w:t>
+      </w:r>
+      <w:r>
+        <w:rPr>
+          <w:rFonts w:ascii="Times New Roman" w:hAnsi="Times New Roman" w:eastAsia="Times New Roman" w:cs="Times New Roman"/>
+          <w:color w:val="000000"/>
+          <w:sz w:val="24"/>
+        </w:rPr>
+        <w:t xml:space="preserve">messages from the inputs and the heuristic prepass. Splitting these responsibilities keeps the prompt content under version control without coupling it to the service-orchestration code.</w:t>
+      </w:r>
+    </w:p>
+    <w:p>
+      <w:pPr>
+        <w:pStyle w:val="BodyText"/>
+        <w:spacing w:line="312" w:lineRule="auto" w:after="80"/>
+        <w:ind w:firstLine="283"/>
+        <w:jc w:val="both"/>
+      </w:pPr>
+      <w:r>
+        <w:rPr>
+          <w:rFonts w:ascii="Times New Roman" w:hAnsi="Times New Roman" w:eastAsia="Times New Roman" w:cs="Times New Roman"/>
+          <w:color w:val="000000"/>
+          <w:sz w:val="24"/>
+        </w:rPr>
         <w:t xml:space="preserve">The service modules are also where mode-specific behaviour is isolated. Analytical services can return a heuristic-only response when</w:t>
       </w:r>
       <w:r>
@@ -9675,19 +9666,18 @@
         <w:t xml:space="preserve">is set in the runtime configuration (Section 4.2.9) or when the LLM path fails after exhausting the retry policy described in Section 3.1.1. Generative services do not attempt a heuristic substitute, because a deterministic cover letter or interview answer would be misleading; instead they raise a structured error that the frontend renders as a retry-able failure state.</w:t>
       </w:r>
     </w:p>
-    <w:bookmarkEnd w:id="36"/>
-    <w:bookmarkStart w:id="37" w:name="the-heuristic-prepass"/>
+    <w:bookmarkEnd w:id="46"/>
+    <w:bookmarkStart w:id="47" w:name="the-heuristic-prepass"/>
     <w:p>
       <w:pPr>
         <w:pStyle w:val="Heading3"/>
-        <w:keepNext/>
-        <w:jc w:val="left"/>
-      </w:pPr>
-      <w:r>
-        <w:rPr>
-          <w:rFonts w:ascii="Times New Roman" w:hAnsi="Times New Roman" w:eastAsia="Times New Roman" w:cs="Times New Roman"/>
-          <w:b/>
-          <w:i/>
+        <w:spacing w:line="312" w:lineRule="auto" w:after="80"/>
+        <w:ind w:firstLine="283"/>
+        <w:jc w:val="both"/>
+      </w:pPr>
+      <w:r>
+        <w:rPr>
+          <w:rFonts w:ascii="Times New Roman" w:hAnsi="Times New Roman" w:eastAsia="Times New Roman" w:cs="Times New Roman"/>
           <w:color w:val="000000"/>
           <w:sz w:val="24"/>
         </w:rPr>
@@ -9698,6 +9688,7 @@
       <w:pPr>
         <w:pStyle w:val="FirstParagraph"/>
         <w:spacing w:line="312" w:lineRule="auto" w:after="80"/>
+        <w:ind w:firstLine="283"/>
         <w:jc w:val="both"/>
       </w:pPr>
       <w:r>
@@ -9740,22 +9731,21 @@
         <w:br w:type="page"/>
       </w:r>
     </w:p>
-    <w:bookmarkEnd w:id="37"/>
-    <w:bookmarkEnd w:id="38"/>
-    <w:bookmarkStart w:id="42" w:name="frontend-architecture"/>
+    <w:bookmarkEnd w:id="47"/>
+    <w:bookmarkEnd w:id="48"/>
+    <w:bookmarkStart w:id="52" w:name="frontend-architecture"/>
     <w:p>
       <w:pPr>
         <w:pStyle w:val="Heading2"/>
-        <w:keepNext/>
-        <w:jc w:val="left"/>
-      </w:pPr>
-      <w:r>
-        <w:rPr>
-          <w:rFonts w:ascii="Times New Roman" w:hAnsi="Times New Roman" w:eastAsia="Times New Roman" w:cs="Times New Roman"/>
-          <w:b/>
-          <w:i w:val="0"/>
-          <w:color w:val="000000"/>
-          <w:sz w:val="28"/>
+        <w:spacing w:line="312" w:lineRule="auto" w:after="80"/>
+        <w:ind w:firstLine="283"/>
+        <w:jc w:val="both"/>
+      </w:pPr>
+      <w:r>
+        <w:rPr>
+          <w:rFonts w:ascii="Times New Roman" w:hAnsi="Times New Roman" w:eastAsia="Times New Roman" w:cs="Times New Roman"/>
+          <w:color w:val="000000"/>
+          <w:sz w:val="24"/>
         </w:rPr>
         <w:t xml:space="preserve">2.4 Frontend architecture</w:t>
       </w:r>
@@ -9764,6 +9754,7 @@
       <w:pPr>
         <w:pStyle w:val="FirstParagraph"/>
         <w:spacing w:line="312" w:lineRule="auto" w:after="80"/>
+        <w:ind w:firstLine="283"/>
         <w:jc w:val="both"/>
       </w:pPr>
       <w:r>
@@ -9800,18 +9791,17 @@
         <w:t xml:space="preserve">, the frontend handles everything else). The deployment topology is described in detail in Section 2.7.</w:t>
       </w:r>
     </w:p>
-    <w:bookmarkStart w:id="39" w:name="route-structure"/>
+    <w:bookmarkStart w:id="49" w:name="route-structure"/>
     <w:p>
       <w:pPr>
         <w:pStyle w:val="Heading3"/>
-        <w:keepNext/>
-        <w:jc w:val="left"/>
-      </w:pPr>
-      <w:r>
-        <w:rPr>
-          <w:rFonts w:ascii="Times New Roman" w:hAnsi="Times New Roman" w:eastAsia="Times New Roman" w:cs="Times New Roman"/>
-          <w:b/>
-          <w:i/>
+        <w:spacing w:line="312" w:lineRule="auto" w:after="80"/>
+        <w:ind w:firstLine="283"/>
+        <w:jc w:val="both"/>
+      </w:pPr>
+      <w:r>
+        <w:rPr>
+          <w:rFonts w:ascii="Times New Roman" w:hAnsi="Times New Roman" w:eastAsia="Times New Roman" w:cs="Times New Roman"/>
           <w:color w:val="000000"/>
           <w:sz w:val="24"/>
         </w:rPr>
@@ -9822,6 +9812,7 @@
       <w:pPr>
         <w:pStyle w:val="FirstParagraph"/>
         <w:spacing w:line="312" w:lineRule="auto" w:after="80"/>
+        <w:ind w:firstLine="283"/>
         <w:jc w:val="both"/>
       </w:pPr>
       <w:r>
@@ -10197,19 +10188,18 @@
         <w:t xml:space="preserve">In addition, routes exist for the dashboard, account settings, login, password reset, history, and the small admin surface introduced in Chapter 4 for the runtime scoring-mode toggle.</w:t>
       </w:r>
     </w:p>
-    <w:bookmarkEnd w:id="39"/>
-    <w:bookmarkStart w:id="40" w:name="state-management"/>
+    <w:bookmarkEnd w:id="49"/>
+    <w:bookmarkStart w:id="50" w:name="state-management"/>
     <w:p>
       <w:pPr>
         <w:pStyle w:val="Heading3"/>
-        <w:keepNext/>
-        <w:jc w:val="left"/>
-      </w:pPr>
-      <w:r>
-        <w:rPr>
-          <w:rFonts w:ascii="Times New Roman" w:hAnsi="Times New Roman" w:eastAsia="Times New Roman" w:cs="Times New Roman"/>
-          <w:b/>
-          <w:i/>
+        <w:spacing w:line="312" w:lineRule="auto" w:after="80"/>
+        <w:ind w:firstLine="283"/>
+        <w:jc w:val="both"/>
+      </w:pPr>
+      <w:r>
+        <w:rPr>
+          <w:rFonts w:ascii="Times New Roman" w:hAnsi="Times New Roman" w:eastAsia="Times New Roman" w:cs="Times New Roman"/>
           <w:color w:val="000000"/>
           <w:sz w:val="24"/>
         </w:rPr>
@@ -10220,6 +10210,7 @@
       <w:pPr>
         <w:pStyle w:val="FirstParagraph"/>
         <w:spacing w:line="312" w:lineRule="auto" w:after="80"/>
+        <w:ind w:firstLine="283"/>
         <w:jc w:val="both"/>
       </w:pPr>
       <w:r>
@@ -10478,19 +10469,18 @@
         <w:t xml:space="preserve">.</w:t>
       </w:r>
     </w:p>
-    <w:bookmarkEnd w:id="40"/>
-    <w:bookmarkStart w:id="41" w:name="layout-shell-and-navigation"/>
+    <w:bookmarkEnd w:id="50"/>
+    <w:bookmarkStart w:id="51" w:name="layout-shell-and-navigation"/>
     <w:p>
       <w:pPr>
         <w:pStyle w:val="Heading3"/>
-        <w:keepNext/>
-        <w:jc w:val="left"/>
-      </w:pPr>
-      <w:r>
-        <w:rPr>
-          <w:rFonts w:ascii="Times New Roman" w:hAnsi="Times New Roman" w:eastAsia="Times New Roman" w:cs="Times New Roman"/>
-          <w:b/>
-          <w:i/>
+        <w:spacing w:line="312" w:lineRule="auto" w:after="80"/>
+        <w:ind w:firstLine="283"/>
+        <w:jc w:val="both"/>
+      </w:pPr>
+      <w:r>
+        <w:rPr>
+          <w:rFonts w:ascii="Times New Roman" w:hAnsi="Times New Roman" w:eastAsia="Times New Roman" w:cs="Times New Roman"/>
           <w:color w:val="000000"/>
           <w:sz w:val="24"/>
         </w:rPr>
@@ -10501,6 +10491,7 @@
       <w:pPr>
         <w:pStyle w:val="FirstParagraph"/>
         <w:spacing w:line="312" w:lineRule="auto" w:after="80"/>
+        <w:ind w:firstLine="283"/>
         <w:jc w:val="both"/>
       </w:pPr>
       <w:r>
@@ -10673,22 +10664,21 @@
         <w:t xml:space="preserve">, so a new tool can be exposed across the entire UI with a single registry entry.</w:t>
       </w:r>
     </w:p>
-    <w:bookmarkEnd w:id="41"/>
-    <w:bookmarkEnd w:id="42"/>
-    <w:bookmarkStart w:id="43" w:name="data-model-and-persistence"/>
+    <w:bookmarkEnd w:id="51"/>
+    <w:bookmarkEnd w:id="52"/>
+    <w:bookmarkStart w:id="53" w:name="data-model-and-persistence"/>
     <w:p>
       <w:pPr>
         <w:pStyle w:val="Heading2"/>
-        <w:keepNext/>
-        <w:jc w:val="left"/>
-      </w:pPr>
-      <w:r>
-        <w:rPr>
-          <w:rFonts w:ascii="Times New Roman" w:hAnsi="Times New Roman" w:eastAsia="Times New Roman" w:cs="Times New Roman"/>
-          <w:b/>
-          <w:i w:val="0"/>
-          <w:color w:val="000000"/>
-          <w:sz w:val="28"/>
+        <w:spacing w:line="312" w:lineRule="auto" w:after="80"/>
+        <w:ind w:firstLine="283"/>
+        <w:jc w:val="both"/>
+      </w:pPr>
+      <w:r>
+        <w:rPr>
+          <w:rFonts w:ascii="Times New Roman" w:hAnsi="Times New Roman" w:eastAsia="Times New Roman" w:cs="Times New Roman"/>
+          <w:color w:val="000000"/>
+          <w:sz w:val="24"/>
         </w:rPr>
         <w:t xml:space="preserve">2.5 Data model and persistence</w:t>
       </w:r>
@@ -10697,6 +10687,7 @@
       <w:pPr>
         <w:pStyle w:val="FirstParagraph"/>
         <w:spacing w:line="312" w:lineRule="auto" w:after="80"/>
+        <w:ind w:firstLine="283"/>
         <w:jc w:val="both"/>
       </w:pPr>
       <w:r>
@@ -11825,21 +11816,20 @@
         <w:t xml:space="preserve">field supports the workflow argument of the thesis. When a user invokes a cover letter from a Job Match result, or opens Interview Q&amp;A from an analysed resume, the new result records the prior run it depended on. This produces a small graph of tool usage that the History page renders as a workflow chain rather than a flat reverse-chronological list, without requiring a separate workflow engine, queue, or state machine on the backend.</w:t>
       </w:r>
     </w:p>
-    <w:bookmarkEnd w:id="43"/>
-    <w:bookmarkStart w:id="44" w:name="authentication-and-security"/>
+    <w:bookmarkEnd w:id="53"/>
+    <w:bookmarkStart w:id="54" w:name="authentication-and-security"/>
     <w:p>
       <w:pPr>
         <w:pStyle w:val="Heading2"/>
-        <w:keepNext/>
-        <w:jc w:val="left"/>
-      </w:pPr>
-      <w:r>
-        <w:rPr>
-          <w:rFonts w:ascii="Times New Roman" w:hAnsi="Times New Roman" w:eastAsia="Times New Roman" w:cs="Times New Roman"/>
-          <w:b/>
-          <w:i w:val="0"/>
-          <w:color w:val="000000"/>
-          <w:sz w:val="28"/>
+        <w:spacing w:line="312" w:lineRule="auto" w:after="80"/>
+        <w:ind w:firstLine="283"/>
+        <w:jc w:val="both"/>
+      </w:pPr>
+      <w:r>
+        <w:rPr>
+          <w:rFonts w:ascii="Times New Roman" w:hAnsi="Times New Roman" w:eastAsia="Times New Roman" w:cs="Times New Roman"/>
+          <w:color w:val="000000"/>
+          <w:sz w:val="24"/>
         </w:rPr>
         <w:t xml:space="preserve">2.6 Authentication and security</w:t>
       </w:r>
@@ -11848,6 +11838,7 @@
       <w:pPr>
         <w:pStyle w:val="FirstParagraph"/>
         <w:spacing w:line="312" w:lineRule="auto" w:after="80"/>
+        <w:ind w:firstLine="283"/>
         <w:jc w:val="both"/>
       </w:pPr>
       <w:r>
@@ -12142,21 +12133,20 @@
         <w:t xml:space="preserve">, with stricter limits on login and password-reset endpoints than on the tool endpoints, so that brute-force attempts on credentials are rate-controlled independently of the tool-traffic envelope.</w:t>
       </w:r>
     </w:p>
-    <w:bookmarkEnd w:id="44"/>
-    <w:bookmarkStart w:id="48" w:name="deployment-topology"/>
+    <w:bookmarkEnd w:id="54"/>
+    <w:bookmarkStart w:id="58" w:name="deployment-topology"/>
     <w:p>
       <w:pPr>
         <w:pStyle w:val="Heading2"/>
-        <w:keepNext/>
-        <w:jc w:val="left"/>
-      </w:pPr>
-      <w:r>
-        <w:rPr>
-          <w:rFonts w:ascii="Times New Roman" w:hAnsi="Times New Roman" w:eastAsia="Times New Roman" w:cs="Times New Roman"/>
-          <w:b/>
-          <w:i w:val="0"/>
-          <w:color w:val="000000"/>
-          <w:sz w:val="28"/>
+        <w:spacing w:line="312" w:lineRule="auto" w:after="80"/>
+        <w:ind w:firstLine="283"/>
+        <w:jc w:val="both"/>
+      </w:pPr>
+      <w:r>
+        <w:rPr>
+          <w:rFonts w:ascii="Times New Roman" w:hAnsi="Times New Roman" w:eastAsia="Times New Roman" w:cs="Times New Roman"/>
+          <w:color w:val="000000"/>
+          <w:sz w:val="24"/>
         </w:rPr>
         <w:t xml:space="preserve">2.7 Deployment topology</w:t>
       </w:r>
@@ -12165,6 +12155,7 @@
       <w:pPr>
         <w:pStyle w:val="FirstParagraph"/>
         <w:spacing w:line="312" w:lineRule="auto" w:after="80"/>
+        <w:ind w:firstLine="283"/>
         <w:jc w:val="both"/>
       </w:pPr>
       <w:r>
@@ -12186,20 +12177,20 @@
       <w:r>
         <w:drawing>
           <wp:inline>
-            <wp:extent cx="4031999" cy="2799998"/>
+            <wp:extent cx="4031999" cy="2799999"/>
             <wp:effectExtent b="0" l="0" r="0" t="0"/>
-            <wp:docPr descr="Figure 2.3: Production deployment topology. Browser traffic resolves through Cloudflare DNS and TLS into a single Railway hostname; path-based routing at the Railway edge delivers the / path to the Vite-built frontend service and the /api/v1/* path to the FastAPI backend service. The backend uses a Railway-managed PostgreSQL add-on for persistence and three external dependencies: Vertex AI Gemini 2.5 Flash for inference, Resend for transactional email, and Sentry for error tracking. Both services emit metrics and breadcrumbs to the observability tier." title="" id="46" name="Picture"/>
+            <wp:docPr descr="Figure 2.3: Production deployment topology. Browser traffic resolves through Cloudflare DNS and TLS into a single Railway hostname; path-based routing at the Railway edge delivers the / path to the Vite-built frontend service and the /api/v1/* path to the FastAPI backend service. The backend uses a Railway-managed PostgreSQL add-on for persistence and three external dependencies: Vertex AI Gemini 2.5 Flash for inference, Resend for transactional email, and Sentry for error tracking. Both services emit metrics and breadcrumbs to the observability tier." title="" id="56" name="Picture"/>
             <a:graphic>
               <a:graphicData uri="http://schemas.openxmlformats.org/drawingml/2006/picture">
                 <pic:pic>
                   <pic:nvPicPr>
-                    <pic:cNvPr descr="figures/v2/figure-2-3.png" id="47" name="Picture"/>
+                    <pic:cNvPr descr="figures/v2/figure-2-3.png" id="57" name="Picture"/>
                     <pic:cNvPicPr>
                       <a:picLocks noChangeArrowheads="1" noChangeAspect="1"/>
                     </pic:cNvPicPr>
                   </pic:nvPicPr>
                   <pic:blipFill>
-                    <a:blip r:embed="rId45"/>
+                    <a:blip r:embed="rId55"/>
                     <a:stretch>
                       <a:fillRect/>
                     </a:stretch>
@@ -12207,7 +12198,7 @@
                   <pic:spPr bwMode="auto">
                     <a:xfrm>
                       <a:off x="0" y="0"/>
-                      <a:ext cx="4031999" cy="2799998"/>
+                      <a:ext cx="4031999" cy="2799999"/>
                     </a:xfrm>
                     <a:prstGeom prst="rect">
                       <a:avLst/>
@@ -12572,24 +12563,21 @@
         <w:t xml:space="preserve">The next chapter details the implementation of each of the six tools that this architecture supports.</w:t>
       </w:r>
     </w:p>
-    <w:bookmarkEnd w:id="48"/>
-    <w:bookmarkEnd w:id="49"/>
-    <w:bookmarkStart w:id="75" w:name="chapter-3-tool-implementations"/>
+    <w:bookmarkEnd w:id="58"/>
+    <w:bookmarkEnd w:id="59"/>
+    <w:bookmarkStart w:id="85" w:name="chapter-3-tool-implementations"/>
     <w:p>
       <w:pPr>
         <w:pStyle w:val="Heading1"/>
-        <w:keepNext/>
-        <w:pageBreakBefore/>
-        <w:spacing w:before="480" w:after="240"/>
-        <w:jc w:val="left"/>
-      </w:pPr>
-      <w:r>
-        <w:rPr>
-          <w:rFonts w:ascii="Times New Roman" w:hAnsi="Times New Roman" w:eastAsia="Times New Roman" w:cs="Times New Roman"/>
-          <w:b/>
-          <w:i w:val="0"/>
-          <w:color w:val="000000"/>
-          <w:sz w:val="36"/>
+        <w:spacing w:line="312" w:lineRule="auto" w:after="80"/>
+        <w:ind w:firstLine="283"/>
+        <w:jc w:val="both"/>
+      </w:pPr>
+      <w:r>
+        <w:rPr>
+          <w:rFonts w:ascii="Times New Roman" w:hAnsi="Times New Roman" w:eastAsia="Times New Roman" w:cs="Times New Roman"/>
+          <w:color w:val="000000"/>
+          <w:sz w:val="24"/>
         </w:rPr>
         <w:t xml:space="preserve">Chapter 3 — Tool implementations</w:t>
       </w:r>
@@ -12598,6 +12586,7 @@
       <w:pPr>
         <w:pStyle w:val="FirstParagraph"/>
         <w:spacing w:line="312" w:lineRule="auto" w:after="80"/>
+        <w:ind w:firstLine="283"/>
         <w:jc w:val="both"/>
       </w:pPr>
       <w:r>
@@ -12727,135 +12716,10 @@
         <w:t xml:space="preserve">Before discussing each tool, Section 3.1 isolates the cross-cutting concerns that all six share, so that the per-tool sections can focus on what is specific to each.</w:t>
       </w:r>
     </w:p>
-    <w:bookmarkStart w:id="55" w:name="cross-cutting-design"/>
+    <w:bookmarkStart w:id="65" w:name="cross-cutting-design"/>
     <w:p>
       <w:pPr>
         <w:pStyle w:val="Heading2"/>
-        <w:keepNext/>
-        <w:jc w:val="left"/>
-      </w:pPr>
-      <w:r>
-        <w:rPr>
-          <w:rFonts w:ascii="Times New Roman" w:hAnsi="Times New Roman" w:eastAsia="Times New Roman" w:cs="Times New Roman"/>
-          <w:b/>
-          <w:i w:val="0"/>
-          <w:color w:val="000000"/>
-          <w:sz w:val="28"/>
-        </w:rPr>
-        <w:t xml:space="preserve">3.1 Cross-cutting design</w:t>
-      </w:r>
-    </w:p>
-    <w:bookmarkStart w:id="50" w:name="the-structured-output-llm-client"/>
-    <w:p>
-      <w:pPr>
-        <w:pStyle w:val="Heading3"/>
-        <w:keepNext/>
-        <w:jc w:val="left"/>
-      </w:pPr>
-      <w:r>
-        <w:rPr>
-          <w:rFonts w:ascii="Times New Roman" w:hAnsi="Times New Roman" w:eastAsia="Times New Roman" w:cs="Times New Roman"/>
-          <w:b/>
-          <w:i/>
-          <w:color w:val="000000"/>
-          <w:sz w:val="24"/>
-        </w:rPr>
-        <w:t xml:space="preserve">3.1.1 The structured-output LLM client</w:t>
-      </w:r>
-    </w:p>
-    <w:p>
-      <w:pPr>
-        <w:pStyle w:val="FirstParagraph"/>
-        <w:spacing w:line="312" w:lineRule="auto" w:after="80"/>
-        <w:jc w:val="both"/>
-      </w:pPr>
-      <w:r>
-        <w:rPr>
-          <w:rFonts w:ascii="Times New Roman" w:hAnsi="Times New Roman" w:eastAsia="Times New Roman" w:cs="Times New Roman"/>
-          <w:color w:val="000000"/>
-          <w:sz w:val="24"/>
-        </w:rPr>
-        <w:t xml:space="preserve">All LLM calls go through a single coroutine,</w:t>
-      </w:r>
-      <w:r>
-        <w:rPr>
-          <w:rFonts w:ascii="Times New Roman" w:hAnsi="Times New Roman" w:eastAsia="Times New Roman" w:cs="Times New Roman"/>
-          <w:color w:val="000000"/>
-          <w:sz w:val="24"/>
-        </w:rPr>
-        <w:t xml:space="preserve"> </w:t>
-      </w:r>
-      <w:r>
-        <w:rPr>
-          <w:rStyle w:val="VerbatimChar"/>
-          <w:rFonts w:ascii="Times New Roman" w:hAnsi="Times New Roman" w:eastAsia="Times New Roman" w:cs="Times New Roman"/>
-          <w:color w:val="000000"/>
-          <w:sz w:val="24"/>
-        </w:rPr>
-        <w:t xml:space="preserve">complete_structured(system_prompt, user_prompt, schema=None, model_override=None)</w:t>
-      </w:r>
-      <w:r>
-        <w:rPr>
-          <w:rFonts w:ascii="Times New Roman" w:hAnsi="Times New Roman" w:eastAsia="Times New Roman" w:cs="Times New Roman"/>
-          <w:color w:val="000000"/>
-          <w:sz w:val="24"/>
-        </w:rPr>
-        <w:t xml:space="preserve">, defined in</w:t>
-      </w:r>
-      <w:r>
-        <w:rPr>
-          <w:rFonts w:ascii="Times New Roman" w:hAnsi="Times New Roman" w:eastAsia="Times New Roman" w:cs="Times New Roman"/>
-          <w:color w:val="000000"/>
-          <w:sz w:val="24"/>
-        </w:rPr>
-        <w:t xml:space="preserve"> </w:t>
-      </w:r>
-      <w:r>
-        <w:rPr>
-          <w:rStyle w:val="VerbatimChar"/>
-          <w:rFonts w:ascii="Times New Roman" w:hAnsi="Times New Roman" w:eastAsia="Times New Roman" w:cs="Times New Roman"/>
-          <w:color w:val="000000"/>
-          <w:sz w:val="24"/>
-        </w:rPr>
-        <w:t xml:space="preserve">app/services/ai_client.py</w:t>
-      </w:r>
-      <w:r>
-        <w:rPr>
-          <w:rFonts w:ascii="Times New Roman" w:hAnsi="Times New Roman" w:eastAsia="Times New Roman" w:cs="Times New Roman"/>
-          <w:color w:val="000000"/>
-          <w:sz w:val="24"/>
-        </w:rPr>
-        <w:t xml:space="preserve">. The function lazily initialises the Vertex AI SDK once per process, dispatches the request to the configured provider (</w:t>
-      </w:r>
-      <w:r>
-        <w:rPr>
-          <w:rStyle w:val="VerbatimChar"/>
-          <w:rFonts w:ascii="Times New Roman" w:hAnsi="Times New Roman" w:eastAsia="Times New Roman" w:cs="Times New Roman"/>
-          <w:color w:val="000000"/>
-          <w:sz w:val="24"/>
-        </w:rPr>
-        <w:t xml:space="preserve">vertex</w:t>
-      </w:r>
-      <w:r>
-        <w:rPr>
-          <w:rFonts w:ascii="Times New Roman" w:hAnsi="Times New Roman" w:eastAsia="Times New Roman" w:cs="Times New Roman"/>
-          <w:color w:val="000000"/>
-          <w:sz w:val="24"/>
-        </w:rPr>
-        <w:t xml:space="preserve"> </w:t>
-      </w:r>
-      <w:r>
-        <w:rPr>
-          <w:rFonts w:ascii="Times New Roman" w:hAnsi="Times New Roman" w:eastAsia="Times New Roman" w:cs="Times New Roman"/>
-          <w:color w:val="000000"/>
-          <w:sz w:val="24"/>
-        </w:rPr>
-        <w:t xml:space="preserve">in production), requests JSON output, and returns a parsed Python dictionary.</w:t>
-      </w:r>
-    </w:p>
-    <w:p>
-      <w:pPr>
-        <w:pStyle w:val="BodyText"/>
         <w:spacing w:line="312" w:lineRule="auto" w:after="80"/>
         <w:ind w:firstLine="283"/>
         <w:jc w:val="both"/>
@@ -12866,6 +12730,130 @@
           <w:color w:val="000000"/>
           <w:sz w:val="24"/>
         </w:rPr>
+        <w:t xml:space="preserve">3.1 Cross-cutting design</w:t>
+      </w:r>
+    </w:p>
+    <w:bookmarkStart w:id="60" w:name="the-structured-output-llm-client"/>
+    <w:p>
+      <w:pPr>
+        <w:pStyle w:val="Heading3"/>
+        <w:spacing w:line="312" w:lineRule="auto" w:after="80"/>
+        <w:ind w:firstLine="283"/>
+        <w:jc w:val="both"/>
+      </w:pPr>
+      <w:r>
+        <w:rPr>
+          <w:rFonts w:ascii="Times New Roman" w:hAnsi="Times New Roman" w:eastAsia="Times New Roman" w:cs="Times New Roman"/>
+          <w:color w:val="000000"/>
+          <w:sz w:val="24"/>
+        </w:rPr>
+        <w:t xml:space="preserve">3.1.1 The structured-output LLM client</w:t>
+      </w:r>
+    </w:p>
+    <w:p>
+      <w:pPr>
+        <w:pStyle w:val="FirstParagraph"/>
+        <w:spacing w:line="312" w:lineRule="auto" w:after="80"/>
+        <w:ind w:firstLine="283"/>
+        <w:jc w:val="both"/>
+      </w:pPr>
+      <w:r>
+        <w:rPr>
+          <w:rFonts w:ascii="Times New Roman" w:hAnsi="Times New Roman" w:eastAsia="Times New Roman" w:cs="Times New Roman"/>
+          <w:color w:val="000000"/>
+          <w:sz w:val="24"/>
+        </w:rPr>
+        <w:t xml:space="preserve">All LLM calls go through a single coroutine,</w:t>
+      </w:r>
+      <w:r>
+        <w:rPr>
+          <w:rFonts w:ascii="Times New Roman" w:hAnsi="Times New Roman" w:eastAsia="Times New Roman" w:cs="Times New Roman"/>
+          <w:color w:val="000000"/>
+          <w:sz w:val="24"/>
+        </w:rPr>
+        <w:t xml:space="preserve"> </w:t>
+      </w:r>
+      <w:r>
+        <w:rPr>
+          <w:rStyle w:val="VerbatimChar"/>
+          <w:rFonts w:ascii="Times New Roman" w:hAnsi="Times New Roman" w:eastAsia="Times New Roman" w:cs="Times New Roman"/>
+          <w:color w:val="000000"/>
+          <w:sz w:val="24"/>
+        </w:rPr>
+        <w:t xml:space="preserve">complete_structured(system_prompt, user_prompt, schema=None, model_override=None)</w:t>
+      </w:r>
+      <w:r>
+        <w:rPr>
+          <w:rFonts w:ascii="Times New Roman" w:hAnsi="Times New Roman" w:eastAsia="Times New Roman" w:cs="Times New Roman"/>
+          <w:color w:val="000000"/>
+          <w:sz w:val="24"/>
+        </w:rPr>
+        <w:t xml:space="preserve">, defined in</w:t>
+      </w:r>
+      <w:r>
+        <w:rPr>
+          <w:rFonts w:ascii="Times New Roman" w:hAnsi="Times New Roman" w:eastAsia="Times New Roman" w:cs="Times New Roman"/>
+          <w:color w:val="000000"/>
+          <w:sz w:val="24"/>
+        </w:rPr>
+        <w:t xml:space="preserve"> </w:t>
+      </w:r>
+      <w:r>
+        <w:rPr>
+          <w:rStyle w:val="VerbatimChar"/>
+          <w:rFonts w:ascii="Times New Roman" w:hAnsi="Times New Roman" w:eastAsia="Times New Roman" w:cs="Times New Roman"/>
+          <w:color w:val="000000"/>
+          <w:sz w:val="24"/>
+        </w:rPr>
+        <w:t xml:space="preserve">app/services/ai_client.py</w:t>
+      </w:r>
+      <w:r>
+        <w:rPr>
+          <w:rFonts w:ascii="Times New Roman" w:hAnsi="Times New Roman" w:eastAsia="Times New Roman" w:cs="Times New Roman"/>
+          <w:color w:val="000000"/>
+          <w:sz w:val="24"/>
+        </w:rPr>
+        <w:t xml:space="preserve">. The function lazily initialises the Vertex AI SDK once per process, dispatches the request to the configured provider (</w:t>
+      </w:r>
+      <w:r>
+        <w:rPr>
+          <w:rStyle w:val="VerbatimChar"/>
+          <w:rFonts w:ascii="Times New Roman" w:hAnsi="Times New Roman" w:eastAsia="Times New Roman" w:cs="Times New Roman"/>
+          <w:color w:val="000000"/>
+          <w:sz w:val="24"/>
+        </w:rPr>
+        <w:t xml:space="preserve">vertex</w:t>
+      </w:r>
+      <w:r>
+        <w:rPr>
+          <w:rFonts w:ascii="Times New Roman" w:hAnsi="Times New Roman" w:eastAsia="Times New Roman" w:cs="Times New Roman"/>
+          <w:color w:val="000000"/>
+          <w:sz w:val="24"/>
+        </w:rPr>
+        <w:t xml:space="preserve"> </w:t>
+      </w:r>
+      <w:r>
+        <w:rPr>
+          <w:rFonts w:ascii="Times New Roman" w:hAnsi="Times New Roman" w:eastAsia="Times New Roman" w:cs="Times New Roman"/>
+          <w:color w:val="000000"/>
+          <w:sz w:val="24"/>
+        </w:rPr>
+        <w:t xml:space="preserve">in production), requests JSON output, and returns a parsed Python dictionary.</w:t>
+      </w:r>
+    </w:p>
+    <w:p>
+      <w:pPr>
+        <w:pStyle w:val="BodyText"/>
+        <w:spacing w:line="312" w:lineRule="auto" w:after="80"/>
+        <w:ind w:firstLine="283"/>
+        <w:jc w:val="both"/>
+      </w:pPr>
+      <w:r>
+        <w:rPr>
+          <w:rFonts w:ascii="Times New Roman" w:hAnsi="Times New Roman" w:eastAsia="Times New Roman" w:cs="Times New Roman"/>
+          <w:color w:val="000000"/>
+          <w:sz w:val="24"/>
+        </w:rPr>
         <w:t xml:space="preserve">Two reliability mechanisms are built into the client.</w:t>
       </w:r>
       <w:r>
@@ -13045,19 +13033,18 @@
         <w:t xml:space="preserve">The 5, 10, 20, and 40 second retry schedule was selected after early testing; a shorter 2–4–8–16 schedule often retried before the upstream transient error had cleared.</w:t>
       </w:r>
     </w:p>
-    <w:bookmarkEnd w:id="50"/>
-    <w:bookmarkStart w:id="51" w:name="the-locked-payload-prompt-pattern"/>
+    <w:bookmarkEnd w:id="60"/>
+    <w:bookmarkStart w:id="61" w:name="the-locked-payload-prompt-pattern"/>
     <w:p>
       <w:pPr>
         <w:pStyle w:val="Heading3"/>
-        <w:keepNext/>
-        <w:jc w:val="left"/>
-      </w:pPr>
-      <w:r>
-        <w:rPr>
-          <w:rFonts w:ascii="Times New Roman" w:hAnsi="Times New Roman" w:eastAsia="Times New Roman" w:cs="Times New Roman"/>
-          <w:b/>
-          <w:i/>
+        <w:spacing w:line="312" w:lineRule="auto" w:after="80"/>
+        <w:ind w:firstLine="283"/>
+        <w:jc w:val="both"/>
+      </w:pPr>
+      <w:r>
+        <w:rPr>
+          <w:rFonts w:ascii="Times New Roman" w:hAnsi="Times New Roman" w:eastAsia="Times New Roman" w:cs="Times New Roman"/>
           <w:color w:val="000000"/>
           <w:sz w:val="24"/>
         </w:rPr>
@@ -13068,6 +13055,7 @@
       <w:pPr>
         <w:pStyle w:val="FirstParagraph"/>
         <w:spacing w:line="312" w:lineRule="auto" w:after="80"/>
+        <w:ind w:firstLine="283"/>
         <w:jc w:val="both"/>
       </w:pPr>
       <w:r>
@@ -13181,135 +13169,11 @@
         <w:t xml:space="preserve">block that contains the full output of the heuristic prepass. The locked payload includes the deterministic score breakdown, the detected sections, the matched and missing keywords, and the evidence list. The LLM is instructed to treat this block as authoritative ground truth. The backend then recomputes the final score from the deterministic prepass and the returned LLM score breakdown, so the deployed response does not rely on the model to preserve arithmetic correctly.</w:t>
       </w:r>
     </w:p>
-    <w:bookmarkEnd w:id="51"/>
-    <w:bookmarkStart w:id="52" w:name="pydantic-validated-structured-output"/>
+    <w:bookmarkEnd w:id="61"/>
+    <w:bookmarkStart w:id="62" w:name="pydantic-validated-structured-output"/>
     <w:p>
       <w:pPr>
         <w:pStyle w:val="Heading3"/>
-        <w:keepNext/>
-        <w:jc w:val="left"/>
-      </w:pPr>
-      <w:r>
-        <w:rPr>
-          <w:rFonts w:ascii="Times New Roman" w:hAnsi="Times New Roman" w:eastAsia="Times New Roman" w:cs="Times New Roman"/>
-          <w:b/>
-          <w:i/>
-          <w:color w:val="000000"/>
-          <w:sz w:val="24"/>
-        </w:rPr>
-        <w:t xml:space="preserve">3.1.3 Pydantic-validated structured output</w:t>
-      </w:r>
-    </w:p>
-    <w:p>
-      <w:pPr>
-        <w:pStyle w:val="FirstParagraph"/>
-        <w:spacing w:line="312" w:lineRule="auto" w:after="80"/>
-        <w:jc w:val="both"/>
-      </w:pPr>
-      <w:r>
-        <w:rPr>
-          <w:rFonts w:ascii="Times New Roman" w:hAnsi="Times New Roman" w:eastAsia="Times New Roman" w:cs="Times New Roman"/>
-          <w:color w:val="000000"/>
-          <w:sz w:val="24"/>
-        </w:rPr>
-        <w:t xml:space="preserve">Every API response returned from a tool router is validated against a Pydantic response model in</w:t>
-      </w:r>
-      <w:r>
-        <w:rPr>
-          <w:rFonts w:ascii="Times New Roman" w:hAnsi="Times New Roman" w:eastAsia="Times New Roman" w:cs="Times New Roman"/>
-          <w:color w:val="000000"/>
-          <w:sz w:val="24"/>
-        </w:rPr>
-        <w:t xml:space="preserve"> </w:t>
-      </w:r>
-      <w:r>
-        <w:rPr>
-          <w:rStyle w:val="VerbatimChar"/>
-          <w:rFonts w:ascii="Times New Roman" w:hAnsi="Times New Roman" w:eastAsia="Times New Roman" w:cs="Times New Roman"/>
-          <w:color w:val="000000"/>
-          <w:sz w:val="24"/>
-        </w:rPr>
-        <w:t xml:space="preserve">app/schemas/tools.py</w:t>
-      </w:r>
-      <w:r>
-        <w:rPr>
-          <w:rFonts w:ascii="Times New Roman" w:hAnsi="Times New Roman" w:eastAsia="Times New Roman" w:cs="Times New Roman"/>
-          <w:color w:val="000000"/>
-          <w:sz w:val="24"/>
-        </w:rPr>
-        <w:t xml:space="preserve">. The frontend mirrors those response contracts with Zod schemas in</w:t>
-      </w:r>
-      <w:r>
-        <w:rPr>
-          <w:rFonts w:ascii="Times New Roman" w:hAnsi="Times New Roman" w:eastAsia="Times New Roman" w:cs="Times New Roman"/>
-          <w:color w:val="000000"/>
-          <w:sz w:val="24"/>
-        </w:rPr>
-        <w:t xml:space="preserve"> </w:t>
-      </w:r>
-      <w:r>
-        <w:rPr>
-          <w:rStyle w:val="VerbatimChar"/>
-          <w:rFonts w:ascii="Times New Roman" w:hAnsi="Times New Roman" w:eastAsia="Times New Roman" w:cs="Times New Roman"/>
-          <w:color w:val="000000"/>
-          <w:sz w:val="24"/>
-        </w:rPr>
-        <w:t xml:space="preserve">frontend/src/lib/api/schemas.ts</w:t>
-      </w:r>
-      <w:r>
-        <w:rPr>
-          <w:rFonts w:ascii="Times New Roman" w:hAnsi="Times New Roman" w:eastAsia="Times New Roman" w:cs="Times New Roman"/>
-          <w:color w:val="000000"/>
-          <w:sz w:val="24"/>
-        </w:rPr>
-        <w:t xml:space="preserve"> </w:t>
-      </w:r>
-      <w:r>
-        <w:rPr>
-          <w:rFonts w:ascii="Times New Roman" w:hAnsi="Times New Roman" w:eastAsia="Times New Roman" w:cs="Times New Roman"/>
-          <w:color w:val="000000"/>
-          <w:sz w:val="24"/>
-        </w:rPr>
-        <w:t xml:space="preserve">and validates responses before rendering. The two schema files are kept aligned by tests and code review rather than by code generation, which is adequate for the small number of response shapes in this project. Gemini itself is asked for JSON output, but the backend treats the model response as untrusted: service-level normalisation fills missing fields, drops invalid enum values, and falls back to deterministic heuristic content when the analytical LLM call fails.</w:t>
-      </w:r>
-    </w:p>
-    <w:bookmarkEnd w:id="52"/>
-    <w:bookmarkStart w:id="53" w:name="fallback-policy"/>
-    <w:p>
-      <w:pPr>
-        <w:pStyle w:val="Heading3"/>
-        <w:keepNext/>
-        <w:jc w:val="left"/>
-      </w:pPr>
-      <w:r>
-        <w:rPr>
-          <w:rFonts w:ascii="Times New Roman" w:hAnsi="Times New Roman" w:eastAsia="Times New Roman" w:cs="Times New Roman"/>
-          <w:b/>
-          <w:i/>
-          <w:color w:val="000000"/>
-          <w:sz w:val="24"/>
-        </w:rPr>
-        <w:t xml:space="preserve">3.1.4 Fallback policy</w:t>
-      </w:r>
-    </w:p>
-    <w:p>
-      <w:pPr>
-        <w:pStyle w:val="FirstParagraph"/>
-        <w:spacing w:line="312" w:lineRule="auto" w:after="80"/>
-        <w:jc w:val="both"/>
-      </w:pPr>
-      <w:r>
-        <w:rPr>
-          <w:rFonts w:ascii="Times New Roman" w:hAnsi="Times New Roman" w:eastAsia="Times New Roman" w:cs="Times New Roman"/>
-          <w:color w:val="000000"/>
-          <w:sz w:val="24"/>
-        </w:rPr>
-        <w:t xml:space="preserve">The system distinguishes two failure modes for an LLM call: a recoverable failure that should produce a degraded but useful response, and an unrecoverable failure that should surface as an explicit error to the user.</w:t>
-      </w:r>
-    </w:p>
-    <w:p>
-      <w:pPr>
-        <w:pStyle w:val="BodyText"/>
         <w:spacing w:line="312" w:lineRule="auto" w:after="80"/>
         <w:ind w:firstLine="283"/>
         <w:jc w:val="both"/>
@@ -13320,6 +13184,130 @@
           <w:color w:val="000000"/>
           <w:sz w:val="24"/>
         </w:rPr>
+        <w:t xml:space="preserve">3.1.3 Pydantic-validated structured output</w:t>
+      </w:r>
+    </w:p>
+    <w:p>
+      <w:pPr>
+        <w:pStyle w:val="FirstParagraph"/>
+        <w:spacing w:line="312" w:lineRule="auto" w:after="80"/>
+        <w:ind w:firstLine="283"/>
+        <w:jc w:val="both"/>
+      </w:pPr>
+      <w:r>
+        <w:rPr>
+          <w:rFonts w:ascii="Times New Roman" w:hAnsi="Times New Roman" w:eastAsia="Times New Roman" w:cs="Times New Roman"/>
+          <w:color w:val="000000"/>
+          <w:sz w:val="24"/>
+        </w:rPr>
+        <w:t xml:space="preserve">Every API response returned from a tool router is validated against a Pydantic response model in</w:t>
+      </w:r>
+      <w:r>
+        <w:rPr>
+          <w:rFonts w:ascii="Times New Roman" w:hAnsi="Times New Roman" w:eastAsia="Times New Roman" w:cs="Times New Roman"/>
+          <w:color w:val="000000"/>
+          <w:sz w:val="24"/>
+        </w:rPr>
+        <w:t xml:space="preserve"> </w:t>
+      </w:r>
+      <w:r>
+        <w:rPr>
+          <w:rStyle w:val="VerbatimChar"/>
+          <w:rFonts w:ascii="Times New Roman" w:hAnsi="Times New Roman" w:eastAsia="Times New Roman" w:cs="Times New Roman"/>
+          <w:color w:val="000000"/>
+          <w:sz w:val="24"/>
+        </w:rPr>
+        <w:t xml:space="preserve">app/schemas/tools.py</w:t>
+      </w:r>
+      <w:r>
+        <w:rPr>
+          <w:rFonts w:ascii="Times New Roman" w:hAnsi="Times New Roman" w:eastAsia="Times New Roman" w:cs="Times New Roman"/>
+          <w:color w:val="000000"/>
+          <w:sz w:val="24"/>
+        </w:rPr>
+        <w:t xml:space="preserve">. The frontend mirrors those response contracts with Zod schemas in</w:t>
+      </w:r>
+      <w:r>
+        <w:rPr>
+          <w:rFonts w:ascii="Times New Roman" w:hAnsi="Times New Roman" w:eastAsia="Times New Roman" w:cs="Times New Roman"/>
+          <w:color w:val="000000"/>
+          <w:sz w:val="24"/>
+        </w:rPr>
+        <w:t xml:space="preserve"> </w:t>
+      </w:r>
+      <w:r>
+        <w:rPr>
+          <w:rStyle w:val="VerbatimChar"/>
+          <w:rFonts w:ascii="Times New Roman" w:hAnsi="Times New Roman" w:eastAsia="Times New Roman" w:cs="Times New Roman"/>
+          <w:color w:val="000000"/>
+          <w:sz w:val="24"/>
+        </w:rPr>
+        <w:t xml:space="preserve">frontend/src/lib/api/schemas.ts</w:t>
+      </w:r>
+      <w:r>
+        <w:rPr>
+          <w:rFonts w:ascii="Times New Roman" w:hAnsi="Times New Roman" w:eastAsia="Times New Roman" w:cs="Times New Roman"/>
+          <w:color w:val="000000"/>
+          <w:sz w:val="24"/>
+        </w:rPr>
+        <w:t xml:space="preserve"> </w:t>
+      </w:r>
+      <w:r>
+        <w:rPr>
+          <w:rFonts w:ascii="Times New Roman" w:hAnsi="Times New Roman" w:eastAsia="Times New Roman" w:cs="Times New Roman"/>
+          <w:color w:val="000000"/>
+          <w:sz w:val="24"/>
+        </w:rPr>
+        <w:t xml:space="preserve">and validates responses before rendering. The two schema files are kept aligned by tests and code review rather than by code generation, which is adequate for the small number of response shapes in this project. Gemini itself is asked for JSON output, but the backend treats the model response as untrusted: service-level normalisation fills missing fields, drops invalid enum values, and falls back to deterministic heuristic content when the analytical LLM call fails.</w:t>
+      </w:r>
+    </w:p>
+    <w:bookmarkEnd w:id="62"/>
+    <w:bookmarkStart w:id="63" w:name="fallback-policy"/>
+    <w:p>
+      <w:pPr>
+        <w:pStyle w:val="Heading3"/>
+        <w:spacing w:line="312" w:lineRule="auto" w:after="80"/>
+        <w:ind w:firstLine="283"/>
+        <w:jc w:val="both"/>
+      </w:pPr>
+      <w:r>
+        <w:rPr>
+          <w:rFonts w:ascii="Times New Roman" w:hAnsi="Times New Roman" w:eastAsia="Times New Roman" w:cs="Times New Roman"/>
+          <w:color w:val="000000"/>
+          <w:sz w:val="24"/>
+        </w:rPr>
+        <w:t xml:space="preserve">3.1.4 Fallback policy</w:t>
+      </w:r>
+    </w:p>
+    <w:p>
+      <w:pPr>
+        <w:pStyle w:val="FirstParagraph"/>
+        <w:spacing w:line="312" w:lineRule="auto" w:after="80"/>
+        <w:ind w:firstLine="283"/>
+        <w:jc w:val="both"/>
+      </w:pPr>
+      <w:r>
+        <w:rPr>
+          <w:rFonts w:ascii="Times New Roman" w:hAnsi="Times New Roman" w:eastAsia="Times New Roman" w:cs="Times New Roman"/>
+          <w:color w:val="000000"/>
+          <w:sz w:val="24"/>
+        </w:rPr>
+        <w:t xml:space="preserve">The system distinguishes two failure modes for an LLM call: a recoverable failure that should produce a degraded but useful response, and an unrecoverable failure that should surface as an explicit error to the user.</w:t>
+      </w:r>
+    </w:p>
+    <w:p>
+      <w:pPr>
+        <w:pStyle w:val="BodyText"/>
+        <w:spacing w:line="312" w:lineRule="auto" w:after="80"/>
+        <w:ind w:firstLine="283"/>
+        <w:jc w:val="both"/>
+      </w:pPr>
+      <w:r>
+        <w:rPr>
+          <w:rFonts w:ascii="Times New Roman" w:hAnsi="Times New Roman" w:eastAsia="Times New Roman" w:cs="Times New Roman"/>
+          <w:color w:val="000000"/>
+          <w:sz w:val="24"/>
+        </w:rPr>
         <w:t xml:space="preserve">For</w:t>
       </w:r>
       <w:r>
@@ -13489,19 +13477,18 @@
         <w:t xml:space="preserve">tools (Cover Letter, Interview Q&amp;A, Career Path, Portfolio) no fallback is offered. A heuristic-generated cover letter or interview-question list is not a credible substitute for an LLM-generated one; producing such an artefact would be misleading. These tools raise a structured 503 error that the frontend renders as a retry-able failure state.</w:t>
       </w:r>
     </w:p>
-    <w:bookmarkEnd w:id="53"/>
-    <w:bookmarkStart w:id="54" w:name="caching"/>
+    <w:bookmarkEnd w:id="63"/>
+    <w:bookmarkStart w:id="64" w:name="caching"/>
     <w:p>
       <w:pPr>
         <w:pStyle w:val="Heading3"/>
-        <w:keepNext/>
-        <w:jc w:val="left"/>
-      </w:pPr>
-      <w:r>
-        <w:rPr>
-          <w:rFonts w:ascii="Times New Roman" w:hAnsi="Times New Roman" w:eastAsia="Times New Roman" w:cs="Times New Roman"/>
-          <w:b/>
-          <w:i/>
+        <w:spacing w:line="312" w:lineRule="auto" w:after="80"/>
+        <w:ind w:firstLine="283"/>
+        <w:jc w:val="both"/>
+      </w:pPr>
+      <w:r>
+        <w:rPr>
+          <w:rFonts w:ascii="Times New Roman" w:hAnsi="Times New Roman" w:eastAsia="Times New Roman" w:cs="Times New Roman"/>
           <w:color w:val="000000"/>
           <w:sz w:val="24"/>
         </w:rPr>
@@ -13512,6 +13499,7 @@
       <w:pPr>
         <w:pStyle w:val="FirstParagraph"/>
         <w:spacing w:line="312" w:lineRule="auto" w:after="80"/>
+        <w:ind w:firstLine="283"/>
         <w:jc w:val="both"/>
       </w:pPr>
       <w:r>
@@ -13523,22 +13511,21 @@
         <w:t xml:space="preserve">The shared pipeline (Chapter 2.3.2) computes a content hash from the tool name, the sanitised inputs, the user identifier, and any tool-specific cache keys. The result of a cache hit is returned without invoking the service function, bypassing the LLM call entirely. The cache is in-memory with a one-hour TTL and is intentionally not shared between processes; this is acceptable for thesis-scoped traffic, and Redis is documented in Chapter 5 as the planned upgrade for V1.1.</w:t>
       </w:r>
     </w:p>
-    <w:bookmarkEnd w:id="54"/>
-    <w:bookmarkEnd w:id="55"/>
-    <w:bookmarkStart w:id="59" w:name="resume-analyzer"/>
+    <w:bookmarkEnd w:id="64"/>
+    <w:bookmarkEnd w:id="65"/>
+    <w:bookmarkStart w:id="69" w:name="resume-analyzer"/>
     <w:p>
       <w:pPr>
         <w:pStyle w:val="Heading2"/>
-        <w:keepNext/>
-        <w:jc w:val="left"/>
-      </w:pPr>
-      <w:r>
-        <w:rPr>
-          <w:rFonts w:ascii="Times New Roman" w:hAnsi="Times New Roman" w:eastAsia="Times New Roman" w:cs="Times New Roman"/>
-          <w:b/>
-          <w:i w:val="0"/>
-          <w:color w:val="000000"/>
-          <w:sz w:val="28"/>
+        <w:spacing w:line="312" w:lineRule="auto" w:after="80"/>
+        <w:ind w:firstLine="283"/>
+        <w:jc w:val="both"/>
+      </w:pPr>
+      <w:r>
+        <w:rPr>
+          <w:rFonts w:ascii="Times New Roman" w:hAnsi="Times New Roman" w:eastAsia="Times New Roman" w:cs="Times New Roman"/>
+          <w:color w:val="000000"/>
+          <w:sz w:val="24"/>
         </w:rPr>
         <w:t xml:space="preserve">3.2 Resume Analyzer</w:t>
       </w:r>
@@ -13547,6 +13534,7 @@
       <w:pPr>
         <w:pStyle w:val="FirstParagraph"/>
         <w:spacing w:line="312" w:lineRule="auto" w:after="80"/>
+        <w:ind w:firstLine="283"/>
         <w:jc w:val="both"/>
       </w:pPr>
       <w:r>
@@ -13558,18 +13546,17 @@
         <w:t xml:space="preserve">The Resume Analyzer accepts a resume text and an optional target job description, and returns a five-axis quality assessment. It is the most heavily exercised tool in the system; every other tool can be invoked from the result page of the Resume Analyzer with the analysed resume already loaded.</w:t>
       </w:r>
     </w:p>
-    <w:bookmarkStart w:id="56" w:name="input-contract"/>
+    <w:bookmarkStart w:id="66" w:name="input-contract"/>
     <w:p>
       <w:pPr>
         <w:pStyle w:val="Heading3"/>
-        <w:keepNext/>
-        <w:jc w:val="left"/>
-      </w:pPr>
-      <w:r>
-        <w:rPr>
-          <w:rFonts w:ascii="Times New Roman" w:hAnsi="Times New Roman" w:eastAsia="Times New Roman" w:cs="Times New Roman"/>
-          <w:b/>
-          <w:i/>
+        <w:spacing w:line="312" w:lineRule="auto" w:after="80"/>
+        <w:ind w:firstLine="283"/>
+        <w:jc w:val="both"/>
+      </w:pPr>
+      <w:r>
+        <w:rPr>
+          <w:rFonts w:ascii="Times New Roman" w:hAnsi="Times New Roman" w:eastAsia="Times New Roman" w:cs="Times New Roman"/>
           <w:color w:val="000000"/>
           <w:sz w:val="24"/>
         </w:rPr>
@@ -13580,6 +13567,7 @@
       <w:pPr>
         <w:pStyle w:val="FirstParagraph"/>
         <w:spacing w:line="312" w:lineRule="auto" w:after="80"/>
+        <w:ind w:firstLine="283"/>
         <w:jc w:val="both"/>
       </w:pPr>
       <w:r>
@@ -13624,19 +13612,18 @@
         <w:t xml:space="preserve">string used when the user regenerates with a specific instruction.</w:t>
       </w:r>
     </w:p>
-    <w:bookmarkEnd w:id="56"/>
-    <w:bookmarkStart w:id="57" w:name="heuristic-prepass"/>
+    <w:bookmarkEnd w:id="66"/>
+    <w:bookmarkStart w:id="67" w:name="heuristic-prepass"/>
     <w:p>
       <w:pPr>
         <w:pStyle w:val="Heading3"/>
-        <w:keepNext/>
-        <w:jc w:val="left"/>
-      </w:pPr>
-      <w:r>
-        <w:rPr>
-          <w:rFonts w:ascii="Times New Roman" w:hAnsi="Times New Roman" w:eastAsia="Times New Roman" w:cs="Times New Roman"/>
-          <w:b/>
-          <w:i/>
+        <w:spacing w:line="312" w:lineRule="auto" w:after="80"/>
+        <w:ind w:firstLine="283"/>
+        <w:jc w:val="both"/>
+      </w:pPr>
+      <w:r>
+        <w:rPr>
+          <w:rFonts w:ascii="Times New Roman" w:hAnsi="Times New Roman" w:eastAsia="Times New Roman" w:cs="Times New Roman"/>
           <w:color w:val="000000"/>
           <w:sz w:val="24"/>
         </w:rPr>
@@ -13647,6 +13634,7 @@
       <w:pPr>
         <w:pStyle w:val="FirstParagraph"/>
         <w:spacing w:line="312" w:lineRule="auto" w:after="80"/>
+        <w:ind w:firstLine="283"/>
         <w:jc w:val="both"/>
       </w:pPr>
       <w:r>
@@ -14201,176 +14189,11 @@
         <w:t xml:space="preserve">. Each sub-score is clamped to the integer range [0, 100].</w:t>
       </w:r>
     </w:p>
-    <w:bookmarkEnd w:id="57"/>
-    <w:bookmarkStart w:id="58" w:name="prompt-and-post-processing"/>
+    <w:bookmarkEnd w:id="67"/>
+    <w:bookmarkStart w:id="68" w:name="prompt-and-post-processing"/>
     <w:p>
       <w:pPr>
         <w:pStyle w:val="Heading3"/>
-        <w:keepNext/>
-        <w:jc w:val="left"/>
-      </w:pPr>
-      <w:r>
-        <w:rPr>
-          <w:rFonts w:ascii="Times New Roman" w:hAnsi="Times New Roman" w:eastAsia="Times New Roman" w:cs="Times New Roman"/>
-          <w:b/>
-          <w:i/>
-          <w:color w:val="000000"/>
-          <w:sz w:val="24"/>
-        </w:rPr>
-        <w:t xml:space="preserve">3.2.3 Prompt and post-processing</w:t>
-      </w:r>
-    </w:p>
-    <w:p>
-      <w:pPr>
-        <w:pStyle w:val="FirstParagraph"/>
-        <w:spacing w:line="312" w:lineRule="auto" w:after="80"/>
-        <w:jc w:val="both"/>
-      </w:pPr>
-      <w:r>
-        <w:rPr>
-          <w:rFonts w:ascii="Times New Roman" w:hAnsi="Times New Roman" w:eastAsia="Times New Roman" w:cs="Times New Roman"/>
-          <w:color w:val="000000"/>
-          <w:sz w:val="24"/>
-        </w:rPr>
-        <w:t xml:space="preserve">The resume prompt (</w:t>
-      </w:r>
-      <w:r>
-        <w:rPr>
-          <w:rStyle w:val="VerbatimChar"/>
-          <w:rFonts w:ascii="Times New Roman" w:hAnsi="Times New Roman" w:eastAsia="Times New Roman" w:cs="Times New Roman"/>
-          <w:color w:val="000000"/>
-          <w:sz w:val="24"/>
-        </w:rPr>
-        <w:t xml:space="preserve">app/prompts/resume.py</w:t>
-      </w:r>
-      <w:r>
-        <w:rPr>
-          <w:rFonts w:ascii="Times New Roman" w:hAnsi="Times New Roman" w:eastAsia="Times New Roman" w:cs="Times New Roman"/>
-          <w:color w:val="000000"/>
-          <w:sz w:val="24"/>
-        </w:rPr>
-        <w:t xml:space="preserve">) instructs the LLM to act as a senior career coach producing a structured assessment. The locked payload includes the score breakdown and the evidence dictionary. The LLM is asked to populate four narrative fields (a one-line headline, a verdict, a confidence note, and a list of strengths), to expand the deterministic issue list into prose with</w:t>
-      </w:r>
-      <w:r>
-        <w:rPr>
-          <w:rFonts w:ascii="Times New Roman" w:hAnsi="Times New Roman" w:eastAsia="Times New Roman" w:cs="Times New Roman"/>
-          <w:color w:val="000000"/>
-          <w:sz w:val="24"/>
-        </w:rPr>
-        <w:t xml:space="preserve"> </w:t>
-      </w:r>
-      <w:r>
-        <w:rPr>
-          <w:rStyle w:val="VerbatimChar"/>
-          <w:rFonts w:ascii="Times New Roman" w:hAnsi="Times New Roman" w:eastAsia="Times New Roman" w:cs="Times New Roman"/>
-          <w:color w:val="000000"/>
-          <w:sz w:val="24"/>
-        </w:rPr>
-        <w:t xml:space="preserve">why_it_matters</w:t>
-      </w:r>
-      <w:r>
-        <w:rPr>
-          <w:rFonts w:ascii="Times New Roman" w:hAnsi="Times New Roman" w:eastAsia="Times New Roman" w:cs="Times New Roman"/>
-          <w:color w:val="000000"/>
-          <w:sz w:val="24"/>
-        </w:rPr>
-        <w:t xml:space="preserve">,</w:t>
-      </w:r>
-      <w:r>
-        <w:rPr>
-          <w:rFonts w:ascii="Times New Roman" w:hAnsi="Times New Roman" w:eastAsia="Times New Roman" w:cs="Times New Roman"/>
-          <w:color w:val="000000"/>
-          <w:sz w:val="24"/>
-        </w:rPr>
-        <w:t xml:space="preserve"> </w:t>
-      </w:r>
-      <w:r>
-        <w:rPr>
-          <w:rStyle w:val="VerbatimChar"/>
-          <w:rFonts w:ascii="Times New Roman" w:hAnsi="Times New Roman" w:eastAsia="Times New Roman" w:cs="Times New Roman"/>
-          <w:color w:val="000000"/>
-          <w:sz w:val="24"/>
-        </w:rPr>
-        <w:t xml:space="preserve">evidence</w:t>
-      </w:r>
-      <w:r>
-        <w:rPr>
-          <w:rFonts w:ascii="Times New Roman" w:hAnsi="Times New Roman" w:eastAsia="Times New Roman" w:cs="Times New Roman"/>
-          <w:color w:val="000000"/>
-          <w:sz w:val="24"/>
-        </w:rPr>
-        <w:t xml:space="preserve">, and</w:t>
-      </w:r>
-      <w:r>
-        <w:rPr>
-          <w:rFonts w:ascii="Times New Roman" w:hAnsi="Times New Roman" w:eastAsia="Times New Roman" w:cs="Times New Roman"/>
-          <w:color w:val="000000"/>
-          <w:sz w:val="24"/>
-        </w:rPr>
-        <w:t xml:space="preserve"> </w:t>
-      </w:r>
-      <w:r>
-        <w:rPr>
-          <w:rStyle w:val="VerbatimChar"/>
-          <w:rFonts w:ascii="Times New Roman" w:hAnsi="Times New Roman" w:eastAsia="Times New Roman" w:cs="Times New Roman"/>
-          <w:color w:val="000000"/>
-          <w:sz w:val="24"/>
-        </w:rPr>
-        <w:t xml:space="preserve">fix</w:t>
-      </w:r>
-      <w:r>
-        <w:rPr>
-          <w:rFonts w:ascii="Times New Roman" w:hAnsi="Times New Roman" w:eastAsia="Times New Roman" w:cs="Times New Roman"/>
-          <w:color w:val="000000"/>
-          <w:sz w:val="24"/>
-        </w:rPr>
-        <w:t xml:space="preserve"> </w:t>
-      </w:r>
-      <w:r>
-        <w:rPr>
-          <w:rFonts w:ascii="Times New Roman" w:hAnsi="Times New Roman" w:eastAsia="Times New Roman" w:cs="Times New Roman"/>
-          <w:color w:val="000000"/>
-          <w:sz w:val="24"/>
-        </w:rPr>
-        <w:t xml:space="preserve">fields, and to produce up to three prioritised top actions that may be different in framing from the issues. When the user has specified a target role label in the job description, the LLM additionally produces a</w:t>
-      </w:r>
-      <w:r>
-        <w:rPr>
-          <w:rFonts w:ascii="Times New Roman" w:hAnsi="Times New Roman" w:eastAsia="Times New Roman" w:cs="Times New Roman"/>
-          <w:color w:val="000000"/>
-          <w:sz w:val="24"/>
-        </w:rPr>
-        <w:t xml:space="preserve"> </w:t>
-      </w:r>
-      <w:r>
-        <w:rPr>
-          <w:rStyle w:val="VerbatimChar"/>
-          <w:rFonts w:ascii="Times New Roman" w:hAnsi="Times New Roman" w:eastAsia="Times New Roman" w:cs="Times New Roman"/>
-          <w:color w:val="000000"/>
-          <w:sz w:val="24"/>
-        </w:rPr>
-        <w:t xml:space="preserve">role_fit</w:t>
-      </w:r>
-      <w:r>
-        <w:rPr>
-          <w:rFonts w:ascii="Times New Roman" w:hAnsi="Times New Roman" w:eastAsia="Times New Roman" w:cs="Times New Roman"/>
-          <w:color w:val="000000"/>
-          <w:sz w:val="24"/>
-        </w:rPr>
-        <w:t xml:space="preserve"> </w:t>
-      </w:r>
-      <w:r>
-        <w:rPr>
-          <w:rFonts w:ascii="Times New Roman" w:hAnsi="Times New Roman" w:eastAsia="Times New Roman" w:cs="Times New Roman"/>
-          <w:color w:val="000000"/>
-          <w:sz w:val="24"/>
-        </w:rPr>
-        <w:t xml:space="preserve">block with a fit score and a rationale.</w:t>
-      </w:r>
-    </w:p>
-    <w:p>
-      <w:pPr>
-        <w:pStyle w:val="BodyText"/>
         <w:spacing w:line="312" w:lineRule="auto" w:after="80"/>
         <w:ind w:firstLine="283"/>
         <w:jc w:val="both"/>
@@ -14381,481 +14204,12 @@
           <w:color w:val="000000"/>
           <w:sz w:val="24"/>
         </w:rPr>
-        <w:t xml:space="preserve">The service then computes the blended score (heuristic 40%, LLM 60%) following the formula in Section 4.2 and returns a unified response object. When the heuristic and LLM overall scores diverge beyond the configured confidence-gap threshold (18 points for v2, 20 points for v1), an explicit</w:t>
-      </w:r>
-      <w:r>
-        <w:rPr>
-          <w:rFonts w:ascii="Times New Roman" w:hAnsi="Times New Roman" w:eastAsia="Times New Roman" w:cs="Times New Roman"/>
-          <w:color w:val="000000"/>
-          <w:sz w:val="24"/>
-        </w:rPr>
-        <w:t xml:space="preserve"> </w:t>
-      </w:r>
-      <w:r>
-        <w:rPr>
-          <w:rStyle w:val="VerbatimChar"/>
-          <w:rFonts w:ascii="Times New Roman" w:hAnsi="Times New Roman" w:eastAsia="Times New Roman" w:cs="Times New Roman"/>
-          <w:color w:val="000000"/>
-          <w:sz w:val="24"/>
-        </w:rPr>
-        <w:t xml:space="preserve">confidence_note</w:t>
-      </w:r>
-      <w:r>
-        <w:rPr>
-          <w:rFonts w:ascii="Times New Roman" w:hAnsi="Times New Roman" w:eastAsia="Times New Roman" w:cs="Times New Roman"/>
-          <w:color w:val="000000"/>
-          <w:sz w:val="24"/>
-        </w:rPr>
-        <w:t xml:space="preserve"> </w:t>
-      </w:r>
-      <w:r>
-        <w:rPr>
-          <w:rFonts w:ascii="Times New Roman" w:hAnsi="Times New Roman" w:eastAsia="Times New Roman" w:cs="Times New Roman"/>
-          <w:color w:val="000000"/>
-          <w:sz w:val="24"/>
-        </w:rPr>
-        <w:t xml:space="preserve">is added to the response surface so that the user understands that two estimates disagreed.</w:t>
-      </w:r>
-    </w:p>
-    <w:bookmarkEnd w:id="58"/>
-    <w:bookmarkEnd w:id="59"/>
-    <w:bookmarkStart w:id="63" w:name="job-match"/>
-    <w:p>
-      <w:pPr>
-        <w:pStyle w:val="Heading2"/>
-        <w:keepNext/>
-        <w:jc w:val="left"/>
-      </w:pPr>
-      <w:r>
-        <w:rPr>
-          <w:rFonts w:ascii="Times New Roman" w:hAnsi="Times New Roman" w:eastAsia="Times New Roman" w:cs="Times New Roman"/>
-          <w:b/>
-          <w:i w:val="0"/>
-          <w:color w:val="000000"/>
-          <w:sz w:val="28"/>
-        </w:rPr>
-        <w:t xml:space="preserve">3.3 Job Match</w:t>
+        <w:t xml:space="preserve">3.2.3 Prompt and post-processing</w:t>
       </w:r>
     </w:p>
     <w:p>
       <w:pPr>
         <w:pStyle w:val="FirstParagraph"/>
-        <w:spacing w:line="312" w:lineRule="auto" w:after="80"/>
-        <w:jc w:val="both"/>
-      </w:pPr>
-      <w:r>
-        <w:rPr>
-          <w:rFonts w:ascii="Times New Roman" w:hAnsi="Times New Roman" w:eastAsia="Times New Roman" w:cs="Times New Roman"/>
-          <w:color w:val="000000"/>
-          <w:sz w:val="24"/>
-        </w:rPr>
-        <w:t xml:space="preserve">The Job Match tool accepts a resume and a job description (provided as text or as a URL) and produces a structured match assessment.</w:t>
-      </w:r>
-    </w:p>
-    <w:bookmarkStart w:id="60" w:name="input-contract-1"/>
-    <w:p>
-      <w:pPr>
-        <w:pStyle w:val="Heading3"/>
-        <w:keepNext/>
-        <w:jc w:val="left"/>
-      </w:pPr>
-      <w:r>
-        <w:rPr>
-          <w:rFonts w:ascii="Times New Roman" w:hAnsi="Times New Roman" w:eastAsia="Times New Roman" w:cs="Times New Roman"/>
-          <w:b/>
-          <w:i/>
-          <w:color w:val="000000"/>
-          <w:sz w:val="24"/>
-        </w:rPr>
-        <w:t xml:space="preserve">3.3.1 Input contract</w:t>
-      </w:r>
-    </w:p>
-    <w:p>
-      <w:pPr>
-        <w:pStyle w:val="FirstParagraph"/>
-        <w:spacing w:line="312" w:lineRule="auto" w:after="80"/>
-        <w:jc w:val="both"/>
-      </w:pPr>
-      <w:r>
-        <w:rPr>
-          <w:rFonts w:ascii="Times New Roman" w:hAnsi="Times New Roman" w:eastAsia="Times New Roman" w:cs="Times New Roman"/>
-          <w:color w:val="000000"/>
-          <w:sz w:val="24"/>
-        </w:rPr>
-        <w:t xml:space="preserve">The job description input may be a URL pointing to a public job posting. When a URL is supplied, the backend attempts to scrape the description through a layered strategy: a primary BeautifulSoup pass for static markup, a Playwright fallback for JavaScript-heavy posting boards, and a graceful paste prompt presented to the user when both attempts fail. The scraped text is then treated identically to a pasted text input.</w:t>
-      </w:r>
-    </w:p>
-    <w:bookmarkEnd w:id="60"/>
-    <w:bookmarkStart w:id="61" w:name="heuristic-prepass-1"/>
-    <w:p>
-      <w:pPr>
-        <w:pStyle w:val="Heading3"/>
-        <w:keepNext/>
-        <w:jc w:val="left"/>
-      </w:pPr>
-      <w:r>
-        <w:rPr>
-          <w:rFonts w:ascii="Times New Roman" w:hAnsi="Times New Roman" w:eastAsia="Times New Roman" w:cs="Times New Roman"/>
-          <w:b/>
-          <w:i/>
-          <w:color w:val="000000"/>
-          <w:sz w:val="24"/>
-        </w:rPr>
-        <w:t xml:space="preserve">3.3.2 Heuristic prepass</w:t>
-      </w:r>
-    </w:p>
-    <w:p>
-      <w:pPr>
-        <w:pStyle w:val="FirstParagraph"/>
-        <w:spacing w:line="312" w:lineRule="auto" w:after="80"/>
-        <w:jc w:val="both"/>
-      </w:pPr>
-      <w:r>
-        <w:rPr>
-          <w:rFonts w:ascii="Times New Roman" w:hAnsi="Times New Roman" w:eastAsia="Times New Roman" w:cs="Times New Roman"/>
-          <w:color w:val="000000"/>
-          <w:sz w:val="24"/>
-        </w:rPr>
-        <w:t xml:space="preserve">The Job Match prepass extends the Resume Analyzer prepass with a single additional output: a deterministic match score computed from the matched-keyword and missing-keyword lists through</w:t>
-      </w:r>
-      <w:r>
-        <w:rPr>
-          <w:rFonts w:ascii="Times New Roman" w:hAnsi="Times New Roman" w:eastAsia="Times New Roman" w:cs="Times New Roman"/>
-          <w:color w:val="000000"/>
-          <w:sz w:val="24"/>
-        </w:rPr>
-        <w:t xml:space="preserve"> </w:t>
-      </w:r>
-      <w:r>
-        <w:rPr>
-          <w:rStyle w:val="VerbatimChar"/>
-          <w:rFonts w:ascii="Times New Roman" w:hAnsi="Times New Roman" w:eastAsia="Times New Roman" w:cs="Times New Roman"/>
-          <w:color w:val="000000"/>
-          <w:sz w:val="24"/>
-        </w:rPr>
-        <w:t xml:space="preserve">compute_match_score</w:t>
-      </w:r>
-      <w:r>
-        <w:rPr>
-          <w:rFonts w:ascii="Times New Roman" w:hAnsi="Times New Roman" w:eastAsia="Times New Roman" w:cs="Times New Roman"/>
-          <w:color w:val="000000"/>
-          <w:sz w:val="24"/>
-        </w:rPr>
-        <w:t xml:space="preserve"> </w:t>
-      </w:r>
-      <w:r>
-        <w:rPr>
-          <w:rFonts w:ascii="Times New Roman" w:hAnsi="Times New Roman" w:eastAsia="Times New Roman" w:cs="Times New Roman"/>
-          <w:color w:val="000000"/>
-          <w:sz w:val="24"/>
-        </w:rPr>
-        <w:t xml:space="preserve">in</w:t>
-      </w:r>
-      <w:r>
-        <w:rPr>
-          <w:rFonts w:ascii="Times New Roman" w:hAnsi="Times New Roman" w:eastAsia="Times New Roman" w:cs="Times New Roman"/>
-          <w:color w:val="000000"/>
-          <w:sz w:val="24"/>
-        </w:rPr>
-        <w:t xml:space="preserve"> </w:t>
-      </w:r>
-      <w:r>
-        <w:rPr>
-          <w:rStyle w:val="VerbatimChar"/>
-          <w:rFonts w:ascii="Times New Roman" w:hAnsi="Times New Roman" w:eastAsia="Times New Roman" w:cs="Times New Roman"/>
-          <w:color w:val="000000"/>
-          <w:sz w:val="24"/>
-        </w:rPr>
-        <w:t xml:space="preserve">app/services/quality_signals.py</w:t>
-      </w:r>
-      <w:r>
-        <w:rPr>
-          <w:rFonts w:ascii="Times New Roman" w:hAnsi="Times New Roman" w:eastAsia="Times New Roman" w:cs="Times New Roman"/>
-          <w:color w:val="000000"/>
-          <w:sz w:val="24"/>
-        </w:rPr>
-        <w:t xml:space="preserve">. The function returns a value in [0, 100] derived from the matched-to-total ratio. The deterministic verdict (</w:t>
-      </w:r>
-      <w:r>
-        <w:rPr>
-          <w:rStyle w:val="VerbatimChar"/>
-          <w:rFonts w:ascii="Times New Roman" w:hAnsi="Times New Roman" w:eastAsia="Times New Roman" w:cs="Times New Roman"/>
-          <w:color w:val="000000"/>
-          <w:sz w:val="24"/>
-        </w:rPr>
-        <w:t xml:space="preserve">strong</w:t>
-      </w:r>
-      <w:r>
-        <w:rPr>
-          <w:rFonts w:ascii="Times New Roman" w:hAnsi="Times New Roman" w:eastAsia="Times New Roman" w:cs="Times New Roman"/>
-          <w:color w:val="000000"/>
-          <w:sz w:val="24"/>
-        </w:rPr>
-        <w:t xml:space="preserve">,</w:t>
-      </w:r>
-      <w:r>
-        <w:rPr>
-          <w:rFonts w:ascii="Times New Roman" w:hAnsi="Times New Roman" w:eastAsia="Times New Roman" w:cs="Times New Roman"/>
-          <w:color w:val="000000"/>
-          <w:sz w:val="24"/>
-        </w:rPr>
-        <w:t xml:space="preserve"> </w:t>
-      </w:r>
-      <w:r>
-        <w:rPr>
-          <w:rStyle w:val="VerbatimChar"/>
-          <w:rFonts w:ascii="Times New Roman" w:hAnsi="Times New Roman" w:eastAsia="Times New Roman" w:cs="Times New Roman"/>
-          <w:color w:val="000000"/>
-          <w:sz w:val="24"/>
-        </w:rPr>
-        <w:t xml:space="preserve">borderline</w:t>
-      </w:r>
-      <w:r>
-        <w:rPr>
-          <w:rFonts w:ascii="Times New Roman" w:hAnsi="Times New Roman" w:eastAsia="Times New Roman" w:cs="Times New Roman"/>
-          <w:color w:val="000000"/>
-          <w:sz w:val="24"/>
-        </w:rPr>
-        <w:t xml:space="preserve">,</w:t>
-      </w:r>
-      <w:r>
-        <w:rPr>
-          <w:rFonts w:ascii="Times New Roman" w:hAnsi="Times New Roman" w:eastAsia="Times New Roman" w:cs="Times New Roman"/>
-          <w:color w:val="000000"/>
-          <w:sz w:val="24"/>
-        </w:rPr>
-        <w:t xml:space="preserve"> </w:t>
-      </w:r>
-      <w:r>
-        <w:rPr>
-          <w:rStyle w:val="VerbatimChar"/>
-          <w:rFonts w:ascii="Times New Roman" w:hAnsi="Times New Roman" w:eastAsia="Times New Roman" w:cs="Times New Roman"/>
-          <w:color w:val="000000"/>
-          <w:sz w:val="24"/>
-        </w:rPr>
-        <w:t xml:space="preserve">stretch</w:t>
-      </w:r>
-      <w:r>
-        <w:rPr>
-          <w:rFonts w:ascii="Times New Roman" w:hAnsi="Times New Roman" w:eastAsia="Times New Roman" w:cs="Times New Roman"/>
-          <w:color w:val="000000"/>
-          <w:sz w:val="24"/>
-        </w:rPr>
-        <w:t xml:space="preserve">) is read off this score by</w:t>
-      </w:r>
-      <w:r>
-        <w:rPr>
-          <w:rFonts w:ascii="Times New Roman" w:hAnsi="Times New Roman" w:eastAsia="Times New Roman" w:cs="Times New Roman"/>
-          <w:color w:val="000000"/>
-          <w:sz w:val="24"/>
-        </w:rPr>
-        <w:t xml:space="preserve"> </w:t>
-      </w:r>
-      <w:r>
-        <w:rPr>
-          <w:rStyle w:val="VerbatimChar"/>
-          <w:rFonts w:ascii="Times New Roman" w:hAnsi="Times New Roman" w:eastAsia="Times New Roman" w:cs="Times New Roman"/>
-          <w:color w:val="000000"/>
-          <w:sz w:val="24"/>
-        </w:rPr>
-        <w:t xml:space="preserve">job_match_verdict</w:t>
-      </w:r>
-      <w:r>
-        <w:rPr>
-          <w:rFonts w:ascii="Times New Roman" w:hAnsi="Times New Roman" w:eastAsia="Times New Roman" w:cs="Times New Roman"/>
-          <w:color w:val="000000"/>
-          <w:sz w:val="24"/>
-        </w:rPr>
-        <w:t xml:space="preserve">.</w:t>
-      </w:r>
-    </w:p>
-    <w:bookmarkEnd w:id="61"/>
-    <w:bookmarkStart w:id="62" w:name="prompt-and-post-processing-1"/>
-    <w:p>
-      <w:pPr>
-        <w:pStyle w:val="Heading3"/>
-        <w:keepNext/>
-        <w:jc w:val="left"/>
-      </w:pPr>
-      <w:r>
-        <w:rPr>
-          <w:rFonts w:ascii="Times New Roman" w:hAnsi="Times New Roman" w:eastAsia="Times New Roman" w:cs="Times New Roman"/>
-          <w:b/>
-          <w:i/>
-          <w:color w:val="000000"/>
-          <w:sz w:val="24"/>
-        </w:rPr>
-        <w:t xml:space="preserve">3.3.3 Prompt and post-processing</w:t>
-      </w:r>
-    </w:p>
-    <w:p>
-      <w:pPr>
-        <w:pStyle w:val="FirstParagraph"/>
-        <w:spacing w:line="312" w:lineRule="auto" w:after="80"/>
-        <w:jc w:val="both"/>
-      </w:pPr>
-      <w:r>
-        <w:rPr>
-          <w:rFonts w:ascii="Times New Roman" w:hAnsi="Times New Roman" w:eastAsia="Times New Roman" w:cs="Times New Roman"/>
-          <w:color w:val="000000"/>
-          <w:sz w:val="24"/>
-        </w:rPr>
-        <w:t xml:space="preserve">The Job Match prompt (</w:t>
-      </w:r>
-      <w:r>
-        <w:rPr>
-          <w:rStyle w:val="VerbatimChar"/>
-          <w:rFonts w:ascii="Times New Roman" w:hAnsi="Times New Roman" w:eastAsia="Times New Roman" w:cs="Times New Roman"/>
-          <w:color w:val="000000"/>
-          <w:sz w:val="24"/>
-        </w:rPr>
-        <w:t xml:space="preserve">app/prompts/job_match.py</w:t>
-      </w:r>
-      <w:r>
-        <w:rPr>
-          <w:rFonts w:ascii="Times New Roman" w:hAnsi="Times New Roman" w:eastAsia="Times New Roman" w:cs="Times New Roman"/>
-          <w:color w:val="000000"/>
-          <w:sz w:val="24"/>
-        </w:rPr>
-        <w:t xml:space="preserve">) instructs the LLM to produce a structured requirement-by-requirement breakdown. For each detected role requirement, the LLM populates an importance (</w:t>
-      </w:r>
-      <w:r>
-        <w:rPr>
-          <w:rStyle w:val="VerbatimChar"/>
-          <w:rFonts w:ascii="Times New Roman" w:hAnsi="Times New Roman" w:eastAsia="Times New Roman" w:cs="Times New Roman"/>
-          <w:color w:val="000000"/>
-          <w:sz w:val="24"/>
-        </w:rPr>
-        <w:t xml:space="preserve">must</w:t>
-      </w:r>
-      <w:r>
-        <w:rPr>
-          <w:rFonts w:ascii="Times New Roman" w:hAnsi="Times New Roman" w:eastAsia="Times New Roman" w:cs="Times New Roman"/>
-          <w:color w:val="000000"/>
-          <w:sz w:val="24"/>
-        </w:rPr>
-        <w:t xml:space="preserve"> </w:t>
-      </w:r>
-      <w:r>
-        <w:rPr>
-          <w:rFonts w:ascii="Times New Roman" w:hAnsi="Times New Roman" w:eastAsia="Times New Roman" w:cs="Times New Roman"/>
-          <w:color w:val="000000"/>
-          <w:sz w:val="24"/>
-        </w:rPr>
-        <w:t xml:space="preserve">/</w:t>
-      </w:r>
-      <w:r>
-        <w:rPr>
-          <w:rFonts w:ascii="Times New Roman" w:hAnsi="Times New Roman" w:eastAsia="Times New Roman" w:cs="Times New Roman"/>
-          <w:color w:val="000000"/>
-          <w:sz w:val="24"/>
-        </w:rPr>
-        <w:t xml:space="preserve"> </w:t>
-      </w:r>
-      <w:r>
-        <w:rPr>
-          <w:rStyle w:val="VerbatimChar"/>
-          <w:rFonts w:ascii="Times New Roman" w:hAnsi="Times New Roman" w:eastAsia="Times New Roman" w:cs="Times New Roman"/>
-          <w:color w:val="000000"/>
-          <w:sz w:val="24"/>
-        </w:rPr>
-        <w:t xml:space="preserve">preferred</w:t>
-      </w:r>
-      <w:r>
-        <w:rPr>
-          <w:rFonts w:ascii="Times New Roman" w:hAnsi="Times New Roman" w:eastAsia="Times New Roman" w:cs="Times New Roman"/>
-          <w:color w:val="000000"/>
-          <w:sz w:val="24"/>
-        </w:rPr>
-        <w:t xml:space="preserve">), a status (</w:t>
-      </w:r>
-      <w:r>
-        <w:rPr>
-          <w:rStyle w:val="VerbatimChar"/>
-          <w:rFonts w:ascii="Times New Roman" w:hAnsi="Times New Roman" w:eastAsia="Times New Roman" w:cs="Times New Roman"/>
-          <w:color w:val="000000"/>
-          <w:sz w:val="24"/>
-        </w:rPr>
-        <w:t xml:space="preserve">matched</w:t>
-      </w:r>
-      <w:r>
-        <w:rPr>
-          <w:rFonts w:ascii="Times New Roman" w:hAnsi="Times New Roman" w:eastAsia="Times New Roman" w:cs="Times New Roman"/>
-          <w:color w:val="000000"/>
-          <w:sz w:val="24"/>
-        </w:rPr>
-        <w:t xml:space="preserve"> </w:t>
-      </w:r>
-      <w:r>
-        <w:rPr>
-          <w:rFonts w:ascii="Times New Roman" w:hAnsi="Times New Roman" w:eastAsia="Times New Roman" w:cs="Times New Roman"/>
-          <w:color w:val="000000"/>
-          <w:sz w:val="24"/>
-        </w:rPr>
-        <w:t xml:space="preserve">/</w:t>
-      </w:r>
-      <w:r>
-        <w:rPr>
-          <w:rFonts w:ascii="Times New Roman" w:hAnsi="Times New Roman" w:eastAsia="Times New Roman" w:cs="Times New Roman"/>
-          <w:color w:val="000000"/>
-          <w:sz w:val="24"/>
-        </w:rPr>
-        <w:t xml:space="preserve"> </w:t>
-      </w:r>
-      <w:r>
-        <w:rPr>
-          <w:rStyle w:val="VerbatimChar"/>
-          <w:rFonts w:ascii="Times New Roman" w:hAnsi="Times New Roman" w:eastAsia="Times New Roman" w:cs="Times New Roman"/>
-          <w:color w:val="000000"/>
-          <w:sz w:val="24"/>
-        </w:rPr>
-        <w:t xml:space="preserve">partial</w:t>
-      </w:r>
-      <w:r>
-        <w:rPr>
-          <w:rFonts w:ascii="Times New Roman" w:hAnsi="Times New Roman" w:eastAsia="Times New Roman" w:cs="Times New Roman"/>
-          <w:color w:val="000000"/>
-          <w:sz w:val="24"/>
-        </w:rPr>
-        <w:t xml:space="preserve"> </w:t>
-      </w:r>
-      <w:r>
-        <w:rPr>
-          <w:rFonts w:ascii="Times New Roman" w:hAnsi="Times New Roman" w:eastAsia="Times New Roman" w:cs="Times New Roman"/>
-          <w:color w:val="000000"/>
-          <w:sz w:val="24"/>
-        </w:rPr>
-        <w:t xml:space="preserve">/</w:t>
-      </w:r>
-      <w:r>
-        <w:rPr>
-          <w:rFonts w:ascii="Times New Roman" w:hAnsi="Times New Roman" w:eastAsia="Times New Roman" w:cs="Times New Roman"/>
-          <w:color w:val="000000"/>
-          <w:sz w:val="24"/>
-        </w:rPr>
-        <w:t xml:space="preserve"> </w:t>
-      </w:r>
-      <w:r>
-        <w:rPr>
-          <w:rStyle w:val="VerbatimChar"/>
-          <w:rFonts w:ascii="Times New Roman" w:hAnsi="Times New Roman" w:eastAsia="Times New Roman" w:cs="Times New Roman"/>
-          <w:color w:val="000000"/>
-          <w:sz w:val="24"/>
-        </w:rPr>
-        <w:t xml:space="preserve">missing</w:t>
-      </w:r>
-      <w:r>
-        <w:rPr>
-          <w:rFonts w:ascii="Times New Roman" w:hAnsi="Times New Roman" w:eastAsia="Times New Roman" w:cs="Times New Roman"/>
-          <w:color w:val="000000"/>
-          <w:sz w:val="24"/>
-        </w:rPr>
-        <w:t xml:space="preserve">), a one-sentence resume-evidence statement, and a suggested fix. The locked payload supplies the matched and missing keyword lists; the LLM is asked to expand them into role-realistic phrasing rather than echoing back the raw tokens. The response also includes a recruiter-style summary and a list of tailoring actions ranked by expected impact.</w:t>
-      </w:r>
-    </w:p>
-    <w:p>
-      <w:pPr>
-        <w:pStyle w:val="BodyText"/>
         <w:spacing w:line="312" w:lineRule="auto" w:after="80"/>
         <w:ind w:firstLine="283"/>
         <w:jc w:val="both"/>
@@ -14866,6 +14220,640 @@
           <w:color w:val="000000"/>
           <w:sz w:val="24"/>
         </w:rPr>
+        <w:t xml:space="preserve">The resume prompt (</w:t>
+      </w:r>
+      <w:r>
+        <w:rPr>
+          <w:rStyle w:val="VerbatimChar"/>
+          <w:rFonts w:ascii="Times New Roman" w:hAnsi="Times New Roman" w:eastAsia="Times New Roman" w:cs="Times New Roman"/>
+          <w:color w:val="000000"/>
+          <w:sz w:val="24"/>
+        </w:rPr>
+        <w:t xml:space="preserve">app/prompts/resume.py</w:t>
+      </w:r>
+      <w:r>
+        <w:rPr>
+          <w:rFonts w:ascii="Times New Roman" w:hAnsi="Times New Roman" w:eastAsia="Times New Roman" w:cs="Times New Roman"/>
+          <w:color w:val="000000"/>
+          <w:sz w:val="24"/>
+        </w:rPr>
+        <w:t xml:space="preserve">) instructs the LLM to act as a senior career coach producing a structured assessment. The locked payload includes the score breakdown and the evidence dictionary. The LLM is asked to populate four narrative fields (a one-line headline, a verdict, a confidence note, and a list of strengths), to expand the deterministic issue list into prose with</w:t>
+      </w:r>
+      <w:r>
+        <w:rPr>
+          <w:rFonts w:ascii="Times New Roman" w:hAnsi="Times New Roman" w:eastAsia="Times New Roman" w:cs="Times New Roman"/>
+          <w:color w:val="000000"/>
+          <w:sz w:val="24"/>
+        </w:rPr>
+        <w:t xml:space="preserve"> </w:t>
+      </w:r>
+      <w:r>
+        <w:rPr>
+          <w:rStyle w:val="VerbatimChar"/>
+          <w:rFonts w:ascii="Times New Roman" w:hAnsi="Times New Roman" w:eastAsia="Times New Roman" w:cs="Times New Roman"/>
+          <w:color w:val="000000"/>
+          <w:sz w:val="24"/>
+        </w:rPr>
+        <w:t xml:space="preserve">why_it_matters</w:t>
+      </w:r>
+      <w:r>
+        <w:rPr>
+          <w:rFonts w:ascii="Times New Roman" w:hAnsi="Times New Roman" w:eastAsia="Times New Roman" w:cs="Times New Roman"/>
+          <w:color w:val="000000"/>
+          <w:sz w:val="24"/>
+        </w:rPr>
+        <w:t xml:space="preserve">,</w:t>
+      </w:r>
+      <w:r>
+        <w:rPr>
+          <w:rFonts w:ascii="Times New Roman" w:hAnsi="Times New Roman" w:eastAsia="Times New Roman" w:cs="Times New Roman"/>
+          <w:color w:val="000000"/>
+          <w:sz w:val="24"/>
+        </w:rPr>
+        <w:t xml:space="preserve"> </w:t>
+      </w:r>
+      <w:r>
+        <w:rPr>
+          <w:rStyle w:val="VerbatimChar"/>
+          <w:rFonts w:ascii="Times New Roman" w:hAnsi="Times New Roman" w:eastAsia="Times New Roman" w:cs="Times New Roman"/>
+          <w:color w:val="000000"/>
+          <w:sz w:val="24"/>
+        </w:rPr>
+        <w:t xml:space="preserve">evidence</w:t>
+      </w:r>
+      <w:r>
+        <w:rPr>
+          <w:rFonts w:ascii="Times New Roman" w:hAnsi="Times New Roman" w:eastAsia="Times New Roman" w:cs="Times New Roman"/>
+          <w:color w:val="000000"/>
+          <w:sz w:val="24"/>
+        </w:rPr>
+        <w:t xml:space="preserve">, and</w:t>
+      </w:r>
+      <w:r>
+        <w:rPr>
+          <w:rFonts w:ascii="Times New Roman" w:hAnsi="Times New Roman" w:eastAsia="Times New Roman" w:cs="Times New Roman"/>
+          <w:color w:val="000000"/>
+          <w:sz w:val="24"/>
+        </w:rPr>
+        <w:t xml:space="preserve"> </w:t>
+      </w:r>
+      <w:r>
+        <w:rPr>
+          <w:rStyle w:val="VerbatimChar"/>
+          <w:rFonts w:ascii="Times New Roman" w:hAnsi="Times New Roman" w:eastAsia="Times New Roman" w:cs="Times New Roman"/>
+          <w:color w:val="000000"/>
+          <w:sz w:val="24"/>
+        </w:rPr>
+        <w:t xml:space="preserve">fix</w:t>
+      </w:r>
+      <w:r>
+        <w:rPr>
+          <w:rFonts w:ascii="Times New Roman" w:hAnsi="Times New Roman" w:eastAsia="Times New Roman" w:cs="Times New Roman"/>
+          <w:color w:val="000000"/>
+          <w:sz w:val="24"/>
+        </w:rPr>
+        <w:t xml:space="preserve"> </w:t>
+      </w:r>
+      <w:r>
+        <w:rPr>
+          <w:rFonts w:ascii="Times New Roman" w:hAnsi="Times New Roman" w:eastAsia="Times New Roman" w:cs="Times New Roman"/>
+          <w:color w:val="000000"/>
+          <w:sz w:val="24"/>
+        </w:rPr>
+        <w:t xml:space="preserve">fields, and to produce up to three prioritised top actions that may be different in framing from the issues. When the user has specified a target role label in the job description, the LLM additionally produces a</w:t>
+      </w:r>
+      <w:r>
+        <w:rPr>
+          <w:rFonts w:ascii="Times New Roman" w:hAnsi="Times New Roman" w:eastAsia="Times New Roman" w:cs="Times New Roman"/>
+          <w:color w:val="000000"/>
+          <w:sz w:val="24"/>
+        </w:rPr>
+        <w:t xml:space="preserve"> </w:t>
+      </w:r>
+      <w:r>
+        <w:rPr>
+          <w:rStyle w:val="VerbatimChar"/>
+          <w:rFonts w:ascii="Times New Roman" w:hAnsi="Times New Roman" w:eastAsia="Times New Roman" w:cs="Times New Roman"/>
+          <w:color w:val="000000"/>
+          <w:sz w:val="24"/>
+        </w:rPr>
+        <w:t xml:space="preserve">role_fit</w:t>
+      </w:r>
+      <w:r>
+        <w:rPr>
+          <w:rFonts w:ascii="Times New Roman" w:hAnsi="Times New Roman" w:eastAsia="Times New Roman" w:cs="Times New Roman"/>
+          <w:color w:val="000000"/>
+          <w:sz w:val="24"/>
+        </w:rPr>
+        <w:t xml:space="preserve"> </w:t>
+      </w:r>
+      <w:r>
+        <w:rPr>
+          <w:rFonts w:ascii="Times New Roman" w:hAnsi="Times New Roman" w:eastAsia="Times New Roman" w:cs="Times New Roman"/>
+          <w:color w:val="000000"/>
+          <w:sz w:val="24"/>
+        </w:rPr>
+        <w:t xml:space="preserve">block with a fit score and a rationale.</w:t>
+      </w:r>
+    </w:p>
+    <w:p>
+      <w:pPr>
+        <w:pStyle w:val="BodyText"/>
+        <w:spacing w:line="312" w:lineRule="auto" w:after="80"/>
+        <w:ind w:firstLine="283"/>
+        <w:jc w:val="both"/>
+      </w:pPr>
+      <w:r>
+        <w:rPr>
+          <w:rFonts w:ascii="Times New Roman" w:hAnsi="Times New Roman" w:eastAsia="Times New Roman" w:cs="Times New Roman"/>
+          <w:color w:val="000000"/>
+          <w:sz w:val="24"/>
+        </w:rPr>
+        <w:t xml:space="preserve">The service then computes the blended score (heuristic 40%, LLM 60%) following the formula in Section 4.2 and returns a unified response object. When the heuristic and LLM overall scores diverge beyond the configured confidence-gap threshold (18 points for v2, 20 points for v1), an explicit</w:t>
+      </w:r>
+      <w:r>
+        <w:rPr>
+          <w:rFonts w:ascii="Times New Roman" w:hAnsi="Times New Roman" w:eastAsia="Times New Roman" w:cs="Times New Roman"/>
+          <w:color w:val="000000"/>
+          <w:sz w:val="24"/>
+        </w:rPr>
+        <w:t xml:space="preserve"> </w:t>
+      </w:r>
+      <w:r>
+        <w:rPr>
+          <w:rStyle w:val="VerbatimChar"/>
+          <w:rFonts w:ascii="Times New Roman" w:hAnsi="Times New Roman" w:eastAsia="Times New Roman" w:cs="Times New Roman"/>
+          <w:color w:val="000000"/>
+          <w:sz w:val="24"/>
+        </w:rPr>
+        <w:t xml:space="preserve">confidence_note</w:t>
+      </w:r>
+      <w:r>
+        <w:rPr>
+          <w:rFonts w:ascii="Times New Roman" w:hAnsi="Times New Roman" w:eastAsia="Times New Roman" w:cs="Times New Roman"/>
+          <w:color w:val="000000"/>
+          <w:sz w:val="24"/>
+        </w:rPr>
+        <w:t xml:space="preserve"> </w:t>
+      </w:r>
+      <w:r>
+        <w:rPr>
+          <w:rFonts w:ascii="Times New Roman" w:hAnsi="Times New Roman" w:eastAsia="Times New Roman" w:cs="Times New Roman"/>
+          <w:color w:val="000000"/>
+          <w:sz w:val="24"/>
+        </w:rPr>
+        <w:t xml:space="preserve">is added to the response surface so that the user understands that two estimates disagreed.</w:t>
+      </w:r>
+    </w:p>
+    <w:bookmarkEnd w:id="68"/>
+    <w:bookmarkEnd w:id="69"/>
+    <w:bookmarkStart w:id="73" w:name="job-match"/>
+    <w:p>
+      <w:pPr>
+        <w:pStyle w:val="Heading2"/>
+        <w:spacing w:line="312" w:lineRule="auto" w:after="80"/>
+        <w:ind w:firstLine="283"/>
+        <w:jc w:val="both"/>
+      </w:pPr>
+      <w:r>
+        <w:rPr>
+          <w:rFonts w:ascii="Times New Roman" w:hAnsi="Times New Roman" w:eastAsia="Times New Roman" w:cs="Times New Roman"/>
+          <w:color w:val="000000"/>
+          <w:sz w:val="24"/>
+        </w:rPr>
+        <w:t xml:space="preserve">3.3 Job Match</w:t>
+      </w:r>
+    </w:p>
+    <w:p>
+      <w:pPr>
+        <w:pStyle w:val="FirstParagraph"/>
+        <w:spacing w:line="312" w:lineRule="auto" w:after="80"/>
+        <w:ind w:firstLine="283"/>
+        <w:jc w:val="both"/>
+      </w:pPr>
+      <w:r>
+        <w:rPr>
+          <w:rFonts w:ascii="Times New Roman" w:hAnsi="Times New Roman" w:eastAsia="Times New Roman" w:cs="Times New Roman"/>
+          <w:color w:val="000000"/>
+          <w:sz w:val="24"/>
+        </w:rPr>
+        <w:t xml:space="preserve">The Job Match tool accepts a resume and a job description (provided as text or as a URL) and produces a structured match assessment.</w:t>
+      </w:r>
+    </w:p>
+    <w:bookmarkStart w:id="70" w:name="input-contract-1"/>
+    <w:p>
+      <w:pPr>
+        <w:pStyle w:val="Heading3"/>
+        <w:spacing w:line="312" w:lineRule="auto" w:after="80"/>
+        <w:ind w:firstLine="283"/>
+        <w:jc w:val="both"/>
+      </w:pPr>
+      <w:r>
+        <w:rPr>
+          <w:rFonts w:ascii="Times New Roman" w:hAnsi="Times New Roman" w:eastAsia="Times New Roman" w:cs="Times New Roman"/>
+          <w:color w:val="000000"/>
+          <w:sz w:val="24"/>
+        </w:rPr>
+        <w:t xml:space="preserve">3.3.1 Input contract</w:t>
+      </w:r>
+    </w:p>
+    <w:p>
+      <w:pPr>
+        <w:pStyle w:val="FirstParagraph"/>
+        <w:spacing w:line="312" w:lineRule="auto" w:after="80"/>
+        <w:ind w:firstLine="283"/>
+        <w:jc w:val="both"/>
+      </w:pPr>
+      <w:r>
+        <w:rPr>
+          <w:rFonts w:ascii="Times New Roman" w:hAnsi="Times New Roman" w:eastAsia="Times New Roman" w:cs="Times New Roman"/>
+          <w:color w:val="000000"/>
+          <w:sz w:val="24"/>
+        </w:rPr>
+        <w:t xml:space="preserve">The job description input may be a URL pointing to a public job posting. When a URL is supplied, the backend attempts to scrape the description through a layered strategy: a primary BeautifulSoup pass for static markup, a Playwright fallback for JavaScript-heavy posting boards, and a graceful paste prompt presented to the user when both attempts fail. The scraped text is then treated identically to a pasted text input.</w:t>
+      </w:r>
+    </w:p>
+    <w:bookmarkEnd w:id="70"/>
+    <w:bookmarkStart w:id="71" w:name="heuristic-prepass-1"/>
+    <w:p>
+      <w:pPr>
+        <w:pStyle w:val="Heading3"/>
+        <w:spacing w:line="312" w:lineRule="auto" w:after="80"/>
+        <w:ind w:firstLine="283"/>
+        <w:jc w:val="both"/>
+      </w:pPr>
+      <w:r>
+        <w:rPr>
+          <w:rFonts w:ascii="Times New Roman" w:hAnsi="Times New Roman" w:eastAsia="Times New Roman" w:cs="Times New Roman"/>
+          <w:color w:val="000000"/>
+          <w:sz w:val="24"/>
+        </w:rPr>
+        <w:t xml:space="preserve">3.3.2 Heuristic prepass</w:t>
+      </w:r>
+    </w:p>
+    <w:p>
+      <w:pPr>
+        <w:pStyle w:val="FirstParagraph"/>
+        <w:spacing w:line="312" w:lineRule="auto" w:after="80"/>
+        <w:ind w:firstLine="283"/>
+        <w:jc w:val="both"/>
+      </w:pPr>
+      <w:r>
+        <w:rPr>
+          <w:rFonts w:ascii="Times New Roman" w:hAnsi="Times New Roman" w:eastAsia="Times New Roman" w:cs="Times New Roman"/>
+          <w:color w:val="000000"/>
+          <w:sz w:val="24"/>
+        </w:rPr>
+        <w:t xml:space="preserve">The Job Match prepass extends the Resume Analyzer prepass with a single additional output: a deterministic match score computed from the matched-keyword and missing-keyword lists through</w:t>
+      </w:r>
+      <w:r>
+        <w:rPr>
+          <w:rFonts w:ascii="Times New Roman" w:hAnsi="Times New Roman" w:eastAsia="Times New Roman" w:cs="Times New Roman"/>
+          <w:color w:val="000000"/>
+          <w:sz w:val="24"/>
+        </w:rPr>
+        <w:t xml:space="preserve"> </w:t>
+      </w:r>
+      <w:r>
+        <w:rPr>
+          <w:rStyle w:val="VerbatimChar"/>
+          <w:rFonts w:ascii="Times New Roman" w:hAnsi="Times New Roman" w:eastAsia="Times New Roman" w:cs="Times New Roman"/>
+          <w:color w:val="000000"/>
+          <w:sz w:val="24"/>
+        </w:rPr>
+        <w:t xml:space="preserve">compute_match_score</w:t>
+      </w:r>
+      <w:r>
+        <w:rPr>
+          <w:rFonts w:ascii="Times New Roman" w:hAnsi="Times New Roman" w:eastAsia="Times New Roman" w:cs="Times New Roman"/>
+          <w:color w:val="000000"/>
+          <w:sz w:val="24"/>
+        </w:rPr>
+        <w:t xml:space="preserve"> </w:t>
+      </w:r>
+      <w:r>
+        <w:rPr>
+          <w:rFonts w:ascii="Times New Roman" w:hAnsi="Times New Roman" w:eastAsia="Times New Roman" w:cs="Times New Roman"/>
+          <w:color w:val="000000"/>
+          <w:sz w:val="24"/>
+        </w:rPr>
+        <w:t xml:space="preserve">in</w:t>
+      </w:r>
+      <w:r>
+        <w:rPr>
+          <w:rFonts w:ascii="Times New Roman" w:hAnsi="Times New Roman" w:eastAsia="Times New Roman" w:cs="Times New Roman"/>
+          <w:color w:val="000000"/>
+          <w:sz w:val="24"/>
+        </w:rPr>
+        <w:t xml:space="preserve"> </w:t>
+      </w:r>
+      <w:r>
+        <w:rPr>
+          <w:rStyle w:val="VerbatimChar"/>
+          <w:rFonts w:ascii="Times New Roman" w:hAnsi="Times New Roman" w:eastAsia="Times New Roman" w:cs="Times New Roman"/>
+          <w:color w:val="000000"/>
+          <w:sz w:val="24"/>
+        </w:rPr>
+        <w:t xml:space="preserve">app/services/quality_signals.py</w:t>
+      </w:r>
+      <w:r>
+        <w:rPr>
+          <w:rFonts w:ascii="Times New Roman" w:hAnsi="Times New Roman" w:eastAsia="Times New Roman" w:cs="Times New Roman"/>
+          <w:color w:val="000000"/>
+          <w:sz w:val="24"/>
+        </w:rPr>
+        <w:t xml:space="preserve">. The function returns a value in [0, 100] derived from the matched-to-total ratio. The deterministic verdict (</w:t>
+      </w:r>
+      <w:r>
+        <w:rPr>
+          <w:rStyle w:val="VerbatimChar"/>
+          <w:rFonts w:ascii="Times New Roman" w:hAnsi="Times New Roman" w:eastAsia="Times New Roman" w:cs="Times New Roman"/>
+          <w:color w:val="000000"/>
+          <w:sz w:val="24"/>
+        </w:rPr>
+        <w:t xml:space="preserve">strong</w:t>
+      </w:r>
+      <w:r>
+        <w:rPr>
+          <w:rFonts w:ascii="Times New Roman" w:hAnsi="Times New Roman" w:eastAsia="Times New Roman" w:cs="Times New Roman"/>
+          <w:color w:val="000000"/>
+          <w:sz w:val="24"/>
+        </w:rPr>
+        <w:t xml:space="preserve">,</w:t>
+      </w:r>
+      <w:r>
+        <w:rPr>
+          <w:rFonts w:ascii="Times New Roman" w:hAnsi="Times New Roman" w:eastAsia="Times New Roman" w:cs="Times New Roman"/>
+          <w:color w:val="000000"/>
+          <w:sz w:val="24"/>
+        </w:rPr>
+        <w:t xml:space="preserve"> </w:t>
+      </w:r>
+      <w:r>
+        <w:rPr>
+          <w:rStyle w:val="VerbatimChar"/>
+          <w:rFonts w:ascii="Times New Roman" w:hAnsi="Times New Roman" w:eastAsia="Times New Roman" w:cs="Times New Roman"/>
+          <w:color w:val="000000"/>
+          <w:sz w:val="24"/>
+        </w:rPr>
+        <w:t xml:space="preserve">borderline</w:t>
+      </w:r>
+      <w:r>
+        <w:rPr>
+          <w:rFonts w:ascii="Times New Roman" w:hAnsi="Times New Roman" w:eastAsia="Times New Roman" w:cs="Times New Roman"/>
+          <w:color w:val="000000"/>
+          <w:sz w:val="24"/>
+        </w:rPr>
+        <w:t xml:space="preserve">,</w:t>
+      </w:r>
+      <w:r>
+        <w:rPr>
+          <w:rFonts w:ascii="Times New Roman" w:hAnsi="Times New Roman" w:eastAsia="Times New Roman" w:cs="Times New Roman"/>
+          <w:color w:val="000000"/>
+          <w:sz w:val="24"/>
+        </w:rPr>
+        <w:t xml:space="preserve"> </w:t>
+      </w:r>
+      <w:r>
+        <w:rPr>
+          <w:rStyle w:val="VerbatimChar"/>
+          <w:rFonts w:ascii="Times New Roman" w:hAnsi="Times New Roman" w:eastAsia="Times New Roman" w:cs="Times New Roman"/>
+          <w:color w:val="000000"/>
+          <w:sz w:val="24"/>
+        </w:rPr>
+        <w:t xml:space="preserve">stretch</w:t>
+      </w:r>
+      <w:r>
+        <w:rPr>
+          <w:rFonts w:ascii="Times New Roman" w:hAnsi="Times New Roman" w:eastAsia="Times New Roman" w:cs="Times New Roman"/>
+          <w:color w:val="000000"/>
+          <w:sz w:val="24"/>
+        </w:rPr>
+        <w:t xml:space="preserve">) is read off this score by</w:t>
+      </w:r>
+      <w:r>
+        <w:rPr>
+          <w:rFonts w:ascii="Times New Roman" w:hAnsi="Times New Roman" w:eastAsia="Times New Roman" w:cs="Times New Roman"/>
+          <w:color w:val="000000"/>
+          <w:sz w:val="24"/>
+        </w:rPr>
+        <w:t xml:space="preserve"> </w:t>
+      </w:r>
+      <w:r>
+        <w:rPr>
+          <w:rStyle w:val="VerbatimChar"/>
+          <w:rFonts w:ascii="Times New Roman" w:hAnsi="Times New Roman" w:eastAsia="Times New Roman" w:cs="Times New Roman"/>
+          <w:color w:val="000000"/>
+          <w:sz w:val="24"/>
+        </w:rPr>
+        <w:t xml:space="preserve">job_match_verdict</w:t>
+      </w:r>
+      <w:r>
+        <w:rPr>
+          <w:rFonts w:ascii="Times New Roman" w:hAnsi="Times New Roman" w:eastAsia="Times New Roman" w:cs="Times New Roman"/>
+          <w:color w:val="000000"/>
+          <w:sz w:val="24"/>
+        </w:rPr>
+        <w:t xml:space="preserve">.</w:t>
+      </w:r>
+    </w:p>
+    <w:bookmarkEnd w:id="71"/>
+    <w:bookmarkStart w:id="72" w:name="prompt-and-post-processing-1"/>
+    <w:p>
+      <w:pPr>
+        <w:pStyle w:val="Heading3"/>
+        <w:spacing w:line="312" w:lineRule="auto" w:after="80"/>
+        <w:ind w:firstLine="283"/>
+        <w:jc w:val="both"/>
+      </w:pPr>
+      <w:r>
+        <w:rPr>
+          <w:rFonts w:ascii="Times New Roman" w:hAnsi="Times New Roman" w:eastAsia="Times New Roman" w:cs="Times New Roman"/>
+          <w:color w:val="000000"/>
+          <w:sz w:val="24"/>
+        </w:rPr>
+        <w:t xml:space="preserve">3.3.3 Prompt and post-processing</w:t>
+      </w:r>
+    </w:p>
+    <w:p>
+      <w:pPr>
+        <w:pStyle w:val="FirstParagraph"/>
+        <w:spacing w:line="312" w:lineRule="auto" w:after="80"/>
+        <w:ind w:firstLine="283"/>
+        <w:jc w:val="both"/>
+      </w:pPr>
+      <w:r>
+        <w:rPr>
+          <w:rFonts w:ascii="Times New Roman" w:hAnsi="Times New Roman" w:eastAsia="Times New Roman" w:cs="Times New Roman"/>
+          <w:color w:val="000000"/>
+          <w:sz w:val="24"/>
+        </w:rPr>
+        <w:t xml:space="preserve">The Job Match prompt (</w:t>
+      </w:r>
+      <w:r>
+        <w:rPr>
+          <w:rStyle w:val="VerbatimChar"/>
+          <w:rFonts w:ascii="Times New Roman" w:hAnsi="Times New Roman" w:eastAsia="Times New Roman" w:cs="Times New Roman"/>
+          <w:color w:val="000000"/>
+          <w:sz w:val="24"/>
+        </w:rPr>
+        <w:t xml:space="preserve">app/prompts/job_match.py</w:t>
+      </w:r>
+      <w:r>
+        <w:rPr>
+          <w:rFonts w:ascii="Times New Roman" w:hAnsi="Times New Roman" w:eastAsia="Times New Roman" w:cs="Times New Roman"/>
+          <w:color w:val="000000"/>
+          <w:sz w:val="24"/>
+        </w:rPr>
+        <w:t xml:space="preserve">) instructs the LLM to produce a structured requirement-by-requirement breakdown. For each detected role requirement, the LLM populates an importance (</w:t>
+      </w:r>
+      <w:r>
+        <w:rPr>
+          <w:rStyle w:val="VerbatimChar"/>
+          <w:rFonts w:ascii="Times New Roman" w:hAnsi="Times New Roman" w:eastAsia="Times New Roman" w:cs="Times New Roman"/>
+          <w:color w:val="000000"/>
+          <w:sz w:val="24"/>
+        </w:rPr>
+        <w:t xml:space="preserve">must</w:t>
+      </w:r>
+      <w:r>
+        <w:rPr>
+          <w:rFonts w:ascii="Times New Roman" w:hAnsi="Times New Roman" w:eastAsia="Times New Roman" w:cs="Times New Roman"/>
+          <w:color w:val="000000"/>
+          <w:sz w:val="24"/>
+        </w:rPr>
+        <w:t xml:space="preserve"> </w:t>
+      </w:r>
+      <w:r>
+        <w:rPr>
+          <w:rFonts w:ascii="Times New Roman" w:hAnsi="Times New Roman" w:eastAsia="Times New Roman" w:cs="Times New Roman"/>
+          <w:color w:val="000000"/>
+          <w:sz w:val="24"/>
+        </w:rPr>
+        <w:t xml:space="preserve">/</w:t>
+      </w:r>
+      <w:r>
+        <w:rPr>
+          <w:rFonts w:ascii="Times New Roman" w:hAnsi="Times New Roman" w:eastAsia="Times New Roman" w:cs="Times New Roman"/>
+          <w:color w:val="000000"/>
+          <w:sz w:val="24"/>
+        </w:rPr>
+        <w:t xml:space="preserve"> </w:t>
+      </w:r>
+      <w:r>
+        <w:rPr>
+          <w:rStyle w:val="VerbatimChar"/>
+          <w:rFonts w:ascii="Times New Roman" w:hAnsi="Times New Roman" w:eastAsia="Times New Roman" w:cs="Times New Roman"/>
+          <w:color w:val="000000"/>
+          <w:sz w:val="24"/>
+        </w:rPr>
+        <w:t xml:space="preserve">preferred</w:t>
+      </w:r>
+      <w:r>
+        <w:rPr>
+          <w:rFonts w:ascii="Times New Roman" w:hAnsi="Times New Roman" w:eastAsia="Times New Roman" w:cs="Times New Roman"/>
+          <w:color w:val="000000"/>
+          <w:sz w:val="24"/>
+        </w:rPr>
+        <w:t xml:space="preserve">), a status (</w:t>
+      </w:r>
+      <w:r>
+        <w:rPr>
+          <w:rStyle w:val="VerbatimChar"/>
+          <w:rFonts w:ascii="Times New Roman" w:hAnsi="Times New Roman" w:eastAsia="Times New Roman" w:cs="Times New Roman"/>
+          <w:color w:val="000000"/>
+          <w:sz w:val="24"/>
+        </w:rPr>
+        <w:t xml:space="preserve">matched</w:t>
+      </w:r>
+      <w:r>
+        <w:rPr>
+          <w:rFonts w:ascii="Times New Roman" w:hAnsi="Times New Roman" w:eastAsia="Times New Roman" w:cs="Times New Roman"/>
+          <w:color w:val="000000"/>
+          <w:sz w:val="24"/>
+        </w:rPr>
+        <w:t xml:space="preserve"> </w:t>
+      </w:r>
+      <w:r>
+        <w:rPr>
+          <w:rFonts w:ascii="Times New Roman" w:hAnsi="Times New Roman" w:eastAsia="Times New Roman" w:cs="Times New Roman"/>
+          <w:color w:val="000000"/>
+          <w:sz w:val="24"/>
+        </w:rPr>
+        <w:t xml:space="preserve">/</w:t>
+      </w:r>
+      <w:r>
+        <w:rPr>
+          <w:rFonts w:ascii="Times New Roman" w:hAnsi="Times New Roman" w:eastAsia="Times New Roman" w:cs="Times New Roman"/>
+          <w:color w:val="000000"/>
+          <w:sz w:val="24"/>
+        </w:rPr>
+        <w:t xml:space="preserve"> </w:t>
+      </w:r>
+      <w:r>
+        <w:rPr>
+          <w:rStyle w:val="VerbatimChar"/>
+          <w:rFonts w:ascii="Times New Roman" w:hAnsi="Times New Roman" w:eastAsia="Times New Roman" w:cs="Times New Roman"/>
+          <w:color w:val="000000"/>
+          <w:sz w:val="24"/>
+        </w:rPr>
+        <w:t xml:space="preserve">partial</w:t>
+      </w:r>
+      <w:r>
+        <w:rPr>
+          <w:rFonts w:ascii="Times New Roman" w:hAnsi="Times New Roman" w:eastAsia="Times New Roman" w:cs="Times New Roman"/>
+          <w:color w:val="000000"/>
+          <w:sz w:val="24"/>
+        </w:rPr>
+        <w:t xml:space="preserve"> </w:t>
+      </w:r>
+      <w:r>
+        <w:rPr>
+          <w:rFonts w:ascii="Times New Roman" w:hAnsi="Times New Roman" w:eastAsia="Times New Roman" w:cs="Times New Roman"/>
+          <w:color w:val="000000"/>
+          <w:sz w:val="24"/>
+        </w:rPr>
+        <w:t xml:space="preserve">/</w:t>
+      </w:r>
+      <w:r>
+        <w:rPr>
+          <w:rFonts w:ascii="Times New Roman" w:hAnsi="Times New Roman" w:eastAsia="Times New Roman" w:cs="Times New Roman"/>
+          <w:color w:val="000000"/>
+          <w:sz w:val="24"/>
+        </w:rPr>
+        <w:t xml:space="preserve"> </w:t>
+      </w:r>
+      <w:r>
+        <w:rPr>
+          <w:rStyle w:val="VerbatimChar"/>
+          <w:rFonts w:ascii="Times New Roman" w:hAnsi="Times New Roman" w:eastAsia="Times New Roman" w:cs="Times New Roman"/>
+          <w:color w:val="000000"/>
+          <w:sz w:val="24"/>
+        </w:rPr>
+        <w:t xml:space="preserve">missing</w:t>
+      </w:r>
+      <w:r>
+        <w:rPr>
+          <w:rFonts w:ascii="Times New Roman" w:hAnsi="Times New Roman" w:eastAsia="Times New Roman" w:cs="Times New Roman"/>
+          <w:color w:val="000000"/>
+          <w:sz w:val="24"/>
+        </w:rPr>
+        <w:t xml:space="preserve">), a one-sentence resume-evidence statement, and a suggested fix. The locked payload supplies the matched and missing keyword lists; the LLM is asked to expand them into role-realistic phrasing rather than echoing back the raw tokens. The response also includes a recruiter-style summary and a list of tailoring actions ranked by expected impact.</w:t>
+      </w:r>
+    </w:p>
+    <w:p>
+      <w:pPr>
+        <w:pStyle w:val="BodyText"/>
+        <w:spacing w:line="312" w:lineRule="auto" w:after="80"/>
+        <w:ind w:firstLine="283"/>
+        <w:jc w:val="both"/>
+      </w:pPr>
+      <w:r>
+        <w:rPr>
+          <w:rFonts w:ascii="Times New Roman" w:hAnsi="Times New Roman" w:eastAsia="Times New Roman" w:cs="Times New Roman"/>
+          <w:color w:val="000000"/>
+          <w:sz w:val="24"/>
+        </w:rPr>
         <w:t xml:space="preserve">Because the deterministic match score is computed outside the LLM response, the model cannot change the final score returned by the backend. This preserves comparability across regenerations and makes the fully-heuristic mode of Chapter 4 a substitution of the scoring path rather than a separate response contract.</w:t>
       </w:r>
     </w:p>
@@ -14874,22 +14862,21 @@
         <w:br w:type="page"/>
       </w:r>
     </w:p>
-    <w:bookmarkEnd w:id="62"/>
-    <w:bookmarkEnd w:id="63"/>
-    <w:bookmarkStart w:id="66" w:name="career-path"/>
+    <w:bookmarkEnd w:id="72"/>
+    <w:bookmarkEnd w:id="73"/>
+    <w:bookmarkStart w:id="76" w:name="career-path"/>
     <w:p>
       <w:pPr>
         <w:pStyle w:val="Heading2"/>
-        <w:keepNext/>
-        <w:jc w:val="left"/>
-      </w:pPr>
-      <w:r>
-        <w:rPr>
-          <w:rFonts w:ascii="Times New Roman" w:hAnsi="Times New Roman" w:eastAsia="Times New Roman" w:cs="Times New Roman"/>
-          <w:b/>
-          <w:i w:val="0"/>
-          <w:color w:val="000000"/>
-          <w:sz w:val="28"/>
+        <w:spacing w:line="312" w:lineRule="auto" w:after="80"/>
+        <w:ind w:firstLine="283"/>
+        <w:jc w:val="both"/>
+      </w:pPr>
+      <w:r>
+        <w:rPr>
+          <w:rFonts w:ascii="Times New Roman" w:hAnsi="Times New Roman" w:eastAsia="Times New Roman" w:cs="Times New Roman"/>
+          <w:color w:val="000000"/>
+          <w:sz w:val="24"/>
         </w:rPr>
         <w:t xml:space="preserve">3.4 Career Path</w:t>
       </w:r>
@@ -14898,6 +14885,7 @@
       <w:pPr>
         <w:pStyle w:val="FirstParagraph"/>
         <w:spacing w:line="312" w:lineRule="auto" w:after="80"/>
+        <w:ind w:firstLine="283"/>
         <w:jc w:val="both"/>
       </w:pPr>
       <w:r>
@@ -14949,18 +14937,17 @@
         <w:t xml:space="preserve">) that is folded into the prompt.</w:t>
       </w:r>
     </w:p>
-    <w:bookmarkStart w:id="64" w:name="heuristic-prepass-2"/>
+    <w:bookmarkStart w:id="74" w:name="heuristic-prepass-2"/>
     <w:p>
       <w:pPr>
         <w:pStyle w:val="Heading3"/>
-        <w:keepNext/>
-        <w:jc w:val="left"/>
-      </w:pPr>
-      <w:r>
-        <w:rPr>
-          <w:rFonts w:ascii="Times New Roman" w:hAnsi="Times New Roman" w:eastAsia="Times New Roman" w:cs="Times New Roman"/>
-          <w:b/>
-          <w:i/>
+        <w:spacing w:line="312" w:lineRule="auto" w:after="80"/>
+        <w:ind w:firstLine="283"/>
+        <w:jc w:val="both"/>
+      </w:pPr>
+      <w:r>
+        <w:rPr>
+          <w:rFonts w:ascii="Times New Roman" w:hAnsi="Times New Roman" w:eastAsia="Times New Roman" w:cs="Times New Roman"/>
           <w:color w:val="000000"/>
           <w:sz w:val="24"/>
         </w:rPr>
@@ -14971,6 +14958,7 @@
       <w:pPr>
         <w:pStyle w:val="FirstParagraph"/>
         <w:spacing w:line="312" w:lineRule="auto" w:after="80"/>
+        <w:ind w:firstLine="283"/>
         <w:jc w:val="both"/>
       </w:pPr>
       <w:r>
@@ -15158,19 +15146,18 @@
         <w:t xml:space="preserve">lists six aspirational skills typical of that discipline at the next seniority level. This mapping plays the role of a deterministic skills floor for the LLM’s reasoning, similar to the locked payload in the analytical tools but lighter.</w:t>
       </w:r>
     </w:p>
-    <w:bookmarkEnd w:id="64"/>
-    <w:bookmarkStart w:id="65" w:name="prompt-and-post-processing-2"/>
+    <w:bookmarkEnd w:id="74"/>
+    <w:bookmarkStart w:id="75" w:name="prompt-and-post-processing-2"/>
     <w:p>
       <w:pPr>
         <w:pStyle w:val="Heading3"/>
-        <w:keepNext/>
-        <w:jc w:val="left"/>
-      </w:pPr>
-      <w:r>
-        <w:rPr>
-          <w:rFonts w:ascii="Times New Roman" w:hAnsi="Times New Roman" w:eastAsia="Times New Roman" w:cs="Times New Roman"/>
-          <w:b/>
-          <w:i/>
+        <w:spacing w:line="312" w:lineRule="auto" w:after="80"/>
+        <w:ind w:firstLine="283"/>
+        <w:jc w:val="both"/>
+      </w:pPr>
+      <w:r>
+        <w:rPr>
+          <w:rFonts w:ascii="Times New Roman" w:hAnsi="Times New Roman" w:eastAsia="Times New Roman" w:cs="Times New Roman"/>
           <w:color w:val="000000"/>
           <w:sz w:val="24"/>
         </w:rPr>
@@ -15181,6 +15168,7 @@
       <w:pPr>
         <w:pStyle w:val="FirstParagraph"/>
         <w:spacing w:line="312" w:lineRule="auto" w:after="80"/>
+        <w:ind w:firstLine="283"/>
         <w:jc w:val="both"/>
       </w:pPr>
       <w:r>
@@ -15192,22 +15180,21 @@
         <w:t xml:space="preserve">The career prompt instructs the LLM to produce three to five candidate paths, each with a path label, a one-paragraph rationale grounded in the resume, a list of aligned strengths, a list of skills to develop (with the discipline-target list available as a hint), and an indicative timeline expressed in seniority steps rather than calendar months. The output is intentionally not numerical; the comparative study in Chapter 4 does not include the planning tools.</w:t>
       </w:r>
     </w:p>
-    <w:bookmarkEnd w:id="65"/>
-    <w:bookmarkEnd w:id="66"/>
-    <w:bookmarkStart w:id="68" w:name="cover-letter"/>
+    <w:bookmarkEnd w:id="75"/>
+    <w:bookmarkEnd w:id="76"/>
+    <w:bookmarkStart w:id="78" w:name="cover-letter"/>
     <w:p>
       <w:pPr>
         <w:pStyle w:val="Heading2"/>
-        <w:keepNext/>
-        <w:jc w:val="left"/>
-      </w:pPr>
-      <w:r>
-        <w:rPr>
-          <w:rFonts w:ascii="Times New Roman" w:hAnsi="Times New Roman" w:eastAsia="Times New Roman" w:cs="Times New Roman"/>
-          <w:b/>
-          <w:i w:val="0"/>
-          <w:color w:val="000000"/>
-          <w:sz w:val="28"/>
+        <w:spacing w:line="312" w:lineRule="auto" w:after="80"/>
+        <w:ind w:firstLine="283"/>
+        <w:jc w:val="both"/>
+      </w:pPr>
+      <w:r>
+        <w:rPr>
+          <w:rFonts w:ascii="Times New Roman" w:hAnsi="Times New Roman" w:eastAsia="Times New Roman" w:cs="Times New Roman"/>
+          <w:color w:val="000000"/>
+          <w:sz w:val="24"/>
         </w:rPr>
         <w:t xml:space="preserve">3.5 Cover Letter</w:t>
       </w:r>
@@ -15216,6 +15203,7 @@
       <w:pPr>
         <w:pStyle w:val="FirstParagraph"/>
         <w:spacing w:line="312" w:lineRule="auto" w:after="80"/>
+        <w:ind w:firstLine="283"/>
         <w:jc w:val="both"/>
       </w:pPr>
       <w:r>
@@ -15227,18 +15215,17 @@
         <w:t xml:space="preserve">The Cover Letter tool produces a tailored cover letter from a resume and a job description. There is no heuristic prepass that would produce a letter, so this tool is LLM-only.</w:t>
       </w:r>
     </w:p>
-    <w:bookmarkStart w:id="67" w:name="prompt-and-post-processing-3"/>
+    <w:bookmarkStart w:id="77" w:name="prompt-and-post-processing-3"/>
     <w:p>
       <w:pPr>
         <w:pStyle w:val="Heading3"/>
-        <w:keepNext/>
-        <w:jc w:val="left"/>
-      </w:pPr>
-      <w:r>
-        <w:rPr>
-          <w:rFonts w:ascii="Times New Roman" w:hAnsi="Times New Roman" w:eastAsia="Times New Roman" w:cs="Times New Roman"/>
-          <w:b/>
-          <w:i/>
+        <w:spacing w:line="312" w:lineRule="auto" w:after="80"/>
+        <w:ind w:firstLine="283"/>
+        <w:jc w:val="both"/>
+      </w:pPr>
+      <w:r>
+        <w:rPr>
+          <w:rFonts w:ascii="Times New Roman" w:hAnsi="Times New Roman" w:eastAsia="Times New Roman" w:cs="Times New Roman"/>
           <w:color w:val="000000"/>
           <w:sz w:val="24"/>
         </w:rPr>
@@ -15249,6 +15236,7 @@
       <w:pPr>
         <w:pStyle w:val="FirstParagraph"/>
         <w:spacing w:line="312" w:lineRule="auto" w:after="80"/>
+        <w:ind w:firstLine="283"/>
         <w:jc w:val="both"/>
       </w:pPr>
       <w:r>
@@ -15332,22 +15320,21 @@
         <w:t xml:space="preserve">). The response also includes three short alternative opening lines, allowing the user to swap the opening without regenerating the whole letter.</w:t>
       </w:r>
     </w:p>
-    <w:bookmarkEnd w:id="67"/>
-    <w:bookmarkEnd w:id="68"/>
-    <w:bookmarkStart w:id="70" w:name="interview-qa"/>
+    <w:bookmarkEnd w:id="77"/>
+    <w:bookmarkEnd w:id="78"/>
+    <w:bookmarkStart w:id="80" w:name="interview-qa"/>
     <w:p>
       <w:pPr>
         <w:pStyle w:val="Heading2"/>
-        <w:keepNext/>
-        <w:jc w:val="left"/>
-      </w:pPr>
-      <w:r>
-        <w:rPr>
-          <w:rFonts w:ascii="Times New Roman" w:hAnsi="Times New Roman" w:eastAsia="Times New Roman" w:cs="Times New Roman"/>
-          <w:b/>
-          <w:i w:val="0"/>
-          <w:color w:val="000000"/>
-          <w:sz w:val="28"/>
+        <w:spacing w:line="312" w:lineRule="auto" w:after="80"/>
+        <w:ind w:firstLine="283"/>
+        <w:jc w:val="both"/>
+      </w:pPr>
+      <w:r>
+        <w:rPr>
+          <w:rFonts w:ascii="Times New Roman" w:hAnsi="Times New Roman" w:eastAsia="Times New Roman" w:cs="Times New Roman"/>
+          <w:color w:val="000000"/>
+          <w:sz w:val="24"/>
         </w:rPr>
         <w:t xml:space="preserve">3.6 Interview Q&amp;A</w:t>
       </w:r>
@@ -15356,6 +15343,7 @@
       <w:pPr>
         <w:pStyle w:val="FirstParagraph"/>
         <w:spacing w:line="312" w:lineRule="auto" w:after="80"/>
+        <w:ind w:firstLine="283"/>
         <w:jc w:val="both"/>
       </w:pPr>
       <w:r>
@@ -15367,18 +15355,17 @@
         <w:t xml:space="preserve">The Interview Q&amp;A tool produces a curated list of likely interview questions for a given resume and job description. It is LLM-only.</w:t>
       </w:r>
     </w:p>
-    <w:bookmarkStart w:id="69" w:name="prompt-and-post-processing-4"/>
+    <w:bookmarkStart w:id="79" w:name="prompt-and-post-processing-4"/>
     <w:p>
       <w:pPr>
         <w:pStyle w:val="Heading3"/>
-        <w:keepNext/>
-        <w:jc w:val="left"/>
-      </w:pPr>
-      <w:r>
-        <w:rPr>
-          <w:rFonts w:ascii="Times New Roman" w:hAnsi="Times New Roman" w:eastAsia="Times New Roman" w:cs="Times New Roman"/>
-          <w:b/>
-          <w:i/>
+        <w:spacing w:line="312" w:lineRule="auto" w:after="80"/>
+        <w:ind w:firstLine="283"/>
+        <w:jc w:val="both"/>
+      </w:pPr>
+      <w:r>
+        <w:rPr>
+          <w:rFonts w:ascii="Times New Roman" w:hAnsi="Times New Roman" w:eastAsia="Times New Roman" w:cs="Times New Roman"/>
           <w:color w:val="000000"/>
           <w:sz w:val="24"/>
         </w:rPr>
@@ -15389,6 +15376,7 @@
       <w:pPr>
         <w:pStyle w:val="FirstParagraph"/>
         <w:spacing w:line="312" w:lineRule="auto" w:after="80"/>
+        <w:ind w:firstLine="283"/>
         <w:jc w:val="both"/>
       </w:pPr>
       <w:r>
@@ -15511,22 +15499,21 @@
         <w:t xml:space="preserve">. This is the only place in the system where a model override is wired, because practice feedback can be invoked repeatedly during a single user session.</w:t>
       </w:r>
     </w:p>
-    <w:bookmarkEnd w:id="69"/>
-    <w:bookmarkEnd w:id="70"/>
-    <w:bookmarkStart w:id="72" w:name="portfolio-planner"/>
+    <w:bookmarkEnd w:id="79"/>
+    <w:bookmarkEnd w:id="80"/>
+    <w:bookmarkStart w:id="82" w:name="portfolio-planner"/>
     <w:p>
       <w:pPr>
         <w:pStyle w:val="Heading2"/>
-        <w:keepNext/>
-        <w:jc w:val="left"/>
-      </w:pPr>
-      <w:r>
-        <w:rPr>
-          <w:rFonts w:ascii="Times New Roman" w:hAnsi="Times New Roman" w:eastAsia="Times New Roman" w:cs="Times New Roman"/>
-          <w:b/>
-          <w:i w:val="0"/>
-          <w:color w:val="000000"/>
-          <w:sz w:val="28"/>
+        <w:spacing w:line="312" w:lineRule="auto" w:after="80"/>
+        <w:ind w:firstLine="283"/>
+        <w:jc w:val="both"/>
+      </w:pPr>
+      <w:r>
+        <w:rPr>
+          <w:rFonts w:ascii="Times New Roman" w:hAnsi="Times New Roman" w:eastAsia="Times New Roman" w:cs="Times New Roman"/>
+          <w:color w:val="000000"/>
+          <w:sz w:val="24"/>
         </w:rPr>
         <w:t xml:space="preserve">3.7 Portfolio Planner</w:t>
       </w:r>
@@ -15535,6 +15522,7 @@
       <w:pPr>
         <w:pStyle w:val="FirstParagraph"/>
         <w:spacing w:line="312" w:lineRule="auto" w:after="80"/>
+        <w:ind w:firstLine="283"/>
         <w:jc w:val="both"/>
       </w:pPr>
       <w:r>
@@ -15546,18 +15534,17 @@
         <w:t xml:space="preserve">The Portfolio Planner tool produces a prioritised list of artefact ideas and skill gaps for a given resume and target role. The output is forward-looking and structural rather than evaluative.</w:t>
       </w:r>
     </w:p>
-    <w:bookmarkStart w:id="71" w:name="prompt-and-post-processing-5"/>
+    <w:bookmarkStart w:id="81" w:name="prompt-and-post-processing-5"/>
     <w:p>
       <w:pPr>
         <w:pStyle w:val="Heading3"/>
-        <w:keepNext/>
-        <w:jc w:val="left"/>
-      </w:pPr>
-      <w:r>
-        <w:rPr>
-          <w:rFonts w:ascii="Times New Roman" w:hAnsi="Times New Roman" w:eastAsia="Times New Roman" w:cs="Times New Roman"/>
-          <w:b/>
-          <w:i/>
+        <w:spacing w:line="312" w:lineRule="auto" w:after="80"/>
+        <w:ind w:firstLine="283"/>
+        <w:jc w:val="both"/>
+      </w:pPr>
+      <w:r>
+        <w:rPr>
+          <w:rFonts w:ascii="Times New Roman" w:hAnsi="Times New Roman" w:eastAsia="Times New Roman" w:cs="Times New Roman"/>
           <w:color w:val="000000"/>
           <w:sz w:val="24"/>
         </w:rPr>
@@ -15568,6 +15555,7 @@
       <w:pPr>
         <w:pStyle w:val="FirstParagraph"/>
         <w:spacing w:line="312" w:lineRule="auto" w:after="80"/>
+        <w:ind w:firstLine="283"/>
         <w:jc w:val="both"/>
       </w:pPr>
       <w:r>
@@ -15613,22 +15601,21 @@
         <w:t xml:space="preserve">currently support but that the target role requires. The prompt then asks the LLM to produce three to five concrete artefact ideas, each with a working title, a brief description, the skills it would demonstrate, an estimated effort tier (small / medium / large), and a suggested presentation format (GitHub repository, case study, demo video, written post). The response also returns a sequenced plan that orders the artefacts by expected return on effort.</w:t>
       </w:r>
     </w:p>
-    <w:bookmarkEnd w:id="71"/>
-    <w:bookmarkEnd w:id="72"/>
-    <w:bookmarkStart w:id="73" w:name="X0316533d43657d9bfd77d70e918e97beaa94be2"/>
+    <w:bookmarkEnd w:id="81"/>
+    <w:bookmarkEnd w:id="82"/>
+    <w:bookmarkStart w:id="83" w:name="X0316533d43657d9bfd77d70e918e97beaa94be2"/>
     <w:p>
       <w:pPr>
         <w:pStyle w:val="Heading2"/>
-        <w:keepNext/>
-        <w:jc w:val="left"/>
-      </w:pPr>
-      <w:r>
-        <w:rPr>
-          <w:rFonts w:ascii="Times New Roman" w:hAnsi="Times New Roman" w:eastAsia="Times New Roman" w:cs="Times New Roman"/>
-          <w:b/>
-          <w:i w:val="0"/>
-          <w:color w:val="000000"/>
-          <w:sz w:val="28"/>
+        <w:spacing w:line="312" w:lineRule="auto" w:after="80"/>
+        <w:ind w:firstLine="283"/>
+        <w:jc w:val="both"/>
+      </w:pPr>
+      <w:r>
+        <w:rPr>
+          <w:rFonts w:ascii="Times New Roman" w:hAnsi="Times New Roman" w:eastAsia="Times New Roman" w:cs="Times New Roman"/>
+          <w:color w:val="000000"/>
+          <w:sz w:val="24"/>
         </w:rPr>
         <w:t xml:space="preserve">3.8 Persistence, regeneration, and result history</w:t>
       </w:r>
@@ -15637,6 +15624,7 @@
       <w:pPr>
         <w:pStyle w:val="FirstParagraph"/>
         <w:spacing w:line="312" w:lineRule="auto" w:after="80"/>
+        <w:ind w:firstLine="283"/>
         <w:jc w:val="both"/>
       </w:pPr>
       <w:r>
@@ -15975,43 +15963,11 @@
         <w:t xml:space="preserve">A tool may consume the result of a previous tool as part of its input. For example, the Cover Letter can be invoked with the Job Match result already in hand. The pipeline records the linked run identifiers on the new tool run, producing a graph of dependencies that supports the workflow-level reasoning that the user research informed.</w:t>
       </w:r>
     </w:p>
-    <w:bookmarkEnd w:id="73"/>
-    <w:bookmarkStart w:id="74" w:name="X1dc7e4c4ae344161dc6e08133b73d584d675b56"/>
+    <w:bookmarkEnd w:id="83"/>
+    <w:bookmarkStart w:id="84" w:name="X1dc7e4c4ae344161dc6e08133b73d584d675b56"/>
     <w:p>
       <w:pPr>
         <w:pStyle w:val="Heading2"/>
-        <w:keepNext/>
-        <w:jc w:val="left"/>
-      </w:pPr>
-      <w:r>
-        <w:rPr>
-          <w:rFonts w:ascii="Times New Roman" w:hAnsi="Times New Roman" w:eastAsia="Times New Roman" w:cs="Times New Roman"/>
-          <w:b/>
-          <w:i w:val="0"/>
-          <w:color w:val="000000"/>
-          <w:sz w:val="28"/>
-        </w:rPr>
-        <w:t xml:space="preserve">3.9 Reliability behaviour observed in production</w:t>
-      </w:r>
-    </w:p>
-    <w:p>
-      <w:pPr>
-        <w:pStyle w:val="FirstParagraph"/>
-        <w:spacing w:line="312" w:lineRule="auto" w:after="80"/>
-        <w:jc w:val="both"/>
-      </w:pPr>
-      <w:r>
-        <w:rPr>
-          <w:rFonts w:ascii="Times New Roman" w:hAnsi="Times New Roman" w:eastAsia="Times New Roman" w:cs="Times New Roman"/>
-          <w:color w:val="000000"/>
-          <w:sz w:val="24"/>
-        </w:rPr>
-        <w:t xml:space="preserve">In production traffic during the development period, the analytical tools (Resume Analyzer, Job Match) exhibited a heuristic-only fallback rate below one percent of all calls; the LLM-call retry policy (Section 3.1.1) absorbed nearly all transient failures. The generative tools (Cover Letter, Interview Q&amp;A, Career Path, Portfolio) showed a slightly higher hard-error rate because they cannot fall back; the user-visible failure mode is a structured retry prompt rather than a fabricated artefact.</w:t>
-      </w:r>
-    </w:p>
-    <w:p>
-      <w:pPr>
-        <w:pStyle w:val="BodyText"/>
         <w:spacing w:line="312" w:lineRule="auto" w:after="80"/>
         <w:ind w:firstLine="283"/>
         <w:jc w:val="both"/>
@@ -16022,45 +15978,12 @@
           <w:color w:val="000000"/>
           <w:sz w:val="24"/>
         </w:rPr>
-        <w:t xml:space="preserve">Among the six tools, the one that took the longest to stabilise was the Interview Q&amp;A practice mode. The first version invoked the same Gemini model used by the rest of the system; the per-session cost ran high enough during heavy practice usage that the cheaper-model fallback path described in Section 3.6.1 was introduced (the</w:t>
-      </w:r>
-      <w:r>
-        <w:rPr>
-          <w:rFonts w:ascii="Times New Roman" w:hAnsi="Times New Roman" w:eastAsia="Times New Roman" w:cs="Times New Roman"/>
-          <w:color w:val="000000"/>
-          <w:sz w:val="24"/>
-        </w:rPr>
-        <w:t xml:space="preserve"> </w:t>
-      </w:r>
-      <w:r>
-        <w:rPr>
-          <w:rStyle w:val="VerbatimChar"/>
-          <w:rFonts w:ascii="Times New Roman" w:hAnsi="Times New Roman" w:eastAsia="Times New Roman" w:cs="Times New Roman"/>
-          <w:color w:val="000000"/>
-          <w:sz w:val="24"/>
-        </w:rPr>
-        <w:t xml:space="preserve">LLM_PRACTICE_MODEL</w:t>
-      </w:r>
-      <w:r>
-        <w:rPr>
-          <w:rFonts w:ascii="Times New Roman" w:hAnsi="Times New Roman" w:eastAsia="Times New Roman" w:cs="Times New Roman"/>
-          <w:color w:val="000000"/>
-          <w:sz w:val="24"/>
-        </w:rPr>
-        <w:t xml:space="preserve"> </w:t>
-      </w:r>
-      <w:r>
-        <w:rPr>
-          <w:rFonts w:ascii="Times New Roman" w:hAnsi="Times New Roman" w:eastAsia="Times New Roman" w:cs="Times New Roman"/>
-          <w:color w:val="000000"/>
-          <w:sz w:val="24"/>
-        </w:rPr>
-        <w:t xml:space="preserve">configuration is the result of that work). The Cover Letter tool produced the opposite kind of surprise: the structural prompt with the explicit blocklist of clichés produced usable letters on the first end-to-end iteration and required only minor adjustments after a small number of dogfooding runs.</w:t>
-      </w:r>
-    </w:p>
-    <w:p>
-      <w:pPr>
-        <w:pStyle w:val="BodyText"/>
+        <w:t xml:space="preserve">3.9 Reliability behaviour observed in production</w:t>
+      </w:r>
+    </w:p>
+    <w:p>
+      <w:pPr>
+        <w:pStyle w:val="FirstParagraph"/>
         <w:spacing w:line="312" w:lineRule="auto" w:after="80"/>
         <w:ind w:firstLine="283"/>
         <w:jc w:val="both"/>
@@ -16071,27 +15994,89 @@
           <w:color w:val="000000"/>
           <w:sz w:val="24"/>
         </w:rPr>
+        <w:t xml:space="preserve">In production traffic during the development period, the analytical tools (Resume Analyzer, Job Match) exhibited a heuristic-only fallback rate below one percent of all calls; the LLM-call retry policy (Section 3.1.1) absorbed nearly all transient failures. The generative tools (Cover Letter, Interview Q&amp;A, Career Path, Portfolio) showed a slightly higher hard-error rate because they cannot fall back; the user-visible failure mode is a structured retry prompt rather than a fabricated artefact.</w:t>
+      </w:r>
+    </w:p>
+    <w:p>
+      <w:pPr>
+        <w:pStyle w:val="BodyText"/>
+        <w:spacing w:line="312" w:lineRule="auto" w:after="80"/>
+        <w:ind w:firstLine="283"/>
+        <w:jc w:val="both"/>
+      </w:pPr>
+      <w:r>
+        <w:rPr>
+          <w:rFonts w:ascii="Times New Roman" w:hAnsi="Times New Roman" w:eastAsia="Times New Roman" w:cs="Times New Roman"/>
+          <w:color w:val="000000"/>
+          <w:sz w:val="24"/>
+        </w:rPr>
+        <w:t xml:space="preserve">Among the six tools, the one that took the longest to stabilise was the Interview Q&amp;A practice mode. The first version invoked the same Gemini model used by the rest of the system; the per-session cost ran high enough during heavy practice usage that the cheaper-model fallback path described in Section 3.6.1 was introduced (the</w:t>
+      </w:r>
+      <w:r>
+        <w:rPr>
+          <w:rFonts w:ascii="Times New Roman" w:hAnsi="Times New Roman" w:eastAsia="Times New Roman" w:cs="Times New Roman"/>
+          <w:color w:val="000000"/>
+          <w:sz w:val="24"/>
+        </w:rPr>
+        <w:t xml:space="preserve"> </w:t>
+      </w:r>
+      <w:r>
+        <w:rPr>
+          <w:rStyle w:val="VerbatimChar"/>
+          <w:rFonts w:ascii="Times New Roman" w:hAnsi="Times New Roman" w:eastAsia="Times New Roman" w:cs="Times New Roman"/>
+          <w:color w:val="000000"/>
+          <w:sz w:val="24"/>
+        </w:rPr>
+        <w:t xml:space="preserve">LLM_PRACTICE_MODEL</w:t>
+      </w:r>
+      <w:r>
+        <w:rPr>
+          <w:rFonts w:ascii="Times New Roman" w:hAnsi="Times New Roman" w:eastAsia="Times New Roman" w:cs="Times New Roman"/>
+          <w:color w:val="000000"/>
+          <w:sz w:val="24"/>
+        </w:rPr>
+        <w:t xml:space="preserve"> </w:t>
+      </w:r>
+      <w:r>
+        <w:rPr>
+          <w:rFonts w:ascii="Times New Roman" w:hAnsi="Times New Roman" w:eastAsia="Times New Roman" w:cs="Times New Roman"/>
+          <w:color w:val="000000"/>
+          <w:sz w:val="24"/>
+        </w:rPr>
+        <w:t xml:space="preserve">configuration is the result of that work). The Cover Letter tool produced the opposite kind of surprise: the structural prompt with the explicit blocklist of clichés produced usable letters on the first end-to-end iteration and required only minor adjustments after a small number of dogfooding runs.</w:t>
+      </w:r>
+    </w:p>
+    <w:p>
+      <w:pPr>
+        <w:pStyle w:val="BodyText"/>
+        <w:spacing w:line="312" w:lineRule="auto" w:after="80"/>
+        <w:ind w:firstLine="283"/>
+        <w:jc w:val="both"/>
+      </w:pPr>
+      <w:r>
+        <w:rPr>
+          <w:rFonts w:ascii="Times New Roman" w:hAnsi="Times New Roman" w:eastAsia="Times New Roman" w:cs="Times New Roman"/>
+          <w:color w:val="000000"/>
+          <w:sz w:val="24"/>
+        </w:rPr>
         <w:t xml:space="preserve">The blended scoring path (heuristic 40%, LLM 60%) and the heuristic-only fallback are exercised by the same code in the analytical services. The fully-heuristic mode introduced in Chapter 4 reuses the same fallback path and adds an administrative toggle that bypasses the LLM call unconditionally. This is the smallest possible change that satisfies non-functional requirement N7 from Chapter 2: runtime switchability between the two scoring modes for the comparative study reported next.</w:t>
       </w:r>
     </w:p>
-    <w:bookmarkEnd w:id="74"/>
-    <w:bookmarkEnd w:id="75"/>
-    <w:bookmarkStart w:id="104" w:name="chapter-4-conducted-studies-and-results"/>
+    <w:bookmarkEnd w:id="84"/>
+    <w:bookmarkEnd w:id="85"/>
+    <w:bookmarkStart w:id="114" w:name="chapter-4-conducted-studies-and-results"/>
     <w:p>
       <w:pPr>
         <w:pStyle w:val="Heading1"/>
-        <w:keepNext/>
-        <w:pageBreakBefore/>
-        <w:spacing w:before="480" w:after="240"/>
-        <w:jc w:val="left"/>
-      </w:pPr>
-      <w:r>
-        <w:rPr>
-          <w:rFonts w:ascii="Times New Roman" w:hAnsi="Times New Roman" w:eastAsia="Times New Roman" w:cs="Times New Roman"/>
-          <w:b/>
-          <w:i w:val="0"/>
-          <w:color w:val="000000"/>
-          <w:sz w:val="36"/>
+        <w:spacing w:line="312" w:lineRule="auto" w:after="80"/>
+        <w:ind w:firstLine="283"/>
+        <w:jc w:val="both"/>
+      </w:pPr>
+      <w:r>
+        <w:rPr>
+          <w:rFonts w:ascii="Times New Roman" w:hAnsi="Times New Roman" w:eastAsia="Times New Roman" w:cs="Times New Roman"/>
+          <w:color w:val="000000"/>
+          <w:sz w:val="24"/>
         </w:rPr>
         <w:t xml:space="preserve">Chapter 4 — Conducted studies and results</w:t>
       </w:r>
@@ -16100,6 +16085,7 @@
       <w:pPr>
         <w:pStyle w:val="FirstParagraph"/>
         <w:spacing w:line="312" w:lineRule="auto" w:after="80"/>
+        <w:ind w:firstLine="283"/>
         <w:jc w:val="both"/>
       </w:pPr>
       <w:r>
@@ -16179,36 +16165,34 @@
         <w:t xml:space="preserve">(classical information retrieval only). The research question, introduced in Section 1.4, is how much of the blended mode’s discriminative power is recovered by a strictly non-neural heuristic on a controlled synthetic evaluation set, and at what latency and cost ratio.</w:t>
       </w:r>
     </w:p>
-    <w:bookmarkStart w:id="80" w:name="methodology"/>
+    <w:bookmarkStart w:id="90" w:name="methodology"/>
     <w:p>
       <w:pPr>
         <w:pStyle w:val="Heading2"/>
-        <w:keepNext/>
-        <w:jc w:val="left"/>
-      </w:pPr>
-      <w:r>
-        <w:rPr>
-          <w:rFonts w:ascii="Times New Roman" w:hAnsi="Times New Roman" w:eastAsia="Times New Roman" w:cs="Times New Roman"/>
-          <w:b/>
-          <w:i w:val="0"/>
-          <w:color w:val="000000"/>
-          <w:sz w:val="28"/>
+        <w:spacing w:line="312" w:lineRule="auto" w:after="80"/>
+        <w:ind w:firstLine="283"/>
+        <w:jc w:val="both"/>
+      </w:pPr>
+      <w:r>
+        <w:rPr>
+          <w:rFonts w:ascii="Times New Roman" w:hAnsi="Times New Roman" w:eastAsia="Times New Roman" w:cs="Times New Roman"/>
+          <w:color w:val="000000"/>
+          <w:sz w:val="24"/>
         </w:rPr>
         <w:t xml:space="preserve">4.1 Methodology</w:t>
       </w:r>
     </w:p>
-    <w:bookmarkStart w:id="76" w:name="evaluation-dataset"/>
+    <w:bookmarkStart w:id="86" w:name="evaluation-dataset"/>
     <w:p>
       <w:pPr>
         <w:pStyle w:val="Heading3"/>
-        <w:keepNext/>
-        <w:jc w:val="left"/>
-      </w:pPr>
-      <w:r>
-        <w:rPr>
-          <w:rFonts w:ascii="Times New Roman" w:hAnsi="Times New Roman" w:eastAsia="Times New Roman" w:cs="Times New Roman"/>
-          <w:b/>
-          <w:i/>
+        <w:spacing w:line="312" w:lineRule="auto" w:after="80"/>
+        <w:ind w:firstLine="283"/>
+        <w:jc w:val="both"/>
+      </w:pPr>
+      <w:r>
+        <w:rPr>
+          <w:rFonts w:ascii="Times New Roman" w:hAnsi="Times New Roman" w:eastAsia="Times New Roman" w:cs="Times New Roman"/>
           <w:color w:val="000000"/>
           <w:sz w:val="24"/>
         </w:rPr>
@@ -16219,6 +16203,7 @@
       <w:pPr>
         <w:pStyle w:val="FirstParagraph"/>
         <w:spacing w:line="312" w:lineRule="auto" w:after="80"/>
+        <w:ind w:firstLine="283"/>
         <w:jc w:val="both"/>
       </w:pPr>
       <w:r>
@@ -16446,43 +16431,11 @@
         <w:t xml:space="preserve">The harness pairs each resume with every job description in the same role track. Four tracks contain three job descriptions and two tracks contain four, giving 5 × 3 × 4 + 5 × 4 × 2 = 100 pairs. Each pair is run once in blended mode and once in fully heuristic mode, producing 200 response objects for the metrics in Section 4.3. Appendix B documents the dataset structure.</w:t>
       </w:r>
     </w:p>
-    <w:bookmarkEnd w:id="76"/>
-    <w:bookmarkStart w:id="77" w:name="metrics"/>
+    <w:bookmarkEnd w:id="86"/>
+    <w:bookmarkStart w:id="87" w:name="metrics"/>
     <w:p>
       <w:pPr>
         <w:pStyle w:val="Heading3"/>
-        <w:keepNext/>
-        <w:jc w:val="left"/>
-      </w:pPr>
-      <w:r>
-        <w:rPr>
-          <w:rFonts w:ascii="Times New Roman" w:hAnsi="Times New Roman" w:eastAsia="Times New Roman" w:cs="Times New Roman"/>
-          <w:b/>
-          <w:i/>
-          <w:color w:val="000000"/>
-          <w:sz w:val="24"/>
-        </w:rPr>
-        <w:t xml:space="preserve">4.1.2 Metrics</w:t>
-      </w:r>
-    </w:p>
-    <w:p>
-      <w:pPr>
-        <w:pStyle w:val="FirstParagraph"/>
-        <w:spacing w:line="312" w:lineRule="auto" w:after="80"/>
-        <w:jc w:val="both"/>
-      </w:pPr>
-      <w:r>
-        <w:rPr>
-          <w:rFonts w:ascii="Times New Roman" w:hAnsi="Times New Roman" w:eastAsia="Times New Roman" w:cs="Times New Roman"/>
-          <w:color w:val="000000"/>
-          <w:sz w:val="24"/>
-        </w:rPr>
-        <w:t xml:space="preserve">Four metric families are computed per pair.</w:t>
-      </w:r>
-    </w:p>
-    <w:p>
-      <w:pPr>
-        <w:pStyle w:val="BodyText"/>
         <w:spacing w:line="312" w:lineRule="auto" w:after="80"/>
         <w:ind w:firstLine="283"/>
         <w:jc w:val="both"/>
@@ -16490,6 +16443,38 @@
       <w:r>
         <w:rPr>
           <w:rFonts w:ascii="Times New Roman" w:hAnsi="Times New Roman" w:eastAsia="Times New Roman" w:cs="Times New Roman"/>
+          <w:color w:val="000000"/>
+          <w:sz w:val="24"/>
+        </w:rPr>
+        <w:t xml:space="preserve">4.1.2 Metrics</w:t>
+      </w:r>
+    </w:p>
+    <w:p>
+      <w:pPr>
+        <w:pStyle w:val="FirstParagraph"/>
+        <w:spacing w:line="312" w:lineRule="auto" w:after="80"/>
+        <w:ind w:firstLine="283"/>
+        <w:jc w:val="both"/>
+      </w:pPr>
+      <w:r>
+        <w:rPr>
+          <w:rFonts w:ascii="Times New Roman" w:hAnsi="Times New Roman" w:eastAsia="Times New Roman" w:cs="Times New Roman"/>
+          <w:color w:val="000000"/>
+          <w:sz w:val="24"/>
+        </w:rPr>
+        <w:t xml:space="preserve">Four metric families are computed per pair.</w:t>
+      </w:r>
+    </w:p>
+    <w:p>
+      <w:pPr>
+        <w:pStyle w:val="BodyText"/>
+        <w:spacing w:line="312" w:lineRule="auto" w:after="80"/>
+        <w:ind w:firstLine="283"/>
+        <w:jc w:val="both"/>
+      </w:pPr>
+      <w:r>
+        <w:rPr>
+          <w:rFonts w:ascii="Times New Roman" w:hAnsi="Times New Roman" w:eastAsia="Times New Roman" w:cs="Times New Roman"/>
           <w:b/>
           <w:bCs/>
           <w:color w:val="000000"/>
@@ -16579,7 +16564,7 @@
           <w:color w:val="000000"/>
           <w:sz w:val="24"/>
         </w:rPr>
-        <w:t xml:space="preserve">≈ 0.7 is used as a practical interpretation anchor, not as a formal hypothesis or a literature-derived pass/fail threshold.</w:t>
+        <w:t xml:space="preserve">≈ 0.7 is used as a practical interpretation anchor following Cohen’s conventional benchmarks for large effects in behavioural research [26], not as a formal hypothesis or a literature-derived pass/fail threshold.</w:t>
       </w:r>
     </w:p>
     <w:p>
@@ -16684,209 +16669,11 @@
         <w:t xml:space="preserve">Marginal LLM-side cost is estimated in US dollars. Blended mode incurs Gemini 2.5 Flash token cost; fully heuristic mode incurs no third-party inference charge.</w:t>
       </w:r>
     </w:p>
-    <w:bookmarkEnd w:id="77"/>
-    <w:bookmarkStart w:id="78" w:name="controls"/>
+    <w:bookmarkEnd w:id="87"/>
+    <w:bookmarkStart w:id="88" w:name="controls"/>
     <w:p>
       <w:pPr>
         <w:pStyle w:val="Heading3"/>
-        <w:keepNext/>
-        <w:jc w:val="left"/>
-      </w:pPr>
-      <w:r>
-        <w:rPr>
-          <w:rFonts w:ascii="Times New Roman" w:hAnsi="Times New Roman" w:eastAsia="Times New Roman" w:cs="Times New Roman"/>
-          <w:b/>
-          <w:i/>
-          <w:color w:val="000000"/>
-          <w:sz w:val="24"/>
-        </w:rPr>
-        <w:t xml:space="preserve">4.1.3 Controls</w:t>
-      </w:r>
-    </w:p>
-    <w:p>
-      <w:pPr>
-        <w:pStyle w:val="FirstParagraph"/>
-        <w:spacing w:line="312" w:lineRule="auto" w:after="80"/>
-        <w:jc w:val="both"/>
-      </w:pPr>
-      <w:r>
-        <w:rPr>
-          <w:rFonts w:ascii="Times New Roman" w:hAnsi="Times New Roman" w:eastAsia="Times New Roman" w:cs="Times New Roman"/>
-          <w:color w:val="000000"/>
-          <w:sz w:val="24"/>
-        </w:rPr>
-        <w:t xml:space="preserve">Three controls isolate the comparison.</w:t>
-      </w:r>
-      <w:r>
-        <w:rPr>
-          <w:rFonts w:ascii="Times New Roman" w:hAnsi="Times New Roman" w:eastAsia="Times New Roman" w:cs="Times New Roman"/>
-          <w:color w:val="000000"/>
-          <w:sz w:val="24"/>
-        </w:rPr>
-        <w:t xml:space="preserve"> </w:t>
-      </w:r>
-      <w:r>
-        <w:rPr>
-          <w:rStyle w:val="VerbatimChar"/>
-          <w:rFonts w:ascii="Times New Roman" w:hAnsi="Times New Roman" w:eastAsia="Times New Roman" w:cs="Times New Roman"/>
-          <w:color w:val="000000"/>
-          <w:sz w:val="24"/>
-        </w:rPr>
-        <w:t xml:space="preserve">RESULT_CACHE_ENABLED=false</w:t>
-      </w:r>
-      <w:r>
-        <w:rPr>
-          <w:rFonts w:ascii="Times New Roman" w:hAnsi="Times New Roman" w:eastAsia="Times New Roman" w:cs="Times New Roman"/>
-          <w:color w:val="000000"/>
-          <w:sz w:val="24"/>
-        </w:rPr>
-        <w:t xml:space="preserve"> </w:t>
-      </w:r>
-      <w:r>
-        <w:rPr>
-          <w:rFonts w:ascii="Times New Roman" w:hAnsi="Times New Roman" w:eastAsia="Times New Roman" w:cs="Times New Roman"/>
-          <w:color w:val="000000"/>
-          <w:sz w:val="24"/>
-        </w:rPr>
-        <w:t xml:space="preserve">prevents cache reuse from contaminating latency, and</w:t>
-      </w:r>
-      <w:r>
-        <w:rPr>
-          <w:rFonts w:ascii="Times New Roman" w:hAnsi="Times New Roman" w:eastAsia="Times New Roman" w:cs="Times New Roman"/>
-          <w:color w:val="000000"/>
-          <w:sz w:val="24"/>
-        </w:rPr>
-        <w:t xml:space="preserve"> </w:t>
-      </w:r>
-      <w:r>
-        <w:rPr>
-          <w:rStyle w:val="VerbatimChar"/>
-          <w:rFonts w:ascii="Times New Roman" w:hAnsi="Times New Roman" w:eastAsia="Times New Roman" w:cs="Times New Roman"/>
-          <w:color w:val="000000"/>
-          <w:sz w:val="24"/>
-        </w:rPr>
-        <w:t xml:space="preserve">scripts/eval_scoring.py</w:t>
-      </w:r>
-      <w:r>
-        <w:rPr>
-          <w:rFonts w:ascii="Times New Roman" w:hAnsi="Times New Roman" w:eastAsia="Times New Roman" w:cs="Times New Roman"/>
-          <w:color w:val="000000"/>
-          <w:sz w:val="24"/>
-        </w:rPr>
-        <w:t xml:space="preserve"> </w:t>
-      </w:r>
-      <w:r>
-        <w:rPr>
-          <w:rFonts w:ascii="Times New Roman" w:hAnsi="Times New Roman" w:eastAsia="Times New Roman" w:cs="Times New Roman"/>
-          <w:color w:val="000000"/>
-          <w:sz w:val="24"/>
-        </w:rPr>
-        <w:t xml:space="preserve">sets</w:t>
-      </w:r>
-      <w:r>
-        <w:rPr>
-          <w:rFonts w:ascii="Times New Roman" w:hAnsi="Times New Roman" w:eastAsia="Times New Roman" w:cs="Times New Roman"/>
-          <w:color w:val="000000"/>
-          <w:sz w:val="24"/>
-        </w:rPr>
-        <w:t xml:space="preserve"> </w:t>
-      </w:r>
-      <w:r>
-        <w:rPr>
-          <w:rStyle w:val="VerbatimChar"/>
-          <w:rFonts w:ascii="Times New Roman" w:hAnsi="Times New Roman" w:eastAsia="Times New Roman" w:cs="Times New Roman"/>
-          <w:color w:val="000000"/>
-          <w:sz w:val="24"/>
-        </w:rPr>
-        <w:t xml:space="preserve">HEURISTIC_VERSION=v2</w:t>
-      </w:r>
-      <w:r>
-        <w:rPr>
-          <w:rFonts w:ascii="Times New Roman" w:hAnsi="Times New Roman" w:eastAsia="Times New Roman" w:cs="Times New Roman"/>
-          <w:color w:val="000000"/>
-          <w:sz w:val="24"/>
-        </w:rPr>
-        <w:t xml:space="preserve"> </w:t>
-      </w:r>
-      <w:r>
-        <w:rPr>
-          <w:rFonts w:ascii="Times New Roman" w:hAnsi="Times New Roman" w:eastAsia="Times New Roman" w:cs="Times New Roman"/>
-          <w:color w:val="000000"/>
-          <w:sz w:val="24"/>
-        </w:rPr>
-        <w:t xml:space="preserve">before importing the application settings so that both modes use the same strong heuristic implementation. The remaining experimental difference is whether</w:t>
-      </w:r>
-      <w:r>
-        <w:rPr>
-          <w:rFonts w:ascii="Times New Roman" w:hAnsi="Times New Roman" w:eastAsia="Times New Roman" w:cs="Times New Roman"/>
-          <w:color w:val="000000"/>
-          <w:sz w:val="24"/>
-        </w:rPr>
-        <w:t xml:space="preserve"> </w:t>
-      </w:r>
-      <w:r>
-        <w:rPr>
-          <w:rStyle w:val="VerbatimChar"/>
-          <w:rFonts w:ascii="Times New Roman" w:hAnsi="Times New Roman" w:eastAsia="Times New Roman" w:cs="Times New Roman"/>
-          <w:color w:val="000000"/>
-          <w:sz w:val="24"/>
-        </w:rPr>
-        <w:t xml:space="preserve">complete_structured</w:t>
-      </w:r>
-      <w:r>
-        <w:rPr>
-          <w:rFonts w:ascii="Times New Roman" w:hAnsi="Times New Roman" w:eastAsia="Times New Roman" w:cs="Times New Roman"/>
-          <w:color w:val="000000"/>
-          <w:sz w:val="24"/>
-        </w:rPr>
-        <w:t xml:space="preserve"> </w:t>
-      </w:r>
-      <w:r>
-        <w:rPr>
-          <w:rFonts w:ascii="Times New Roman" w:hAnsi="Times New Roman" w:eastAsia="Times New Roman" w:cs="Times New Roman"/>
-          <w:color w:val="000000"/>
-          <w:sz w:val="24"/>
-        </w:rPr>
-        <w:t xml:space="preserve">is invoked. The LLM client uses temperature 0.3, so sampling variance is not eliminated; it is bounded only by running one fixed dataset through one configured provider and by reporting the result as an implementation characterisation rather than a population estimate.</w:t>
-      </w:r>
-    </w:p>
-    <w:bookmarkEnd w:id="78"/>
-    <w:bookmarkStart w:id="79" w:name="threats-to-validity"/>
-    <w:p>
-      <w:pPr>
-        <w:pStyle w:val="Heading3"/>
-        <w:keepNext/>
-        <w:jc w:val="left"/>
-      </w:pPr>
-      <w:r>
-        <w:rPr>
-          <w:rFonts w:ascii="Times New Roman" w:hAnsi="Times New Roman" w:eastAsia="Times New Roman" w:cs="Times New Roman"/>
-          <w:b/>
-          <w:i/>
-          <w:color w:val="000000"/>
-          <w:sz w:val="24"/>
-        </w:rPr>
-        <w:t xml:space="preserve">4.1.4 Threats to validity</w:t>
-      </w:r>
-    </w:p>
-    <w:p>
-      <w:pPr>
-        <w:pStyle w:val="FirstParagraph"/>
-        <w:spacing w:line="312" w:lineRule="auto" w:after="80"/>
-        <w:jc w:val="both"/>
-      </w:pPr>
-      <w:r>
-        <w:rPr>
-          <w:rFonts w:ascii="Times New Roman" w:hAnsi="Times New Roman" w:eastAsia="Times New Roman" w:cs="Times New Roman"/>
-          <w:color w:val="000000"/>
-          <w:sz w:val="24"/>
-        </w:rPr>
-        <w:t xml:space="preserve">Four threats are tracked so that the interpretation of Section 4.3 remains bounded.</w:t>
-      </w:r>
-    </w:p>
-    <w:p>
-      <w:pPr>
-        <w:pStyle w:val="BodyText"/>
         <w:spacing w:line="312" w:lineRule="auto" w:after="80"/>
         <w:ind w:firstLine="283"/>
         <w:jc w:val="both"/>
@@ -16894,6 +16681,204 @@
       <w:r>
         <w:rPr>
           <w:rFonts w:ascii="Times New Roman" w:hAnsi="Times New Roman" w:eastAsia="Times New Roman" w:cs="Times New Roman"/>
+          <w:color w:val="000000"/>
+          <w:sz w:val="24"/>
+        </w:rPr>
+        <w:t xml:space="preserve">4.1.3 Controls</w:t>
+      </w:r>
+    </w:p>
+    <w:p>
+      <w:pPr>
+        <w:pStyle w:val="FirstParagraph"/>
+        <w:spacing w:line="312" w:lineRule="auto" w:after="80"/>
+        <w:ind w:firstLine="283"/>
+        <w:jc w:val="both"/>
+      </w:pPr>
+      <w:r>
+        <w:rPr>
+          <w:rFonts w:ascii="Times New Roman" w:hAnsi="Times New Roman" w:eastAsia="Times New Roman" w:cs="Times New Roman"/>
+          <w:color w:val="000000"/>
+          <w:sz w:val="24"/>
+        </w:rPr>
+        <w:t xml:space="preserve">Three controls isolate the comparison.</w:t>
+      </w:r>
+      <w:r>
+        <w:rPr>
+          <w:rFonts w:ascii="Times New Roman" w:hAnsi="Times New Roman" w:eastAsia="Times New Roman" w:cs="Times New Roman"/>
+          <w:color w:val="000000"/>
+          <w:sz w:val="24"/>
+        </w:rPr>
+        <w:t xml:space="preserve"> </w:t>
+      </w:r>
+      <w:r>
+        <w:rPr>
+          <w:rStyle w:val="VerbatimChar"/>
+          <w:rFonts w:ascii="Times New Roman" w:hAnsi="Times New Roman" w:eastAsia="Times New Roman" w:cs="Times New Roman"/>
+          <w:color w:val="000000"/>
+          <w:sz w:val="24"/>
+        </w:rPr>
+        <w:t xml:space="preserve">RESULT_CACHE_ENABLED=false</w:t>
+      </w:r>
+      <w:r>
+        <w:rPr>
+          <w:rFonts w:ascii="Times New Roman" w:hAnsi="Times New Roman" w:eastAsia="Times New Roman" w:cs="Times New Roman"/>
+          <w:color w:val="000000"/>
+          <w:sz w:val="24"/>
+        </w:rPr>
+        <w:t xml:space="preserve"> </w:t>
+      </w:r>
+      <w:r>
+        <w:rPr>
+          <w:rFonts w:ascii="Times New Roman" w:hAnsi="Times New Roman" w:eastAsia="Times New Roman" w:cs="Times New Roman"/>
+          <w:color w:val="000000"/>
+          <w:sz w:val="24"/>
+        </w:rPr>
+        <w:t xml:space="preserve">prevents cache reuse from contaminating latency, and</w:t>
+      </w:r>
+      <w:r>
+        <w:rPr>
+          <w:rFonts w:ascii="Times New Roman" w:hAnsi="Times New Roman" w:eastAsia="Times New Roman" w:cs="Times New Roman"/>
+          <w:color w:val="000000"/>
+          <w:sz w:val="24"/>
+        </w:rPr>
+        <w:t xml:space="preserve"> </w:t>
+      </w:r>
+      <w:r>
+        <w:rPr>
+          <w:rStyle w:val="VerbatimChar"/>
+          <w:rFonts w:ascii="Times New Roman" w:hAnsi="Times New Roman" w:eastAsia="Times New Roman" w:cs="Times New Roman"/>
+          <w:color w:val="000000"/>
+          <w:sz w:val="24"/>
+        </w:rPr>
+        <w:t xml:space="preserve">scripts/eval_scoring.py</w:t>
+      </w:r>
+      <w:r>
+        <w:rPr>
+          <w:rFonts w:ascii="Times New Roman" w:hAnsi="Times New Roman" w:eastAsia="Times New Roman" w:cs="Times New Roman"/>
+          <w:color w:val="000000"/>
+          <w:sz w:val="24"/>
+        </w:rPr>
+        <w:t xml:space="preserve"> </w:t>
+      </w:r>
+      <w:r>
+        <w:rPr>
+          <w:rFonts w:ascii="Times New Roman" w:hAnsi="Times New Roman" w:eastAsia="Times New Roman" w:cs="Times New Roman"/>
+          <w:color w:val="000000"/>
+          <w:sz w:val="24"/>
+        </w:rPr>
+        <w:t xml:space="preserve">sets</w:t>
+      </w:r>
+      <w:r>
+        <w:rPr>
+          <w:rFonts w:ascii="Times New Roman" w:hAnsi="Times New Roman" w:eastAsia="Times New Roman" w:cs="Times New Roman"/>
+          <w:color w:val="000000"/>
+          <w:sz w:val="24"/>
+        </w:rPr>
+        <w:t xml:space="preserve"> </w:t>
+      </w:r>
+      <w:r>
+        <w:rPr>
+          <w:rStyle w:val="VerbatimChar"/>
+          <w:rFonts w:ascii="Times New Roman" w:hAnsi="Times New Roman" w:eastAsia="Times New Roman" w:cs="Times New Roman"/>
+          <w:color w:val="000000"/>
+          <w:sz w:val="24"/>
+        </w:rPr>
+        <w:t xml:space="preserve">HEURISTIC_VERSION=v2</w:t>
+      </w:r>
+      <w:r>
+        <w:rPr>
+          <w:rFonts w:ascii="Times New Roman" w:hAnsi="Times New Roman" w:eastAsia="Times New Roman" w:cs="Times New Roman"/>
+          <w:color w:val="000000"/>
+          <w:sz w:val="24"/>
+        </w:rPr>
+        <w:t xml:space="preserve"> </w:t>
+      </w:r>
+      <w:r>
+        <w:rPr>
+          <w:rFonts w:ascii="Times New Roman" w:hAnsi="Times New Roman" w:eastAsia="Times New Roman" w:cs="Times New Roman"/>
+          <w:color w:val="000000"/>
+          <w:sz w:val="24"/>
+        </w:rPr>
+        <w:t xml:space="preserve">before importing the application settings so that both modes use the same strong heuristic implementation. The remaining experimental difference is whether</w:t>
+      </w:r>
+      <w:r>
+        <w:rPr>
+          <w:rFonts w:ascii="Times New Roman" w:hAnsi="Times New Roman" w:eastAsia="Times New Roman" w:cs="Times New Roman"/>
+          <w:color w:val="000000"/>
+          <w:sz w:val="24"/>
+        </w:rPr>
+        <w:t xml:space="preserve"> </w:t>
+      </w:r>
+      <w:r>
+        <w:rPr>
+          <w:rStyle w:val="VerbatimChar"/>
+          <w:rFonts w:ascii="Times New Roman" w:hAnsi="Times New Roman" w:eastAsia="Times New Roman" w:cs="Times New Roman"/>
+          <w:color w:val="000000"/>
+          <w:sz w:val="24"/>
+        </w:rPr>
+        <w:t xml:space="preserve">complete_structured</w:t>
+      </w:r>
+      <w:r>
+        <w:rPr>
+          <w:rFonts w:ascii="Times New Roman" w:hAnsi="Times New Roman" w:eastAsia="Times New Roman" w:cs="Times New Roman"/>
+          <w:color w:val="000000"/>
+          <w:sz w:val="24"/>
+        </w:rPr>
+        <w:t xml:space="preserve"> </w:t>
+      </w:r>
+      <w:r>
+        <w:rPr>
+          <w:rFonts w:ascii="Times New Roman" w:hAnsi="Times New Roman" w:eastAsia="Times New Roman" w:cs="Times New Roman"/>
+          <w:color w:val="000000"/>
+          <w:sz w:val="24"/>
+        </w:rPr>
+        <w:t xml:space="preserve">is invoked. The LLM client uses temperature 0.3, so sampling variance is not eliminated; it is bounded only by running one fixed dataset through one configured provider and by reporting the result as an implementation characterisation rather than a population estimate.</w:t>
+      </w:r>
+    </w:p>
+    <w:bookmarkEnd w:id="88"/>
+    <w:bookmarkStart w:id="89" w:name="threats-to-validity"/>
+    <w:p>
+      <w:pPr>
+        <w:pStyle w:val="Heading3"/>
+        <w:spacing w:line="312" w:lineRule="auto" w:after="80"/>
+        <w:ind w:firstLine="283"/>
+        <w:jc w:val="both"/>
+      </w:pPr>
+      <w:r>
+        <w:rPr>
+          <w:rFonts w:ascii="Times New Roman" w:hAnsi="Times New Roman" w:eastAsia="Times New Roman" w:cs="Times New Roman"/>
+          <w:color w:val="000000"/>
+          <w:sz w:val="24"/>
+        </w:rPr>
+        <w:t xml:space="preserve">4.1.4 Threats to validity</w:t>
+      </w:r>
+    </w:p>
+    <w:p>
+      <w:pPr>
+        <w:pStyle w:val="FirstParagraph"/>
+        <w:spacing w:line="312" w:lineRule="auto" w:after="80"/>
+        <w:ind w:firstLine="283"/>
+        <w:jc w:val="both"/>
+      </w:pPr>
+      <w:r>
+        <w:rPr>
+          <w:rFonts w:ascii="Times New Roman" w:hAnsi="Times New Roman" w:eastAsia="Times New Roman" w:cs="Times New Roman"/>
+          <w:color w:val="000000"/>
+          <w:sz w:val="24"/>
+        </w:rPr>
+        <w:t xml:space="preserve">Four threats are tracked so that the interpretation of Section 4.3 remains bounded.</w:t>
+      </w:r>
+    </w:p>
+    <w:p>
+      <w:pPr>
+        <w:pStyle w:val="BodyText"/>
+        <w:spacing w:line="312" w:lineRule="auto" w:after="80"/>
+        <w:ind w:firstLine="283"/>
+        <w:jc w:val="both"/>
+      </w:pPr>
+      <w:r>
+        <w:rPr>
+          <w:rFonts w:ascii="Times New Roman" w:hAnsi="Times New Roman" w:eastAsia="Times New Roman" w:cs="Times New Roman"/>
           <w:b/>
           <w:bCs/>
           <w:color w:val="000000"/>
@@ -17373,7 +17358,7 @@
           <w:color w:val="000000"/>
           <w:sz w:val="24"/>
         </w:rPr>
-        <w:t xml:space="preserve">In Cook-Campbell terms T1 and T2 cluster under construct validity (the operationalisation of agreement between the two scoring modes), T3 falls under statistical-conclusion validity (the inferential machinery accommodating dependent paired observations), and T4 falls under internal validity (researcher degrees of freedom in the post-hoc heuristic design). External validity, the fourth canonical category, is not addressed within the experiment because the dataset is single-language (English), single-author (one synthesiser produced all 30 resumes), and single-evaluator (one Gemini family); Section 4.4 enumerates these as deployment caveats, foregrounded as the most consequential next step before any generalisation beyond the synthetic benchmark.</w:t>
+        <w:t xml:space="preserve">In Cook–Campbell terms [27] T1 and T2 cluster under construct validity (the operationalisation of agreement between the two scoring modes), T3 falls under statistical-conclusion validity (the inferential machinery accommodating dependent paired observations), and T4 falls under internal validity (researcher degrees of freedom in the post-hoc heuristic design). External validity, the fourth canonical category, is not addressed within the experiment because the dataset is single-language (English), single-author (one synthesiser produced all 30 resumes), and single-evaluator (one Gemini family); Section 4.4 enumerates these as deployment caveats, foregrounded as the most consequential next step before any generalisation beyond the synthetic benchmark.</w:t>
       </w:r>
     </w:p>
     <w:p>
@@ -17392,156 +17377,12 @@
         <w:t xml:space="preserve">These threats also define how the results should not be read. The chapter does not claim population-level hiring validity, fairness, or universal superiority of one scoring family. It reports a controlled within-set characterisation of the implemented system, using a reproducible benchmark whose construction is transparent enough to audit.</w:t>
       </w:r>
     </w:p>
-    <w:bookmarkEnd w:id="79"/>
-    <w:bookmarkEnd w:id="80"/>
-    <w:bookmarkStart w:id="90" w:name="the-strong-heuristic-v2"/>
+    <w:bookmarkEnd w:id="89"/>
+    <w:bookmarkEnd w:id="90"/>
+    <w:bookmarkStart w:id="100" w:name="the-strong-heuristic-v2"/>
     <w:p>
       <w:pPr>
         <w:pStyle w:val="Heading2"/>
-        <w:keepNext/>
-        <w:jc w:val="left"/>
-      </w:pPr>
-      <w:r>
-        <w:rPr>
-          <w:rFonts w:ascii="Times New Roman" w:hAnsi="Times New Roman" w:eastAsia="Times New Roman" w:cs="Times New Roman"/>
-          <w:b/>
-          <w:i w:val="0"/>
-          <w:color w:val="000000"/>
-          <w:sz w:val="28"/>
-        </w:rPr>
-        <w:t xml:space="preserve">4.2 The strong heuristic (v2)</w:t>
-      </w:r>
-    </w:p>
-    <w:p>
-      <w:pPr>
-        <w:pStyle w:val="FirstParagraph"/>
-        <w:spacing w:line="312" w:lineRule="auto" w:after="80"/>
-        <w:jc w:val="both"/>
-      </w:pPr>
-      <w:r>
-        <w:rPr>
-          <w:rFonts w:ascii="Times New Roman" w:hAnsi="Times New Roman" w:eastAsia="Times New Roman" w:cs="Times New Roman"/>
-          <w:color w:val="000000"/>
-          <w:sz w:val="24"/>
-        </w:rPr>
-        <w:t xml:space="preserve">The lightweight prepass from Chapter 3 is sufficient for fallback behaviour but too weak as a research baseline. The strong heuristic v2 replaces binary keyword matching and unweighted averaging with classical information-retrieval components while remaining strictly non-neural.</w:t>
-      </w:r>
-    </w:p>
-    <w:bookmarkStart w:id="81" w:name="tfidfweighted-keyword-evidence"/>
-    <w:p>
-      <w:pPr>
-        <w:pStyle w:val="Heading3"/>
-        <w:keepNext/>
-        <w:jc w:val="left"/>
-      </w:pPr>
-      <w:r>
-        <w:rPr>
-          <w:rFonts w:ascii="Times New Roman" w:hAnsi="Times New Roman" w:eastAsia="Times New Roman" w:cs="Times New Roman"/>
-          <w:b/>
-          <w:i/>
-          <w:color w:val="000000"/>
-          <w:sz w:val="24"/>
-        </w:rPr>
-        <w:t xml:space="preserve">4.2.1 TF–IDF–weighted keyword evidence</w:t>
-      </w:r>
-    </w:p>
-    <w:p>
-      <w:pPr>
-        <w:pStyle w:val="FirstParagraph"/>
-        <w:spacing w:line="312" w:lineRule="auto" w:after="80"/>
-        <w:jc w:val="both"/>
-      </w:pPr>
-      <w:r>
-        <w:rPr>
-          <w:rFonts w:ascii="Times New Roman" w:hAnsi="Times New Roman" w:eastAsia="Times New Roman" w:cs="Times New Roman"/>
-          <w:color w:val="000000"/>
-          <w:sz w:val="24"/>
-        </w:rPr>
-        <w:t xml:space="preserve">The v2 heuristic weights keyword evidence by inverse document frequency, so rare technical terms contribute more than common words [5, 6]. Keyword alignment is computed as</w:t>
-      </w:r>
-    </w:p>
-    <w:p>
-      <w:pPr>
-        <w:pStyle w:val="BodyText"/>
-        <w:spacing w:line="312" w:lineRule="auto" w:after="80"/>
-        <w:jc w:val="both"/>
-      </w:pPr>
-      <w:r>
-        <w:rPr>
-          <w:rFonts w:ascii="Times New Roman" w:hAnsi="Times New Roman" w:eastAsia="Times New Roman" w:cs="Times New Roman"/>
-          <w:color w:val="000000"/>
-          <w:sz w:val="24"/>
-        </w:rPr>
-        <w:t xml:space="preserve">[</w:t>
-      </w:r>
-      <w:r>
-        <w:rPr>
-          <w:rFonts w:ascii="Times New Roman" w:hAnsi="Times New Roman" w:eastAsia="Times New Roman" w:cs="Times New Roman"/>
-          <w:color w:val="000000"/>
-          <w:sz w:val="24"/>
-        </w:rPr>
-        <w:t xml:space="preserve"> </w:t>
-      </w:r>
-      <w:r>
-        <w:rPr>
-          <w:rFonts w:ascii="Times New Roman" w:hAnsi="Times New Roman" w:eastAsia="Times New Roman" w:cs="Times New Roman"/>
-          <w:color w:val="000000"/>
-          <w:sz w:val="24"/>
-        </w:rPr>
-        <w:t xml:space="preserve">(R, J) ;=;</w:t>
-      </w:r>
-      <w:r>
-        <w:rPr>
-          <w:rFonts w:ascii="Times New Roman" w:hAnsi="Times New Roman" w:eastAsia="Times New Roman" w:cs="Times New Roman"/>
-          <w:color w:val="000000"/>
-          <w:sz w:val="24"/>
-        </w:rPr>
-        <w:t xml:space="preserve"> </w:t>
-      </w:r>
-      <w:r>
-        <w:rPr>
-          <w:rFonts w:ascii="Times New Roman" w:hAnsi="Times New Roman" w:eastAsia="Times New Roman" w:cs="Times New Roman"/>
-          <w:color w:val="000000"/>
-          <w:sz w:val="24"/>
-        </w:rPr>
-        <w:t xml:space="preserve"> </w:t>
-      </w:r>
-      <w:r>
-        <w:rPr>
-          <w:rFonts w:ascii="Times New Roman" w:hAnsi="Times New Roman" w:eastAsia="Times New Roman" w:cs="Times New Roman"/>
-          <w:color w:val="000000"/>
-          <w:sz w:val="24"/>
-        </w:rPr>
-        <w:t xml:space="preserve">;</w:t>
-      </w:r>
-      <w:r>
-        <w:rPr>
-          <w:rFonts w:ascii="Times New Roman" w:hAnsi="Times New Roman" w:eastAsia="Times New Roman" w:cs="Times New Roman"/>
-          <w:color w:val="000000"/>
-          <w:sz w:val="24"/>
-        </w:rPr>
-        <w:t xml:space="preserve">; 100,</w:t>
-      </w:r>
-      <w:r>
-        <w:rPr>
-          <w:rFonts w:ascii="Times New Roman" w:hAnsi="Times New Roman" w:eastAsia="Times New Roman" w:cs="Times New Roman"/>
-          <w:color w:val="000000"/>
-          <w:sz w:val="24"/>
-        </w:rPr>
-        <w:t xml:space="preserve"> </w:t>
-      </w:r>
-      <w:r>
-        <w:rPr>
-          <w:rFonts w:ascii="Times New Roman" w:hAnsi="Times New Roman" w:eastAsia="Times New Roman" w:cs="Times New Roman"/>
-          <w:color w:val="000000"/>
-          <w:sz w:val="24"/>
-        </w:rPr>
-        <w:t xml:space="preserve">]</w:t>
-      </w:r>
-    </w:p>
-    <w:p>
-      <w:pPr>
-        <w:pStyle w:val="BodyText"/>
         <w:spacing w:line="312" w:lineRule="auto" w:after="80"/>
         <w:ind w:firstLine="283"/>
         <w:jc w:val="both"/>
@@ -17552,6 +17393,150 @@
           <w:color w:val="000000"/>
           <w:sz w:val="24"/>
         </w:rPr>
+        <w:t xml:space="preserve">4.2 The strong heuristic (v2)</w:t>
+      </w:r>
+    </w:p>
+    <w:p>
+      <w:pPr>
+        <w:pStyle w:val="FirstParagraph"/>
+        <w:spacing w:line="312" w:lineRule="auto" w:after="80"/>
+        <w:ind w:firstLine="283"/>
+        <w:jc w:val="both"/>
+      </w:pPr>
+      <w:r>
+        <w:rPr>
+          <w:rFonts w:ascii="Times New Roman" w:hAnsi="Times New Roman" w:eastAsia="Times New Roman" w:cs="Times New Roman"/>
+          <w:color w:val="000000"/>
+          <w:sz w:val="24"/>
+        </w:rPr>
+        <w:t xml:space="preserve">The lightweight prepass from Chapter 3 is sufficient for fallback behaviour but too weak as a research baseline. The strong heuristic v2 replaces binary keyword matching and unweighted averaging with classical information-retrieval components while remaining strictly non-neural.</w:t>
+      </w:r>
+    </w:p>
+    <w:bookmarkStart w:id="91" w:name="tfidfweighted-keyword-evidence"/>
+    <w:p>
+      <w:pPr>
+        <w:pStyle w:val="Heading3"/>
+        <w:spacing w:line="312" w:lineRule="auto" w:after="80"/>
+        <w:ind w:firstLine="283"/>
+        <w:jc w:val="both"/>
+      </w:pPr>
+      <w:r>
+        <w:rPr>
+          <w:rFonts w:ascii="Times New Roman" w:hAnsi="Times New Roman" w:eastAsia="Times New Roman" w:cs="Times New Roman"/>
+          <w:color w:val="000000"/>
+          <w:sz w:val="24"/>
+        </w:rPr>
+        <w:t xml:space="preserve">4.2.1 TF–IDF–weighted keyword evidence</w:t>
+      </w:r>
+    </w:p>
+    <w:p>
+      <w:pPr>
+        <w:pStyle w:val="FirstParagraph"/>
+        <w:spacing w:line="312" w:lineRule="auto" w:after="80"/>
+        <w:ind w:firstLine="283"/>
+        <w:jc w:val="both"/>
+      </w:pPr>
+      <w:r>
+        <w:rPr>
+          <w:rFonts w:ascii="Times New Roman" w:hAnsi="Times New Roman" w:eastAsia="Times New Roman" w:cs="Times New Roman"/>
+          <w:color w:val="000000"/>
+          <w:sz w:val="24"/>
+        </w:rPr>
+        <w:t xml:space="preserve">The v2 heuristic weights keyword evidence by inverse document frequency, so rare technical terms contribute more than common words [5, 6]. Keyword alignment is computed as</w:t>
+      </w:r>
+    </w:p>
+    <w:p>
+      <w:pPr>
+        <w:pStyle w:val="BodyText"/>
+        <w:spacing w:line="312" w:lineRule="auto" w:after="80"/>
+        <w:jc w:val="both"/>
+      </w:pPr>
+      <w:r>
+        <w:rPr>
+          <w:rFonts w:ascii="Times New Roman" w:hAnsi="Times New Roman" w:eastAsia="Times New Roman" w:cs="Times New Roman"/>
+          <w:color w:val="000000"/>
+          <w:sz w:val="24"/>
+        </w:rPr>
+        <w:t xml:space="preserve">[</w:t>
+      </w:r>
+      <w:r>
+        <w:rPr>
+          <w:rFonts w:ascii="Times New Roman" w:hAnsi="Times New Roman" w:eastAsia="Times New Roman" w:cs="Times New Roman"/>
+          <w:color w:val="000000"/>
+          <w:sz w:val="24"/>
+        </w:rPr>
+        <w:t xml:space="preserve"> </w:t>
+      </w:r>
+      <w:r>
+        <w:rPr>
+          <w:rFonts w:ascii="Times New Roman" w:hAnsi="Times New Roman" w:eastAsia="Times New Roman" w:cs="Times New Roman"/>
+          <w:color w:val="000000"/>
+          <w:sz w:val="24"/>
+        </w:rPr>
+        <w:t xml:space="preserve">(R, J) ;=;</w:t>
+      </w:r>
+      <w:r>
+        <w:rPr>
+          <w:rFonts w:ascii="Times New Roman" w:hAnsi="Times New Roman" w:eastAsia="Times New Roman" w:cs="Times New Roman"/>
+          <w:color w:val="000000"/>
+          <w:sz w:val="24"/>
+        </w:rPr>
+        <w:t xml:space="preserve"> </w:t>
+      </w:r>
+      <w:r>
+        <w:rPr>
+          <w:rFonts w:ascii="Times New Roman" w:hAnsi="Times New Roman" w:eastAsia="Times New Roman" w:cs="Times New Roman"/>
+          <w:color w:val="000000"/>
+          <w:sz w:val="24"/>
+        </w:rPr>
+        <w:t xml:space="preserve"> </w:t>
+      </w:r>
+      <w:r>
+        <w:rPr>
+          <w:rFonts w:ascii="Times New Roman" w:hAnsi="Times New Roman" w:eastAsia="Times New Roman" w:cs="Times New Roman"/>
+          <w:color w:val="000000"/>
+          <w:sz w:val="24"/>
+        </w:rPr>
+        <w:t xml:space="preserve">;</w:t>
+      </w:r>
+      <w:r>
+        <w:rPr>
+          <w:rFonts w:ascii="Times New Roman" w:hAnsi="Times New Roman" w:eastAsia="Times New Roman" w:cs="Times New Roman"/>
+          <w:color w:val="000000"/>
+          <w:sz w:val="24"/>
+        </w:rPr>
+        <w:t xml:space="preserve">; 100,</w:t>
+      </w:r>
+      <w:r>
+        <w:rPr>
+          <w:rFonts w:ascii="Times New Roman" w:hAnsi="Times New Roman" w:eastAsia="Times New Roman" w:cs="Times New Roman"/>
+          <w:color w:val="000000"/>
+          <w:sz w:val="24"/>
+        </w:rPr>
+        <w:t xml:space="preserve"> </w:t>
+      </w:r>
+      <w:r>
+        <w:rPr>
+          <w:rFonts w:ascii="Times New Roman" w:hAnsi="Times New Roman" w:eastAsia="Times New Roman" w:cs="Times New Roman"/>
+          <w:color w:val="000000"/>
+          <w:sz w:val="24"/>
+        </w:rPr>
+        <w:t xml:space="preserve">]</w:t>
+      </w:r>
+    </w:p>
+    <w:p>
+      <w:pPr>
+        <w:pStyle w:val="BodyText"/>
+        <w:spacing w:line="312" w:lineRule="auto" w:after="80"/>
+        <w:ind w:firstLine="283"/>
+        <w:jc w:val="both"/>
+      </w:pPr>
+      <w:r>
+        <w:rPr>
+          <w:rFonts w:ascii="Times New Roman" w:hAnsi="Times New Roman" w:eastAsia="Times New Roman" w:cs="Times New Roman"/>
+          <w:color w:val="000000"/>
+          <w:sz w:val="24"/>
+        </w:rPr>
         <w:t xml:space="preserve">where</w:t>
       </w:r>
       <w:r>
@@ -17808,19 +17793,18 @@
         <w:t xml:space="preserve">, clamped to [0, 100]. Production uses a bundled ESCO-derived baseline IDF; the evaluation harness recomputes IDF from the job descriptions in the benchmark.</w:t>
       </w:r>
     </w:p>
-    <w:bookmarkEnd w:id="81"/>
-    <w:bookmarkStart w:id="82" w:name="esco-aligned-skill-normalisation"/>
+    <w:bookmarkEnd w:id="91"/>
+    <w:bookmarkStart w:id="92" w:name="esco-aligned-skill-normalisation"/>
     <w:p>
       <w:pPr>
         <w:pStyle w:val="Heading3"/>
-        <w:keepNext/>
-        <w:jc w:val="left"/>
-      </w:pPr>
-      <w:r>
-        <w:rPr>
-          <w:rFonts w:ascii="Times New Roman" w:hAnsi="Times New Roman" w:eastAsia="Times New Roman" w:cs="Times New Roman"/>
-          <w:b/>
-          <w:i/>
+        <w:spacing w:line="312" w:lineRule="auto" w:after="80"/>
+        <w:ind w:firstLine="283"/>
+        <w:jc w:val="both"/>
+      </w:pPr>
+      <w:r>
+        <w:rPr>
+          <w:rFonts w:ascii="Times New Roman" w:hAnsi="Times New Roman" w:eastAsia="Times New Roman" w:cs="Times New Roman"/>
           <w:color w:val="000000"/>
           <w:sz w:val="24"/>
         </w:rPr>
@@ -17831,6 +17815,7 @@
       <w:pPr>
         <w:pStyle w:val="FirstParagraph"/>
         <w:spacing w:line="312" w:lineRule="auto" w:after="80"/>
+        <w:ind w:firstLine="283"/>
         <w:jc w:val="both"/>
       </w:pPr>
       <w:r>
@@ -17944,19 +17929,18 @@
         <w:t xml:space="preserve">This top-down design was chosen over a learned skill extractor because it keeps the fully heuristic path inspectable. Every accepted match can be traced to a surface variant in the bundled taxonomy or to the fuzzy rule described below. That property is useful when heuristic mode is presented as an auditable alternative to the LLM path.</w:t>
       </w:r>
     </w:p>
-    <w:bookmarkEnd w:id="82"/>
-    <w:bookmarkStart w:id="83" w:name="fuzzy-matching"/>
+    <w:bookmarkEnd w:id="92"/>
+    <w:bookmarkStart w:id="93" w:name="fuzzy-matching"/>
     <w:p>
       <w:pPr>
         <w:pStyle w:val="Heading3"/>
-        <w:keepNext/>
-        <w:jc w:val="left"/>
-      </w:pPr>
-      <w:r>
-        <w:rPr>
-          <w:rFonts w:ascii="Times New Roman" w:hAnsi="Times New Roman" w:eastAsia="Times New Roman" w:cs="Times New Roman"/>
-          <w:b/>
-          <w:i/>
+        <w:spacing w:line="312" w:lineRule="auto" w:after="80"/>
+        <w:ind w:firstLine="283"/>
+        <w:jc w:val="both"/>
+      </w:pPr>
+      <w:r>
+        <w:rPr>
+          <w:rFonts w:ascii="Times New Roman" w:hAnsi="Times New Roman" w:eastAsia="Times New Roman" w:cs="Times New Roman"/>
           <w:color w:val="000000"/>
           <w:sz w:val="24"/>
         </w:rPr>
@@ -17967,6 +17951,7 @@
       <w:pPr>
         <w:pStyle w:val="FirstParagraph"/>
         <w:spacing w:line="312" w:lineRule="auto" w:after="80"/>
+        <w:ind w:firstLine="283"/>
         <w:jc w:val="both"/>
       </w:pPr>
       <w:r>
@@ -18105,19 +18090,18 @@
         <w:t xml:space="preserve">while rejecting unrelated tokens.</w:t>
       </w:r>
     </w:p>
-    <w:bookmarkEnd w:id="83"/>
-    <w:bookmarkStart w:id="84" w:name="section-weighted-features"/>
+    <w:bookmarkEnd w:id="93"/>
+    <w:bookmarkStart w:id="94" w:name="section-weighted-features"/>
     <w:p>
       <w:pPr>
         <w:pStyle w:val="Heading3"/>
-        <w:keepNext/>
-        <w:jc w:val="left"/>
-      </w:pPr>
-      <w:r>
-        <w:rPr>
-          <w:rFonts w:ascii="Times New Roman" w:hAnsi="Times New Roman" w:eastAsia="Times New Roman" w:cs="Times New Roman"/>
-          <w:b/>
-          <w:i/>
+        <w:spacing w:line="312" w:lineRule="auto" w:after="80"/>
+        <w:ind w:firstLine="283"/>
+        <w:jc w:val="both"/>
+      </w:pPr>
+      <w:r>
+        <w:rPr>
+          <w:rFonts w:ascii="Times New Roman" w:hAnsi="Times New Roman" w:eastAsia="Times New Roman" w:cs="Times New Roman"/>
           <w:color w:val="000000"/>
           <w:sz w:val="24"/>
         </w:rPr>
@@ -18128,6 +18112,7 @@
       <w:pPr>
         <w:pStyle w:val="FirstParagraph"/>
         <w:spacing w:line="312" w:lineRule="auto" w:after="80"/>
+        <w:ind w:firstLine="283"/>
         <w:jc w:val="both"/>
       </w:pPr>
       <w:r>
@@ -18377,19 +18362,18 @@
         <w:t xml:space="preserve">0.3. The weighted match total is normalised against the maximum possible weighted match.</w:t>
       </w:r>
     </w:p>
-    <w:bookmarkEnd w:id="84"/>
-    <w:bookmarkStart w:id="85" w:name="quantification-regex"/>
+    <w:bookmarkEnd w:id="94"/>
+    <w:bookmarkStart w:id="95" w:name="quantification-regex"/>
     <w:p>
       <w:pPr>
         <w:pStyle w:val="Heading3"/>
-        <w:keepNext/>
-        <w:jc w:val="left"/>
-      </w:pPr>
-      <w:r>
-        <w:rPr>
-          <w:rFonts w:ascii="Times New Roman" w:hAnsi="Times New Roman" w:eastAsia="Times New Roman" w:cs="Times New Roman"/>
-          <w:b/>
-          <w:i/>
+        <w:spacing w:line="312" w:lineRule="auto" w:after="80"/>
+        <w:ind w:firstLine="283"/>
+        <w:jc w:val="both"/>
+      </w:pPr>
+      <w:r>
+        <w:rPr>
+          <w:rFonts w:ascii="Times New Roman" w:hAnsi="Times New Roman" w:eastAsia="Times New Roman" w:cs="Times New Roman"/>
           <w:color w:val="000000"/>
           <w:sz w:val="24"/>
         </w:rPr>
@@ -18400,6 +18384,7 @@
       <w:pPr>
         <w:pStyle w:val="FirstParagraph"/>
         <w:spacing w:line="312" w:lineRule="auto" w:after="80"/>
+        <w:ind w:firstLine="283"/>
         <w:jc w:val="both"/>
       </w:pPr>
       <w:r>
@@ -18411,19 +18396,18 @@
         <w:t xml:space="preserve">The impact sub-score detects measurable outcomes through one composite regular expression covering bare integers, percentages, currency amounts, time periods, magnitudes such as k/M/B/×, user or customer counts, and team-size descriptors. The count of quantified bullets enters the score with logarithmic saturation.</w:t>
       </w:r>
     </w:p>
-    <w:bookmarkEnd w:id="85"/>
-    <w:bookmarkStart w:id="86" w:name="action-verb-scoring"/>
+    <w:bookmarkEnd w:id="95"/>
+    <w:bookmarkStart w:id="96" w:name="action-verb-scoring"/>
     <w:p>
       <w:pPr>
         <w:pStyle w:val="Heading3"/>
-        <w:keepNext/>
-        <w:jc w:val="left"/>
-      </w:pPr>
-      <w:r>
-        <w:rPr>
-          <w:rFonts w:ascii="Times New Roman" w:hAnsi="Times New Roman" w:eastAsia="Times New Roman" w:cs="Times New Roman"/>
-          <w:b/>
-          <w:i/>
+        <w:spacing w:line="312" w:lineRule="auto" w:after="80"/>
+        <w:ind w:firstLine="283"/>
+        <w:jc w:val="both"/>
+      </w:pPr>
+      <w:r>
+        <w:rPr>
+          <w:rFonts w:ascii="Times New Roman" w:hAnsi="Times New Roman" w:eastAsia="Times New Roman" w:cs="Times New Roman"/>
           <w:color w:val="000000"/>
           <w:sz w:val="24"/>
         </w:rPr>
@@ -18434,6 +18418,7 @@
       <w:pPr>
         <w:pStyle w:val="FirstParagraph"/>
         <w:spacing w:line="312" w:lineRule="auto" w:after="80"/>
+        <w:ind w:firstLine="283"/>
         <w:jc w:val="both"/>
       </w:pPr>
       <w:r>
@@ -18442,7 +18427,7 @@
           <w:color w:val="000000"/>
           <w:sz w:val="24"/>
         </w:rPr>
-        <w:t xml:space="preserve">The clarity sub-score counts the fraction of bullets whose leading token belongs to a curated action-verb dictionary of approximately 190 entries compiled from university career-services resources. Action verbs such as</w:t>
+        <w:t xml:space="preserve">The clarity sub-score counts the fraction of bullets whose leading token belongs to an author-compiled action-verb dictionary of 190 entries (assembled from publicly available career-services word lists; the working list is archived in the project repository alongside the heuristic implementation). Action verbs such as</w:t>
       </w:r>
       <w:r>
         <w:rPr>
@@ -18525,19 +18510,18 @@
         <w:t xml:space="preserve">are treated as stronger ownership evidence than passive or filler openings.</w:t>
       </w:r>
     </w:p>
-    <w:bookmarkEnd w:id="86"/>
-    <w:bookmarkStart w:id="87" w:name="score-combination"/>
+    <w:bookmarkEnd w:id="96"/>
+    <w:bookmarkStart w:id="97" w:name="score-combination"/>
     <w:p>
       <w:pPr>
         <w:pStyle w:val="Heading3"/>
-        <w:keepNext/>
-        <w:jc w:val="left"/>
-      </w:pPr>
-      <w:r>
-        <w:rPr>
-          <w:rFonts w:ascii="Times New Roman" w:hAnsi="Times New Roman" w:eastAsia="Times New Roman" w:cs="Times New Roman"/>
-          <w:b/>
-          <w:i/>
+        <w:spacing w:line="312" w:lineRule="auto" w:after="80"/>
+        <w:ind w:firstLine="283"/>
+        <w:jc w:val="both"/>
+      </w:pPr>
+      <w:r>
+        <w:rPr>
+          <w:rFonts w:ascii="Times New Roman" w:hAnsi="Times New Roman" w:eastAsia="Times New Roman" w:cs="Times New Roman"/>
           <w:color w:val="000000"/>
           <w:sz w:val="24"/>
         </w:rPr>
@@ -18548,6 +18532,7 @@
       <w:pPr>
         <w:pStyle w:val="FirstParagraph"/>
         <w:spacing w:line="312" w:lineRule="auto" w:after="80"/>
+        <w:ind w:firstLine="283"/>
         <w:jc w:val="both"/>
       </w:pPr>
       <w:r>
@@ -18559,19 +18544,18 @@
         <w:t xml:space="preserve">The five sub-scores (keyword alignment, impact, structure, clarity, completeness) are combined as a weighted mean: 0.30, 0.25, 0.15, 0.15, and 0.15. These weights are author-selected rather than survey-derived. The blended-mode 0.40/0.60 split is also an engineering choice rather than an optimised parameter: it keeps the default mode language-model-led while retaining a deterministic scoring floor. Section 4.3.5 reports an equal-weight sensitivity check for the heuristic sub-score weights.</w:t>
       </w:r>
     </w:p>
-    <w:bookmarkEnd w:id="87"/>
-    <w:bookmarkStart w:id="88" w:name="implementation-notes"/>
+    <w:bookmarkEnd w:id="97"/>
+    <w:bookmarkStart w:id="98" w:name="implementation-notes"/>
     <w:p>
       <w:pPr>
         <w:pStyle w:val="Heading3"/>
-        <w:keepNext/>
-        <w:jc w:val="left"/>
-      </w:pPr>
-      <w:r>
-        <w:rPr>
-          <w:rFonts w:ascii="Times New Roman" w:hAnsi="Times New Roman" w:eastAsia="Times New Roman" w:cs="Times New Roman"/>
-          <w:b/>
-          <w:i/>
+        <w:spacing w:line="312" w:lineRule="auto" w:after="80"/>
+        <w:ind w:firstLine="283"/>
+        <w:jc w:val="both"/>
+      </w:pPr>
+      <w:r>
+        <w:rPr>
+          <w:rFonts w:ascii="Times New Roman" w:hAnsi="Times New Roman" w:eastAsia="Times New Roman" w:cs="Times New Roman"/>
           <w:color w:val="000000"/>
           <w:sz w:val="24"/>
         </w:rPr>
@@ -18582,6 +18566,7 @@
       <w:pPr>
         <w:pStyle w:val="FirstParagraph"/>
         <w:spacing w:line="312" w:lineRule="auto" w:after="80"/>
+        <w:ind w:firstLine="283"/>
         <w:jc w:val="both"/>
       </w:pPr>
       <w:r>
@@ -18684,19 +18669,18 @@
         <w:t xml:space="preserve">selects the strong implementation for the analytical tools and is the default for the experimental run reported here.</w:t>
       </w:r>
     </w:p>
-    <w:bookmarkEnd w:id="88"/>
-    <w:bookmarkStart w:id="89" w:name="the-administrative-toggle"/>
+    <w:bookmarkEnd w:id="98"/>
+    <w:bookmarkStart w:id="99" w:name="the-administrative-toggle"/>
     <w:p>
       <w:pPr>
         <w:pStyle w:val="Heading3"/>
-        <w:keepNext/>
-        <w:jc w:val="left"/>
-      </w:pPr>
-      <w:r>
-        <w:rPr>
-          <w:rFonts w:ascii="Times New Roman" w:hAnsi="Times New Roman" w:eastAsia="Times New Roman" w:cs="Times New Roman"/>
-          <w:b/>
-          <w:i/>
+        <w:spacing w:line="312" w:lineRule="auto" w:after="80"/>
+        <w:ind w:firstLine="283"/>
+        <w:jc w:val="both"/>
+      </w:pPr>
+      <w:r>
+        <w:rPr>
+          <w:rFonts w:ascii="Times New Roman" w:hAnsi="Times New Roman" w:eastAsia="Times New Roman" w:cs="Times New Roman"/>
           <w:color w:val="000000"/>
           <w:sz w:val="24"/>
         </w:rPr>
@@ -18707,6 +18691,7 @@
       <w:pPr>
         <w:pStyle w:val="FirstParagraph"/>
         <w:spacing w:line="312" w:lineRule="auto" w:after="80"/>
+        <w:ind w:firstLine="283"/>
         <w:jc w:val="both"/>
       </w:pPr>
       <w:r>
@@ -18872,22 +18857,21 @@
         <w:br w:type="page"/>
       </w:r>
     </w:p>
-    <w:bookmarkEnd w:id="89"/>
-    <w:bookmarkEnd w:id="90"/>
-    <w:bookmarkStart w:id="102" w:name="results"/>
+    <w:bookmarkEnd w:id="99"/>
+    <w:bookmarkEnd w:id="100"/>
+    <w:bookmarkStart w:id="112" w:name="results"/>
     <w:p>
       <w:pPr>
         <w:pStyle w:val="Heading2"/>
-        <w:keepNext/>
-        <w:jc w:val="left"/>
-      </w:pPr>
-      <w:r>
-        <w:rPr>
-          <w:rFonts w:ascii="Times New Roman" w:hAnsi="Times New Roman" w:eastAsia="Times New Roman" w:cs="Times New Roman"/>
-          <w:b/>
-          <w:i w:val="0"/>
-          <w:color w:val="000000"/>
-          <w:sz w:val="28"/>
+        <w:spacing w:line="312" w:lineRule="auto" w:after="80"/>
+        <w:ind w:firstLine="283"/>
+        <w:jc w:val="both"/>
+      </w:pPr>
+      <w:r>
+        <w:rPr>
+          <w:rFonts w:ascii="Times New Roman" w:hAnsi="Times New Roman" w:eastAsia="Times New Roman" w:cs="Times New Roman"/>
+          <w:color w:val="000000"/>
+          <w:sz w:val="24"/>
         </w:rPr>
         <w:t xml:space="preserve">4.3 Results</w:t>
       </w:r>
@@ -18896,6 +18880,7 @@
       <w:pPr>
         <w:pStyle w:val="FirstParagraph"/>
         <w:spacing w:line="312" w:lineRule="auto" w:after="80"/>
+        <w:ind w:firstLine="283"/>
         <w:jc w:val="both"/>
       </w:pPr>
       <w:r>
@@ -18998,18 +18983,17 @@
         <w:t xml:space="preserve">.</w:t>
       </w:r>
     </w:p>
-    <w:bookmarkStart w:id="91" w:name="score-agreement"/>
+    <w:bookmarkStart w:id="101" w:name="score-agreement"/>
     <w:p>
       <w:pPr>
         <w:pStyle w:val="Heading3"/>
-        <w:keepNext/>
-        <w:jc w:val="left"/>
-      </w:pPr>
-      <w:r>
-        <w:rPr>
-          <w:rFonts w:ascii="Times New Roman" w:hAnsi="Times New Roman" w:eastAsia="Times New Roman" w:cs="Times New Roman"/>
-          <w:b/>
-          <w:i/>
+        <w:spacing w:line="312" w:lineRule="auto" w:after="80"/>
+        <w:ind w:firstLine="283"/>
+        <w:jc w:val="both"/>
+      </w:pPr>
+      <w:r>
+        <w:rPr>
+          <w:rFonts w:ascii="Times New Roman" w:hAnsi="Times New Roman" w:eastAsia="Times New Roman" w:cs="Times New Roman"/>
           <w:color w:val="000000"/>
           <w:sz w:val="24"/>
         </w:rPr>
@@ -19020,6 +19004,7 @@
       <w:pPr>
         <w:pStyle w:val="FirstParagraph"/>
         <w:spacing w:line="312" w:lineRule="auto" w:after="80"/>
+        <w:ind w:firstLine="283"/>
         <w:jc w:val="both"/>
       </w:pPr>
       <w:r>
@@ -20745,19 +20730,18 @@
         <w:t xml:space="preserve">The keyword axis being stable across leakage and disjoint versions is important. It shows that the post-mitigation result is not simply an artefact of repeated responsibility sentences; both modes still respond to legitimate skill labels such as Python, React, BM25, and PostgreSQL. By contrast, the clarity axis remains low because a deterministic rule set cannot assess ownership and role-fit prose with the same nuance as the language model.</w:t>
       </w:r>
     </w:p>
-    <w:bookmarkEnd w:id="91"/>
-    <w:bookmarkStart w:id="92" w:name="llm-only-baseline-t2-mitigation"/>
+    <w:bookmarkEnd w:id="101"/>
+    <w:bookmarkStart w:id="102" w:name="llm-only-baseline-t2-mitigation"/>
     <w:p>
       <w:pPr>
         <w:pStyle w:val="Heading3"/>
-        <w:keepNext/>
-        <w:jc w:val="left"/>
-      </w:pPr>
-      <w:r>
-        <w:rPr>
-          <w:rFonts w:ascii="Times New Roman" w:hAnsi="Times New Roman" w:eastAsia="Times New Roman" w:cs="Times New Roman"/>
-          <w:b/>
-          <w:i/>
+        <w:spacing w:line="312" w:lineRule="auto" w:after="80"/>
+        <w:ind w:firstLine="283"/>
+        <w:jc w:val="both"/>
+      </w:pPr>
+      <w:r>
+        <w:rPr>
+          <w:rFonts w:ascii="Times New Roman" w:hAnsi="Times New Roman" w:eastAsia="Times New Roman" w:cs="Times New Roman"/>
           <w:color w:val="000000"/>
           <w:sz w:val="24"/>
         </w:rPr>
@@ -20768,6 +20752,7 @@
       <w:pPr>
         <w:pStyle w:val="FirstParagraph"/>
         <w:spacing w:line="312" w:lineRule="auto" w:after="80"/>
+        <w:ind w:firstLine="283"/>
         <w:jc w:val="both"/>
       </w:pPr>
       <w:r>
@@ -21484,19 +21469,18 @@
         <w:t xml:space="preserve">The two numbers answer different questions. The LLM-only value asks how far classical IR agrees with the language model when the shared heuristic component is removed. The blended-versus-heuristic value asks what an operator loses when switching the deployed system from default blended mode to fully heuristic runtime mode.</w:t>
       </w:r>
     </w:p>
-    <w:bookmarkEnd w:id="92"/>
-    <w:bookmarkStart w:id="96" w:name="score-distribution"/>
+    <w:bookmarkEnd w:id="102"/>
+    <w:bookmarkStart w:id="106" w:name="score-distribution"/>
     <w:p>
       <w:pPr>
         <w:pStyle w:val="Heading3"/>
-        <w:keepNext/>
-        <w:jc w:val="left"/>
-      </w:pPr>
-      <w:r>
-        <w:rPr>
-          <w:rFonts w:ascii="Times New Roman" w:hAnsi="Times New Roman" w:eastAsia="Times New Roman" w:cs="Times New Roman"/>
-          <w:b/>
-          <w:i/>
+        <w:spacing w:line="312" w:lineRule="auto" w:after="80"/>
+        <w:ind w:firstLine="283"/>
+        <w:jc w:val="both"/>
+      </w:pPr>
+      <w:r>
+        <w:rPr>
+          <w:rFonts w:ascii="Times New Roman" w:hAnsi="Times New Roman" w:eastAsia="Times New Roman" w:cs="Times New Roman"/>
           <w:color w:val="000000"/>
           <w:sz w:val="24"/>
         </w:rPr>
@@ -22216,18 +22200,18 @@
           <wp:inline>
             <wp:extent cx="4031999" cy="2851798"/>
             <wp:effectExtent b="0" l="0" r="0" t="0"/>
-            <wp:docPr descr="" title="" id="94" name="Picture"/>
+            <wp:docPr descr="" title="" id="104" name="Picture"/>
             <a:graphic>
               <a:graphicData uri="http://schemas.openxmlformats.org/drawingml/2006/picture">
                 <pic:pic>
                   <pic:nvPicPr>
-                    <pic:cNvPr descr="figures/figure-4-1-score-distribution.png" id="95" name="Picture"/>
+                    <pic:cNvPr descr="figures/figure-4-1-score-distribution.png" id="105" name="Picture"/>
                     <pic:cNvPicPr>
                       <a:picLocks noChangeArrowheads="1" noChangeAspect="1"/>
                     </pic:cNvPicPr>
                   </pic:nvPicPr>
                   <pic:blipFill>
-                    <a:blip r:embed="rId93"/>
+                    <a:blip r:embed="rId103"/>
                     <a:stretch>
                       <a:fillRect/>
                     </a:stretch>
@@ -22278,19 +22262,18 @@
         <w:br w:type="page"/>
       </w:r>
     </w:p>
-    <w:bookmarkEnd w:id="96"/>
-    <w:bookmarkStart w:id="97" w:name="latency"/>
+    <w:bookmarkEnd w:id="106"/>
+    <w:bookmarkStart w:id="107" w:name="latency"/>
     <w:p>
       <w:pPr>
         <w:pStyle w:val="Heading3"/>
-        <w:keepNext/>
-        <w:jc w:val="left"/>
-      </w:pPr>
-      <w:r>
-        <w:rPr>
-          <w:rFonts w:ascii="Times New Roman" w:hAnsi="Times New Roman" w:eastAsia="Times New Roman" w:cs="Times New Roman"/>
-          <w:b/>
-          <w:i/>
+        <w:spacing w:line="312" w:lineRule="auto" w:after="80"/>
+        <w:ind w:firstLine="283"/>
+        <w:jc w:val="both"/>
+      </w:pPr>
+      <w:r>
+        <w:rPr>
+          <w:rFonts w:ascii="Times New Roman" w:hAnsi="Times New Roman" w:eastAsia="Times New Roman" w:cs="Times New Roman"/>
           <w:color w:val="000000"/>
           <w:sz w:val="24"/>
         </w:rPr>
@@ -22301,6 +22284,7 @@
       <w:pPr>
         <w:pStyle w:val="FirstParagraph"/>
         <w:spacing w:line="312" w:lineRule="auto" w:after="80"/>
+        <w:ind w:firstLine="283"/>
         <w:jc w:val="both"/>
       </w:pPr>
       <w:r>
@@ -22846,19 +22830,18 @@
         <w:t xml:space="preserve">Blended latency is dominated by Gemini structured-output inference over approximately 608 input tokens plus prompt overhead and 1 118 output tokens. The maximum of 65 926.6 ms reflects one retry-after-timeout case handled by the retry policy. Heuristic v2 runs in tens of milliseconds and satisfies the N1a target from Section 2.1.2. Component-level decomposition between token generation, network round-trip, and serialisation overhead was not instrumented in the prototype; future work could profile this granularity (for instance via OpenTelemetry spans on the Vertex AI client or middleware timing decorators) to localise optimisation targets. The two-to-three-orders-of-magnitude latency gap is the operational rationale for keeping both modes runtime-switchable rather than committing to one path.</w:t>
       </w:r>
     </w:p>
-    <w:bookmarkEnd w:id="97"/>
-    <w:bookmarkStart w:id="98" w:name="per-call-cost"/>
+    <w:bookmarkEnd w:id="107"/>
+    <w:bookmarkStart w:id="108" w:name="per-call-cost"/>
     <w:p>
       <w:pPr>
         <w:pStyle w:val="Heading3"/>
-        <w:keepNext/>
-        <w:jc w:val="left"/>
-      </w:pPr>
-      <w:r>
-        <w:rPr>
-          <w:rFonts w:ascii="Times New Roman" w:hAnsi="Times New Roman" w:eastAsia="Times New Roman" w:cs="Times New Roman"/>
-          <w:b/>
-          <w:i/>
+        <w:spacing w:line="312" w:lineRule="auto" w:after="80"/>
+        <w:ind w:firstLine="283"/>
+        <w:jc w:val="both"/>
+      </w:pPr>
+      <w:r>
+        <w:rPr>
+          <w:rFonts w:ascii="Times New Roman" w:hAnsi="Times New Roman" w:eastAsia="Times New Roman" w:cs="Times New Roman"/>
           <w:color w:val="000000"/>
           <w:sz w:val="24"/>
         </w:rPr>
@@ -22869,6 +22852,7 @@
       <w:pPr>
         <w:pStyle w:val="FirstParagraph"/>
         <w:spacing w:line="312" w:lineRule="auto" w:after="80"/>
+        <w:ind w:firstLine="283"/>
         <w:jc w:val="both"/>
       </w:pPr>
       <w:r>
@@ -23370,19 +23354,18 @@
         <w:t xml:space="preserve">This absolute cost is small at thesis scale, but the ratio matters for mode design. A demonstration, outage fallback, or high-volume preview flow can use the heuristic path without accumulating third-party inference cost. The blended path can then be reserved for cases where richer explanations are worth the additional latency.</w:t>
       </w:r>
     </w:p>
-    <w:bookmarkEnd w:id="98"/>
-    <w:bookmarkStart w:id="99" w:name="Xc5b9496d48d597ec2064019f244ae133cf5ccd1"/>
+    <w:bookmarkEnd w:id="108"/>
+    <w:bookmarkStart w:id="109" w:name="Xc5b9496d48d597ec2064019f244ae133cf5ccd1"/>
     <w:p>
       <w:pPr>
         <w:pStyle w:val="Heading3"/>
-        <w:keepNext/>
-        <w:jc w:val="left"/>
-      </w:pPr>
-      <w:r>
-        <w:rPr>
-          <w:rFonts w:ascii="Times New Roman" w:hAnsi="Times New Roman" w:eastAsia="Times New Roman" w:cs="Times New Roman"/>
-          <w:b/>
-          <w:i/>
+        <w:spacing w:line="312" w:lineRule="auto" w:after="80"/>
+        <w:ind w:firstLine="283"/>
+        <w:jc w:val="both"/>
+      </w:pPr>
+      <w:r>
+        <w:rPr>
+          <w:rFonts w:ascii="Times New Roman" w:hAnsi="Times New Roman" w:eastAsia="Times New Roman" w:cs="Times New Roman"/>
           <w:color w:val="000000"/>
           <w:sz w:val="24"/>
         </w:rPr>
@@ -23393,6 +23376,7 @@
       <w:pPr>
         <w:pStyle w:val="FirstParagraph"/>
         <w:spacing w:line="312" w:lineRule="auto" w:after="80"/>
+        <w:ind w:firstLine="283"/>
         <w:jc w:val="both"/>
       </w:pPr>
       <w:r>
@@ -23840,19 +23824,18 @@
         <w:t xml:space="preserve">Pearson moves by Δ = −0.023 and Spearman by Δ = −0.024 after rounding to three decimals. Both remain above the practical 0.7 interpretation anchor, so the value-association result is not dependent on the exact heuristic sub-score weighting choice. The rank-agreement reading is similarly robust; the comparative claim of Section 4.3.1 is therefore weighting-invariant within this evaluation set rather than weighting-specific.</w:t>
       </w:r>
     </w:p>
-    <w:bookmarkEnd w:id="99"/>
-    <w:bookmarkStart w:id="100" w:name="heuristic-enhancement-ablation-stage-h"/>
+    <w:bookmarkEnd w:id="109"/>
+    <w:bookmarkStart w:id="110" w:name="heuristic-enhancement-ablation-stage-h"/>
     <w:p>
       <w:pPr>
         <w:pStyle w:val="Heading3"/>
-        <w:keepNext/>
-        <w:jc w:val="left"/>
-      </w:pPr>
-      <w:r>
-        <w:rPr>
-          <w:rFonts w:ascii="Times New Roman" w:hAnsi="Times New Roman" w:eastAsia="Times New Roman" w:cs="Times New Roman"/>
-          <w:b/>
-          <w:i/>
+        <w:spacing w:line="312" w:lineRule="auto" w:after="80"/>
+        <w:ind w:firstLine="283"/>
+        <w:jc w:val="both"/>
+      </w:pPr>
+      <w:r>
+        <w:rPr>
+          <w:rFonts w:ascii="Times New Roman" w:hAnsi="Times New Roman" w:eastAsia="Times New Roman" w:cs="Times New Roman"/>
           <w:color w:val="000000"/>
           <w:sz w:val="24"/>
         </w:rPr>
@@ -23863,6 +23846,7 @@
       <w:pPr>
         <w:pStyle w:val="FirstParagraph"/>
         <w:spacing w:line="312" w:lineRule="auto" w:after="80"/>
+        <w:ind w:firstLine="283"/>
         <w:jc w:val="both"/>
       </w:pPr>
       <w:r>
@@ -25624,19 +25608,18 @@
         <w:t xml:space="preserve">This null result is still useful. It prevents the future-work section from overstating sentence-transformer matching as an obvious next production step. On this benchmark, the strict v2 heuristic is already near the available keyword-and-structure ceiling, and the unresolved gap sits in evidence classes that require either different features or a different evaluation surface.</w:t>
       </w:r>
     </w:p>
-    <w:bookmarkEnd w:id="100"/>
-    <w:bookmarkStart w:id="101" w:name="Xcff2c0d3320ec1ce82f83c9b1d53013643ebe8f"/>
+    <w:bookmarkEnd w:id="110"/>
+    <w:bookmarkStart w:id="111" w:name="Xcff2c0d3320ec1ce82f83c9b1d53013643ebe8f"/>
     <w:p>
       <w:pPr>
         <w:pStyle w:val="Heading3"/>
-        <w:keepNext/>
-        <w:jc w:val="left"/>
-      </w:pPr>
-      <w:r>
-        <w:rPr>
-          <w:rFonts w:ascii="Times New Roman" w:hAnsi="Times New Roman" w:eastAsia="Times New Roman" w:cs="Times New Roman"/>
-          <w:b/>
-          <w:i/>
+        <w:spacing w:line="312" w:lineRule="auto" w:after="80"/>
+        <w:ind w:firstLine="283"/>
+        <w:jc w:val="both"/>
+      </w:pPr>
+      <w:r>
+        <w:rPr>
+          <w:rFonts w:ascii="Times New Roman" w:hAnsi="Times New Roman" w:eastAsia="Times New Roman" w:cs="Times New Roman"/>
           <w:color w:val="000000"/>
           <w:sz w:val="24"/>
         </w:rPr>
@@ -25647,6 +25630,7 @@
       <w:pPr>
         <w:pStyle w:val="FirstParagraph"/>
         <w:spacing w:line="312" w:lineRule="auto" w:after="80"/>
+        <w:ind w:firstLine="283"/>
         <w:jc w:val="both"/>
       </w:pPr>
       <w:r>
@@ -25691,22 +25675,21 @@
         <w:t xml:space="preserve">from Stage G and recovers LLM-only scores through the identity in Section 4.3.1’. It runs in approximately 4 minutes on commodity hardware: about 110 s for SBERT first load and inference, and about 10 s combined for deterministic variants. This keeps Stage H as a research artefact rather than a production dependency.</w:t>
       </w:r>
     </w:p>
-    <w:bookmarkEnd w:id="101"/>
-    <w:bookmarkEnd w:id="102"/>
-    <w:bookmarkStart w:id="103" w:name="discussion-and-limitations"/>
+    <w:bookmarkEnd w:id="111"/>
+    <w:bookmarkEnd w:id="112"/>
+    <w:bookmarkStart w:id="113" w:name="discussion-and-limitations"/>
     <w:p>
       <w:pPr>
         <w:pStyle w:val="Heading2"/>
-        <w:keepNext/>
-        <w:jc w:val="left"/>
-      </w:pPr>
-      <w:r>
-        <w:rPr>
-          <w:rFonts w:ascii="Times New Roman" w:hAnsi="Times New Roman" w:eastAsia="Times New Roman" w:cs="Times New Roman"/>
-          <w:b/>
-          <w:i w:val="0"/>
-          <w:color w:val="000000"/>
-          <w:sz w:val="28"/>
+        <w:spacing w:line="312" w:lineRule="auto" w:after="80"/>
+        <w:ind w:firstLine="283"/>
+        <w:jc w:val="both"/>
+      </w:pPr>
+      <w:r>
+        <w:rPr>
+          <w:rFonts w:ascii="Times New Roman" w:hAnsi="Times New Roman" w:eastAsia="Times New Roman" w:cs="Times New Roman"/>
+          <w:color w:val="000000"/>
+          <w:sz w:val="24"/>
         </w:rPr>
         <w:t xml:space="preserve">4.4 Discussion and limitations</w:t>
       </w:r>
@@ -25715,6 +25698,7 @@
       <w:pPr>
         <w:pStyle w:val="FirstParagraph"/>
         <w:spacing w:line="312" w:lineRule="auto" w:after="80"/>
+        <w:ind w:firstLine="283"/>
         <w:jc w:val="both"/>
       </w:pPr>
       <w:r>
@@ -25978,24 +25962,21 @@
         <w:t xml:space="preserve">A final limitation concerns trend awareness. The approved topic includes current job-market trends, but the implemented system reasons over a static resume and the current text of a job description. It does not model posting-frequency changes, regional demand, salary movement, or temporal skill adoption. Those signals would require a separate labour-market data layer and are left to future work.</w:t>
       </w:r>
     </w:p>
-    <w:bookmarkEnd w:id="103"/>
-    <w:bookmarkEnd w:id="104"/>
-    <w:bookmarkStart w:id="108" w:name="chapter-5-conclusions"/>
+    <w:bookmarkEnd w:id="113"/>
+    <w:bookmarkEnd w:id="114"/>
+    <w:bookmarkStart w:id="118" w:name="chapter-5-conclusions"/>
     <w:p>
       <w:pPr>
         <w:pStyle w:val="Heading1"/>
-        <w:keepNext/>
-        <w:pageBreakBefore/>
-        <w:spacing w:before="480" w:after="240"/>
-        <w:jc w:val="left"/>
-      </w:pPr>
-      <w:r>
-        <w:rPr>
-          <w:rFonts w:ascii="Times New Roman" w:hAnsi="Times New Roman" w:eastAsia="Times New Roman" w:cs="Times New Roman"/>
-          <w:b/>
-          <w:i w:val="0"/>
-          <w:color w:val="000000"/>
-          <w:sz w:val="36"/>
+        <w:spacing w:line="312" w:lineRule="auto" w:after="80"/>
+        <w:ind w:firstLine="283"/>
+        <w:jc w:val="both"/>
+      </w:pPr>
+      <w:r>
+        <w:rPr>
+          <w:rFonts w:ascii="Times New Roman" w:hAnsi="Times New Roman" w:eastAsia="Times New Roman" w:cs="Times New Roman"/>
+          <w:color w:val="000000"/>
+          <w:sz w:val="24"/>
         </w:rPr>
         <w:t xml:space="preserve">Chapter 5 — Conclusions</w:t>
       </w:r>
@@ -26004,6 +25985,7 @@
       <w:pPr>
         <w:pStyle w:val="FirstParagraph"/>
         <w:spacing w:line="312" w:lineRule="auto" w:after="80"/>
+        <w:ind w:firstLine="283"/>
         <w:jc w:val="both"/>
       </w:pPr>
       <w:r>
@@ -26015,20 +25997,19 @@
         <w:t xml:space="preserve">This thesis presented the design, implementation, and empirical evaluation of a system for personalised career recommendation, scoped as a Bachelor-level engineering thesis at the Faculty of Electronics, Photonics and Microsystems of Wrocław University of Science and Technology.</w:t>
       </w:r>
     </w:p>
-    <w:bookmarkStart w:id="105" w:name="results-1"/>
+    <w:bookmarkStart w:id="115" w:name="results-1"/>
     <w:p>
       <w:pPr>
         <w:pStyle w:val="Heading2"/>
-        <w:keepNext/>
-        <w:jc w:val="left"/>
-      </w:pPr>
-      <w:r>
-        <w:rPr>
-          <w:rFonts w:ascii="Times New Roman" w:hAnsi="Times New Roman" w:eastAsia="Times New Roman" w:cs="Times New Roman"/>
-          <w:b/>
-          <w:i w:val="0"/>
-          <w:color w:val="000000"/>
-          <w:sz w:val="28"/>
+        <w:spacing w:line="312" w:lineRule="auto" w:after="80"/>
+        <w:ind w:firstLine="283"/>
+        <w:jc w:val="both"/>
+      </w:pPr>
+      <w:r>
+        <w:rPr>
+          <w:rFonts w:ascii="Times New Roman" w:hAnsi="Times New Roman" w:eastAsia="Times New Roman" w:cs="Times New Roman"/>
+          <w:color w:val="000000"/>
+          <w:sz w:val="24"/>
         </w:rPr>
         <w:t xml:space="preserve">5.1 Results</w:t>
       </w:r>
@@ -26037,6 +26018,7 @@
       <w:pPr>
         <w:pStyle w:val="FirstParagraph"/>
         <w:spacing w:line="312" w:lineRule="auto" w:after="80"/>
+        <w:ind w:firstLine="283"/>
         <w:jc w:val="both"/>
       </w:pPr>
       <w:r>
@@ -26735,21 +26717,20 @@
         <w:t xml:space="preserve">characterisation in Section 4.4. T4 (post-hoc heuristic design) remains a disclosed limitation rather than a closed one.</w:t>
       </w:r>
     </w:p>
-    <w:bookmarkEnd w:id="105"/>
-    <w:bookmarkStart w:id="106" w:name="limitations"/>
+    <w:bookmarkEnd w:id="115"/>
+    <w:bookmarkStart w:id="116" w:name="limitations"/>
     <w:p>
       <w:pPr>
         <w:pStyle w:val="Heading2"/>
-        <w:keepNext/>
-        <w:jc w:val="left"/>
-      </w:pPr>
-      <w:r>
-        <w:rPr>
-          <w:rFonts w:ascii="Times New Roman" w:hAnsi="Times New Roman" w:eastAsia="Times New Roman" w:cs="Times New Roman"/>
-          <w:b/>
-          <w:i w:val="0"/>
-          <w:color w:val="000000"/>
-          <w:sz w:val="28"/>
+        <w:spacing w:line="312" w:lineRule="auto" w:after="80"/>
+        <w:ind w:firstLine="283"/>
+        <w:jc w:val="both"/>
+      </w:pPr>
+      <w:r>
+        <w:rPr>
+          <w:rFonts w:ascii="Times New Roman" w:hAnsi="Times New Roman" w:eastAsia="Times New Roman" w:cs="Times New Roman"/>
+          <w:color w:val="000000"/>
+          <w:sz w:val="24"/>
         </w:rPr>
         <w:t xml:space="preserve">5.2 Limitations</w:t>
       </w:r>
@@ -26758,6 +26739,7 @@
       <w:pPr>
         <w:pStyle w:val="FirstParagraph"/>
         <w:spacing w:line="312" w:lineRule="auto" w:after="80"/>
+        <w:ind w:firstLine="283"/>
         <w:jc w:val="both"/>
       </w:pPr>
       <w:r>
@@ -26960,43 +26942,11 @@
         <w:t xml:space="preserve">A further methodological limitation is that the evaluation measures score agreement rather than downstream user outcomes. The study shows how closely two scoring modes track each other on the synthetic benchmark, but it does not measure whether candidates rewrite better resumes, receive more interviews, or make better career decisions after using the system. Those outcomes would require a longitudinal user study with consented participants, which is outside the thesis schedule.</w:t>
       </w:r>
     </w:p>
-    <w:bookmarkEnd w:id="106"/>
-    <w:bookmarkStart w:id="107" w:name="future-development"/>
+    <w:bookmarkEnd w:id="116"/>
+    <w:bookmarkStart w:id="117" w:name="future-development"/>
     <w:p>
       <w:pPr>
         <w:pStyle w:val="Heading2"/>
-        <w:keepNext/>
-        <w:jc w:val="left"/>
-      </w:pPr>
-      <w:r>
-        <w:rPr>
-          <w:rFonts w:ascii="Times New Roman" w:hAnsi="Times New Roman" w:eastAsia="Times New Roman" w:cs="Times New Roman"/>
-          <w:b/>
-          <w:i w:val="0"/>
-          <w:color w:val="000000"/>
-          <w:sz w:val="28"/>
-        </w:rPr>
-        <w:t xml:space="preserve">5.3 Future development</w:t>
-      </w:r>
-    </w:p>
-    <w:p>
-      <w:pPr>
-        <w:pStyle w:val="FirstParagraph"/>
-        <w:spacing w:line="312" w:lineRule="auto" w:after="80"/>
-        <w:jc w:val="both"/>
-      </w:pPr>
-      <w:r>
-        <w:rPr>
-          <w:rFonts w:ascii="Times New Roman" w:hAnsi="Times New Roman" w:eastAsia="Times New Roman" w:cs="Times New Roman"/>
-          <w:color w:val="000000"/>
-          <w:sz w:val="24"/>
-        </w:rPr>
-        <w:t xml:space="preserve">Future work follows directly from these limitations.</w:t>
-      </w:r>
-    </w:p>
-    <w:p>
-      <w:pPr>
-        <w:pStyle w:val="BodyText"/>
         <w:spacing w:line="312" w:lineRule="auto" w:after="80"/>
         <w:ind w:firstLine="283"/>
         <w:jc w:val="both"/>
@@ -27004,6 +26954,38 @@
       <w:r>
         <w:rPr>
           <w:rFonts w:ascii="Times New Roman" w:hAnsi="Times New Roman" w:eastAsia="Times New Roman" w:cs="Times New Roman"/>
+          <w:color w:val="000000"/>
+          <w:sz w:val="24"/>
+        </w:rPr>
+        <w:t xml:space="preserve">5.3 Future development</w:t>
+      </w:r>
+    </w:p>
+    <w:p>
+      <w:pPr>
+        <w:pStyle w:val="FirstParagraph"/>
+        <w:spacing w:line="312" w:lineRule="auto" w:after="80"/>
+        <w:ind w:firstLine="283"/>
+        <w:jc w:val="both"/>
+      </w:pPr>
+      <w:r>
+        <w:rPr>
+          <w:rFonts w:ascii="Times New Roman" w:hAnsi="Times New Roman" w:eastAsia="Times New Roman" w:cs="Times New Roman"/>
+          <w:color w:val="000000"/>
+          <w:sz w:val="24"/>
+        </w:rPr>
+        <w:t xml:space="preserve">Future work follows directly from these limitations.</w:t>
+      </w:r>
+    </w:p>
+    <w:p>
+      <w:pPr>
+        <w:pStyle w:val="BodyText"/>
+        <w:spacing w:line="312" w:lineRule="auto" w:after="80"/>
+        <w:ind w:firstLine="283"/>
+        <w:jc w:val="both"/>
+      </w:pPr>
+      <w:r>
+        <w:rPr>
+          <w:rFonts w:ascii="Times New Roman" w:hAnsi="Times New Roman" w:eastAsia="Times New Roman" w:cs="Times New Roman"/>
           <w:b/>
           <w:bCs/>
           <w:color w:val="000000"/>
@@ -27491,7 +27473,7 @@
           <w:color w:val="000000"/>
           <w:sz w:val="24"/>
         </w:rPr>
-        <w:t xml:space="preserve">The thesis contributions are therefore an integrated, deployed system that brings six career tools together around a single resume representation, a defendable strictly-non-neural heuristic baseline, and an empirical characterisation of how that baseline compares to a language-model-augmented mode on score agreement, latency, and cost, all within the synthetic evaluation set described in Chapter 4. The deployment is live at the time of submission and the administrative scoring-mode endpoint introduced in Chapter 4.2.9 is operable for live demonstration during the diploma defence.</w:t>
+        <w:t xml:space="preserve">The thesis contributions are therefore an integrated, deployed system that brings six career tools together around a single resume representation, a defendable strictly-non-neural heuristic baseline, and an empirical characterisation of how that baseline compares to a language-model-augmented mode for the two analytical tools (Resume Analyzer and Job Match) on score agreement, latency, and cost, all within the synthetic evaluation set described in Chapter 4. The deployment is live at the time of submission and the administrative scoring-mode endpoint introduced in Chapter 4.2.9 is operable for live demonstration during the diploma defence.</w:t>
       </w:r>
     </w:p>
     <w:p>
@@ -27510,41 +27492,38 @@
         <w:t xml:space="preserve">That broader evaluation set would be the natural bridge from a Bachelor-level engineering thesis to a Master’s-level research project. It would allow the same architecture and scoring modes to be tested under less synthetic language variation, with demographic safeguards and real user outcomes added to the evaluation design.</w:t>
       </w:r>
     </w:p>
-    <w:bookmarkEnd w:id="107"/>
-    <w:bookmarkEnd w:id="108"/>
-    <w:bookmarkStart w:id="119" w:name="bibliography"/>
+    <w:bookmarkEnd w:id="117"/>
+    <w:bookmarkEnd w:id="118"/>
+    <w:bookmarkStart w:id="130" w:name="bibliography"/>
     <w:p>
       <w:pPr>
         <w:pStyle w:val="Heading1"/>
-        <w:keepNext/>
-        <w:pageBreakBefore/>
-        <w:jc w:val="left"/>
-      </w:pPr>
-      <w:r>
-        <w:rPr>
-          <w:rFonts w:ascii="Times New Roman" w:hAnsi="Times New Roman" w:eastAsia="Times New Roman" w:cs="Times New Roman"/>
-          <w:b/>
-          <w:i w:val="0"/>
-          <w:color w:val="000000"/>
-          <w:sz w:val="36"/>
+        <w:spacing w:line="312" w:lineRule="auto" w:after="80"/>
+        <w:ind w:firstLine="283"/>
+        <w:jc w:val="both"/>
+      </w:pPr>
+      <w:r>
+        <w:rPr>
+          <w:rFonts w:ascii="Times New Roman" w:hAnsi="Times New Roman" w:eastAsia="Times New Roman" w:cs="Times New Roman"/>
+          <w:color w:val="000000"/>
+          <w:sz w:val="24"/>
         </w:rPr>
         <w:t xml:space="preserve">Bibliography</w:t>
       </w:r>
     </w:p>
-    <w:bookmarkStart w:id="109" w:name="Xe524d447c5cf25a4d8e2fc35a266a2d3c4bfbe5"/>
+    <w:bookmarkStart w:id="119" w:name="Xe524d447c5cf25a4d8e2fc35a266a2d3c4bfbe5"/>
     <w:p>
       <w:pPr>
         <w:pStyle w:val="Heading2"/>
-        <w:keepNext/>
-        <w:jc w:val="left"/>
-      </w:pPr>
-      <w:r>
-        <w:rPr>
-          <w:rFonts w:ascii="Times New Roman" w:hAnsi="Times New Roman" w:eastAsia="Times New Roman" w:cs="Times New Roman"/>
-          <w:b/>
-          <w:i w:val="0"/>
-          <w:color w:val="000000"/>
-          <w:sz w:val="28"/>
+        <w:spacing w:line="312" w:lineRule="auto" w:after="80"/>
+        <w:ind w:firstLine="283"/>
+        <w:jc w:val="both"/>
+      </w:pPr>
+      <w:r>
+        <w:rPr>
+          <w:rFonts w:ascii="Times New Roman" w:hAnsi="Times New Roman" w:eastAsia="Times New Roman" w:cs="Times New Roman"/>
+          <w:color w:val="000000"/>
+          <w:sz w:val="24"/>
         </w:rPr>
         <w:t xml:space="preserve">1. Foundational AI for organisational decision-making</w:t>
       </w:r>
@@ -27552,8 +27531,7 @@
     <w:p>
       <w:pPr>
         <w:pStyle w:val="FirstParagraph"/>
-        <w:spacing w:line="312" w:lineRule="auto" w:after="60"/>
-        <w:ind w:left="720" w:hanging="720"/>
+        <w:spacing w:line="312" w:lineRule="auto" w:after="80"/>
         <w:jc w:val="both"/>
       </w:pPr>
       <w:r>
@@ -27610,8 +27588,7 @@
     <w:p>
       <w:pPr>
         <w:pStyle w:val="BodyText"/>
-        <w:spacing w:line="312" w:lineRule="auto" w:after="60"/>
-        <w:ind w:left="720" w:hanging="720"/>
+        <w:spacing w:line="312" w:lineRule="auto" w:after="80"/>
         <w:jc w:val="both"/>
       </w:pPr>
       <w:r>
@@ -27694,8 +27671,7 @@
     <w:p>
       <w:pPr>
         <w:pStyle w:val="BodyText"/>
-        <w:spacing w:line="312" w:lineRule="auto" w:after="60"/>
-        <w:ind w:left="720" w:hanging="720"/>
+        <w:spacing w:line="312" w:lineRule="auto" w:after="80"/>
         <w:jc w:val="both"/>
       </w:pPr>
       <w:r>
@@ -27704,23 +27680,7 @@
           <w:color w:val="000000"/>
           <w:sz w:val="24"/>
         </w:rPr>
-        <w:t xml:space="preserve">[3] A. M. Rahmani, B. Rezazadeh, M. Haghparast, W.-C. Chang, and S. G. Ting,</w:t>
-      </w:r>
-      <w:r>
-        <w:rPr>
-          <w:rFonts w:ascii="Times New Roman" w:hAnsi="Times New Roman" w:eastAsia="Times New Roman" w:cs="Times New Roman"/>
-          <w:color w:val="000000"/>
-          <w:sz w:val="24"/>
-        </w:rPr>
-        <w:t xml:space="preserve"> </w:t>
-      </w:r>
-      <w:r>
-        <w:rPr>
-          <w:rFonts w:ascii="Times New Roman" w:hAnsi="Times New Roman" w:eastAsia="Times New Roman" w:cs="Times New Roman"/>
-          <w:color w:val="000000"/>
-          <w:sz w:val="24"/>
-        </w:rPr>
-        <w:t xml:space="preserve">“Applications of artificial intelligence in the economy, including applications in stock trading, market analysis, and risk management,”</w:t>
+        <w:t xml:space="preserve">[3] World Economic Forum,</w:t>
       </w:r>
       <w:r>
         <w:rPr>
@@ -27738,22 +27698,21 @@
           <w:color w:val="000000"/>
           <w:sz w:val="24"/>
         </w:rPr>
-        <w:t xml:space="preserve">IEEE Access</w:t>
-      </w:r>
-      <w:r>
-        <w:rPr>
-          <w:rFonts w:ascii="Times New Roman" w:hAnsi="Times New Roman" w:eastAsia="Times New Roman" w:cs="Times New Roman"/>
-          <w:color w:val="000000"/>
-          <w:sz w:val="24"/>
-        </w:rPr>
-        <w:t xml:space="preserve">, vol. 11, pp. 80769–80793, 2023. https://doi.org/10.1109/ACCESS.2023.3300036</w:t>
+        <w:t xml:space="preserve">The Future of Jobs Report 2023</w:t>
+      </w:r>
+      <w:r>
+        <w:rPr>
+          <w:rFonts w:ascii="Times New Roman" w:hAnsi="Times New Roman" w:eastAsia="Times New Roman" w:cs="Times New Roman"/>
+          <w:color w:val="000000"/>
+          <w:sz w:val="24"/>
+        </w:rPr>
+        <w:t xml:space="preserve">. Geneva: WEF, May 2023. https://www.weforum.org/publications/the-future-of-jobs-report-2023/</w:t>
       </w:r>
     </w:p>
     <w:p>
       <w:pPr>
         <w:pStyle w:val="BodyText"/>
-        <w:spacing w:line="312" w:lineRule="auto" w:after="60"/>
-        <w:ind w:left="720" w:hanging="720"/>
+        <w:spacing w:line="312" w:lineRule="auto" w:after="80"/>
         <w:jc w:val="both"/>
       </w:pPr>
       <w:r>
@@ -27807,21 +27766,20 @@
         <w:t xml:space="preserve">, vol. 7, no. 2, pp. 139–172, 2020. https://doi.org/10.1080/23270012.2020.1756939</w:t>
       </w:r>
     </w:p>
-    <w:bookmarkEnd w:id="109"/>
-    <w:bookmarkStart w:id="110" w:name="foundational-information-retrieval"/>
+    <w:bookmarkEnd w:id="119"/>
+    <w:bookmarkStart w:id="120" w:name="foundational-information-retrieval"/>
     <w:p>
       <w:pPr>
         <w:pStyle w:val="Heading2"/>
-        <w:keepNext/>
-        <w:jc w:val="left"/>
-      </w:pPr>
-      <w:r>
-        <w:rPr>
-          <w:rFonts w:ascii="Times New Roman" w:hAnsi="Times New Roman" w:eastAsia="Times New Roman" w:cs="Times New Roman"/>
-          <w:b/>
-          <w:i w:val="0"/>
-          <w:color w:val="000000"/>
-          <w:sz w:val="28"/>
+        <w:spacing w:line="312" w:lineRule="auto" w:after="80"/>
+        <w:ind w:firstLine="283"/>
+        <w:jc w:val="both"/>
+      </w:pPr>
+      <w:r>
+        <w:rPr>
+          <w:rFonts w:ascii="Times New Roman" w:hAnsi="Times New Roman" w:eastAsia="Times New Roman" w:cs="Times New Roman"/>
+          <w:color w:val="000000"/>
+          <w:sz w:val="24"/>
         </w:rPr>
         <w:t xml:space="preserve">2. Foundational information retrieval</w:t>
       </w:r>
@@ -27829,8 +27787,7 @@
     <w:p>
       <w:pPr>
         <w:pStyle w:val="FirstParagraph"/>
-        <w:spacing w:line="312" w:lineRule="auto" w:after="60"/>
-        <w:ind w:left="720" w:hanging="720"/>
+        <w:spacing w:line="312" w:lineRule="auto" w:after="80"/>
         <w:jc w:val="both"/>
       </w:pPr>
       <w:r>
@@ -27871,8 +27828,7 @@
     <w:p>
       <w:pPr>
         <w:pStyle w:val="BodyText"/>
-        <w:spacing w:line="312" w:lineRule="auto" w:after="60"/>
-        <w:ind w:left="720" w:hanging="720"/>
+        <w:spacing w:line="312" w:lineRule="auto" w:after="80"/>
         <w:jc w:val="both"/>
       </w:pPr>
       <w:r>
@@ -27929,8 +27885,7 @@
     <w:p>
       <w:pPr>
         <w:pStyle w:val="BodyText"/>
-        <w:spacing w:line="312" w:lineRule="auto" w:after="60"/>
-        <w:ind w:left="720" w:hanging="720"/>
+        <w:spacing w:line="312" w:lineRule="auto" w:after="80"/>
         <w:jc w:val="both"/>
       </w:pPr>
       <w:r>
@@ -27984,21 +27939,20 @@
         <w:t xml:space="preserve">, vol. 10, no. 8, pp. 707–710, 1966.</w:t>
       </w:r>
     </w:p>
-    <w:bookmarkEnd w:id="110"/>
-    <w:bookmarkStart w:id="111" w:name="Xdd898e929631c1ac7dcaafa863450eac8c4687c"/>
+    <w:bookmarkEnd w:id="120"/>
+    <w:bookmarkStart w:id="121" w:name="Xdd898e929631c1ac7dcaafa863450eac8c4687c"/>
     <w:p>
       <w:pPr>
         <w:pStyle w:val="Heading2"/>
-        <w:keepNext/>
-        <w:jc w:val="left"/>
-      </w:pPr>
-      <w:r>
-        <w:rPr>
-          <w:rFonts w:ascii="Times New Roman" w:hAnsi="Times New Roman" w:eastAsia="Times New Roman" w:cs="Times New Roman"/>
-          <w:b/>
-          <w:i w:val="0"/>
-          <w:color w:val="000000"/>
-          <w:sz w:val="28"/>
+        <w:spacing w:line="312" w:lineRule="auto" w:after="80"/>
+        <w:ind w:firstLine="283"/>
+        <w:jc w:val="both"/>
+      </w:pPr>
+      <w:r>
+        <w:rPr>
+          <w:rFonts w:ascii="Times New Roman" w:hAnsi="Times New Roman" w:eastAsia="Times New Roman" w:cs="Times New Roman"/>
+          <w:color w:val="000000"/>
+          <w:sz w:val="24"/>
         </w:rPr>
         <w:t xml:space="preserve">3. Skill extraction and labour-market taxonomies (ESCO, O*NET)</w:t>
       </w:r>
@@ -28006,8 +27960,7 @@
     <w:p>
       <w:pPr>
         <w:pStyle w:val="FirstParagraph"/>
-        <w:spacing w:line="312" w:lineRule="auto" w:after="60"/>
-        <w:ind w:left="720" w:hanging="720"/>
+        <w:spacing w:line="312" w:lineRule="auto" w:after="80"/>
         <w:jc w:val="both"/>
       </w:pPr>
       <w:r>
@@ -28064,8 +28017,7 @@
     <w:p>
       <w:pPr>
         <w:pStyle w:val="BodyText"/>
-        <w:spacing w:line="312" w:lineRule="auto" w:after="60"/>
-        <w:ind w:left="720" w:hanging="720"/>
+        <w:spacing w:line="312" w:lineRule="auto" w:after="80"/>
         <w:jc w:val="both"/>
       </w:pPr>
       <w:r>
@@ -28122,8 +28074,7 @@
     <w:p>
       <w:pPr>
         <w:pStyle w:val="BodyText"/>
-        <w:spacing w:line="312" w:lineRule="auto" w:after="60"/>
-        <w:ind w:left="720" w:hanging="720"/>
+        <w:spacing w:line="312" w:lineRule="auto" w:after="80"/>
         <w:jc w:val="both"/>
       </w:pPr>
       <w:r>
@@ -28180,8 +28131,7 @@
     <w:p>
       <w:pPr>
         <w:pStyle w:val="BodyText"/>
-        <w:spacing w:line="312" w:lineRule="auto" w:after="60"/>
-        <w:ind w:left="720" w:hanging="720"/>
+        <w:spacing w:line="312" w:lineRule="auto" w:after="80"/>
         <w:jc w:val="both"/>
       </w:pPr>
       <w:r>
@@ -28238,8 +28188,7 @@
     <w:p>
       <w:pPr>
         <w:pStyle w:val="BodyText"/>
-        <w:spacing w:line="312" w:lineRule="auto" w:after="60"/>
-        <w:ind w:left="720" w:hanging="720"/>
+        <w:spacing w:line="312" w:lineRule="auto" w:after="80"/>
         <w:jc w:val="both"/>
       </w:pPr>
       <w:r>
@@ -28296,8 +28245,7 @@
     <w:p>
       <w:pPr>
         <w:pStyle w:val="BodyText"/>
-        <w:spacing w:line="312" w:lineRule="auto" w:after="60"/>
-        <w:ind w:left="720" w:hanging="720"/>
+        <w:spacing w:line="312" w:lineRule="auto" w:after="80"/>
         <w:jc w:val="both"/>
       </w:pPr>
       <w:r>
@@ -28351,21 +28299,20 @@
         <w:t xml:space="preserve">, 2021. https://arxiv.org/abs/2109.02554</w:t>
       </w:r>
     </w:p>
-    <w:bookmarkEnd w:id="111"/>
-    <w:bookmarkStart w:id="112" w:name="X1796bfef32d736987f1174fc0e433d96cea39d8"/>
+    <w:bookmarkEnd w:id="121"/>
+    <w:bookmarkStart w:id="122" w:name="X1796bfef32d736987f1174fc0e433d96cea39d8"/>
     <w:p>
       <w:pPr>
         <w:pStyle w:val="Heading2"/>
-        <w:keepNext/>
-        <w:jc w:val="left"/>
-      </w:pPr>
-      <w:r>
-        <w:rPr>
-          <w:rFonts w:ascii="Times New Roman" w:hAnsi="Times New Roman" w:eastAsia="Times New Roman" w:cs="Times New Roman"/>
-          <w:b/>
-          <w:i w:val="0"/>
-          <w:color w:val="000000"/>
-          <w:sz w:val="28"/>
+        <w:spacing w:line="312" w:lineRule="auto" w:after="80"/>
+        <w:ind w:firstLine="283"/>
+        <w:jc w:val="both"/>
+      </w:pPr>
+      <w:r>
+        <w:rPr>
+          <w:rFonts w:ascii="Times New Roman" w:hAnsi="Times New Roman" w:eastAsia="Times New Roman" w:cs="Times New Roman"/>
+          <w:color w:val="000000"/>
+          <w:sz w:val="24"/>
         </w:rPr>
         <w:t xml:space="preserve">4. Resume parsing and information extraction</w:t>
       </w:r>
@@ -28373,8 +28320,7 @@
     <w:p>
       <w:pPr>
         <w:pStyle w:val="FirstParagraph"/>
-        <w:spacing w:line="312" w:lineRule="auto" w:after="60"/>
-        <w:ind w:left="720" w:hanging="720"/>
+        <w:spacing w:line="312" w:lineRule="auto" w:after="80"/>
         <w:jc w:val="both"/>
       </w:pPr>
       <w:r>
@@ -28444,21 +28390,20 @@
         <w:t xml:space="preserve">, 2005, pp. 499–506. https://aclanthology.org/P05-1062/</w:t>
       </w:r>
     </w:p>
-    <w:bookmarkEnd w:id="112"/>
-    <w:bookmarkStart w:id="113" w:name="ai-based-career-recommendation-systems"/>
+    <w:bookmarkEnd w:id="122"/>
+    <w:bookmarkStart w:id="123" w:name="ai-based-career-recommendation-systems"/>
     <w:p>
       <w:pPr>
         <w:pStyle w:val="Heading2"/>
-        <w:keepNext/>
-        <w:jc w:val="left"/>
-      </w:pPr>
-      <w:r>
-        <w:rPr>
-          <w:rFonts w:ascii="Times New Roman" w:hAnsi="Times New Roman" w:eastAsia="Times New Roman" w:cs="Times New Roman"/>
-          <w:b/>
-          <w:i w:val="0"/>
-          <w:color w:val="000000"/>
-          <w:sz w:val="28"/>
+        <w:spacing w:line="312" w:lineRule="auto" w:after="80"/>
+        <w:ind w:firstLine="283"/>
+        <w:jc w:val="both"/>
+      </w:pPr>
+      <w:r>
+        <w:rPr>
+          <w:rFonts w:ascii="Times New Roman" w:hAnsi="Times New Roman" w:eastAsia="Times New Roman" w:cs="Times New Roman"/>
+          <w:color w:val="000000"/>
+          <w:sz w:val="24"/>
         </w:rPr>
         <w:t xml:space="preserve">5. AI-based career recommendation systems</w:t>
       </w:r>
@@ -28466,8 +28411,7 @@
     <w:p>
       <w:pPr>
         <w:pStyle w:val="FirstParagraph"/>
-        <w:spacing w:line="312" w:lineRule="auto" w:after="60"/>
-        <w:ind w:left="720" w:hanging="720"/>
+        <w:spacing w:line="312" w:lineRule="auto" w:after="80"/>
         <w:jc w:val="both"/>
       </w:pPr>
       <w:r>
@@ -28521,21 +28465,20 @@
         <w:t xml:space="preserve">, vol. 10, no. 6, pp. 6589–6596, 2020. https://doi.org/10.48084/etasr.3821</w:t>
       </w:r>
     </w:p>
-    <w:bookmarkEnd w:id="113"/>
-    <w:bookmarkStart w:id="114" w:name="large-language-models-in-recruitment"/>
+    <w:bookmarkEnd w:id="123"/>
+    <w:bookmarkStart w:id="124" w:name="large-language-models-in-recruitment"/>
     <w:p>
       <w:pPr>
         <w:pStyle w:val="Heading2"/>
-        <w:keepNext/>
-        <w:jc w:val="left"/>
-      </w:pPr>
-      <w:r>
-        <w:rPr>
-          <w:rFonts w:ascii="Times New Roman" w:hAnsi="Times New Roman" w:eastAsia="Times New Roman" w:cs="Times New Roman"/>
-          <w:b/>
-          <w:i w:val="0"/>
-          <w:color w:val="000000"/>
-          <w:sz w:val="28"/>
+        <w:spacing w:line="312" w:lineRule="auto" w:after="80"/>
+        <w:ind w:firstLine="283"/>
+        <w:jc w:val="both"/>
+      </w:pPr>
+      <w:r>
+        <w:rPr>
+          <w:rFonts w:ascii="Times New Roman" w:hAnsi="Times New Roman" w:eastAsia="Times New Roman" w:cs="Times New Roman"/>
+          <w:color w:val="000000"/>
+          <w:sz w:val="24"/>
         </w:rPr>
         <w:t xml:space="preserve">6. Large language models in recruitment</w:t>
       </w:r>
@@ -28543,8 +28486,7 @@
     <w:p>
       <w:pPr>
         <w:pStyle w:val="FirstParagraph"/>
-        <w:spacing w:line="312" w:lineRule="auto" w:after="60"/>
-        <w:ind w:left="720" w:hanging="720"/>
+        <w:spacing w:line="312" w:lineRule="auto" w:after="80"/>
         <w:jc w:val="both"/>
       </w:pPr>
       <w:r>
@@ -28601,8 +28543,7 @@
     <w:p>
       <w:pPr>
         <w:pStyle w:val="BodyText"/>
-        <w:spacing w:line="312" w:lineRule="auto" w:after="60"/>
-        <w:ind w:left="720" w:hanging="720"/>
+        <w:spacing w:line="312" w:lineRule="auto" w:after="80"/>
         <w:jc w:val="both"/>
       </w:pPr>
       <w:r>
@@ -28675,8 +28616,7 @@
     <w:p>
       <w:pPr>
         <w:pStyle w:val="BodyText"/>
-        <w:spacing w:line="312" w:lineRule="auto" w:after="60"/>
-        <w:ind w:left="720" w:hanging="720"/>
+        <w:spacing w:line="312" w:lineRule="auto" w:after="80"/>
         <w:jc w:val="both"/>
       </w:pPr>
       <w:r>
@@ -28733,8 +28673,7 @@
     <w:p>
       <w:pPr>
         <w:pStyle w:val="BodyText"/>
-        <w:spacing w:line="312" w:lineRule="auto" w:after="60"/>
-        <w:ind w:left="720" w:hanging="720"/>
+        <w:spacing w:line="312" w:lineRule="auto" w:after="80"/>
         <w:jc w:val="both"/>
       </w:pPr>
       <w:r>
@@ -28804,21 +28743,20 @@
         <w:t xml:space="preserve">, 2025. https://aclanthology.org/2025.clicit-1.51/</w:t>
       </w:r>
     </w:p>
-    <w:bookmarkEnd w:id="114"/>
-    <w:bookmarkStart w:id="115" w:name="Xe3796102e15fa10b5c24e38851c753906160937"/>
+    <w:bookmarkEnd w:id="124"/>
+    <w:bookmarkStart w:id="125" w:name="Xe3796102e15fa10b5c24e38851c753906160937"/>
     <w:p>
       <w:pPr>
         <w:pStyle w:val="Heading2"/>
-        <w:keepNext/>
-        <w:jc w:val="left"/>
-      </w:pPr>
-      <w:r>
-        <w:rPr>
-          <w:rFonts w:ascii="Times New Roman" w:hAnsi="Times New Roman" w:eastAsia="Times New Roman" w:cs="Times New Roman"/>
-          <w:b/>
-          <w:i w:val="0"/>
-          <w:color w:val="000000"/>
-          <w:sz w:val="28"/>
+        <w:spacing w:line="312" w:lineRule="auto" w:after="80"/>
+        <w:ind w:firstLine="283"/>
+        <w:jc w:val="both"/>
+      </w:pPr>
+      <w:r>
+        <w:rPr>
+          <w:rFonts w:ascii="Times New Roman" w:hAnsi="Times New Roman" w:eastAsia="Times New Roman" w:cs="Times New Roman"/>
+          <w:color w:val="000000"/>
+          <w:sz w:val="24"/>
         </w:rPr>
         <w:t xml:space="preserve">7. Semantic matching and sentence embeddings</w:t>
       </w:r>
@@ -28826,8 +28764,7 @@
     <w:p>
       <w:pPr>
         <w:pStyle w:val="FirstParagraph"/>
-        <w:spacing w:line="312" w:lineRule="auto" w:after="60"/>
-        <w:ind w:left="720" w:hanging="720"/>
+        <w:spacing w:line="312" w:lineRule="auto" w:after="80"/>
         <w:jc w:val="both"/>
       </w:pPr>
       <w:r>
@@ -28900,8 +28837,7 @@
     <w:p>
       <w:pPr>
         <w:pStyle w:val="BodyText"/>
-        <w:spacing w:line="312" w:lineRule="auto" w:after="60"/>
-        <w:ind w:left="720" w:hanging="720"/>
+        <w:spacing w:line="312" w:lineRule="auto" w:after="80"/>
         <w:jc w:val="both"/>
       </w:pPr>
       <w:r>
@@ -28955,21 +28891,20 @@
         <w:t xml:space="preserve">, 2025. https://arxiv.org/abs/2509.09522</w:t>
       </w:r>
     </w:p>
-    <w:bookmarkEnd w:id="115"/>
-    <w:bookmarkStart w:id="116" w:name="bias-and-fairness-in-algorithmic-hiring"/>
+    <w:bookmarkEnd w:id="125"/>
+    <w:bookmarkStart w:id="126" w:name="bias-and-fairness-in-algorithmic-hiring"/>
     <w:p>
       <w:pPr>
         <w:pStyle w:val="Heading2"/>
-        <w:keepNext/>
-        <w:jc w:val="left"/>
-      </w:pPr>
-      <w:r>
-        <w:rPr>
-          <w:rFonts w:ascii="Times New Roman" w:hAnsi="Times New Roman" w:eastAsia="Times New Roman" w:cs="Times New Roman"/>
-          <w:b/>
-          <w:i w:val="0"/>
-          <w:color w:val="000000"/>
-          <w:sz w:val="28"/>
+        <w:spacing w:line="312" w:lineRule="auto" w:after="80"/>
+        <w:ind w:firstLine="283"/>
+        <w:jc w:val="both"/>
+      </w:pPr>
+      <w:r>
+        <w:rPr>
+          <w:rFonts w:ascii="Times New Roman" w:hAnsi="Times New Roman" w:eastAsia="Times New Roman" w:cs="Times New Roman"/>
+          <w:color w:val="000000"/>
+          <w:sz w:val="24"/>
         </w:rPr>
         <w:t xml:space="preserve">8. Bias and fairness in algorithmic hiring</w:t>
       </w:r>
@@ -28977,8 +28912,7 @@
     <w:p>
       <w:pPr>
         <w:pStyle w:val="FirstParagraph"/>
-        <w:spacing w:line="312" w:lineRule="auto" w:after="60"/>
-        <w:ind w:left="720" w:hanging="720"/>
+        <w:spacing w:line="312" w:lineRule="auto" w:after="80"/>
         <w:jc w:val="both"/>
       </w:pPr>
       <w:r>
@@ -29035,8 +28969,7 @@
     <w:p>
       <w:pPr>
         <w:pStyle w:val="BodyText"/>
-        <w:spacing w:line="312" w:lineRule="auto" w:after="60"/>
-        <w:ind w:left="720" w:hanging="720"/>
+        <w:spacing w:line="312" w:lineRule="auto" w:after="80"/>
         <w:jc w:val="both"/>
       </w:pPr>
       <w:r>
@@ -29109,8 +29042,7 @@
     <w:p>
       <w:pPr>
         <w:pStyle w:val="BodyText"/>
-        <w:spacing w:line="312" w:lineRule="auto" w:after="60"/>
-        <w:ind w:left="720" w:hanging="720"/>
+        <w:spacing w:line="312" w:lineRule="auto" w:after="80"/>
         <w:jc w:val="both"/>
       </w:pPr>
       <w:r>
@@ -29164,21 +29096,20 @@
         <w:t xml:space="preserve">, vol. 10, art. 567, 2023. https://doi.org/10.1057/s41599-023-02079-x</w:t>
       </w:r>
     </w:p>
-    <w:bookmarkEnd w:id="116"/>
-    <w:bookmarkStart w:id="117" w:name="retrieval-augmented-generation"/>
+    <w:bookmarkEnd w:id="126"/>
+    <w:bookmarkStart w:id="127" w:name="retrieval-augmented-generation"/>
     <w:p>
       <w:pPr>
         <w:pStyle w:val="Heading2"/>
-        <w:keepNext/>
-        <w:jc w:val="left"/>
-      </w:pPr>
-      <w:r>
-        <w:rPr>
-          <w:rFonts w:ascii="Times New Roman" w:hAnsi="Times New Roman" w:eastAsia="Times New Roman" w:cs="Times New Roman"/>
-          <w:b/>
-          <w:i w:val="0"/>
-          <w:color w:val="000000"/>
-          <w:sz w:val="28"/>
+        <w:spacing w:line="312" w:lineRule="auto" w:after="80"/>
+        <w:ind w:firstLine="283"/>
+        <w:jc w:val="both"/>
+      </w:pPr>
+      <w:r>
+        <w:rPr>
+          <w:rFonts w:ascii="Times New Roman" w:hAnsi="Times New Roman" w:eastAsia="Times New Roman" w:cs="Times New Roman"/>
+          <w:color w:val="000000"/>
+          <w:sz w:val="24"/>
         </w:rPr>
         <w:t xml:space="preserve">9. Retrieval-augmented generation</w:t>
       </w:r>
@@ -29186,8 +29117,7 @@
     <w:p>
       <w:pPr>
         <w:pStyle w:val="FirstParagraph"/>
-        <w:spacing w:line="312" w:lineRule="auto" w:after="60"/>
-        <w:ind w:left="720" w:hanging="720"/>
+        <w:spacing w:line="312" w:lineRule="auto" w:after="80"/>
         <w:jc w:val="both"/>
       </w:pPr>
       <w:r>
@@ -29241,29 +29171,129 @@
         <w:t xml:space="preserve">, 2023. https://arxiv.org/abs/2312.10997</w:t>
       </w:r>
     </w:p>
-    <w:bookmarkEnd w:id="117"/>
-    <w:bookmarkStart w:id="118" w:name="web-frameworks-and-system-tooling"/>
+    <w:bookmarkEnd w:id="127"/>
+    <w:bookmarkStart w:id="128" w:name="statistical-and-evaluation-methodology"/>
     <w:p>
       <w:pPr>
         <w:pStyle w:val="Heading2"/>
-        <w:keepNext/>
-        <w:jc w:val="left"/>
-      </w:pPr>
-      <w:r>
-        <w:rPr>
-          <w:rFonts w:ascii="Times New Roman" w:hAnsi="Times New Roman" w:eastAsia="Times New Roman" w:cs="Times New Roman"/>
-          <w:b/>
-          <w:i w:val="0"/>
-          <w:color w:val="000000"/>
-          <w:sz w:val="28"/>
-        </w:rPr>
-        <w:t xml:space="preserve">10. Web frameworks and system tooling</w:t>
+        <w:spacing w:line="312" w:lineRule="auto" w:after="80"/>
+        <w:ind w:firstLine="283"/>
+        <w:jc w:val="both"/>
+      </w:pPr>
+      <w:r>
+        <w:rPr>
+          <w:rFonts w:ascii="Times New Roman" w:hAnsi="Times New Roman" w:eastAsia="Times New Roman" w:cs="Times New Roman"/>
+          <w:color w:val="000000"/>
+          <w:sz w:val="24"/>
+        </w:rPr>
+        <w:t xml:space="preserve">10. Statistical and evaluation methodology</w:t>
       </w:r>
     </w:p>
     <w:p>
       <w:pPr>
         <w:pStyle w:val="FirstParagraph"/>
         <w:spacing w:line="312" w:lineRule="auto" w:after="80"/>
+        <w:jc w:val="both"/>
+      </w:pPr>
+      <w:r>
+        <w:rPr>
+          <w:rFonts w:ascii="Times New Roman" w:hAnsi="Times New Roman" w:eastAsia="Times New Roman" w:cs="Times New Roman"/>
+          <w:color w:val="000000"/>
+          <w:sz w:val="24"/>
+        </w:rPr>
+        <w:t xml:space="preserve">[26] J. Cohen,</w:t>
+      </w:r>
+      <w:r>
+        <w:rPr>
+          <w:rFonts w:ascii="Times New Roman" w:hAnsi="Times New Roman" w:eastAsia="Times New Roman" w:cs="Times New Roman"/>
+          <w:color w:val="000000"/>
+          <w:sz w:val="24"/>
+        </w:rPr>
+        <w:t xml:space="preserve"> </w:t>
+      </w:r>
+      <w:r>
+        <w:rPr>
+          <w:rFonts w:ascii="Times New Roman" w:hAnsi="Times New Roman" w:eastAsia="Times New Roman" w:cs="Times New Roman"/>
+          <w:i/>
+          <w:iCs/>
+          <w:color w:val="000000"/>
+          <w:sz w:val="24"/>
+        </w:rPr>
+        <w:t xml:space="preserve">Statistical Power Analysis for the Behavioral Sciences</w:t>
+      </w:r>
+      <w:r>
+        <w:rPr>
+          <w:rFonts w:ascii="Times New Roman" w:hAnsi="Times New Roman" w:eastAsia="Times New Roman" w:cs="Times New Roman"/>
+          <w:color w:val="000000"/>
+          <w:sz w:val="24"/>
+        </w:rPr>
+        <w:t xml:space="preserve">, 2nd ed. Hillsdale, NJ: Lawrence Erlbaum, 1988.</w:t>
+      </w:r>
+    </w:p>
+    <w:p>
+      <w:pPr>
+        <w:pStyle w:val="BodyText"/>
+        <w:spacing w:line="312" w:lineRule="auto" w:after="80"/>
+        <w:jc w:val="both"/>
+      </w:pPr>
+      <w:r>
+        <w:rPr>
+          <w:rFonts w:ascii="Times New Roman" w:hAnsi="Times New Roman" w:eastAsia="Times New Roman" w:cs="Times New Roman"/>
+          <w:color w:val="000000"/>
+          <w:sz w:val="24"/>
+        </w:rPr>
+        <w:t xml:space="preserve">[27] T. D. Cook and D. T. Campbell,</w:t>
+      </w:r>
+      <w:r>
+        <w:rPr>
+          <w:rFonts w:ascii="Times New Roman" w:hAnsi="Times New Roman" w:eastAsia="Times New Roman" w:cs="Times New Roman"/>
+          <w:color w:val="000000"/>
+          <w:sz w:val="24"/>
+        </w:rPr>
+        <w:t xml:space="preserve"> </w:t>
+      </w:r>
+      <w:r>
+        <w:rPr>
+          <w:rFonts w:ascii="Times New Roman" w:hAnsi="Times New Roman" w:eastAsia="Times New Roman" w:cs="Times New Roman"/>
+          <w:i/>
+          <w:iCs/>
+          <w:color w:val="000000"/>
+          <w:sz w:val="24"/>
+        </w:rPr>
+        <w:t xml:space="preserve">Quasi-Experimentation: Design and Analysis Issues for Field Settings</w:t>
+      </w:r>
+      <w:r>
+        <w:rPr>
+          <w:rFonts w:ascii="Times New Roman" w:hAnsi="Times New Roman" w:eastAsia="Times New Roman" w:cs="Times New Roman"/>
+          <w:color w:val="000000"/>
+          <w:sz w:val="24"/>
+        </w:rPr>
+        <w:t xml:space="preserve">. Boston, MA: Houghton Mifflin, 1979.</w:t>
+      </w:r>
+    </w:p>
+    <w:bookmarkEnd w:id="128"/>
+    <w:bookmarkStart w:id="129" w:name="web-frameworks-and-system-tooling"/>
+    <w:p>
+      <w:pPr>
+        <w:pStyle w:val="Heading2"/>
+        <w:spacing w:line="312" w:lineRule="auto" w:after="80"/>
+        <w:ind w:firstLine="283"/>
+        <w:jc w:val="both"/>
+      </w:pPr>
+      <w:r>
+        <w:rPr>
+          <w:rFonts w:ascii="Times New Roman" w:hAnsi="Times New Roman" w:eastAsia="Times New Roman" w:cs="Times New Roman"/>
+          <w:color w:val="000000"/>
+          <w:sz w:val="24"/>
+        </w:rPr>
+        <w:t xml:space="preserve">11. Web frameworks and system tooling</w:t>
+      </w:r>
+    </w:p>
+    <w:p>
+      <w:pPr>
+        <w:pStyle w:val="FirstParagraph"/>
+        <w:spacing w:line="312" w:lineRule="auto" w:after="80"/>
+        <w:ind w:firstLine="283"/>
         <w:jc w:val="both"/>
       </w:pPr>
       <w:r>
@@ -29455,41 +29485,38 @@
         <w:t xml:space="preserve">Resend transactional email API. https://resend.com/docs</w:t>
       </w:r>
     </w:p>
-    <w:bookmarkEnd w:id="118"/>
-    <w:bookmarkEnd w:id="119"/>
-    <w:bookmarkStart w:id="151" w:name="appendices"/>
+    <w:bookmarkEnd w:id="129"/>
+    <w:bookmarkEnd w:id="130"/>
+    <w:bookmarkStart w:id="162" w:name="appendices"/>
     <w:p>
       <w:pPr>
         <w:pStyle w:val="Heading1"/>
-        <w:keepNext/>
-        <w:pageBreakBefore/>
-        <w:jc w:val="left"/>
-      </w:pPr>
-      <w:r>
-        <w:rPr>
-          <w:rFonts w:ascii="Times New Roman" w:hAnsi="Times New Roman" w:eastAsia="Times New Roman" w:cs="Times New Roman"/>
-          <w:b/>
-          <w:i w:val="0"/>
-          <w:color w:val="000000"/>
-          <w:sz w:val="36"/>
+        <w:spacing w:line="312" w:lineRule="auto" w:after="80"/>
+        <w:ind w:firstLine="283"/>
+        <w:jc w:val="both"/>
+      </w:pPr>
+      <w:r>
+        <w:rPr>
+          <w:rFonts w:ascii="Times New Roman" w:hAnsi="Times New Roman" w:eastAsia="Times New Roman" w:cs="Times New Roman"/>
+          <w:color w:val="000000"/>
+          <w:sz w:val="24"/>
         </w:rPr>
         <w:t xml:space="preserve">Appendices</w:t>
       </w:r>
     </w:p>
-    <w:bookmarkStart w:id="124" w:name="appendix-a-source-listings"/>
+    <w:bookmarkStart w:id="135" w:name="appendix-a-source-listings"/>
     <w:p>
       <w:pPr>
         <w:pStyle w:val="Heading2"/>
-        <w:keepNext/>
-        <w:jc w:val="left"/>
-      </w:pPr>
-      <w:r>
-        <w:rPr>
-          <w:rFonts w:ascii="Times New Roman" w:hAnsi="Times New Roman" w:eastAsia="Times New Roman" w:cs="Times New Roman"/>
-          <w:b/>
-          <w:i w:val="0"/>
-          <w:color w:val="000000"/>
-          <w:sz w:val="28"/>
+        <w:spacing w:line="312" w:lineRule="auto" w:after="80"/>
+        <w:ind w:firstLine="283"/>
+        <w:jc w:val="both"/>
+      </w:pPr>
+      <w:r>
+        <w:rPr>
+          <w:rFonts w:ascii="Times New Roman" w:hAnsi="Times New Roman" w:eastAsia="Times New Roman" w:cs="Times New Roman"/>
+          <w:color w:val="000000"/>
+          <w:sz w:val="24"/>
         </w:rPr>
         <w:t xml:space="preserve">Appendix A — Source listings</w:t>
       </w:r>
@@ -29498,6 +29525,7 @@
       <w:pPr>
         <w:pStyle w:val="BlockText"/>
         <w:spacing w:line="312" w:lineRule="auto" w:after="80"/>
+        <w:ind w:firstLine="283"/>
         <w:jc w:val="both"/>
       </w:pPr>
       <w:r>
@@ -29509,18 +29537,17 @@
         <w:t xml:space="preserve">Excerpted listings of the most thesis-relevant code. Each listing is a representative excerpt; full source files of the same name in the repository contain additional helpers, error handling, and inline documentation that are not reproduced here in the interest of length. Each listing is preceded by its file path so the reader can navigate to the corresponding location in the public repository at the moment of submission.</w:t>
       </w:r>
     </w:p>
-    <w:bookmarkStart w:id="120" w:name="X815009366af60fa4723a257df1c3cfaaf97a2fb"/>
+    <w:bookmarkStart w:id="131" w:name="X815009366af60fa4723a257df1c3cfaaf97a2fb"/>
     <w:p>
       <w:pPr>
         <w:pStyle w:val="Heading3"/>
-        <w:keepNext/>
-        <w:jc w:val="left"/>
-      </w:pPr>
-      <w:r>
-        <w:rPr>
-          <w:rFonts w:ascii="Times New Roman" w:hAnsi="Times New Roman" w:eastAsia="Times New Roman" w:cs="Times New Roman"/>
-          <w:b/>
-          <w:i/>
+        <w:spacing w:line="312" w:lineRule="auto" w:after="80"/>
+        <w:ind w:firstLine="283"/>
+        <w:jc w:val="both"/>
+      </w:pPr>
+      <w:r>
+        <w:rPr>
+          <w:rFonts w:ascii="Times New Roman" w:hAnsi="Times New Roman" w:eastAsia="Times New Roman" w:cs="Times New Roman"/>
           <w:color w:val="000000"/>
           <w:sz w:val="24"/>
         </w:rPr>
@@ -29531,6 +29558,7 @@
       <w:pPr>
         <w:pStyle w:val="FirstParagraph"/>
         <w:spacing w:line="312" w:lineRule="auto" w:after="80"/>
+        <w:ind w:firstLine="283"/>
         <w:jc w:val="both"/>
       </w:pPr>
       <w:r>
@@ -30715,19 +30743,18 @@
         <w:t xml:space="preserve"># accompanying methodological description)</w:t>
       </w:r>
     </w:p>
-    <w:bookmarkEnd w:id="120"/>
-    <w:bookmarkStart w:id="121" w:name="a.2-bm25-scoring"/>
+    <w:bookmarkEnd w:id="131"/>
+    <w:bookmarkStart w:id="132" w:name="a.2-bm25-scoring"/>
     <w:p>
       <w:pPr>
         <w:pStyle w:val="Heading3"/>
-        <w:keepNext/>
-        <w:jc w:val="left"/>
-      </w:pPr>
-      <w:r>
-        <w:rPr>
-          <w:rFonts w:ascii="Times New Roman" w:hAnsi="Times New Roman" w:eastAsia="Times New Roman" w:cs="Times New Roman"/>
-          <w:b/>
-          <w:i/>
+        <w:spacing w:line="312" w:lineRule="auto" w:after="80"/>
+        <w:ind w:firstLine="283"/>
+        <w:jc w:val="both"/>
+      </w:pPr>
+      <w:r>
+        <w:rPr>
+          <w:rFonts w:ascii="Times New Roman" w:hAnsi="Times New Roman" w:eastAsia="Times New Roman" w:cs="Times New Roman"/>
           <w:color w:val="000000"/>
           <w:sz w:val="24"/>
         </w:rPr>
@@ -30738,6 +30765,7 @@
       <w:pPr>
         <w:pStyle w:val="FirstParagraph"/>
         <w:spacing w:line="312" w:lineRule="auto" w:after="80"/>
+        <w:ind w:firstLine="283"/>
         <w:jc w:val="both"/>
       </w:pPr>
       <w:r>
@@ -32534,19 +32562,18 @@
         <w:t xml:space="preserve"> score</w:t>
       </w:r>
     </w:p>
-    <w:bookmarkEnd w:id="121"/>
-    <w:bookmarkStart w:id="122" w:name="a.3-runtime-mode-toggle"/>
+    <w:bookmarkEnd w:id="132"/>
+    <w:bookmarkStart w:id="133" w:name="a.3-runtime-mode-toggle"/>
     <w:p>
       <w:pPr>
         <w:pStyle w:val="Heading3"/>
-        <w:keepNext/>
-        <w:jc w:val="left"/>
-      </w:pPr>
-      <w:r>
-        <w:rPr>
-          <w:rFonts w:ascii="Times New Roman" w:hAnsi="Times New Roman" w:eastAsia="Times New Roman" w:cs="Times New Roman"/>
-          <w:b/>
-          <w:i/>
+        <w:spacing w:line="312" w:lineRule="auto" w:after="80"/>
+        <w:ind w:firstLine="283"/>
+        <w:jc w:val="both"/>
+      </w:pPr>
+      <w:r>
+        <w:rPr>
+          <w:rFonts w:ascii="Times New Roman" w:hAnsi="Times New Roman" w:eastAsia="Times New Roman" w:cs="Times New Roman"/>
           <w:color w:val="000000"/>
           <w:sz w:val="24"/>
         </w:rPr>
@@ -32557,6 +32584,7 @@
       <w:pPr>
         <w:pStyle w:val="FirstParagraph"/>
         <w:spacing w:line="312" w:lineRule="auto" w:after="80"/>
+        <w:ind w:firstLine="283"/>
         <w:jc w:val="both"/>
       </w:pPr>
       <w:r>
@@ -33651,19 +33679,18 @@
         <w:t xml:space="preserve"> _current_mode</w:t>
       </w:r>
     </w:p>
-    <w:bookmarkEnd w:id="122"/>
-    <w:bookmarkStart w:id="123" w:name="a.4-shared-tool-pipeline"/>
+    <w:bookmarkEnd w:id="133"/>
+    <w:bookmarkStart w:id="134" w:name="a.4-shared-tool-pipeline"/>
     <w:p>
       <w:pPr>
         <w:pStyle w:val="Heading3"/>
-        <w:keepNext/>
-        <w:jc w:val="left"/>
-      </w:pPr>
-      <w:r>
-        <w:rPr>
-          <w:rFonts w:ascii="Times New Roman" w:hAnsi="Times New Roman" w:eastAsia="Times New Roman" w:cs="Times New Roman"/>
-          <w:b/>
-          <w:i/>
+        <w:spacing w:line="312" w:lineRule="auto" w:after="80"/>
+        <w:ind w:firstLine="283"/>
+        <w:jc w:val="both"/>
+      </w:pPr>
+      <w:r>
+        <w:rPr>
+          <w:rFonts w:ascii="Times New Roman" w:hAnsi="Times New Roman" w:eastAsia="Times New Roman" w:cs="Times New Roman"/>
           <w:color w:val="000000"/>
           <w:sz w:val="24"/>
         </w:rPr>
@@ -33674,6 +33701,7 @@
       <w:pPr>
         <w:pStyle w:val="FirstParagraph"/>
         <w:spacing w:line="312" w:lineRule="auto" w:after="80"/>
+        <w:ind w:firstLine="283"/>
         <w:jc w:val="both"/>
       </w:pPr>
       <w:r>
@@ -35220,22 +35248,21 @@
         <w:t xml:space="preserve"># ... (sanitisation, cache lookup, service call, persistence, observability)</w:t>
       </w:r>
     </w:p>
-    <w:bookmarkEnd w:id="123"/>
-    <w:bookmarkEnd w:id="124"/>
-    <w:bookmarkStart w:id="129" w:name="Xe2691035b1ea9be44987f1df6fe865ef1936dcd"/>
+    <w:bookmarkEnd w:id="134"/>
+    <w:bookmarkEnd w:id="135"/>
+    <w:bookmarkStart w:id="140" w:name="Xe2691035b1ea9be44987f1df6fe865ef1936dcd"/>
     <w:p>
       <w:pPr>
         <w:pStyle w:val="Heading2"/>
-        <w:keepNext/>
-        <w:jc w:val="left"/>
-      </w:pPr>
-      <w:r>
-        <w:rPr>
-          <w:rFonts w:ascii="Times New Roman" w:hAnsi="Times New Roman" w:eastAsia="Times New Roman" w:cs="Times New Roman"/>
-          <w:b/>
-          <w:i w:val="0"/>
-          <w:color w:val="000000"/>
-          <w:sz w:val="28"/>
+        <w:spacing w:line="312" w:lineRule="auto" w:after="80"/>
+        <w:ind w:firstLine="283"/>
+        <w:jc w:val="both"/>
+      </w:pPr>
+      <w:r>
+        <w:rPr>
+          <w:rFonts w:ascii="Times New Roman" w:hAnsi="Times New Roman" w:eastAsia="Times New Roman" w:cs="Times New Roman"/>
+          <w:color w:val="000000"/>
+          <w:sz w:val="24"/>
         </w:rPr>
         <w:t xml:space="preserve">Appendix B — Evaluation dataset description</w:t>
       </w:r>
@@ -35244,6 +35271,7 @@
       <w:pPr>
         <w:pStyle w:val="FirstParagraph"/>
         <w:spacing w:line="312" w:lineRule="auto" w:after="80"/>
+        <w:ind w:firstLine="283"/>
         <w:jc w:val="both"/>
       </w:pPr>
       <w:r>
@@ -35323,42 +35351,10 @@
         <w:t xml:space="preserve">≈ 20 job descriptions, organised into six role tracks: backend engineering, frontend engineering, full-stack engineering, data analytics, product design, and product management.</w:t>
       </w:r>
     </w:p>
-    <w:bookmarkStart w:id="125" w:name="b.1-resume-synthesis-procedure"/>
+    <w:bookmarkStart w:id="136" w:name="b.1-resume-synthesis-procedure"/>
     <w:p>
       <w:pPr>
         <w:pStyle w:val="Heading3"/>
-        <w:keepNext/>
-        <w:jc w:val="left"/>
-      </w:pPr>
-      <w:r>
-        <w:rPr>
-          <w:rFonts w:ascii="Times New Roman" w:hAnsi="Times New Roman" w:eastAsia="Times New Roman" w:cs="Times New Roman"/>
-          <w:b/>
-          <w:i/>
-          <w:color w:val="000000"/>
-          <w:sz w:val="24"/>
-        </w:rPr>
-        <w:t xml:space="preserve">B.1 Resume synthesis procedure</w:t>
-      </w:r>
-    </w:p>
-    <w:p>
-      <w:pPr>
-        <w:pStyle w:val="FirstParagraph"/>
-        <w:spacing w:line="312" w:lineRule="auto" w:after="80"/>
-        <w:jc w:val="both"/>
-      </w:pPr>
-      <w:r>
-        <w:rPr>
-          <w:rFonts w:ascii="Times New Roman" w:hAnsi="Times New Roman" w:eastAsia="Times New Roman" w:cs="Times New Roman"/>
-          <w:color w:val="000000"/>
-          <w:sz w:val="24"/>
-        </w:rPr>
-        <w:t xml:space="preserve">Each resume was synthesised from a templated structure that fills role-track-appropriate content into a fixed skeleton: a two-sentence summary, two or three employment entries with three responsibilities and one quantified achievement each, a skills list, a short Projects section with two open-source or side-project lines, and an education block. The synthesis script seeds the templated fields from a curated content library inside the script — role-track skill pools, action-verb-led outcome phrasings, fictional employer names, and a fixed candidate-name pool. Skill density and seniority increase monotonically across the five resumes per track so that the evaluation set spans junior, mid, and senior levels.</w:t>
-      </w:r>
-    </w:p>
-    <w:p>
-      <w:pPr>
-        <w:pStyle w:val="BodyText"/>
         <w:spacing w:line="312" w:lineRule="auto" w:after="80"/>
         <w:ind w:firstLine="283"/>
         <w:jc w:val="both"/>
@@ -35369,6 +35365,38 @@
           <w:color w:val="000000"/>
           <w:sz w:val="24"/>
         </w:rPr>
+        <w:t xml:space="preserve">B.1 Resume synthesis procedure</w:t>
+      </w:r>
+    </w:p>
+    <w:p>
+      <w:pPr>
+        <w:pStyle w:val="FirstParagraph"/>
+        <w:spacing w:line="312" w:lineRule="auto" w:after="80"/>
+        <w:ind w:firstLine="283"/>
+        <w:jc w:val="both"/>
+      </w:pPr>
+      <w:r>
+        <w:rPr>
+          <w:rFonts w:ascii="Times New Roman" w:hAnsi="Times New Roman" w:eastAsia="Times New Roman" w:cs="Times New Roman"/>
+          <w:color w:val="000000"/>
+          <w:sz w:val="24"/>
+        </w:rPr>
+        <w:t xml:space="preserve">Each resume was synthesised from a templated structure that fills role-track-appropriate content into a fixed skeleton: a two-sentence summary, two or three employment entries with three responsibilities and one quantified achievement each, a skills list, a short Projects section with two open-source or side-project lines, and an education block. The synthesis script seeds the templated fields from a curated content library inside the script — role-track skill pools, action-verb-led outcome phrasings, fictional employer names, and a fixed candidate-name pool. Skill density and seniority increase monotonically across the five resumes per track so that the evaluation set spans junior, mid, and senior levels.</w:t>
+      </w:r>
+    </w:p>
+    <w:p>
+      <w:pPr>
+        <w:pStyle w:val="BodyText"/>
+        <w:spacing w:line="312" w:lineRule="auto" w:after="80"/>
+        <w:ind w:firstLine="283"/>
+        <w:jc w:val="both"/>
+      </w:pPr>
+      <w:r>
+        <w:rPr>
+          <w:rFonts w:ascii="Times New Roman" w:hAnsi="Times New Roman" w:eastAsia="Times New Roman" w:cs="Times New Roman"/>
+          <w:color w:val="000000"/>
+          <w:sz w:val="24"/>
+        </w:rPr>
         <w:t xml:space="preserve">The synthesis script is</w:t>
       </w:r>
       <w:r>
@@ -35414,19 +35442,18 @@
         <w:t xml:space="preserve">) produces the same 30 resumes and 20 job descriptions on every run, which makes the evaluation manifest reproducible from the script alone.</w:t>
       </w:r>
     </w:p>
-    <w:bookmarkEnd w:id="125"/>
-    <w:bookmarkStart w:id="126" w:name="b.2-job-description-synthesis-procedure"/>
+    <w:bookmarkEnd w:id="136"/>
+    <w:bookmarkStart w:id="137" w:name="b.2-job-description-synthesis-procedure"/>
     <w:p>
       <w:pPr>
         <w:pStyle w:val="Heading3"/>
-        <w:keepNext/>
-        <w:jc w:val="left"/>
-      </w:pPr>
-      <w:r>
-        <w:rPr>
-          <w:rFonts w:ascii="Times New Roman" w:hAnsi="Times New Roman" w:eastAsia="Times New Roman" w:cs="Times New Roman"/>
-          <w:b/>
-          <w:i/>
+        <w:spacing w:line="312" w:lineRule="auto" w:after="80"/>
+        <w:ind w:firstLine="283"/>
+        <w:jc w:val="both"/>
+      </w:pPr>
+      <w:r>
+        <w:rPr>
+          <w:rFonts w:ascii="Times New Roman" w:hAnsi="Times New Roman" w:eastAsia="Times New Roman" w:cs="Times New Roman"/>
           <w:color w:val="000000"/>
           <w:sz w:val="24"/>
         </w:rPr>
@@ -35437,6 +35464,7 @@
       <w:pPr>
         <w:pStyle w:val="FirstParagraph"/>
         <w:spacing w:line="312" w:lineRule="auto" w:after="80"/>
+        <w:ind w:firstLine="283"/>
         <w:jc w:val="both"/>
       </w:pPr>
       <w:r>
@@ -35448,19 +35476,18 @@
         <w:t xml:space="preserve">Job descriptions were also synthesised from templates rather than scraped from public job boards. Each description draws responsibilities from the same role-track pool used for resumes, and the requirement list is composed from a track-specific must-have skill set sized by seniority (four to six core skills plus one to three secondary skills, with years-of-experience banding by junior, mid, and senior). Synthesising rather than scraping preserves a clean comparison surface (the same skill vocabulary in resume and JD), avoids any privacy or licence concern, and is a deliberate choice that limits external generalisability — see Section 4.4 of Chapter 4 for the limitation framing.</w:t>
       </w:r>
     </w:p>
-    <w:bookmarkEnd w:id="126"/>
-    <w:bookmarkStart w:id="127" w:name="b.3-pair-construction"/>
+    <w:bookmarkEnd w:id="137"/>
+    <w:bookmarkStart w:id="138" w:name="b.3-pair-construction"/>
     <w:p>
       <w:pPr>
         <w:pStyle w:val="Heading3"/>
-        <w:keepNext/>
-        <w:jc w:val="left"/>
-      </w:pPr>
-      <w:r>
-        <w:rPr>
-          <w:rFonts w:ascii="Times New Roman" w:hAnsi="Times New Roman" w:eastAsia="Times New Roman" w:cs="Times New Roman"/>
-          <w:b/>
-          <w:i/>
+        <w:spacing w:line="312" w:lineRule="auto" w:after="80"/>
+        <w:ind w:firstLine="283"/>
+        <w:jc w:val="both"/>
+      </w:pPr>
+      <w:r>
+        <w:rPr>
+          <w:rFonts w:ascii="Times New Roman" w:hAnsi="Times New Roman" w:eastAsia="Times New Roman" w:cs="Times New Roman"/>
           <w:color w:val="000000"/>
           <w:sz w:val="24"/>
         </w:rPr>
@@ -35471,6 +35498,7 @@
       <w:pPr>
         <w:pStyle w:val="FirstParagraph"/>
         <w:spacing w:line="312" w:lineRule="auto" w:after="80"/>
+        <w:ind w:firstLine="283"/>
         <w:jc w:val="both"/>
       </w:pPr>
       <w:r>
@@ -35515,19 +35543,18 @@
         <w:t xml:space="preserve">pairs each resume with every job description inside the same role track. The JD distribution is three JDs in four tracks and four JDs in two tracks, which produces an exact total of one hundred (resume, JD) pairs.</w:t>
       </w:r>
     </w:p>
-    <w:bookmarkEnd w:id="127"/>
-    <w:bookmarkStart w:id="128" w:name="b.4-pair-manifest"/>
+    <w:bookmarkEnd w:id="138"/>
+    <w:bookmarkStart w:id="139" w:name="b.4-pair-manifest"/>
     <w:p>
       <w:pPr>
         <w:pStyle w:val="Heading3"/>
-        <w:keepNext/>
-        <w:jc w:val="left"/>
-      </w:pPr>
-      <w:r>
-        <w:rPr>
-          <w:rFonts w:ascii="Times New Roman" w:hAnsi="Times New Roman" w:eastAsia="Times New Roman" w:cs="Times New Roman"/>
-          <w:b/>
-          <w:i/>
+        <w:spacing w:line="312" w:lineRule="auto" w:after="80"/>
+        <w:ind w:firstLine="283"/>
+        <w:jc w:val="both"/>
+      </w:pPr>
+      <w:r>
+        <w:rPr>
+          <w:rFonts w:ascii="Times New Roman" w:hAnsi="Times New Roman" w:eastAsia="Times New Roman" w:cs="Times New Roman"/>
           <w:color w:val="000000"/>
           <w:sz w:val="24"/>
         </w:rPr>
@@ -35538,6 +35565,7 @@
       <w:pPr>
         <w:pStyle w:val="FirstParagraph"/>
         <w:spacing w:line="312" w:lineRule="auto" w:after="80"/>
+        <w:ind w:firstLine="283"/>
         <w:jc w:val="both"/>
       </w:pPr>
       <w:r>
@@ -35673,22 +35701,21 @@
         <w:t xml:space="preserve">so that every row is traceable back to its constituent resume and job description, and every per-pair result in Section 4.3 can be re-queried by id.</w:t>
       </w:r>
     </w:p>
-    <w:bookmarkEnd w:id="128"/>
-    <w:bookmarkEnd w:id="129"/>
-    <w:bookmarkStart w:id="146" w:name="Xa5e1eb6ef87c5a83e8c05d91d91fb5c96834f8e"/>
+    <w:bookmarkEnd w:id="139"/>
+    <w:bookmarkEnd w:id="140"/>
+    <w:bookmarkStart w:id="157" w:name="Xa5e1eb6ef87c5a83e8c05d91d91fb5c96834f8e"/>
     <w:p>
       <w:pPr>
         <w:pStyle w:val="Heading2"/>
-        <w:keepNext/>
-        <w:jc w:val="left"/>
-      </w:pPr>
-      <w:r>
-        <w:rPr>
-          <w:rFonts w:ascii="Times New Roman" w:hAnsi="Times New Roman" w:eastAsia="Times New Roman" w:cs="Times New Roman"/>
-          <w:b/>
-          <w:i w:val="0"/>
-          <w:color w:val="000000"/>
-          <w:sz w:val="28"/>
+        <w:spacing w:line="312" w:lineRule="auto" w:after="80"/>
+        <w:ind w:firstLine="283"/>
+        <w:jc w:val="both"/>
+      </w:pPr>
+      <w:r>
+        <w:rPr>
+          <w:rFonts w:ascii="Times New Roman" w:hAnsi="Times New Roman" w:eastAsia="Times New Roman" w:cs="Times New Roman"/>
+          <w:color w:val="000000"/>
+          <w:sz w:val="24"/>
         </w:rPr>
         <w:t xml:space="preserve">Appendix C — Screenshots of the running system</w:t>
       </w:r>
@@ -35697,6 +35724,7 @@
       <w:pPr>
         <w:pStyle w:val="FirstParagraph"/>
         <w:spacing w:line="312" w:lineRule="auto" w:after="80"/>
+        <w:ind w:firstLine="283"/>
         <w:jc w:val="both"/>
       </w:pPr>
       <w:r>
@@ -35708,18 +35736,17 @@
         <w:t xml:space="preserve">The screenshots in this appendix were captured at 1920 × 1080 viewport against the deployed system. The intent of the appendix is to demonstrate the engineering artefact — the running tools — rather than to document generic authentication UI; login forms, OAuth flows, and account-creation pages are therefore omitted in favour of screens that exhibit the analytical and generative tools described in Chapter 3 and the runtime scoring-mode switch documented in Section 4.2.9.</w:t>
       </w:r>
     </w:p>
-    <w:bookmarkStart w:id="133" w:name="c.1-landing-page"/>
+    <w:bookmarkStart w:id="144" w:name="c.1-landing-page"/>
     <w:p>
       <w:pPr>
         <w:pStyle w:val="Heading3"/>
-        <w:keepNext/>
-        <w:jc w:val="left"/>
-      </w:pPr>
-      <w:r>
-        <w:rPr>
-          <w:rFonts w:ascii="Times New Roman" w:hAnsi="Times New Roman" w:eastAsia="Times New Roman" w:cs="Times New Roman"/>
-          <w:b/>
-          <w:i/>
+        <w:spacing w:line="312" w:lineRule="auto" w:after="80"/>
+        <w:ind w:firstLine="283"/>
+        <w:jc w:val="both"/>
+      </w:pPr>
+      <w:r>
+        <w:rPr>
+          <w:rFonts w:ascii="Times New Roman" w:hAnsi="Times New Roman" w:eastAsia="Times New Roman" w:cs="Times New Roman"/>
           <w:color w:val="000000"/>
           <w:sz w:val="24"/>
         </w:rPr>
@@ -35738,18 +35765,18 @@
           <wp:inline>
             <wp:extent cx="4031999" cy="2267999"/>
             <wp:effectExtent b="0" l="0" r="0" t="0"/>
-            <wp:docPr descr="Figure C.1 — Career Workbench landing page (signed-out, production deployment)." title="" id="131" name="Picture"/>
+            <wp:docPr descr="Figure C.1 — Career Workbench landing page (signed-out, production deployment)." title="" id="142" name="Picture"/>
             <a:graphic>
               <a:graphicData uri="http://schemas.openxmlformats.org/drawingml/2006/picture">
                 <pic:pic>
                   <pic:nvPicPr>
-                    <pic:cNvPr descr="figures/ui-01-landing.png" id="132" name="Picture"/>
+                    <pic:cNvPr descr="figures/ui-01-landing.png" id="143" name="Picture"/>
                     <pic:cNvPicPr>
                       <a:picLocks noChangeArrowheads="1" noChangeAspect="1"/>
                     </pic:cNvPicPr>
                   </pic:nvPicPr>
                   <pic:blipFill>
-                    <a:blip r:embed="rId130"/>
+                    <a:blip r:embed="rId141"/>
                     <a:stretch>
                       <a:fillRect/>
                     </a:stretch>
@@ -35844,19 +35871,18 @@
         <w:t xml:space="preserve">, presenting the six career-tooling pillars and the primary call-to-action to sign in or proceed as guest.</w:t>
       </w:r>
     </w:p>
-    <w:bookmarkEnd w:id="133"/>
-    <w:bookmarkStart w:id="137" w:name="c.2-resume-analyzer-input-page"/>
+    <w:bookmarkEnd w:id="144"/>
+    <w:bookmarkStart w:id="148" w:name="c.2-resume-analyzer-input-page"/>
     <w:p>
       <w:pPr>
         <w:pStyle w:val="Heading3"/>
-        <w:keepNext/>
-        <w:jc w:val="left"/>
-      </w:pPr>
-      <w:r>
-        <w:rPr>
-          <w:rFonts w:ascii="Times New Roman" w:hAnsi="Times New Roman" w:eastAsia="Times New Roman" w:cs="Times New Roman"/>
-          <w:b/>
-          <w:i/>
+        <w:spacing w:line="312" w:lineRule="auto" w:after="80"/>
+        <w:ind w:firstLine="283"/>
+        <w:jc w:val="both"/>
+      </w:pPr>
+      <w:r>
+        <w:rPr>
+          <w:rFonts w:ascii="Times New Roman" w:hAnsi="Times New Roman" w:eastAsia="Times New Roman" w:cs="Times New Roman"/>
           <w:color w:val="000000"/>
           <w:sz w:val="24"/>
         </w:rPr>
@@ -35875,18 +35901,18 @@
           <wp:inline>
             <wp:extent cx="4031999" cy="2267999"/>
             <wp:effectExtent b="0" l="0" r="0" t="0"/>
-            <wp:docPr descr="Figure C.2 — Resume Analyzer input page, guest mode." title="" id="135" name="Picture"/>
+            <wp:docPr descr="Figure C.2 — Resume Analyzer input page, guest mode." title="" id="146" name="Picture"/>
             <a:graphic>
               <a:graphicData uri="http://schemas.openxmlformats.org/drawingml/2006/picture">
                 <pic:pic>
                   <pic:nvPicPr>
-                    <pic:cNvPr descr="figures/ui-03-resume-input.png" id="136" name="Picture"/>
+                    <pic:cNvPr descr="figures/ui-03-resume-input.png" id="147" name="Picture"/>
                     <pic:cNvPicPr>
                       <a:picLocks noChangeArrowheads="1" noChangeAspect="1"/>
                     </pic:cNvPicPr>
                   </pic:nvPicPr>
                   <pic:blipFill>
-                    <a:blip r:embed="rId134"/>
+                    <a:blip r:embed="rId145"/>
                     <a:stretch>
                       <a:fillRect/>
                     </a:stretch>
@@ -35971,19 +35997,18 @@
         <w:t xml:space="preserve">) as it renders for a guest visitor. The input surface accepts a free-text or uploaded resume, with an optional target job description, before invoking the analytical pipeline described in Chapter 3.2.</w:t>
       </w:r>
     </w:p>
-    <w:bookmarkEnd w:id="137"/>
-    <w:bookmarkStart w:id="141" w:name="Xe92b625608c320df0d0e71eef401fce0fea85fc"/>
+    <w:bookmarkEnd w:id="148"/>
+    <w:bookmarkStart w:id="152" w:name="Xe92b625608c320df0d0e71eef401fce0fea85fc"/>
     <w:p>
       <w:pPr>
         <w:pStyle w:val="Heading3"/>
-        <w:keepNext/>
-        <w:jc w:val="left"/>
-      </w:pPr>
-      <w:r>
-        <w:rPr>
-          <w:rFonts w:ascii="Times New Roman" w:hAnsi="Times New Roman" w:eastAsia="Times New Roman" w:cs="Times New Roman"/>
-          <w:b/>
-          <w:i/>
+        <w:spacing w:line="312" w:lineRule="auto" w:after="80"/>
+        <w:ind w:firstLine="283"/>
+        <w:jc w:val="both"/>
+      </w:pPr>
+      <w:r>
+        <w:rPr>
+          <w:rFonts w:ascii="Times New Roman" w:hAnsi="Times New Roman" w:eastAsia="Times New Roman" w:cs="Times New Roman"/>
           <w:color w:val="000000"/>
           <w:sz w:val="24"/>
         </w:rPr>
@@ -36002,18 +36027,18 @@
           <wp:inline>
             <wp:extent cx="4031999" cy="4531798"/>
             <wp:effectExtent b="0" l="0" r="0" t="0"/>
-            <wp:docPr descr="Figure C.3 — Resume Analyzer result page in blended mode." title="" id="139" name="Picture"/>
+            <wp:docPr descr="Figure C.3 — Resume Analyzer result page in blended mode." title="" id="150" name="Picture"/>
             <a:graphic>
               <a:graphicData uri="http://schemas.openxmlformats.org/drawingml/2006/picture">
                 <pic:pic>
                   <pic:nvPicPr>
-                    <pic:cNvPr descr="figures/ui-04-resume-result.png" id="140" name="Picture"/>
+                    <pic:cNvPr descr="figures/ui-04-resume-result.png" id="151" name="Picture"/>
                     <pic:cNvPicPr>
                       <a:picLocks noChangeArrowheads="1" noChangeAspect="1"/>
                     </pic:cNvPicPr>
                   </pic:nvPicPr>
                   <pic:blipFill>
-                    <a:blip r:embed="rId138"/>
+                    <a:blip r:embed="rId149"/>
                     <a:stretch>
                       <a:fillRect/>
                     </a:stretch>
@@ -36077,19 +36102,18 @@
         <w:t xml:space="preserve">Figure C.3: The Resume Analyzer result page after a blended-mode (heuristic 40 % + LLM 60 %) run on the synthetic backend-engineer resume described in Chapter 4 paired with a representative backend-engineer job description. The page renders the overall score, the five-axis sub-score breakdown, the deterministic issues list, the prioritised top actions, and the role-fit narrative — the response shape documented in Chapter 3.2.3.</w:t>
       </w:r>
     </w:p>
-    <w:bookmarkEnd w:id="141"/>
-    <w:bookmarkStart w:id="145" w:name="c.4-job-match-result-page"/>
+    <w:bookmarkEnd w:id="152"/>
+    <w:bookmarkStart w:id="156" w:name="c.4-job-match-result-page"/>
     <w:p>
       <w:pPr>
         <w:pStyle w:val="Heading3"/>
-        <w:keepNext/>
-        <w:jc w:val="left"/>
-      </w:pPr>
-      <w:r>
-        <w:rPr>
-          <w:rFonts w:ascii="Times New Roman" w:hAnsi="Times New Roman" w:eastAsia="Times New Roman" w:cs="Times New Roman"/>
-          <w:b/>
-          <w:i/>
+        <w:spacing w:line="312" w:lineRule="auto" w:after="80"/>
+        <w:ind w:firstLine="283"/>
+        <w:jc w:val="both"/>
+      </w:pPr>
+      <w:r>
+        <w:rPr>
+          <w:rFonts w:ascii="Times New Roman" w:hAnsi="Times New Roman" w:eastAsia="Times New Roman" w:cs="Times New Roman"/>
           <w:color w:val="000000"/>
           <w:sz w:val="24"/>
         </w:rPr>
@@ -36108,18 +36132,18 @@
           <wp:inline>
             <wp:extent cx="4031999" cy="5520898"/>
             <wp:effectExtent b="0" l="0" r="0" t="0"/>
-            <wp:docPr descr="Figure C.4 — Job Match result page on the same resume / job-description pair." title="" id="143" name="Picture"/>
+            <wp:docPr descr="Figure C.4 — Job Match result page on the same resume / job-description pair." title="" id="154" name="Picture"/>
             <a:graphic>
               <a:graphicData uri="http://schemas.openxmlformats.org/drawingml/2006/picture">
                 <pic:pic>
                   <pic:nvPicPr>
-                    <pic:cNvPr descr="figures/ui-05-job-match-result.png" id="144" name="Picture"/>
+                    <pic:cNvPr descr="figures/ui-05-job-match-result.png" id="155" name="Picture"/>
                     <pic:cNvPicPr>
                       <a:picLocks noChangeArrowheads="1" noChangeAspect="1"/>
                     </pic:cNvPicPr>
                   </pic:nvPicPr>
                   <pic:blipFill>
-                    <a:blip r:embed="rId142"/>
+                    <a:blip r:embed="rId153"/>
                     <a:stretch>
                       <a:fillRect/>
                     </a:stretch>
@@ -36183,38 +36207,36 @@
         <w:t xml:space="preserve">Figure C.4: The Job Match result page on the same input pair as Figure C.3. The view exposes the matched-keyword set, the missing-keyword set, the deterministic verdict, the recruiter-style summary, and the requirement-by-requirement breakdown produced by the prompt described in Chapter 3.3.3.</w:t>
       </w:r>
     </w:p>
-    <w:bookmarkEnd w:id="145"/>
-    <w:bookmarkEnd w:id="146"/>
-    <w:bookmarkStart w:id="150" w:name="appendix-d-configuration-reference"/>
+    <w:bookmarkEnd w:id="156"/>
+    <w:bookmarkEnd w:id="157"/>
+    <w:bookmarkStart w:id="161" w:name="appendix-d-configuration-reference"/>
     <w:p>
       <w:pPr>
         <w:pStyle w:val="Heading2"/>
-        <w:keepNext/>
-        <w:jc w:val="left"/>
-      </w:pPr>
-      <w:r>
-        <w:rPr>
-          <w:rFonts w:ascii="Times New Roman" w:hAnsi="Times New Roman" w:eastAsia="Times New Roman" w:cs="Times New Roman"/>
-          <w:b/>
-          <w:i w:val="0"/>
-          <w:color w:val="000000"/>
-          <w:sz w:val="28"/>
+        <w:spacing w:line="312" w:lineRule="auto" w:after="80"/>
+        <w:ind w:firstLine="283"/>
+        <w:jc w:val="both"/>
+      </w:pPr>
+      <w:r>
+        <w:rPr>
+          <w:rFonts w:ascii="Times New Roman" w:hAnsi="Times New Roman" w:eastAsia="Times New Roman" w:cs="Times New Roman"/>
+          <w:color w:val="000000"/>
+          <w:sz w:val="24"/>
         </w:rPr>
         <w:t xml:space="preserve">Appendix D — Configuration reference</w:t>
       </w:r>
     </w:p>
-    <w:bookmarkStart w:id="147" w:name="d.1-backend-environment-variables"/>
+    <w:bookmarkStart w:id="158" w:name="d.1-backend-environment-variables"/>
     <w:p>
       <w:pPr>
         <w:pStyle w:val="Heading3"/>
-        <w:keepNext/>
-        <w:jc w:val="left"/>
-      </w:pPr>
-      <w:r>
-        <w:rPr>
-          <w:rFonts w:ascii="Times New Roman" w:hAnsi="Times New Roman" w:eastAsia="Times New Roman" w:cs="Times New Roman"/>
-          <w:b/>
-          <w:i/>
+        <w:spacing w:line="312" w:lineRule="auto" w:after="80"/>
+        <w:ind w:firstLine="283"/>
+        <w:jc w:val="both"/>
+      </w:pPr>
+      <w:r>
+        <w:rPr>
+          <w:rFonts w:ascii="Times New Roman" w:hAnsi="Times New Roman" w:eastAsia="Times New Roman" w:cs="Times New Roman"/>
           <w:color w:val="000000"/>
           <w:sz w:val="24"/>
         </w:rPr>
@@ -36225,6 +36247,7 @@
       <w:pPr>
         <w:pStyle w:val="FirstParagraph"/>
         <w:spacing w:line="312" w:lineRule="auto" w:after="80"/>
+        <w:ind w:firstLine="283"/>
         <w:jc w:val="both"/>
       </w:pPr>
       <w:r>
@@ -38187,19 +38210,18 @@
         </w:tc>
       </w:tr>
     </w:tbl>
-    <w:bookmarkEnd w:id="147"/>
-    <w:bookmarkStart w:id="148" w:name="d.2-administrative-endpoints"/>
+    <w:bookmarkEnd w:id="158"/>
+    <w:bookmarkStart w:id="159" w:name="d.2-administrative-endpoints"/>
     <w:p>
       <w:pPr>
         <w:pStyle w:val="Heading3"/>
-        <w:keepNext/>
-        <w:jc w:val="left"/>
-      </w:pPr>
-      <w:r>
-        <w:rPr>
-          <w:rFonts w:ascii="Times New Roman" w:hAnsi="Times New Roman" w:eastAsia="Times New Roman" w:cs="Times New Roman"/>
-          <w:b/>
-          <w:i/>
+        <w:spacing w:line="312" w:lineRule="auto" w:after="80"/>
+        <w:ind w:firstLine="283"/>
+        <w:jc w:val="both"/>
+      </w:pPr>
+      <w:r>
+        <w:rPr>
+          <w:rFonts w:ascii="Times New Roman" w:hAnsi="Times New Roman" w:eastAsia="Times New Roman" w:cs="Times New Roman"/>
           <w:color w:val="000000"/>
           <w:sz w:val="24"/>
         </w:rPr>
@@ -38210,6 +38232,7 @@
       <w:pPr>
         <w:pStyle w:val="FirstParagraph"/>
         <w:spacing w:line="312" w:lineRule="auto" w:after="80"/>
+        <w:ind w:firstLine="283"/>
         <w:jc w:val="both"/>
       </w:pPr>
       <w:r>
@@ -38821,19 +38844,18 @@
         <w:t xml:space="preserve">environment variable.</w:t>
       </w:r>
     </w:p>
-    <w:bookmarkEnd w:id="148"/>
-    <w:bookmarkStart w:id="149" w:name="d.3-running-the-evaluation-harness"/>
+    <w:bookmarkEnd w:id="159"/>
+    <w:bookmarkStart w:id="160" w:name="d.3-running-the-evaluation-harness"/>
     <w:p>
       <w:pPr>
         <w:pStyle w:val="Heading3"/>
-        <w:keepNext/>
-        <w:jc w:val="left"/>
-      </w:pPr>
-      <w:r>
-        <w:rPr>
-          <w:rFonts w:ascii="Times New Roman" w:hAnsi="Times New Roman" w:eastAsia="Times New Roman" w:cs="Times New Roman"/>
-          <w:b/>
-          <w:i/>
+        <w:spacing w:line="312" w:lineRule="auto" w:after="80"/>
+        <w:ind w:firstLine="283"/>
+        <w:jc w:val="both"/>
+      </w:pPr>
+      <w:r>
+        <w:rPr>
+          <w:rFonts w:ascii="Times New Roman" w:hAnsi="Times New Roman" w:eastAsia="Times New Roman" w:cs="Times New Roman"/>
           <w:color w:val="000000"/>
           <w:sz w:val="24"/>
         </w:rPr>
@@ -38844,6 +38866,7 @@
       <w:pPr>
         <w:pStyle w:val="FirstParagraph"/>
         <w:spacing w:line="312" w:lineRule="auto" w:after="80"/>
+        <w:ind w:firstLine="283"/>
         <w:jc w:val="both"/>
       </w:pPr>
       <w:r>
@@ -39047,12 +39070,12 @@
         <w:t xml:space="preserve">; the analyzer prints the Markdown tables ready to paste into Chapter 4.3.</w:t>
       </w:r>
     </w:p>
-    <w:bookmarkEnd w:id="149"/>
-    <w:bookmarkEnd w:id="150"/>
-    <w:bookmarkEnd w:id="151"/>
+    <w:bookmarkEnd w:id="160"/>
+    <w:bookmarkEnd w:id="161"/>
+    <w:bookmarkEnd w:id="162"/>
     <w:sectPr>
       <w:type w:val="nextPage"/>
-      <w:footerReference w:type="default" r:id="rId143"/>
+      <w:footerReference w:type="default" r:id="rId154"/>
       <w:pgSz w:w="11906" w:h="16838"/>
       <w:pgMar w:top="1417" w:right="1417" w:bottom="1417" w:left="1417" w:header="709" w:footer="709" w:gutter="0"/>
       <w:pgNumType w:fmt="decimal" w:start="1"/>
@@ -39068,6 +39091,184 @@
 </file>
 
 <file path=word/footer1.xml><?xml version="1.0" encoding="utf-8"?>
+<w:ftr xmlns:wpc="http://schemas.microsoft.com/office/word/2010/wordprocessingCanvas" xmlns:mc="http://schemas.openxmlformats.org/markup-compatibility/2006" xmlns:o="urn:schemas-microsoft-com:office:office" xmlns:r="http://schemas.openxmlformats.org/officeDocument/2006/relationships" xmlns:m="http://schemas.openxmlformats.org/officeDocument/2006/math" xmlns:v="urn:schemas-microsoft-com:vml" xmlns:wp14="http://schemas.microsoft.com/office/word/2010/wordprocessingDrawing" xmlns:wp="http://schemas.openxmlformats.org/drawingml/2006/wordprocessingDrawing" xmlns:w10="urn:schemas-microsoft-com:office:word" xmlns:w="http://schemas.openxmlformats.org/wordprocessingml/2006/main" xmlns:w14="http://schemas.microsoft.com/office/word/2010/wordml" xmlns:w15="http://schemas.microsoft.com/office/word/2012/wordml" xmlns:wpg="http://schemas.microsoft.com/office/word/2010/wordprocessingGroup" xmlns:wpi="http://schemas.microsoft.com/office/word/2010/wordprocessingInk" xmlns:wne="http://schemas.microsoft.com/office/word/2006/wordml" xmlns:wps="http://schemas.microsoft.com/office/word/2010/wordprocessingShape" xmlns:wpsCustomData="http://www.wps.cn/officeDocument/2013/wpsCustomData" mc:Ignorable="w14 w15 wp14">
+  <w:p>
+    <w:pPr>
+      <w:pStyle w:val="4"/>
+      <w:jc w:val="center"/>
+    </w:pPr>
+    <w:r>
+      <w:fldChar w:fldCharType="begin"/>
+    </w:r>
+    <w:r>
+      <w:instrText xml:space="preserve">PAGE</w:instrText>
+    </w:r>
+    <w:r>
+      <w:fldChar w:fldCharType="separate"/>
+    </w:r>
+    <w:r>
+      <w:t>2</w:t>
+    </w:r>
+    <w:r>
+      <w:fldChar w:fldCharType="end"/>
+    </w:r>
+  </w:p>
+  <w:p>
+    <w:pPr>
+      <w:pStyle w:val="4"/>
+    </w:pPr>
+  </w:p>
+</w:ftr>
+</file>
+
+<file path=word/footer2.xml><?xml version="1.0" encoding="utf-8"?>
+<w:ftr xmlns:wpc="http://schemas.microsoft.com/office/word/2010/wordprocessingCanvas" xmlns:mc="http://schemas.openxmlformats.org/markup-compatibility/2006" xmlns:o="urn:schemas-microsoft-com:office:office" xmlns:r="http://schemas.openxmlformats.org/officeDocument/2006/relationships" xmlns:m="http://schemas.openxmlformats.org/officeDocument/2006/math" xmlns:v="urn:schemas-microsoft-com:vml" xmlns:wp14="http://schemas.microsoft.com/office/word/2010/wordprocessingDrawing" xmlns:wp="http://schemas.openxmlformats.org/drawingml/2006/wordprocessingDrawing" xmlns:w10="urn:schemas-microsoft-com:office:word" xmlns:w="http://schemas.openxmlformats.org/wordprocessingml/2006/main" xmlns:w14="http://schemas.microsoft.com/office/word/2010/wordml" xmlns:w15="http://schemas.microsoft.com/office/word/2012/wordml" xmlns:wpg="http://schemas.microsoft.com/office/word/2010/wordprocessingGroup" xmlns:wpi="http://schemas.microsoft.com/office/word/2010/wordprocessingInk" xmlns:wne="http://schemas.microsoft.com/office/word/2006/wordml" xmlns:wps="http://schemas.microsoft.com/office/word/2010/wordprocessingShape" xmlns:wpsCustomData="http://www.wps.cn/officeDocument/2013/wpsCustomData" mc:Ignorable="w14 w15 wp14">
+  <w:tbl>
+    <w:tblPr>
+      <w:tblStyle w:val="3"/>
+      <w:tblW w:w="0" w:type="auto"/>
+      <w:tblInd w:w="0" w:type="dxa"/>
+      <w:tblLayout w:type="autofit"/>
+      <w:tblCellMar>
+        <w:top w:w="0" w:type="dxa"/>
+        <w:left w:w="108" w:type="dxa"/>
+        <w:bottom w:w="0" w:type="dxa"/>
+        <w:right w:w="108" w:type="dxa"/>
+      </w:tblCellMar>
+    </w:tblPr>
+    <w:tblGrid>
+      <w:gridCol w:w="3005"/>
+      <w:gridCol w:w="3005"/>
+      <w:gridCol w:w="3005"/>
+    </w:tblGrid>
+    <w:tr>
+      <w:tblPrEx>
+        <w:tblCellMar>
+          <w:top w:w="0" w:type="dxa"/>
+          <w:left w:w="108" w:type="dxa"/>
+          <w:bottom w:w="0" w:type="dxa"/>
+          <w:right w:w="108" w:type="dxa"/>
+        </w:tblCellMar>
+      </w:tblPrEx>
+      <w:trPr>
+        <w:trHeight w:val="300" w:hRule="atLeast"/>
+      </w:trPr>
+      <w:tc>
+        <w:tcPr>
+          <w:tcW w:w="3005" w:type="dxa"/>
+        </w:tcPr>
+        <w:p>
+          <w:pPr>
+            <w:pStyle w:val="5"/>
+            <w:ind w:left="-115"/>
+          </w:pPr>
+        </w:p>
+      </w:tc>
+      <w:tc>
+        <w:tcPr>
+          <w:tcW w:w="3005" w:type="dxa"/>
+        </w:tcPr>
+        <w:p>
+          <w:pPr>
+            <w:pStyle w:val="5"/>
+            <w:jc w:val="center"/>
+          </w:pPr>
+        </w:p>
+      </w:tc>
+      <w:tc>
+        <w:tcPr>
+          <w:tcW w:w="3005" w:type="dxa"/>
+        </w:tcPr>
+        <w:p>
+          <w:pPr>
+            <w:pStyle w:val="5"/>
+            <w:ind w:right="-115"/>
+            <w:jc w:val="right"/>
+          </w:pPr>
+        </w:p>
+      </w:tc>
+    </w:tr>
+  </w:tbl>
+  <w:p>
+    <w:pPr>
+      <w:pStyle w:val="4"/>
+    </w:pPr>
+  </w:p>
+</w:ftr>
+</file>
+
+<file path=word/footer3.xml><?xml version="1.0" encoding="utf-8"?>
+<w:ftr xmlns:wpc="http://schemas.microsoft.com/office/word/2010/wordprocessingCanvas" xmlns:mc="http://schemas.openxmlformats.org/markup-compatibility/2006" xmlns:o="urn:schemas-microsoft-com:office:office" xmlns:r="http://schemas.openxmlformats.org/officeDocument/2006/relationships" xmlns:m="http://schemas.openxmlformats.org/officeDocument/2006/math" xmlns:v="urn:schemas-microsoft-com:vml" xmlns:wp14="http://schemas.microsoft.com/office/word/2010/wordprocessingDrawing" xmlns:wp="http://schemas.openxmlformats.org/drawingml/2006/wordprocessingDrawing" xmlns:w10="urn:schemas-microsoft-com:office:word" xmlns:w="http://schemas.openxmlformats.org/wordprocessingml/2006/main" xmlns:w14="http://schemas.microsoft.com/office/word/2010/wordml" xmlns:w15="http://schemas.microsoft.com/office/word/2012/wordml" xmlns:wpg="http://schemas.microsoft.com/office/word/2010/wordprocessingGroup" xmlns:wpi="http://schemas.microsoft.com/office/word/2010/wordprocessingInk" xmlns:wne="http://schemas.microsoft.com/office/word/2006/wordml" xmlns:wps="http://schemas.microsoft.com/office/word/2010/wordprocessingShape" xmlns:wpsCustomData="http://www.wps.cn/officeDocument/2013/wpsCustomData" mc:Ignorable="w14 w15 wp14">
+  <w:tbl>
+    <w:tblPr>
+      <w:tblStyle w:val="3"/>
+      <w:tblW w:w="0" w:type="auto"/>
+      <w:tblInd w:w="0" w:type="dxa"/>
+      <w:tblLayout w:type="autofit"/>
+      <w:tblCellMar>
+        <w:top w:w="0" w:type="dxa"/>
+        <w:left w:w="108" w:type="dxa"/>
+        <w:bottom w:w="0" w:type="dxa"/>
+        <w:right w:w="108" w:type="dxa"/>
+      </w:tblCellMar>
+    </w:tblPr>
+    <w:tblGrid>
+      <w:gridCol w:w="9114"/>
+    </w:tblGrid>
+    <w:tr>
+      <w:tblPrEx>
+        <w:tblCellMar>
+          <w:top w:w="0" w:type="dxa"/>
+          <w:left w:w="108" w:type="dxa"/>
+          <w:bottom w:w="0" w:type="dxa"/>
+          <w:right w:w="108" w:type="dxa"/>
+        </w:tblCellMar>
+      </w:tblPrEx>
+      <w:trPr>
+        <w:trHeight w:val="300" w:hRule="atLeast"/>
+      </w:trPr>
+      <w:tc>
+        <w:tcPr>
+          <w:tcW w:w="9114" w:type="dxa"/>
+          <w:tcBorders>
+            <w:top w:val="single" w:color="000000" w:themeColor="text1" w:sz="12" w:space="0"/>
+          </w:tcBorders>
+        </w:tcPr>
+        <w:p>
+          <w:pPr>
+            <w:pStyle w:val="5"/>
+            <w:ind w:left="-115"/>
+            <w:jc w:val="center"/>
+            <w:rPr>
+              <w:rFonts w:ascii="Times New Roman" w:hAnsi="Times New Roman" w:eastAsia="Times New Roman" w:cs="Times New Roman"/>
+              <w:sz w:val="36"/>
+              <w:szCs w:val="36"/>
+            </w:rPr>
+          </w:pPr>
+          <w:r>
+            <w:br w:type="textWrapping"/>
+          </w:r>
+          <w:r>
+            <w:rPr>
+              <w:rFonts w:ascii="Times New Roman" w:hAnsi="Times New Roman" w:eastAsia="Times New Roman" w:cs="Times New Roman"/>
+              <w:sz w:val="36"/>
+              <w:szCs w:val="36"/>
+            </w:rPr>
+            <w:t>WROCŁAW 2025</w:t>
+          </w:r>
+        </w:p>
+      </w:tc>
+    </w:tr>
+  </w:tbl>
+  <w:p>
+    <w:pPr>
+      <w:pStyle w:val="4"/>
+    </w:pPr>
+  </w:p>
+</w:ftr>
+</file>
+
+<file path=word/footer4.xml><?xml version="1.0" encoding="utf-8"?>
 <w:ftr xmlns:w="http://schemas.openxmlformats.org/wordprocessingml/2006/main" xmlns:r="http://schemas.openxmlformats.org/officeDocument/2006/relationships">
   <w:p>
     <w:pPr>
@@ -39109,6 +39310,192 @@
     </w:p>
   </w:footnote>
 </w:footnotes>
+</file>
+
+<file path=word/header1.xml><?xml version="1.0" encoding="utf-8"?>
+<w:hdr xmlns:wpc="http://schemas.microsoft.com/office/word/2010/wordprocessingCanvas" xmlns:mc="http://schemas.openxmlformats.org/markup-compatibility/2006" xmlns:o="urn:schemas-microsoft-com:office:office" xmlns:r="http://schemas.openxmlformats.org/officeDocument/2006/relationships" xmlns:m="http://schemas.openxmlformats.org/officeDocument/2006/math" xmlns:v="urn:schemas-microsoft-com:vml" xmlns:wp14="http://schemas.microsoft.com/office/word/2010/wordprocessingDrawing" xmlns:wp="http://schemas.openxmlformats.org/drawingml/2006/wordprocessingDrawing" xmlns:w10="urn:schemas-microsoft-com:office:word" xmlns:w="http://schemas.openxmlformats.org/wordprocessingml/2006/main" xmlns:w14="http://schemas.microsoft.com/office/word/2010/wordml" xmlns:w15="http://schemas.microsoft.com/office/word/2012/wordml" xmlns:wpg="http://schemas.microsoft.com/office/word/2010/wordprocessingGroup" xmlns:wpi="http://schemas.microsoft.com/office/word/2010/wordprocessingInk" xmlns:wne="http://schemas.microsoft.com/office/word/2006/wordml" xmlns:wps="http://schemas.microsoft.com/office/word/2010/wordprocessingShape" xmlns:wpsCustomData="http://www.wps.cn/officeDocument/2013/wpsCustomData" mc:Ignorable="w14 w15 wp14">
+  <w:p>
+    <w:pPr>
+      <w:pStyle w:val="5"/>
+    </w:pPr>
+  </w:p>
+</w:hdr>
+</file>
+
+<file path=word/header2.xml><?xml version="1.0" encoding="utf-8"?>
+<w:hdr xmlns:wpc="http://schemas.microsoft.com/office/word/2010/wordprocessingCanvas" xmlns:mc="http://schemas.openxmlformats.org/markup-compatibility/2006" xmlns:o="urn:schemas-microsoft-com:office:office" xmlns:r="http://schemas.openxmlformats.org/officeDocument/2006/relationships" xmlns:m="http://schemas.openxmlformats.org/officeDocument/2006/math" xmlns:v="urn:schemas-microsoft-com:vml" xmlns:wp14="http://schemas.microsoft.com/office/word/2010/wordprocessingDrawing" xmlns:wp="http://schemas.openxmlformats.org/drawingml/2006/wordprocessingDrawing" xmlns:w10="urn:schemas-microsoft-com:office:word" xmlns:w="http://schemas.openxmlformats.org/wordprocessingml/2006/main" xmlns:w14="http://schemas.microsoft.com/office/word/2010/wordml" xmlns:w15="http://schemas.microsoft.com/office/word/2012/wordml" xmlns:wpg="http://schemas.microsoft.com/office/word/2010/wordprocessingGroup" xmlns:wpi="http://schemas.microsoft.com/office/word/2010/wordprocessingInk" xmlns:wne="http://schemas.microsoft.com/office/word/2006/wordml" xmlns:wps="http://schemas.microsoft.com/office/word/2010/wordprocessingShape" xmlns:wpsCustomData="http://www.wps.cn/officeDocument/2013/wpsCustomData" mc:Ignorable="w14 w15 wp14">
+  <w:tbl>
+    <w:tblPr>
+      <w:tblStyle w:val="3"/>
+      <w:tblW w:w="0" w:type="auto"/>
+      <w:tblInd w:w="0" w:type="dxa"/>
+      <w:tblLayout w:type="autofit"/>
+      <w:tblCellMar>
+        <w:top w:w="0" w:type="dxa"/>
+        <w:left w:w="108" w:type="dxa"/>
+        <w:bottom w:w="0" w:type="dxa"/>
+        <w:right w:w="108" w:type="dxa"/>
+      </w:tblCellMar>
+    </w:tblPr>
+    <w:tblGrid>
+      <w:gridCol w:w="3005"/>
+      <w:gridCol w:w="3005"/>
+      <w:gridCol w:w="3005"/>
+    </w:tblGrid>
+    <w:tr>
+      <w:tblPrEx>
+        <w:tblCellMar>
+          <w:top w:w="0" w:type="dxa"/>
+          <w:left w:w="108" w:type="dxa"/>
+          <w:bottom w:w="0" w:type="dxa"/>
+          <w:right w:w="108" w:type="dxa"/>
+        </w:tblCellMar>
+      </w:tblPrEx>
+      <w:trPr>
+        <w:trHeight w:val="300" w:hRule="atLeast"/>
+      </w:trPr>
+      <w:tc>
+        <w:tcPr>
+          <w:tcW w:w="3005" w:type="dxa"/>
+        </w:tcPr>
+        <w:p>
+          <w:pPr>
+            <w:pStyle w:val="5"/>
+            <w:ind w:left="-115"/>
+          </w:pPr>
+        </w:p>
+      </w:tc>
+      <w:tc>
+        <w:tcPr>
+          <w:tcW w:w="3005" w:type="dxa"/>
+        </w:tcPr>
+        <w:p>
+          <w:pPr>
+            <w:pStyle w:val="5"/>
+            <w:jc w:val="center"/>
+          </w:pPr>
+        </w:p>
+      </w:tc>
+      <w:tc>
+        <w:tcPr>
+          <w:tcW w:w="3005" w:type="dxa"/>
+        </w:tcPr>
+        <w:p>
+          <w:pPr>
+            <w:pStyle w:val="5"/>
+            <w:ind w:right="-115"/>
+            <w:jc w:val="right"/>
+          </w:pPr>
+        </w:p>
+      </w:tc>
+    </w:tr>
+  </w:tbl>
+  <w:p>
+    <w:pPr>
+      <w:pStyle w:val="5"/>
+    </w:pPr>
+  </w:p>
+</w:hdr>
+</file>
+
+<file path=word/header3.xml><?xml version="1.0" encoding="utf-8"?>
+<w:hdr xmlns:wpc="http://schemas.microsoft.com/office/word/2010/wordprocessingCanvas" xmlns:mc="http://schemas.openxmlformats.org/markup-compatibility/2006" xmlns:o="urn:schemas-microsoft-com:office:office" xmlns:r="http://schemas.openxmlformats.org/officeDocument/2006/relationships" xmlns:m="http://schemas.openxmlformats.org/officeDocument/2006/math" xmlns:v="urn:schemas-microsoft-com:vml" xmlns:wp14="http://schemas.microsoft.com/office/word/2010/wordprocessingDrawing" xmlns:wp="http://schemas.openxmlformats.org/drawingml/2006/wordprocessingDrawing" xmlns:w10="urn:schemas-microsoft-com:office:word" xmlns:w="http://schemas.openxmlformats.org/wordprocessingml/2006/main" xmlns:w14="http://schemas.microsoft.com/office/word/2010/wordml" xmlns:w15="http://schemas.microsoft.com/office/word/2012/wordml" xmlns:wpg="http://schemas.microsoft.com/office/word/2010/wordprocessingGroup" xmlns:wpi="http://schemas.microsoft.com/office/word/2010/wordprocessingInk" xmlns:wne="http://schemas.microsoft.com/office/word/2006/wordml" xmlns:wps="http://schemas.microsoft.com/office/word/2010/wordprocessingShape" xmlns:wpsCustomData="http://www.wps.cn/officeDocument/2013/wpsCustomData" mc:Ignorable="w14 w15 wp14">
+  <w:tbl>
+    <w:tblPr>
+      <w:tblStyle w:val="3"/>
+      <w:tblW w:w="0" w:type="auto"/>
+      <w:tblInd w:w="0" w:type="dxa"/>
+      <w:tblLayout w:type="autofit"/>
+      <w:tblCellMar>
+        <w:top w:w="0" w:type="dxa"/>
+        <w:left w:w="108" w:type="dxa"/>
+        <w:bottom w:w="0" w:type="dxa"/>
+        <w:right w:w="108" w:type="dxa"/>
+      </w:tblCellMar>
+    </w:tblPr>
+    <w:tblGrid>
+      <w:gridCol w:w="9124"/>
+    </w:tblGrid>
+    <w:tr>
+      <w:tblPrEx>
+        <w:tblCellMar>
+          <w:top w:w="0" w:type="dxa"/>
+          <w:left w:w="108" w:type="dxa"/>
+          <w:bottom w:w="0" w:type="dxa"/>
+          <w:right w:w="108" w:type="dxa"/>
+        </w:tblCellMar>
+      </w:tblPrEx>
+      <w:trPr>
+        <w:trHeight w:val="300" w:hRule="atLeast"/>
+      </w:trPr>
+      <w:tc>
+        <w:tcPr>
+          <w:tcW w:w="9124" w:type="dxa"/>
+          <w:tcBorders>
+            <w:bottom w:val="single" w:color="000000" w:themeColor="text1" w:sz="12" w:space="0"/>
+          </w:tcBorders>
+        </w:tcPr>
+        <w:p>
+          <w:pPr>
+            <w:pStyle w:val="5"/>
+            <w:ind w:left="-115"/>
+            <w:jc w:val="center"/>
+            <w:rPr>
+              <w:lang w:val="en-GB"/>
+            </w:rPr>
+          </w:pPr>
+          <w:r>
+            <w:rPr>
+              <w:rFonts w:ascii="Times New Roman" w:hAnsi="Times New Roman" w:eastAsia="Times New Roman" w:cs="Times New Roman"/>
+              <w:b/>
+              <w:bCs/>
+              <w:sz w:val="40"/>
+              <w:szCs w:val="40"/>
+              <w:lang w:val="en-GB"/>
+            </w:rPr>
+            <w:t>Wrocław University of Science and Technology</w:t>
+          </w:r>
+        </w:p>
+        <w:p>
+          <w:pPr>
+            <w:pStyle w:val="5"/>
+            <w:ind w:left="-115"/>
+            <w:jc w:val="center"/>
+            <w:rPr>
+              <w:rFonts w:ascii="Times New Roman" w:hAnsi="Times New Roman" w:eastAsia="Times New Roman" w:cs="Times New Roman"/>
+              <w:sz w:val="28"/>
+              <w:szCs w:val="28"/>
+              <w:lang w:val="en-GB"/>
+            </w:rPr>
+          </w:pPr>
+          <w:r>
+            <w:rPr>
+              <w:rFonts w:ascii="Times New Roman" w:hAnsi="Times New Roman" w:eastAsia="Times New Roman" w:cs="Times New Roman"/>
+              <w:sz w:val="36"/>
+              <w:szCs w:val="36"/>
+              <w:lang w:val="en-GB"/>
+            </w:rPr>
+            <w:t>Faculty of Electronics, Photonics and Microsystems</w:t>
+          </w:r>
+          <w:r>
+            <w:rPr>
+              <w:lang w:val="en-GB"/>
+            </w:rPr>
+            <w:br w:type="textWrapping"/>
+          </w:r>
+        </w:p>
+      </w:tc>
+    </w:tr>
+  </w:tbl>
+  <w:p>
+    <w:pPr>
+      <w:pStyle w:val="5"/>
+      <w:rPr>
+        <w:lang w:val="en-GB"/>
+      </w:rPr>
+    </w:pPr>
+  </w:p>
+</w:hdr>
 </file>
 
 <file path=word/numbering.xml><?xml version="1.0" encoding="utf-8"?>
@@ -39489,579 +39876,295 @@
 </file>
 
 <file path=word/styles.xml><?xml version="1.0" encoding="utf-8"?>
-<w:styles xmlns:r="http://schemas.openxmlformats.org/officeDocument/2006/relationships" xmlns:w="http://schemas.openxmlformats.org/wordprocessingml/2006/main">
+<w:styles xmlns:m="http://schemas.openxmlformats.org/officeDocument/2006/math" xmlns:mc="http://schemas.openxmlformats.org/markup-compatibility/2006" xmlns:o="urn:schemas-microsoft-com:office:office" xmlns:r="http://schemas.openxmlformats.org/officeDocument/2006/relationships" xmlns:sl="http://schemas.openxmlformats.org/schemaLibrary/2006/main" xmlns:v="urn:schemas-microsoft-com:vml" xmlns:w="http://schemas.openxmlformats.org/wordprocessingml/2006/main" xmlns:w10="urn:schemas-microsoft-com:office:word" xmlns:w14="http://schemas.microsoft.com/office/word/2010/wordml" xmlns:wpsCustomData="http://www.wps.cn/officeDocument/2013/wpsCustomData" mc:Ignorable="w14">
   <w:docDefaults>
     <w:rPrDefault>
       <w:rPr>
-        <w:rFonts w:asciiTheme="minorHAnsi" w:cstheme="minorBidi" w:eastAsiaTheme="minorEastAsia" w:hAnsiTheme="minorHAnsi"/>
-        <w:sz w:val="24"/>
-        <w:szCs w:val="24"/>
-        <w:lang w:bidi="ar-SA" w:eastAsia="zh-CN" w:val="en"/>
+        <w:rFonts w:asciiTheme="minorHAnsi" w:cstheme="minorBidi" w:eastAsiaTheme="minorHAnsi" w:hAnsiTheme="minorHAnsi"/>
       </w:rPr>
     </w:rPrDefault>
-    <w:pPrDefault>
-      <w:pPr>
-        <w:spacing w:after="200"/>
-      </w:pPr>
-    </w:pPrDefault>
+    <w:pPrDefault/>
   </w:docDefaults>
-  <w:latentStyles w:count="276" w:defLockedState="0" w:defQFormat="0" w:defSemiHidden="0" w:defUIPriority="0" w:defUnhideWhenUsed="0"/>
-  <w:style w:default="1" w:styleId="Normal" w:type="paragraph">
+  <w:latentStyles w:count="260" w:defLockedState="0" w:defQFormat="0" w:defSemiHidden="1" w:defUIPriority="99" w:defUnhideWhenUsed="1">
+    <w:lsdException w:name="Normal" w:qFormat="1" w:semiHidden="0" w:uiPriority="0" w:unhideWhenUsed="0"/>
+    <w:lsdException w:name="heading 1" w:qFormat="1" w:semiHidden="0" w:uiPriority="9" w:unhideWhenUsed="0"/>
+    <w:lsdException w:name="heading 2" w:qFormat="1" w:uiPriority="9"/>
+    <w:lsdException w:name="heading 3" w:qFormat="1" w:uiPriority="9"/>
+    <w:lsdException w:name="heading 4" w:qFormat="1" w:uiPriority="9"/>
+    <w:lsdException w:name="heading 5" w:qFormat="1" w:uiPriority="9"/>
+    <w:lsdException w:name="heading 6" w:qFormat="1" w:uiPriority="9"/>
+    <w:lsdException w:name="heading 7" w:qFormat="1" w:uiPriority="9"/>
+    <w:lsdException w:name="heading 8" w:qFormat="1" w:uiPriority="9"/>
+    <w:lsdException w:name="heading 9" w:qFormat="1" w:uiPriority="9"/>
+    <w:lsdException w:name="index 1" w:uiPriority="99"/>
+    <w:lsdException w:name="index 2" w:uiPriority="99"/>
+    <w:lsdException w:name="index 3" w:uiPriority="99"/>
+    <w:lsdException w:name="index 4" w:uiPriority="99"/>
+    <w:lsdException w:name="index 5" w:uiPriority="99"/>
+    <w:lsdException w:name="index 6" w:uiPriority="99"/>
+    <w:lsdException w:name="index 7" w:uiPriority="99"/>
+    <w:lsdException w:name="index 8" w:uiPriority="99"/>
+    <w:lsdException w:name="index 9" w:uiPriority="99"/>
+    <w:lsdException w:name="toc 1" w:uiPriority="39"/>
+    <w:lsdException w:name="toc 2" w:uiPriority="39"/>
+    <w:lsdException w:name="toc 3" w:uiPriority="39"/>
+    <w:lsdException w:name="toc 4" w:uiPriority="39"/>
+    <w:lsdException w:name="toc 5" w:uiPriority="39"/>
+    <w:lsdException w:name="toc 6" w:uiPriority="39"/>
+    <w:lsdException w:name="toc 7" w:uiPriority="39"/>
+    <w:lsdException w:name="toc 8" w:uiPriority="39"/>
+    <w:lsdException w:name="toc 9" w:uiPriority="39"/>
+    <w:lsdException w:name="Normal Indent" w:uiPriority="99"/>
+    <w:lsdException w:name="footnote text" w:uiPriority="99"/>
+    <w:lsdException w:name="annotation text" w:uiPriority="99"/>
+    <w:lsdException w:name="header" w:semiHidden="0" w:uiPriority="99"/>
+    <w:lsdException w:name="footer" w:semiHidden="0" w:uiPriority="99"/>
+    <w:lsdException w:name="index heading" w:uiPriority="99"/>
+    <w:lsdException w:name="caption" w:qFormat="1" w:uiPriority="35"/>
+    <w:lsdException w:name="table of figures" w:uiPriority="99"/>
+    <w:lsdException w:name="envelope address" w:uiPriority="99"/>
+    <w:lsdException w:name="envelope return" w:uiPriority="99"/>
+    <w:lsdException w:name="footnote reference" w:uiPriority="99"/>
+    <w:lsdException w:name="annotation reference" w:uiPriority="99"/>
+    <w:lsdException w:name="line number" w:uiPriority="99"/>
+    <w:lsdException w:name="page number" w:uiPriority="99"/>
+    <w:lsdException w:name="endnote reference" w:uiPriority="99"/>
+    <w:lsdException w:name="endnote text" w:uiPriority="99"/>
+    <w:lsdException w:name="table of authorities" w:uiPriority="99"/>
+    <w:lsdException w:name="macro" w:uiPriority="99"/>
+    <w:lsdException w:name="toa heading" w:uiPriority="99"/>
+    <w:lsdException w:name="List" w:uiPriority="99"/>
+    <w:lsdException w:name="List Bullet" w:uiPriority="99"/>
+    <w:lsdException w:name="List Number" w:uiPriority="99"/>
+    <w:lsdException w:name="List 2" w:uiPriority="99"/>
+    <w:lsdException w:name="List 3" w:uiPriority="99"/>
+    <w:lsdException w:name="List 4" w:uiPriority="99"/>
+    <w:lsdException w:name="List 5" w:uiPriority="99"/>
+    <w:lsdException w:name="List Bullet 2" w:uiPriority="99"/>
+    <w:lsdException w:name="List Bullet 3" w:uiPriority="99"/>
+    <w:lsdException w:name="List Bullet 4" w:uiPriority="99"/>
+    <w:lsdException w:name="List Bullet 5" w:uiPriority="99"/>
+    <w:lsdException w:name="List Number 2" w:uiPriority="99"/>
+    <w:lsdException w:name="List Number 3" w:uiPriority="99"/>
+    <w:lsdException w:name="List Number 4" w:uiPriority="99"/>
+    <w:lsdException w:name="List Number 5" w:uiPriority="99"/>
+    <w:lsdException w:name="Title" w:qFormat="1" w:semiHidden="0" w:uiPriority="10" w:unhideWhenUsed="0"/>
+    <w:lsdException w:name="Closing" w:uiPriority="99"/>
+    <w:lsdException w:name="Signature" w:uiPriority="99"/>
+    <w:lsdException w:name="Default Paragraph Font" w:qFormat="1" w:uiPriority="1"/>
+    <w:lsdException w:name="Body Text" w:uiPriority="99"/>
+    <w:lsdException w:name="Body Text Indent" w:uiPriority="99"/>
+    <w:lsdException w:name="List Continue" w:uiPriority="99"/>
+    <w:lsdException w:name="List Continue 2" w:uiPriority="99"/>
+    <w:lsdException w:name="List Continue 3" w:uiPriority="99"/>
+    <w:lsdException w:name="List Continue 4" w:uiPriority="99"/>
+    <w:lsdException w:name="List Continue 5" w:uiPriority="99"/>
+    <w:lsdException w:name="Message Header" w:uiPriority="99"/>
+    <w:lsdException w:name="Subtitle" w:qFormat="1" w:semiHidden="0" w:uiPriority="11" w:unhideWhenUsed="0"/>
+    <w:lsdException w:name="Salutation" w:uiPriority="99"/>
+    <w:lsdException w:name="Date" w:uiPriority="99"/>
+    <w:lsdException w:name="Body Text First Indent" w:uiPriority="99"/>
+    <w:lsdException w:name="Body Text First Indent 2" w:uiPriority="99"/>
+    <w:lsdException w:name="Note Heading" w:uiPriority="99"/>
+    <w:lsdException w:name="Body Text 2" w:uiPriority="99"/>
+    <w:lsdException w:name="Body Text 3" w:uiPriority="99"/>
+    <w:lsdException w:name="Body Text Indent 2" w:uiPriority="99"/>
+    <w:lsdException w:name="Body Text Indent 3" w:uiPriority="99"/>
+    <w:lsdException w:name="Block Text" w:uiPriority="99"/>
+    <w:lsdException w:name="Hyperlink" w:uiPriority="99"/>
+    <w:lsdException w:name="FollowedHyperlink" w:uiPriority="99"/>
+    <w:lsdException w:name="Strong" w:qFormat="1" w:semiHidden="0" w:uiPriority="22" w:unhideWhenUsed="0"/>
+    <w:lsdException w:name="Emphasis" w:qFormat="1" w:semiHidden="0" w:uiPriority="20" w:unhideWhenUsed="0"/>
+    <w:lsdException w:name="Document Map" w:uiPriority="99"/>
+    <w:lsdException w:name="Plain Text" w:uiPriority="99"/>
+    <w:lsdException w:name="E-mail Signature" w:uiPriority="99"/>
+    <w:lsdException w:name="Normal (Web)" w:uiPriority="99"/>
+    <w:lsdException w:name="HTML Acronym" w:uiPriority="99"/>
+    <w:lsdException w:name="HTML Address" w:uiPriority="99"/>
+    <w:lsdException w:name="HTML Cite" w:uiPriority="99"/>
+    <w:lsdException w:name="HTML Code" w:uiPriority="99"/>
+    <w:lsdException w:name="HTML Definition" w:uiPriority="99"/>
+    <w:lsdException w:name="HTML Keyboard" w:uiPriority="99"/>
+    <w:lsdException w:name="HTML Preformatted" w:uiPriority="99"/>
+    <w:lsdException w:name="HTML Sample" w:uiPriority="99"/>
+    <w:lsdException w:name="HTML Typewriter" w:uiPriority="99"/>
+    <w:lsdException w:name="HTML Variable" w:uiPriority="99"/>
+    <w:lsdException w:name="Normal Table" w:uiPriority="99"/>
+    <w:lsdException w:name="annotation subject" w:uiPriority="99"/>
+    <w:lsdException w:name="Table Simple 1" w:uiPriority="99"/>
+    <w:lsdException w:name="Table Simple 2" w:uiPriority="99"/>
+    <w:lsdException w:name="Table Simple 3" w:uiPriority="99"/>
+    <w:lsdException w:name="Table Classic 1" w:uiPriority="99"/>
+    <w:lsdException w:name="Table Classic 2" w:uiPriority="99"/>
+    <w:lsdException w:name="Table Classic 3" w:uiPriority="99"/>
+    <w:lsdException w:name="Table Classic 4" w:uiPriority="99"/>
+    <w:lsdException w:name="Table Colorful 1" w:uiPriority="99"/>
+    <w:lsdException w:name="Table Colorful 2" w:uiPriority="99"/>
+    <w:lsdException w:name="Table Colorful 3" w:uiPriority="99"/>
+    <w:lsdException w:name="Table Columns 1" w:uiPriority="99"/>
+    <w:lsdException w:name="Table Columns 2" w:uiPriority="99"/>
+    <w:lsdException w:name="Table Columns 3" w:uiPriority="99"/>
+    <w:lsdException w:name="Table Columns 4" w:uiPriority="99"/>
+    <w:lsdException w:name="Table Columns 5" w:uiPriority="99"/>
+    <w:lsdException w:name="Table Grid 1" w:uiPriority="99"/>
+    <w:lsdException w:name="Table Grid 2" w:uiPriority="99"/>
+    <w:lsdException w:name="Table Grid 3" w:uiPriority="99"/>
+    <w:lsdException w:name="Table Grid 4" w:uiPriority="99"/>
+    <w:lsdException w:name="Table Grid 5" w:uiPriority="99"/>
+    <w:lsdException w:name="Table Grid 6" w:uiPriority="99"/>
+    <w:lsdException w:name="Table Grid 7" w:uiPriority="99"/>
+    <w:lsdException w:name="Table Grid 8" w:uiPriority="99"/>
+    <w:lsdException w:name="Table List 1" w:uiPriority="99"/>
+    <w:lsdException w:name="Table List 2" w:uiPriority="99"/>
+    <w:lsdException w:name="Table List 3" w:uiPriority="99"/>
+    <w:lsdException w:name="Table List 4" w:uiPriority="99"/>
+    <w:lsdException w:name="Table List 5" w:uiPriority="99"/>
+    <w:lsdException w:name="Table List 6" w:uiPriority="99"/>
+    <w:lsdException w:name="Table List 7" w:uiPriority="99"/>
+    <w:lsdException w:name="Table List 8" w:uiPriority="99"/>
+    <w:lsdException w:name="Table 3D effects 1" w:uiPriority="99"/>
+    <w:lsdException w:name="Table 3D effects 2" w:uiPriority="99"/>
+    <w:lsdException w:name="Table 3D effects 3" w:uiPriority="99"/>
+    <w:lsdException w:name="Table Contemporary" w:uiPriority="99"/>
+    <w:lsdException w:name="Table Elegant" w:uiPriority="99"/>
+    <w:lsdException w:name="Table Professional" w:uiPriority="99"/>
+    <w:lsdException w:name="Table Subtle 1" w:uiPriority="99"/>
+    <w:lsdException w:name="Table Subtle 2" w:semiHidden="0" w:uiPriority="99" w:unhideWhenUsed="0"/>
+    <w:lsdException w:name="Table Web 1" w:uiPriority="99"/>
+    <w:lsdException w:name="Table Web 2" w:uiPriority="99"/>
+    <w:lsdException w:name="Table Web 3" w:semiHidden="0" w:uiPriority="99" w:unhideWhenUsed="0"/>
+    <w:lsdException w:name="Balloon Text" w:uiPriority="99"/>
+    <w:lsdException w:name="Table Grid" w:qFormat="1" w:semiHidden="0" w:uiPriority="59" w:unhideWhenUsed="0"/>
+    <w:lsdException w:name="Table Theme" w:uiPriority="99"/>
+    <w:lsdException w:name="Light Shading" w:semiHidden="0" w:uiPriority="60" w:unhideWhenUsed="0"/>
+    <w:lsdException w:name="Light List" w:semiHidden="0" w:uiPriority="61" w:unhideWhenUsed="0"/>
+    <w:lsdException w:name="Light Grid" w:semiHidden="0" w:uiPriority="62" w:unhideWhenUsed="0"/>
+    <w:lsdException w:name="Medium Shading 1" w:semiHidden="0" w:uiPriority="63" w:unhideWhenUsed="0"/>
+    <w:lsdException w:name="Medium Shading 2" w:semiHidden="0" w:uiPriority="64" w:unhideWhenUsed="0"/>
+    <w:lsdException w:name="Medium List 1" w:semiHidden="0" w:uiPriority="65" w:unhideWhenUsed="0"/>
+    <w:lsdException w:name="Medium List 2" w:semiHidden="0" w:uiPriority="66" w:unhideWhenUsed="0"/>
+    <w:lsdException w:name="Medium Grid 1" w:semiHidden="0" w:uiPriority="67" w:unhideWhenUsed="0"/>
+    <w:lsdException w:name="Medium Grid 2" w:semiHidden="0" w:uiPriority="68" w:unhideWhenUsed="0"/>
+    <w:lsdException w:name="Medium Grid 3" w:semiHidden="0" w:uiPriority="69" w:unhideWhenUsed="0"/>
+    <w:lsdException w:name="Dark List" w:semiHidden="0" w:uiPriority="70" w:unhideWhenUsed="0"/>
+    <w:lsdException w:name="Colorful Shading" w:semiHidden="0" w:uiPriority="71" w:unhideWhenUsed="0"/>
+    <w:lsdException w:name="Colorful List" w:semiHidden="0" w:uiPriority="72" w:unhideWhenUsed="0"/>
+    <w:lsdException w:name="Colorful Grid" w:semiHidden="0" w:uiPriority="73" w:unhideWhenUsed="0"/>
+    <w:lsdException w:name="Light Shading Accent 1" w:semiHidden="0" w:uiPriority="60" w:unhideWhenUsed="0"/>
+    <w:lsdException w:name="Light List Accent 1" w:semiHidden="0" w:uiPriority="61" w:unhideWhenUsed="0"/>
+    <w:lsdException w:name="Light Grid Accent 1" w:semiHidden="0" w:uiPriority="62" w:unhideWhenUsed="0"/>
+    <w:lsdException w:name="Medium Shading 1 Accent 1" w:semiHidden="0" w:uiPriority="63" w:unhideWhenUsed="0"/>
+    <w:lsdException w:name="Medium Shading 2 Accent 1" w:semiHidden="0" w:uiPriority="64" w:unhideWhenUsed="0"/>
+    <w:lsdException w:name="Medium List 1 Accent 1" w:semiHidden="0" w:uiPriority="65" w:unhideWhenUsed="0"/>
+    <w:lsdException w:name="Medium List 2 Accent 1" w:semiHidden="0" w:uiPriority="66" w:unhideWhenUsed="0"/>
+    <w:lsdException w:name="Medium Grid 1 Accent 1" w:semiHidden="0" w:uiPriority="67" w:unhideWhenUsed="0"/>
+    <w:lsdException w:name="Medium Grid 2 Accent 1" w:semiHidden="0" w:uiPriority="68" w:unhideWhenUsed="0"/>
+    <w:lsdException w:name="Medium Grid 3 Accent 1" w:semiHidden="0" w:uiPriority="69" w:unhideWhenUsed="0"/>
+    <w:lsdException w:name="Dark List Accent 1" w:semiHidden="0" w:uiPriority="70" w:unhideWhenUsed="0"/>
+    <w:lsdException w:name="Colorful Shading Accent 1" w:semiHidden="0" w:uiPriority="71" w:unhideWhenUsed="0"/>
+    <w:lsdException w:name="Colorful List Accent 1" w:semiHidden="0" w:uiPriority="72" w:unhideWhenUsed="0"/>
+    <w:lsdException w:name="Colorful Grid Accent 1" w:semiHidden="0" w:uiPriority="73" w:unhideWhenUsed="0"/>
+    <w:lsdException w:name="Light Shading Accent 2" w:semiHidden="0" w:uiPriority="60" w:unhideWhenUsed="0"/>
+    <w:lsdException w:name="Light List Accent 2" w:semiHidden="0" w:uiPriority="61" w:unhideWhenUsed="0"/>
+    <w:lsdException w:name="Light Grid Accent 2" w:semiHidden="0" w:uiPriority="62" w:unhideWhenUsed="0"/>
+    <w:lsdException w:name="Medium Shading 1 Accent 2" w:semiHidden="0" w:uiPriority="63" w:unhideWhenUsed="0"/>
+    <w:lsdException w:name="Medium Shading 2 Accent 2" w:semiHidden="0" w:uiPriority="64" w:unhideWhenUsed="0"/>
+    <w:lsdException w:name="Medium List 1 Accent 2" w:semiHidden="0" w:uiPriority="65" w:unhideWhenUsed="0"/>
+    <w:lsdException w:name="Medium List 2 Accent 2" w:semiHidden="0" w:uiPriority="66" w:unhideWhenUsed="0"/>
+    <w:lsdException w:name="Medium Grid 1 Accent 2" w:semiHidden="0" w:uiPriority="67" w:unhideWhenUsed="0"/>
+    <w:lsdException w:name="Medium Grid 2 Accent 2" w:semiHidden="0" w:uiPriority="68" w:unhideWhenUsed="0"/>
+    <w:lsdException w:name="Medium Grid 3 Accent 2" w:semiHidden="0" w:uiPriority="69" w:unhideWhenUsed="0"/>
+    <w:lsdException w:name="Dark List Accent 2" w:semiHidden="0" w:uiPriority="70" w:unhideWhenUsed="0"/>
+    <w:lsdException w:name="Colorful Shading Accent 2" w:semiHidden="0" w:uiPriority="71" w:unhideWhenUsed="0"/>
+    <w:lsdException w:name="Colorful List Accent 2" w:semiHidden="0" w:uiPriority="72" w:unhideWhenUsed="0"/>
+    <w:lsdException w:name="Colorful Grid Accent 2" w:semiHidden="0" w:uiPriority="73" w:unhideWhenUsed="0"/>
+    <w:lsdException w:name="Light Shading Accent 3" w:semiHidden="0" w:uiPriority="60" w:unhideWhenUsed="0"/>
+    <w:lsdException w:name="Light List Accent 3" w:semiHidden="0" w:uiPriority="61" w:unhideWhenUsed="0"/>
+    <w:lsdException w:name="Light Grid Accent 3" w:semiHidden="0" w:uiPriority="62" w:unhideWhenUsed="0"/>
+    <w:lsdException w:name="Medium Shading 1 Accent 3" w:semiHidden="0" w:uiPriority="63" w:unhideWhenUsed="0"/>
+    <w:lsdException w:name="Medium Shading 2 Accent 3" w:semiHidden="0" w:uiPriority="64" w:unhideWhenUsed="0"/>
+    <w:lsdException w:name="Medium List 1 Accent 3" w:semiHidden="0" w:uiPriority="65" w:unhideWhenUsed="0"/>
+    <w:lsdException w:name="Medium List 2 Accent 3" w:semiHidden="0" w:uiPriority="66" w:unhideWhenUsed="0"/>
+    <w:lsdException w:name="Medium Grid 1 Accent 3" w:semiHidden="0" w:uiPriority="67" w:unhideWhenUsed="0"/>
+    <w:lsdException w:name="Medium Grid 2 Accent 3" w:semiHidden="0" w:uiPriority="68" w:unhideWhenUsed="0"/>
+    <w:lsdException w:name="Medium Grid 3 Accent 3" w:semiHidden="0" w:uiPriority="69" w:unhideWhenUsed="0"/>
+    <w:lsdException w:name="Dark List Accent 3" w:semiHidden="0" w:uiPriority="70" w:unhideWhenUsed="0"/>
+    <w:lsdException w:name="Colorful Shading Accent 3" w:semiHidden="0" w:uiPriority="71" w:unhideWhenUsed="0"/>
+    <w:lsdException w:name="Colorful List Accent 3" w:semiHidden="0" w:uiPriority="72" w:unhideWhenUsed="0"/>
+    <w:lsdException w:name="Colorful Grid Accent 3" w:semiHidden="0" w:uiPriority="73" w:unhideWhenUsed="0"/>
+    <w:lsdException w:name="Light Shading Accent 4" w:semiHidden="0" w:uiPriority="60" w:unhideWhenUsed="0"/>
+    <w:lsdException w:name="Light List Accent 4" w:semiHidden="0" w:uiPriority="61" w:unhideWhenUsed="0"/>
+    <w:lsdException w:name="Light Grid Accent 4" w:semiHidden="0" w:uiPriority="62" w:unhideWhenUsed="0"/>
+    <w:lsdException w:name="Medium Shading 1 Accent 4" w:semiHidden="0" w:uiPriority="63" w:unhideWhenUsed="0"/>
+    <w:lsdException w:name="Medium Shading 2 Accent 4" w:semiHidden="0" w:uiPriority="64" w:unhideWhenUsed="0"/>
+    <w:lsdException w:name="Medium List 1 Accent 4" w:semiHidden="0" w:uiPriority="65" w:unhideWhenUsed="0"/>
+    <w:lsdException w:name="Medium List 2 Accent 4" w:semiHidden="0" w:uiPriority="66" w:unhideWhenUsed="0"/>
+    <w:lsdException w:name="Medium Grid 1 Accent 4" w:semiHidden="0" w:uiPriority="67" w:unhideWhenUsed="0"/>
+    <w:lsdException w:name="Medium Grid 2 Accent 4" w:semiHidden="0" w:uiPriority="68" w:unhideWhenUsed="0"/>
+    <w:lsdException w:name="Medium Grid 3 Accent 4" w:semiHidden="0" w:uiPriority="69" w:unhideWhenUsed="0"/>
+    <w:lsdException w:name="Dark List Accent 4" w:semiHidden="0" w:uiPriority="70" w:unhideWhenUsed="0"/>
+    <w:lsdException w:name="Colorful Shading Accent 4" w:semiHidden="0" w:uiPriority="71" w:unhideWhenUsed="0"/>
+    <w:lsdException w:name="Colorful List Accent 4" w:semiHidden="0" w:uiPriority="72" w:unhideWhenUsed="0"/>
+    <w:lsdException w:name="Colorful Grid Accent 4" w:semiHidden="0" w:uiPriority="73" w:unhideWhenUsed="0"/>
+    <w:lsdException w:name="Light Shading Accent 5" w:semiHidden="0" w:uiPriority="60" w:unhideWhenUsed="0"/>
+    <w:lsdException w:name="Light List Accent 5" w:semiHidden="0" w:uiPriority="61" w:unhideWhenUsed="0"/>
+    <w:lsdException w:name="Light Grid Accent 5" w:semiHidden="0" w:uiPriority="62" w:unhideWhenUsed="0"/>
+    <w:lsdException w:name="Medium Shading 1 Accent 5" w:semiHidden="0" w:uiPriority="63" w:unhideWhenUsed="0"/>
+    <w:lsdException w:name="Medium Shading 2 Accent 5" w:semiHidden="0" w:uiPriority="64" w:unhideWhenUsed="0"/>
+    <w:lsdException w:name="Medium List 1 Accent 5" w:semiHidden="0" w:uiPriority="65" w:unhideWhenUsed="0"/>
+    <w:lsdException w:name="Medium List 2 Accent 5" w:semiHidden="0" w:uiPriority="66" w:unhideWhenUsed="0"/>
+    <w:lsdException w:name="Medium Grid 1 Accent 5" w:semiHidden="0" w:uiPriority="67" w:unhideWhenUsed="0"/>
+    <w:lsdException w:name="Medium Grid 2 Accent 5" w:semiHidden="0" w:uiPriority="68" w:unhideWhenUsed="0"/>
+    <w:lsdException w:name="Medium Grid 3 Accent 5" w:semiHidden="0" w:uiPriority="69" w:unhideWhenUsed="0"/>
+    <w:lsdException w:name="Dark List Accent 5" w:semiHidden="0" w:uiPriority="70" w:unhideWhenUsed="0"/>
+    <w:lsdException w:name="Colorful Shading Accent 5" w:semiHidden="0" w:uiPriority="71" w:unhideWhenUsed="0"/>
+    <w:lsdException w:name="Colorful List Accent 5" w:semiHidden="0" w:uiPriority="72" w:unhideWhenUsed="0"/>
+    <w:lsdException w:name="Colorful Grid Accent 5" w:semiHidden="0" w:uiPriority="73" w:unhideWhenUsed="0"/>
+    <w:lsdException w:name="Light Shading Accent 6" w:semiHidden="0" w:uiPriority="60" w:unhideWhenUsed="0"/>
+    <w:lsdException w:name="Light List Accent 6" w:semiHidden="0" w:uiPriority="61" w:unhideWhenUsed="0"/>
+    <w:lsdException w:name="Light Grid Accent 6" w:semiHidden="0" w:uiPriority="62" w:unhideWhenUsed="0"/>
+    <w:lsdException w:name="Medium Shading 1 Accent 6" w:semiHidden="0" w:uiPriority="63" w:unhideWhenUsed="0"/>
+    <w:lsdException w:name="Medium Shading 2 Accent 6" w:semiHidden="0" w:uiPriority="64" w:unhideWhenUsed="0"/>
+    <w:lsdException w:name="Medium List 1 Accent 6" w:semiHidden="0" w:uiPriority="65" w:unhideWhenUsed="0"/>
+    <w:lsdException w:name="Medium List 2 Accent 6" w:semiHidden="0" w:uiPriority="66" w:unhideWhenUsed="0"/>
+    <w:lsdException w:name="Medium Grid 1 Accent 6" w:semiHidden="0" w:uiPriority="67" w:unhideWhenUsed="0"/>
+    <w:lsdException w:name="Medium Grid 2 Accent 6" w:semiHidden="0" w:uiPriority="68" w:unhideWhenUsed="0"/>
+    <w:lsdException w:name="Medium Grid 3 Accent 6" w:semiHidden="0" w:uiPriority="69" w:unhideWhenUsed="0"/>
+    <w:lsdException w:name="Dark List Accent 6" w:semiHidden="0" w:uiPriority="70" w:unhideWhenUsed="0"/>
+    <w:lsdException w:name="Colorful Shading Accent 6" w:semiHidden="0" w:uiPriority="71" w:unhideWhenUsed="0"/>
+    <w:lsdException w:name="Colorful List Accent 6" w:semiHidden="0" w:uiPriority="72" w:unhideWhenUsed="0"/>
+    <w:lsdException w:name="Colorful Grid Accent 6" w:semiHidden="0" w:uiPriority="73" w:unhideWhenUsed="0"/>
+  </w:latentStyles>
+  <w:style w:default="1" w:styleId="1" w:type="paragraph">
     <w:name w:val="Normal"/>
     <w:qFormat/>
+    <w:uiPriority w:val="0"/>
     <w:pPr>
-      <w:spacing w:line="312" w:lineRule="auto" w:after="80"/>
+      <w:spacing w:after="80" w:line="312" w:lineRule="auto"/>
       <w:ind w:firstLine="283"/>
       <w:jc w:val="both"/>
     </w:pPr>
     <w:rPr>
-      <w:rFonts w:ascii="Times New Roman" w:hAnsi="Times New Roman" w:eastAsia="Times New Roman" w:cs="Times New Roman"/>
+      <w:rFonts w:asciiTheme="minorHAnsi" w:cstheme="minorBidi" w:eastAsiaTheme="minorHAnsi" w:hAnsiTheme="minorHAnsi" w:ascii="Times New Roman" w:hAnsi="Times New Roman" w:eastAsia="Times New Roman" w:cs="Times New Roman"/>
       <w:color w:val="000000"/>
       <w:sz w:val="24"/>
+      <w:szCs w:val="24"/>
+      <w:lang w:bidi="ar-SA" w:eastAsia="en-US" w:val="pl-PL"/>
     </w:rPr>
   </w:style>
-  <w:style w:styleId="BodyText" w:type="paragraph">
-    <w:name w:val="Body Text"/>
-    <w:basedOn w:val="Normal"/>
-    <w:link w:val="BodyTextChar"/>
-    <w:qFormat/>
-    <w:pPr>
-      <w:spacing w:after="80" w:before="180" w:line="312" w:lineRule="auto"/>
-      <w:ind w:firstLine="283"/>
-      <w:jc w:val="both"/>
-    </w:pPr>
-    <w:rPr>
-      <w:rFonts w:ascii="Times New Roman" w:hAnsi="Times New Roman" w:eastAsia="Times New Roman" w:cs="Times New Roman"/>
-      <w:color w:val="000000"/>
-      <w:sz w:val="24"/>
-    </w:rPr>
-  </w:style>
-  <w:style w:customStyle="1" w:styleId="FirstParagraph" w:type="paragraph">
-    <w:name w:val="First Paragraph"/>
-    <w:basedOn w:val="BodyText"/>
-    <w:next w:val="BodyText"/>
-    <w:qFormat/>
-    <w:pPr>
-      <w:spacing w:line="312" w:lineRule="auto" w:after="80"/>
-      <w:ind w:firstLine="283"/>
-      <w:jc w:val="both"/>
-    </w:pPr>
-    <w:rPr>
-      <w:rFonts w:ascii="Times New Roman" w:hAnsi="Times New Roman" w:eastAsia="Times New Roman" w:cs="Times New Roman"/>
-      <w:color w:val="000000"/>
-      <w:sz w:val="24"/>
-    </w:rPr>
-  </w:style>
-  <w:style w:customStyle="1" w:styleId="Compact" w:type="paragraph">
-    <w:name w:val="Compact"/>
-    <w:basedOn w:val="BodyText"/>
-    <w:qFormat/>
-    <w:pPr>
-      <w:spacing w:after="36" w:before="36"/>
-    </w:pPr>
-  </w:style>
-  <w:style w:styleId="Title" w:type="paragraph">
-    <w:name w:val="Title"/>
-    <w:basedOn w:val="Normal"/>
-    <w:next w:val="BodyText"/>
-    <w:link w:val="TitleChar"/>
-    <w:uiPriority w:val="10"/>
-    <w:qFormat/>
-    <w:rsid w:val="00A10FD9"/>
-    <w:pPr>
-      <w:spacing w:after="80" w:line="240" w:lineRule="auto"/>
-      <w:contextualSpacing/>
-      <w:jc w:val="center"/>
-    </w:pPr>
-    <w:rPr>
-      <w:rFonts w:asciiTheme="majorHAnsi" w:cstheme="majorBidi" w:eastAsiaTheme="majorEastAsia" w:hAnsiTheme="majorHAnsi"/>
-      <w:sz w:val="56"/>
-      <w:szCs w:val="56"/>
-    </w:rPr>
-  </w:style>
-  <w:style w:customStyle="1" w:styleId="TitleChar" w:type="character">
-    <w:name w:val="Title Char"/>
-    <w:basedOn w:val="DefaultParagraphFont"/>
-    <w:link w:val="Title"/>
-    <w:uiPriority w:val="10"/>
-    <w:rsid w:val="00A10FD9"/>
-    <w:rPr>
-      <w:rFonts w:asciiTheme="majorHAnsi" w:cstheme="majorBidi" w:eastAsiaTheme="majorEastAsia" w:hAnsiTheme="majorHAnsi"/>
-      <w:sz w:val="56"/>
-      <w:szCs w:val="56"/>
-    </w:rPr>
-  </w:style>
-  <w:style w:styleId="Subtitle" w:type="paragraph">
-    <w:name w:val="Subtitle"/>
-    <w:basedOn w:val="Title"/>
-    <w:next w:val="BodyText"/>
-    <w:link w:val="SubtitleChar"/>
-    <w:uiPriority w:val="11"/>
-    <w:qFormat/>
-    <w:rsid w:val="00A10FD9"/>
-    <w:pPr>
-      <w:numPr>
-        <w:ilvl w:val="1"/>
-      </w:numPr>
-    </w:pPr>
-    <w:rPr>
-      <w:rFonts w:cstheme="majorBidi" w:eastAsiaTheme="majorEastAsia"/>
-      <w:spacing w:val="15"/>
-      <w:sz w:val="28"/>
-      <w:szCs w:val="28"/>
-    </w:rPr>
-  </w:style>
-  <w:style w:customStyle="1" w:styleId="SubtitleChar" w:type="character">
-    <w:name w:val="Subtitle Char"/>
-    <w:basedOn w:val="DefaultParagraphFont"/>
-    <w:link w:val="Subtitle"/>
-    <w:uiPriority w:val="11"/>
-    <w:rsid w:val="00A10FD9"/>
-    <w:rPr>
-      <w:rFonts w:cstheme="majorBidi" w:eastAsiaTheme="majorEastAsia"/>
-      <w:color w:themeColor="text1" w:themeTint="A6" w:val="595959"/>
-      <w:spacing w:val="15"/>
-      <w:sz w:val="28"/>
-      <w:szCs w:val="28"/>
-    </w:rPr>
-  </w:style>
-  <w:style w:customStyle="1" w:styleId="Author" w:type="paragraph">
-    <w:name w:val="Author"/>
-    <w:basedOn w:val="Title"/>
-    <w:next w:val="BodyText"/>
-    <w:qFormat/>
-    <w:pPr>
-      <w:keepNext/>
-      <w:keepLines/>
-    </w:pPr>
-    <w:rPr>
-      <w:sz w:val="24"/>
-      <w:szCs w:val="24"/>
-    </w:rPr>
-  </w:style>
-  <w:style w:styleId="Date" w:type="paragraph">
-    <w:name w:val="Date"/>
-    <w:basedOn w:val="Title"/>
-    <w:next w:val="BodyText"/>
-    <w:qFormat/>
-    <w:pPr>
-      <w:keepNext/>
-      <w:keepLines/>
-    </w:pPr>
-    <w:rPr>
-      <w:sz w:val="24"/>
-      <w:szCs w:val="24"/>
-    </w:rPr>
-  </w:style>
-  <w:style w:customStyle="1" w:styleId="AbstractTitle" w:type="paragraph">
-    <w:name w:val="Abstract Title"/>
-    <w:basedOn w:val="Normal"/>
-    <w:next w:val="Abstract"/>
-    <w:qFormat/>
-    <w:pPr>
-      <w:keepNext/>
-      <w:keepLines/>
-      <w:spacing w:after="0" w:before="300"/>
-      <w:jc w:val="center"/>
-    </w:pPr>
-    <w:rPr>
-      <w:b/>
-      <w:sz w:val="20"/>
-      <w:szCs w:val="20"/>
-    </w:rPr>
-  </w:style>
-  <w:style w:customStyle="1" w:styleId="Abstract" w:type="paragraph">
-    <w:name w:val="Abstract"/>
-    <w:basedOn w:val="Normal"/>
-    <w:next w:val="BodyText"/>
-    <w:qFormat/>
-    <w:pPr>
-      <w:keepNext/>
-      <w:keepLines/>
-      <w:spacing w:after="300" w:before="100"/>
-    </w:pPr>
-    <w:rPr>
-      <w:sz w:val="20"/>
-      <w:szCs w:val="20"/>
-    </w:rPr>
-  </w:style>
-  <w:style w:styleId="Bibliography" w:type="paragraph">
-    <w:name w:val="Bibliography"/>
-    <w:basedOn w:val="Normal"/>
-    <w:next w:val="Bibliography"/>
-    <w:qFormat/>
-    <w:pPr/>
-    <w:rPr/>
-  </w:style>
-  <w:style w:styleId="Heading1" w:type="paragraph">
-    <w:name w:val="heading 1"/>
-    <w:basedOn w:val="Normal"/>
-    <w:next w:val="BodyText"/>
-    <w:link w:val="Heading1Char"/>
-    <w:uiPriority w:val="9"/>
-    <w:qFormat/>
-    <w:rsid w:val="00A10FD9"/>
-    <w:pPr>
-      <w:keepNext/>
-      <w:keepLines/>
-      <w:spacing w:after="100" w:before="160" w:line="276" w:lineRule="auto"/>
-      <w:outlineLvl w:val="0"/>
-    </w:pPr>
-    <w:rPr>
-      <w:rFonts w:asciiTheme="majorHAnsi" w:cstheme="majorBidi" w:eastAsiaTheme="majorEastAsia" w:hAnsiTheme="majorHAnsi" w:ascii="Times New Roman" w:hAnsi="Times New Roman" w:eastAsia="Times New Roman" w:cs="Times New Roman"/>
-      <w:b/>
-      <w:i w:val="0"/>
-      <w:color w:val="000000"/>
-      <w:sz w:val="36"/>
-      <w:szCs w:val="40"/>
-    </w:rPr>
-  </w:style>
-  <w:style w:styleId="Heading2" w:type="paragraph">
-    <w:name w:val="heading 2"/>
-    <w:basedOn w:val="Normal"/>
-    <w:next w:val="BodyText"/>
-    <w:link w:val="Heading2Char"/>
-    <w:uiPriority w:val="9"/>
+  <w:style w:default="1" w:styleId="2" w:type="character">
+    <w:name w:val="Default Paragraph Font"/>
     <w:semiHidden/>
     <w:unhideWhenUsed/>
     <w:qFormat/>
-    <w:rsid w:val="00A10FD9"/>
-    <w:pPr>
-      <w:keepNext/>
-      <w:keepLines/>
-      <w:spacing w:after="60" w:before="120" w:line="276" w:lineRule="auto"/>
-      <w:outlineLvl w:val="1"/>
-    </w:pPr>
-    <w:rPr>
-      <w:rFonts w:asciiTheme="majorHAnsi" w:cstheme="majorBidi" w:eastAsiaTheme="majorEastAsia" w:hAnsiTheme="majorHAnsi" w:ascii="Times New Roman" w:hAnsi="Times New Roman" w:eastAsia="Times New Roman" w:cs="Times New Roman"/>
-      <w:b/>
-      <w:i w:val="0"/>
-      <w:color w:val="000000"/>
-      <w:sz w:val="28"/>
-      <w:szCs w:val="32"/>
-    </w:rPr>
+    <w:uiPriority w:val="1"/>
   </w:style>
-  <w:style w:styleId="Heading3" w:type="paragraph">
-    <w:name w:val="heading 3"/>
-    <w:basedOn w:val="Normal"/>
-    <w:next w:val="BodyText"/>
-    <w:link w:val="Heading3Char"/>
-    <w:uiPriority w:val="9"/>
+  <w:style w:default="1" w:styleId="3" w:type="table">
+    <w:name w:val="Normal Table"/>
     <w:semiHidden/>
     <w:unhideWhenUsed/>
-    <w:qFormat/>
-    <w:rsid w:val="00A10FD9"/>
-    <w:pPr>
-      <w:keepNext/>
-      <w:keepLines/>
-      <w:spacing w:after="60" w:before="120" w:line="276" w:lineRule="auto"/>
-      <w:outlineLvl w:val="2"/>
-    </w:pPr>
-    <w:rPr>
-      <w:rFonts w:cstheme="majorBidi" w:eastAsiaTheme="majorEastAsia" w:ascii="Times New Roman" w:hAnsi="Times New Roman" w:eastAsia="Times New Roman" w:cs="Times New Roman"/>
-      <w:b/>
-      <w:i/>
-      <w:color w:val="000000"/>
-      <w:sz w:val="24"/>
-      <w:szCs w:val="28"/>
-    </w:rPr>
-  </w:style>
-  <w:style w:styleId="Heading4" w:type="paragraph">
-    <w:name w:val="heading 4"/>
-    <w:basedOn w:val="Normal"/>
-    <w:next w:val="BodyText"/>
-    <w:link w:val="Heading4Char"/>
-    <w:uiPriority w:val="9"/>
-    <w:semiHidden/>
-    <w:unhideWhenUsed/>
-    <w:qFormat/>
-    <w:rsid w:val="00A10FD9"/>
-    <w:pPr>
-      <w:keepNext/>
-      <w:keepLines/>
-      <w:spacing w:after="40" w:before="80"/>
-      <w:outlineLvl w:val="3"/>
-    </w:pPr>
-    <w:rPr>
-      <w:rFonts w:cstheme="majorBidi" w:eastAsiaTheme="majorEastAsia"/>
-      <w:i/>
-      <w:iCs/>
-      <w:color w:themeColor="accent1" w:themeShade="BF" w:val="0F4761"/>
-    </w:rPr>
-  </w:style>
-  <w:style w:styleId="Heading5" w:type="paragraph">
-    <w:name w:val="heading 5"/>
-    <w:basedOn w:val="Normal"/>
-    <w:next w:val="BodyText"/>
-    <w:link w:val="Heading5Char"/>
-    <w:uiPriority w:val="9"/>
-    <w:semiHidden/>
-    <w:unhideWhenUsed/>
-    <w:qFormat/>
-    <w:rsid w:val="00A10FD9"/>
-    <w:pPr>
-      <w:keepNext/>
-      <w:keepLines/>
-      <w:spacing w:after="40" w:before="80"/>
-      <w:outlineLvl w:val="4"/>
-    </w:pPr>
-    <w:rPr>
-      <w:rFonts w:cstheme="majorBidi" w:eastAsiaTheme="majorEastAsia"/>
-      <w:color w:themeColor="accent1" w:themeShade="BF" w:val="0F4761"/>
-    </w:rPr>
-  </w:style>
-  <w:style w:styleId="Heading6" w:type="paragraph">
-    <w:name w:val="heading 6"/>
-    <w:basedOn w:val="Normal"/>
-    <w:next w:val="BodyText"/>
-    <w:link w:val="Heading6Char"/>
-    <w:uiPriority w:val="9"/>
-    <w:semiHidden/>
-    <w:unhideWhenUsed/>
-    <w:qFormat/>
-    <w:rsid w:val="00A10FD9"/>
-    <w:pPr>
-      <w:keepNext/>
-      <w:keepLines/>
-      <w:spacing w:after="0" w:before="40"/>
-      <w:outlineLvl w:val="5"/>
-    </w:pPr>
-    <w:rPr>
-      <w:rFonts w:cstheme="majorBidi" w:eastAsiaTheme="majorEastAsia"/>
-      <w:i/>
-      <w:iCs/>
-      <w:color w:themeColor="text1" w:themeTint="A6" w:val="595959"/>
-    </w:rPr>
-  </w:style>
-  <w:style w:styleId="Heading7" w:type="paragraph">
-    <w:name w:val="heading 7"/>
-    <w:basedOn w:val="Normal"/>
-    <w:next w:val="BodyText"/>
-    <w:link w:val="Heading7Char"/>
-    <w:uiPriority w:val="9"/>
-    <w:semiHidden/>
-    <w:unhideWhenUsed/>
-    <w:qFormat/>
-    <w:rsid w:val="00A10FD9"/>
-    <w:pPr>
-      <w:keepNext/>
-      <w:keepLines/>
-      <w:spacing w:after="0" w:before="40"/>
-      <w:outlineLvl w:val="6"/>
-    </w:pPr>
-    <w:rPr>
-      <w:rFonts w:cstheme="majorBidi" w:eastAsiaTheme="majorEastAsia"/>
-      <w:color w:themeColor="text1" w:themeTint="A6" w:val="595959"/>
-    </w:rPr>
-  </w:style>
-  <w:style w:styleId="Heading8" w:type="paragraph">
-    <w:name w:val="heading 8"/>
-    <w:basedOn w:val="Normal"/>
-    <w:next w:val="BodyText"/>
-    <w:link w:val="Heading8Char"/>
-    <w:uiPriority w:val="9"/>
-    <w:semiHidden/>
-    <w:unhideWhenUsed/>
-    <w:qFormat/>
-    <w:rsid w:val="00A10FD9"/>
-    <w:pPr>
-      <w:keepNext/>
-      <w:keepLines/>
-      <w:spacing w:after="0"/>
-      <w:outlineLvl w:val="7"/>
-    </w:pPr>
-    <w:rPr>
-      <w:rFonts w:cstheme="majorBidi" w:eastAsiaTheme="majorEastAsia"/>
-      <w:i/>
-      <w:iCs/>
-      <w:color w:themeColor="text1" w:themeTint="D8" w:val="272727"/>
-    </w:rPr>
-  </w:style>
-  <w:style w:styleId="Heading9" w:type="paragraph">
-    <w:name w:val="heading 9"/>
-    <w:basedOn w:val="Normal"/>
-    <w:next w:val="BodyText"/>
-    <w:link w:val="Heading9Char"/>
-    <w:uiPriority w:val="9"/>
-    <w:semiHidden/>
-    <w:unhideWhenUsed/>
-    <w:qFormat/>
-    <w:rsid w:val="00A10FD9"/>
-    <w:pPr>
-      <w:keepNext/>
-      <w:keepLines/>
-      <w:spacing w:after="0"/>
-      <w:outlineLvl w:val="8"/>
-    </w:pPr>
-    <w:rPr>
-      <w:rFonts w:cstheme="majorBidi" w:eastAsiaTheme="majorEastAsia"/>
-      <w:color w:themeColor="text1" w:themeTint="D8" w:val="272727"/>
-    </w:rPr>
-  </w:style>
-  <w:style w:customStyle="1" w:styleId="Heading1Char" w:type="character">
-    <w:name w:val="Heading 1 Char"/>
-    <w:basedOn w:val="DefaultParagraphFont"/>
-    <w:link w:val="Heading1"/>
-    <w:uiPriority w:val="9"/>
-    <w:rsid w:val="00A10FD9"/>
-    <w:rPr>
-      <w:rFonts w:asciiTheme="majorHAnsi" w:cstheme="majorBidi" w:eastAsiaTheme="majorEastAsia" w:hAnsiTheme="majorHAnsi"/>
-      <w:color w:themeColor="accent1" w:themeShade="BF" w:val="0F4761"/>
-      <w:sz w:val="40"/>
-      <w:szCs w:val="40"/>
-    </w:rPr>
-  </w:style>
-  <w:style w:customStyle="1" w:styleId="Heading2Char" w:type="character">
-    <w:name w:val="Heading 2 Char"/>
-    <w:basedOn w:val="DefaultParagraphFont"/>
-    <w:link w:val="Heading2"/>
-    <w:uiPriority w:val="9"/>
-    <w:semiHidden/>
-    <w:rsid w:val="00A10FD9"/>
-    <w:rPr>
-      <w:rFonts w:asciiTheme="majorHAnsi" w:cstheme="majorBidi" w:eastAsiaTheme="majorEastAsia" w:hAnsiTheme="majorHAnsi"/>
-      <w:color w:themeColor="accent1" w:themeShade="BF" w:val="0F4761"/>
-      <w:sz w:val="32"/>
-      <w:szCs w:val="32"/>
-    </w:rPr>
-  </w:style>
-  <w:style w:customStyle="1" w:styleId="Heading3Char" w:type="character">
-    <w:name w:val="Heading 3 Char"/>
-    <w:basedOn w:val="DefaultParagraphFont"/>
-    <w:link w:val="Heading3"/>
-    <w:uiPriority w:val="9"/>
-    <w:semiHidden/>
-    <w:rsid w:val="00A10FD9"/>
-    <w:rPr>
-      <w:rFonts w:cstheme="majorBidi" w:eastAsiaTheme="majorEastAsia"/>
-      <w:color w:themeColor="accent1" w:themeShade="BF" w:val="0F4761"/>
-      <w:sz w:val="28"/>
-      <w:szCs w:val="28"/>
-    </w:rPr>
-  </w:style>
-  <w:style w:customStyle="1" w:styleId="Heading4Char" w:type="character">
-    <w:name w:val="Heading 4 Char"/>
-    <w:basedOn w:val="DefaultParagraphFont"/>
-    <w:link w:val="Heading4"/>
-    <w:uiPriority w:val="9"/>
-    <w:semiHidden/>
-    <w:rsid w:val="00A10FD9"/>
-    <w:rPr>
-      <w:rFonts w:cstheme="majorBidi" w:eastAsiaTheme="majorEastAsia"/>
-      <w:i/>
-      <w:iCs/>
-      <w:color w:themeColor="accent1" w:themeShade="BF" w:val="0F4761"/>
-    </w:rPr>
-  </w:style>
-  <w:style w:customStyle="1" w:styleId="Heading5Char" w:type="character">
-    <w:name w:val="Heading 5 Char"/>
-    <w:basedOn w:val="DefaultParagraphFont"/>
-    <w:link w:val="Heading5"/>
-    <w:uiPriority w:val="9"/>
-    <w:semiHidden/>
-    <w:rsid w:val="00A10FD9"/>
-    <w:rPr>
-      <w:rFonts w:cstheme="majorBidi" w:eastAsiaTheme="majorEastAsia"/>
-      <w:color w:themeColor="accent1" w:themeShade="BF" w:val="0F4761"/>
-    </w:rPr>
-  </w:style>
-  <w:style w:customStyle="1" w:styleId="Heading6Char" w:type="character">
-    <w:name w:val="Heading 6 Char"/>
-    <w:basedOn w:val="DefaultParagraphFont"/>
-    <w:link w:val="Heading6"/>
-    <w:uiPriority w:val="9"/>
-    <w:semiHidden/>
-    <w:rsid w:val="00A10FD9"/>
-    <w:rPr>
-      <w:rFonts w:cstheme="majorBidi" w:eastAsiaTheme="majorEastAsia"/>
-      <w:i/>
-      <w:iCs/>
-      <w:color w:themeColor="text1" w:themeTint="A6" w:val="595959"/>
-    </w:rPr>
-  </w:style>
-  <w:style w:customStyle="1" w:styleId="Heading7Char" w:type="character">
-    <w:name w:val="Heading 7 Char"/>
-    <w:basedOn w:val="DefaultParagraphFont"/>
-    <w:link w:val="Heading7"/>
-    <w:uiPriority w:val="9"/>
-    <w:semiHidden/>
-    <w:rsid w:val="00A10FD9"/>
-    <w:rPr>
-      <w:rFonts w:cstheme="majorBidi" w:eastAsiaTheme="majorEastAsia"/>
-      <w:color w:themeColor="text1" w:themeTint="A6" w:val="595959"/>
-    </w:rPr>
-  </w:style>
-  <w:style w:customStyle="1" w:styleId="Heading8Char" w:type="character">
-    <w:name w:val="Heading 8 Char"/>
-    <w:basedOn w:val="DefaultParagraphFont"/>
-    <w:link w:val="Heading8"/>
-    <w:uiPriority w:val="9"/>
-    <w:semiHidden/>
-    <w:rsid w:val="00A10FD9"/>
-    <w:rPr>
-      <w:rFonts w:cstheme="majorBidi" w:eastAsiaTheme="majorEastAsia"/>
-      <w:i/>
-      <w:iCs/>
-      <w:color w:themeColor="text1" w:themeTint="D8" w:val="272727"/>
-    </w:rPr>
-  </w:style>
-  <w:style w:customStyle="1" w:styleId="Heading9Char" w:type="character">
-    <w:name w:val="Heading 9 Char"/>
-    <w:basedOn w:val="DefaultParagraphFont"/>
-    <w:link w:val="Heading9"/>
-    <w:uiPriority w:val="9"/>
-    <w:semiHidden/>
-    <w:rsid w:val="00A10FD9"/>
-    <w:rPr>
-      <w:rFonts w:cstheme="majorBidi" w:eastAsiaTheme="majorEastAsia"/>
-      <w:color w:themeColor="text1" w:themeTint="D8" w:val="272727"/>
-    </w:rPr>
-  </w:style>
-  <w:style w:styleId="BlockText" w:type="paragraph">
-    <w:name w:val="Block Text"/>
-    <w:basedOn w:val="BodyText"/>
-    <w:next w:val="BodyText"/>
-    <w:uiPriority w:val="9"/>
-    <w:unhideWhenUsed/>
-    <w:qFormat/>
-    <w:pPr>
-      <w:spacing w:after="100" w:before="100"/>
-      <w:ind w:firstLine="0" w:left="480" w:right="480"/>
-    </w:pPr>
-  </w:style>
-  <w:style w:styleId="FootnoteText" w:type="paragraph">
-    <w:name w:val="Footnote Text"/>
-    <w:basedOn w:val="Normal"/>
-    <w:next w:val="FootnoteText"/>
-    <w:uiPriority w:val="9"/>
-    <w:unhideWhenUsed/>
-    <w:qFormat/>
-  </w:style>
-  <w:style w:styleId="FootnoteBlockText" w:type="paragraph">
-    <w:name w:val="Footnote Block Text"/>
-    <w:basedOn w:val="FootnoteText"/>
-    <w:next w:val="FootnoteText"/>
-    <w:uiPriority w:val="9"/>
-    <w:unhideWhenUsed/>
-    <w:qFormat/>
-    <w:pPr>
-      <w:spacing w:after="100" w:before="100"/>
-      <w:ind w:firstLine="0" w:left="480" w:right="480"/>
-    </w:pPr>
-  </w:style>
-  <w:style w:default="1" w:styleId="DefaultParagraphFont" w:type="character">
-    <w:name w:val="Default Paragraph Font"/>
-    <w:semiHidden/>
-    <w:unhideWhenUsed/>
-  </w:style>
-  <w:style w:default="1" w:styleId="Table" w:type="table">
-    <w:name w:val="Table"/>
-    <w:basedOn w:val="TableNormal"/>
-    <w:semiHidden/>
-    <w:unhideWhenUsed/>
-    <w:qFormat/>
+    <w:uiPriority w:val="99"/>
     <w:tblPr>
-      <w:tblInd w:type="dxa" w:w="0"/>
       <w:tblCellMar>
         <w:top w:type="dxa" w:w="0"/>
         <w:left w:type="dxa" w:w="108"/>
@@ -40069,113 +40172,51 @@
         <w:right w:type="dxa" w:w="108"/>
       </w:tblCellMar>
     </w:tblPr>
-    <w:tblStylePr w:type="firstRow">
-      <w:tcPr>
-        <w:tcBorders>
-          <w:bottom w:val="single"/>
-        </w:tcBorders>
-        <w:vAlign w:val="bottom"/>
-      </w:tcPr>
-    </w:tblStylePr>
   </w:style>
-  <w:style w:customStyle="1" w:styleId="DefinitionTerm" w:type="paragraph">
-    <w:name w:val="Definition Term"/>
-    <w:basedOn w:val="Normal"/>
-    <w:next w:val="Definition"/>
+  <w:style w:styleId="4" w:type="paragraph">
+    <w:name w:val="footer"/>
+    <w:basedOn w:val="1"/>
+    <w:unhideWhenUsed/>
+    <w:uiPriority w:val="99"/>
     <w:pPr>
-      <w:keepNext/>
-      <w:keepLines/>
-      <w:spacing w:after="0"/>
-    </w:pPr>
-    <w:rPr>
-      <w:b/>
-    </w:rPr>
-  </w:style>
-  <w:style w:customStyle="1" w:styleId="Definition" w:type="paragraph">
-    <w:name w:val="Definition"/>
-    <w:basedOn w:val="Normal"/>
-  </w:style>
-  <w:style w:styleId="Caption" w:type="paragraph">
-    <w:name w:val="Caption"/>
-    <w:basedOn w:val="Normal"/>
-    <w:link w:val="BodyTextChar"/>
-    <w:pPr>
-      <w:spacing w:after="120" w:before="0"/>
-    </w:pPr>
-    <w:rPr>
-      <w:i/>
-    </w:rPr>
-  </w:style>
-  <w:style w:customStyle="1" w:styleId="TableCaption" w:type="paragraph">
-    <w:name w:val="Table Caption"/>
-    <w:basedOn w:val="Caption"/>
-    <w:pPr>
-      <w:keepNext/>
+      <w:tabs>
+        <w:tab w:pos="4680" w:val="center"/>
+        <w:tab w:pos="9360" w:val="right"/>
+      </w:tabs>
+      <w:spacing w:after="0" w:line="240" w:lineRule="auto"/>
     </w:pPr>
   </w:style>
-  <w:style w:customStyle="1" w:styleId="ImageCaption" w:type="paragraph">
-    <w:name w:val="Image Caption"/>
-    <w:basedOn w:val="Caption"/>
-  </w:style>
-  <w:style w:customStyle="1" w:styleId="Figure" w:type="paragraph">
-    <w:name w:val="Figure"/>
-    <w:basedOn w:val="Normal"/>
-  </w:style>
-  <w:style w:customStyle="1" w:styleId="CaptionedFigure" w:type="paragraph">
-    <w:name w:val="Captioned Figure"/>
-    <w:basedOn w:val="Figure"/>
+  <w:style w:styleId="5" w:type="paragraph">
+    <w:name w:val="header"/>
+    <w:basedOn w:val="1"/>
+    <w:unhideWhenUsed/>
+    <w:uiPriority w:val="99"/>
     <w:pPr>
-      <w:keepNext/>
+      <w:tabs>
+        <w:tab w:pos="4680" w:val="center"/>
+        <w:tab w:pos="9360" w:val="right"/>
+      </w:tabs>
+      <w:spacing w:after="0" w:line="240" w:lineRule="auto"/>
     </w:pPr>
   </w:style>
-  <w:style w:customStyle="1" w:styleId="BodyTextChar" w:type="character">
-    <w:name w:val="Body Text Char"/>
-    <w:basedOn w:val="DefaultParagraphFont"/>
-    <w:link w:val="BodyText"/>
-  </w:style>
-  <w:style w:customStyle="1" w:styleId="VerbatimChar" w:type="character">
-    <w:name w:val="Verbatim Char"/>
-    <w:basedOn w:val="BodyTextChar"/>
-    <w:rPr>
-      <w:rFonts w:ascii="Consolas" w:hAnsi="Consolas"/>
-      <w:sz w:val="22"/>
-    </w:rPr>
-  </w:style>
-  <w:style w:customStyle="1" w:styleId="SectionNumber" w:type="character">
-    <w:name w:val="Section Number"/>
-    <w:basedOn w:val="BodyTextChar"/>
-  </w:style>
-  <w:style w:styleId="FootnoteReference" w:type="character">
-    <w:name w:val="Footnote Reference"/>
-    <w:basedOn w:val="BodyTextChar"/>
-    <w:rPr>
-      <w:vertAlign w:val="superscript"/>
-    </w:rPr>
-  </w:style>
-  <w:style w:styleId="Hyperlink" w:type="character">
-    <w:name w:val="Hyperlink"/>
-    <w:basedOn w:val="BodyTextChar"/>
-    <w:rPr>
-      <w:color w:themeColor="accent1" w:val="4F81BD"/>
-    </w:rPr>
-  </w:style>
-  <w:style w:styleId="TOCHeading" w:type="paragraph">
-    <w:name w:val="TOC Heading"/>
-    <w:basedOn w:val="Heading1"/>
-    <w:next w:val="BodyText"/>
-    <w:uiPriority w:val="39"/>
-    <w:unhideWhenUsed/>
+  <w:style w:styleId="6" w:type="table">
+    <w:name w:val="Table Grid"/>
+    <w:basedOn w:val="3"/>
     <w:qFormat/>
+    <w:uiPriority w:val="59"/>
     <w:pPr>
-      <w:spacing w:before="240" w:line="259" w:lineRule="auto"/>
-      <w:outlineLvl w:val="9"/>
+      <w:spacing w:after="0" w:line="240" w:lineRule="auto"/>
     </w:pPr>
-    <w:rPr>
-      <w:rFonts w:asciiTheme="majorHAnsi" w:cstheme="majorBidi" w:eastAsiaTheme="majorEastAsia" w:hAnsiTheme="majorHAnsi"/>
-      <w:b w:val="0"/>
-      <w:bCs w:val="0"/>
-      <w:color w:themeColor="accent1" w:themeShade="BF" w:val="365F91"/>
-    </w:rPr>
+    <w:tblPr>
+      <w:tblBorders>
+        <w:top w:color="000000" w:space="0" w:sz="4" w:themeColor="text1" w:val="single"/>
+        <w:left w:color="000000" w:space="0" w:sz="4" w:themeColor="text1" w:val="single"/>
+        <w:bottom w:color="000000" w:space="0" w:sz="4" w:themeColor="text1" w:val="single"/>
+        <w:right w:color="000000" w:space="0" w:sz="4" w:themeColor="text1" w:val="single"/>
+        <w:insideH w:color="000000" w:space="0" w:sz="4" w:themeColor="text1" w:val="single"/>
+        <w:insideV w:color="000000" w:space="0" w:sz="4" w:themeColor="text1" w:val="single"/>
+      </w:tblBorders>
+    </w:tblPr>
   </w:style>
   <w:style w:type="paragraph" w:customStyle="1" w:styleId="SourceCode">
     <w:name w:val="Source Code"/>
@@ -40491,12 +40532,12 @@
     </a:clrScheme>
     <a:fontScheme name="Office">
       <a:majorFont>
-        <a:latin typeface="Aptos Display" panose="02110004020202020204"/>
+        <a:latin typeface="Aptos Display"/>
         <a:ea typeface=""/>
         <a:cs typeface=""/>
-        <a:font script="Jpan" typeface="游ゴシック Light"/>
+        <a:font script="Jpan" typeface="ＭＳ ゴシック"/>
         <a:font script="Hang" typeface="맑은 고딕"/>
-        <a:font script="Hans" typeface="等线 Light"/>
+        <a:font script="Hans" typeface="宋体"/>
         <a:font script="Hant" typeface="新細明體"/>
         <a:font script="Arab" typeface="Times New Roman"/>
         <a:font script="Hebr" typeface="Times New Roman"/>
@@ -40524,31 +40565,14 @@
         <a:font script="Viet" typeface="Times New Roman"/>
         <a:font script="Uigh" typeface="Microsoft Uighur"/>
         <a:font script="Geor" typeface="Sylfaen"/>
-        <a:font script="Armn" typeface="Arial"/>
-        <a:font script="Bugi" typeface="Leelawadee UI"/>
-        <a:font script="Bopo" typeface="Microsoft JhengHei"/>
-        <a:font script="Java" typeface="Javanese Text"/>
-        <a:font script="Lisu" typeface="Segoe UI"/>
-        <a:font script="Mymr" typeface="Myanmar Text"/>
-        <a:font script="Nkoo" typeface="Ebrima"/>
-        <a:font script="Olck" typeface="Nirmala UI"/>
-        <a:font script="Osma" typeface="Ebrima"/>
-        <a:font script="Phag" typeface="Phagspa"/>
-        <a:font script="Syrn" typeface="Estrangelo Edessa"/>
-        <a:font script="Syrj" typeface="Estrangelo Edessa"/>
-        <a:font script="Syre" typeface="Estrangelo Edessa"/>
-        <a:font script="Sora" typeface="Nirmala UI"/>
-        <a:font script="Tale" typeface="Microsoft Tai Le"/>
-        <a:font script="Talu" typeface="Microsoft New Tai Lue"/>
-        <a:font script="Tfng" typeface="Ebrima"/>
       </a:majorFont>
       <a:minorFont>
-        <a:latin typeface="Aptos" panose="02110004020202020204"/>
+        <a:latin typeface="Aptos"/>
         <a:ea typeface=""/>
         <a:cs typeface=""/>
-        <a:font script="Jpan" typeface="游明朝"/>
+        <a:font script="Jpan" typeface="ＭＳ 明朝"/>
         <a:font script="Hang" typeface="맑은 고딕"/>
-        <a:font script="Hans" typeface="等线"/>
+        <a:font script="Hans" typeface="宋体"/>
         <a:font script="Hant" typeface="新細明體"/>
         <a:font script="Arab" typeface="Arial"/>
         <a:font script="Hebr" typeface="Arial"/>
@@ -40576,23 +40600,6 @@
         <a:font script="Viet" typeface="Arial"/>
         <a:font script="Uigh" typeface="Microsoft Uighur"/>
         <a:font script="Geor" typeface="Sylfaen"/>
-        <a:font script="Armn" typeface="Arial"/>
-        <a:font script="Bugi" typeface="Leelawadee UI"/>
-        <a:font script="Bopo" typeface="Microsoft JhengHei"/>
-        <a:font script="Java" typeface="Javanese Text"/>
-        <a:font script="Lisu" typeface="Segoe UI"/>
-        <a:font script="Mymr" typeface="Myanmar Text"/>
-        <a:font script="Nkoo" typeface="Ebrima"/>
-        <a:font script="Olck" typeface="Nirmala UI"/>
-        <a:font script="Osma" typeface="Ebrima"/>
-        <a:font script="Phag" typeface="Phagspa"/>
-        <a:font script="Syrn" typeface="Estrangelo Edessa"/>
-        <a:font script="Syrj" typeface="Estrangelo Edessa"/>
-        <a:font script="Syre" typeface="Estrangelo Edessa"/>
-        <a:font script="Sora" typeface="Nirmala UI"/>
-        <a:font script="Tale" typeface="Microsoft Tai Le"/>
-        <a:font script="Talu" typeface="Microsoft New Tai Lue"/>
-        <a:font script="Tfng" typeface="Ebrima"/>
       </a:minorFont>
     </a:fontScheme>
     <a:fmtScheme name="Office">
@@ -40734,11 +40741,5 @@
     </a:fmtScheme>
   </a:themeElements>
   <a:objectDefaults/>
-  <a:extraClrSchemeLst/>
-  <a:extLst>
-    <a:ext uri="{05A4C25C-085E-4340-85A3-A5531E510DB2}">
-      <thm15:themeFamily xmlns:thm15="http://schemas.microsoft.com/office/thememl/2012/main" name="Office Theme" id="{2E142A2C-CD16-42D6-873A-C26D2A0506FA}" vid="{1BDDFF52-6CD6-40A5-AB3C-68EB2F1E4D0A}"/>
-    </a:ext>
-  </a:extLst>
 </a:theme>
 </file>
--- a/thesis/build/thesis_full_FINAL.docx
+++ b/thesis/build/thesis_full_FINAL.docx
@@ -447,7 +447,7 @@
           <w:sz w:val="24"/>
           <w:lang w:val="pl-PL" w:eastAsia="pl-PL" w:bidi="pl-PL"/>
         </w:rPr>
-        <w:t xml:space="preserve" xml:lang="pl-PL">= 0,627 [95% CI 0,476, 0,765]. Tryb mieszany zachowuje przewagę w zakresie dowodów jakości prozy (podwynik</w:t>
+        <w:t xml:space="preserve" xml:lang="pl-PL">= 0,627 [95% CI 0,476, 0,765]. Tryb mieszany pozostaje wartościowy w ocenie jakości prozy: na osi</w:t>
       </w:r>
       <w:r>
         <w:rPr>
@@ -481,6 +481,24 @@
       <w:r>
         <w:rPr>
           <w:rFonts w:ascii="Times New Roman" w:hAnsi="Times New Roman" w:eastAsia="Times New Roman" w:cs="Times New Roman"/>
+          <w:color w:val="000000"/>
+          <w:sz w:val="24"/>
+          <w:lang w:val="pl-PL" w:eastAsia="pl-PL" w:bidi="pl-PL"/>
+        </w:rPr>
+        <w:t xml:space="preserve" xml:lang="pl-PL">zgodność między obydwoma trybami spada do</w:t>
+      </w:r>
+      <w:r>
+        <w:rPr>
+          <w:rFonts w:ascii="Times New Roman" w:hAnsi="Times New Roman" w:eastAsia="Times New Roman" w:cs="Times New Roman"/>
+          <w:color w:val="000000"/>
+          <w:sz w:val="24"/>
+          <w:lang w:val="pl-PL" w:eastAsia="pl-PL" w:bidi="pl-PL"/>
+        </w:rPr>
+        <w:t xml:space="preserve" xml:lang="pl-PL"> </w:t>
+      </w:r>
+      <w:r>
+        <w:rPr>
+          <w:rFonts w:ascii="Times New Roman" w:hAnsi="Times New Roman" w:eastAsia="Times New Roman" w:cs="Times New Roman"/>
           <w:i/>
           <w:iCs/>
           <w:color w:val="000000"/>
@@ -505,7 +523,7 @@
           <w:sz w:val="24"/>
           <w:lang w:val="pl-PL" w:eastAsia="pl-PL" w:bidi="pl-PL"/>
         </w:rPr>
-        <w:t xml:space="preserve" xml:lang="pl-PL">= 0,395), co motywuje utrzymanie komponentu językowego obok deterministycznej linii bazowej. Ograniczenia obejmują zakres jednojęzyczny (angielski), syntetyczny zbiór jednego autora oraz pojedynczą konfigurację dostawcy modelu językowego. Praca przyszła obejmuje integrację komponentu wyszukiwania wspomagającego, rozszerzenie o CV w języku polskim oraz uzupełnienie heurystyki o pośredni poziom dopasowania semantycznego oparty na transformatorach zdań.</w:t>
+        <w:t xml:space="preserve" xml:lang="pl-PL">= 0,395, co wskazuje, że jest to wymiar, na którym deterministyczna heurystyka nie zastępuje modelu językowego. Ograniczenia obejmują zakres jednojęzyczny (angielski), syntetyczny zbiór jednego autora oraz pojedynczą konfigurację dostawcy modelu językowego. Praca przyszła obejmuje integrację komponentu wyszukiwania wspomagającego, rozszerzenie o CV w języku polskim oraz uzupełnienie heurystyki o pośredni poziom dopasowania semantycznego oparty na transformatorach zdań.</w:t>
       </w:r>
     </w:p>
     <w:p>
@@ -4341,7 +4359,7 @@
           <w:color w:val="000000"/>
           <w:sz w:val="24"/>
         </w:rPr>
-        <w:t xml:space="preserve">CareerRec [15], for example, applies tree-based classifiers to 2,255 information-technology employee records and reports about 70% accuracy on career-path classification. Broader AI decision-support work [1, 2] shows the same movement from manually engineered features toward learned representations. These systems help select or rank career options, but they usually stop before the candidate has to act on the recommendation. The present thesis extends that workflow by combining assessment, job matching, cover-letter support, interview preparation, and portfolio planning in one application.</w:t>
+        <w:t xml:space="preserve">CareerRec [15], for example, applies tree-based classifiers to 2,255 information-technology employee records and reports about 70% accuracy on career-path classification — a different task framing (single-label classification over a closed catalogue) and data surface (real IT-employee records) than the resume-to-job-description scoring problem evaluated in Chapter 4, which is why a head-to-head comparison is not pursued in the present thesis. Broader AI decision-support work [1, 2] shows the same movement from manually engineered features toward learned representations. These systems help select or rank career options, but they usually stop before the candidate has to act on the recommendation. The present thesis extends that workflow by combining assessment, job matching, cover-letter support, interview preparation, and portfolio planning in one application.</w:t>
       </w:r>
     </w:p>
     <w:p>
@@ -4849,7 +4867,7 @@
           <w:color w:val="000000"/>
           <w:sz w:val="24"/>
         </w:rPr>
-        <w:t xml:space="preserve">: large-language-model (LLM) services that read the resume and the job description as natural language, reason over them, and emit structured output describing the alignment. Recent research demonstrates that LLM-based agents reduce the time-to-decision in resume screening by an order of magnitude relative to manual review [16, 17, 19] and produce qualitatively richer feedback than keyword-overlap baselines. Resume2Vec [18] documents the same effect on a ranking task. The cost of these methods is a per-call charge to a third-party API, latency on the order of one to several seconds per analysis, and an opaque reasoning process that is difficult to audit.</w:t>
+        <w:t xml:space="preserve">: large-language-model (LLM) services that read the resume and the job description as natural language, reason over them, and emit structured output describing the alignment. Recent research [16, 17] demonstrates that LLM-based agents reduce the time-to-decision in resume screening relative to manual review and produce qualitatively richer feedback than keyword-overlap baselines; a complementary semantic-modeling and feedback-loop architecture for resume enhancement is reported in [19]. Resume2Vec [18] documents the same effect on a ranking task. The cost of these methods is a per-call charge to a third-party API, latency on the order of one to several seconds per analysis, and an opaque reasoning process that is difficult to audit.</w:t>
       </w:r>
     </w:p>
     <w:p>
@@ -17267,7 +17285,7 @@
           <w:color w:val="000000"/>
           <w:sz w:val="24"/>
         </w:rPr>
-        <w:t xml:space="preserve">with 2 000 resamples and</w:t>
+        <w:t xml:space="preserve">[28] with 2 000 resamples and</w:t>
       </w:r>
       <w:r>
         <w:rPr>
@@ -25893,7 +25911,7 @@
           <w:color w:val="000000"/>
           <w:sz w:val="24"/>
         </w:rPr>
-        <w:t xml:space="preserve">the blended mode uses Gemini 2.5 Flash only.</w:t>
+        <w:t xml:space="preserve">the blended mode uses Gemini 2.5 Flash only; cross-model comparisons remain a known limitation of LLM-as-judge evaluations [29].</w:t>
       </w:r>
       <w:r>
         <w:rPr>
@@ -29269,6 +29287,136 @@
           <w:sz w:val="24"/>
         </w:rPr>
         <w:t xml:space="preserve">. Boston, MA: Houghton Mifflin, 1979.</w:t>
+      </w:r>
+    </w:p>
+    <w:p>
+      <w:pPr>
+        <w:pStyle w:val="BodyText"/>
+        <w:spacing w:line="312" w:lineRule="auto" w:after="80"/>
+        <w:jc w:val="both"/>
+      </w:pPr>
+      <w:r>
+        <w:rPr>
+          <w:rFonts w:ascii="Times New Roman" w:hAnsi="Times New Roman" w:eastAsia="Times New Roman" w:cs="Times New Roman"/>
+          <w:color w:val="000000"/>
+          <w:sz w:val="24"/>
+        </w:rPr>
+        <w:t xml:space="preserve">[28] A. C. Cameron, J. B. Gelbach, and D. L. Miller,</w:t>
+      </w:r>
+      <w:r>
+        <w:rPr>
+          <w:rFonts w:ascii="Times New Roman" w:hAnsi="Times New Roman" w:eastAsia="Times New Roman" w:cs="Times New Roman"/>
+          <w:color w:val="000000"/>
+          <w:sz w:val="24"/>
+        </w:rPr>
+        <w:t xml:space="preserve"> </w:t>
+      </w:r>
+      <w:r>
+        <w:rPr>
+          <w:rFonts w:ascii="Times New Roman" w:hAnsi="Times New Roman" w:eastAsia="Times New Roman" w:cs="Times New Roman"/>
+          <w:color w:val="000000"/>
+          <w:sz w:val="24"/>
+        </w:rPr>
+        <w:t xml:space="preserve">“Bootstrap-based improvements for inference with clustered errors,”</w:t>
+      </w:r>
+      <w:r>
+        <w:rPr>
+          <w:rFonts w:ascii="Times New Roman" w:hAnsi="Times New Roman" w:eastAsia="Times New Roman" w:cs="Times New Roman"/>
+          <w:color w:val="000000"/>
+          <w:sz w:val="24"/>
+        </w:rPr>
+        <w:t xml:space="preserve"> </w:t>
+      </w:r>
+      <w:r>
+        <w:rPr>
+          <w:rFonts w:ascii="Times New Roman" w:hAnsi="Times New Roman" w:eastAsia="Times New Roman" w:cs="Times New Roman"/>
+          <w:i/>
+          <w:iCs/>
+          <w:color w:val="000000"/>
+          <w:sz w:val="24"/>
+        </w:rPr>
+        <w:t xml:space="preserve">The Review of Economics and Statistics</w:t>
+      </w:r>
+      <w:r>
+        <w:rPr>
+          <w:rFonts w:ascii="Times New Roman" w:hAnsi="Times New Roman" w:eastAsia="Times New Roman" w:cs="Times New Roman"/>
+          <w:color w:val="000000"/>
+          <w:sz w:val="24"/>
+        </w:rPr>
+        <w:t xml:space="preserve">, vol. 90, no. 3, pp. 414–427, 2008. https://doi.org/10.1162/rest.90.3.414</w:t>
+      </w:r>
+    </w:p>
+    <w:p>
+      <w:pPr>
+        <w:pStyle w:val="BodyText"/>
+        <w:spacing w:line="312" w:lineRule="auto" w:after="80"/>
+        <w:jc w:val="both"/>
+      </w:pPr>
+      <w:r>
+        <w:rPr>
+          <w:rFonts w:ascii="Times New Roman" w:hAnsi="Times New Roman" w:eastAsia="Times New Roman" w:cs="Times New Roman"/>
+          <w:color w:val="000000"/>
+          <w:sz w:val="24"/>
+        </w:rPr>
+        <w:t xml:space="preserve">[29] L. Zheng, W.-L. Chiang, Y. Sheng, S. Zhuang, Z. Wu, Y. Zhuang, Z. Lin, Z. Li, D. Li, E. P. Xing, H. Zhang, J. E. Gonzalez, and I. Stoica,</w:t>
+      </w:r>
+      <w:r>
+        <w:rPr>
+          <w:rFonts w:ascii="Times New Roman" w:hAnsi="Times New Roman" w:eastAsia="Times New Roman" w:cs="Times New Roman"/>
+          <w:color w:val="000000"/>
+          <w:sz w:val="24"/>
+        </w:rPr>
+        <w:t xml:space="preserve"> </w:t>
+      </w:r>
+      <w:r>
+        <w:rPr>
+          <w:rFonts w:ascii="Times New Roman" w:hAnsi="Times New Roman" w:eastAsia="Times New Roman" w:cs="Times New Roman"/>
+          <w:color w:val="000000"/>
+          <w:sz w:val="24"/>
+        </w:rPr>
+        <w:t xml:space="preserve">“Judging LLM-as-a-Judge with MT-Bench and Chatbot Arena,”</w:t>
+      </w:r>
+      <w:r>
+        <w:rPr>
+          <w:rFonts w:ascii="Times New Roman" w:hAnsi="Times New Roman" w:eastAsia="Times New Roman" w:cs="Times New Roman"/>
+          <w:color w:val="000000"/>
+          <w:sz w:val="24"/>
+        </w:rPr>
+        <w:t xml:space="preserve"> </w:t>
+      </w:r>
+      <w:r>
+        <w:rPr>
+          <w:rFonts w:ascii="Times New Roman" w:hAnsi="Times New Roman" w:eastAsia="Times New Roman" w:cs="Times New Roman"/>
+          <w:color w:val="000000"/>
+          <w:sz w:val="24"/>
+        </w:rPr>
+        <w:t xml:space="preserve">in</w:t>
+      </w:r>
+      <w:r>
+        <w:rPr>
+          <w:rFonts w:ascii="Times New Roman" w:hAnsi="Times New Roman" w:eastAsia="Times New Roman" w:cs="Times New Roman"/>
+          <w:color w:val="000000"/>
+          <w:sz w:val="24"/>
+        </w:rPr>
+        <w:t xml:space="preserve"> </w:t>
+      </w:r>
+      <w:r>
+        <w:rPr>
+          <w:rFonts w:ascii="Times New Roman" w:hAnsi="Times New Roman" w:eastAsia="Times New Roman" w:cs="Times New Roman"/>
+          <w:i/>
+          <w:iCs/>
+          <w:color w:val="000000"/>
+          <w:sz w:val="24"/>
+        </w:rPr>
+        <w:t xml:space="preserve">Advances in Neural Information Processing Systems</w:t>
+      </w:r>
+      <w:r>
+        <w:rPr>
+          <w:rFonts w:ascii="Times New Roman" w:hAnsi="Times New Roman" w:eastAsia="Times New Roman" w:cs="Times New Roman"/>
+          <w:color w:val="000000"/>
+          <w:sz w:val="24"/>
+        </w:rPr>
+        <w:t xml:space="preserve">, vol. 36, 2023. https://arxiv.org/abs/2306.05685</w:t>
       </w:r>
     </w:p>
     <w:bookmarkEnd w:id="128"/>

--- a/thesis/build/thesis_full_FINAL.docx
+++ b/thesis/build/thesis_full_FINAL.docx
@@ -337,7 +337,7 @@
           <w:sz w:val="24"/>
           <w:lang w:val="pl-PL" w:eastAsia="pl-PL" w:bidi="pl-PL"/>
         </w:rPr>
-        <w:t xml:space="preserve" xml:lang="pl-PL">opiera się na klasycznych metodach wyszukiwania informacji: analizie słów kluczowych TF–IDF z rankingiem BM25, normalizacji umiejętności zgodnej z taksonomią ESCO, dopasowaniu rozmytym oraz ekstrakcji cech ważonych sekcjami.</w:t>
+        <w:t xml:space="preserve" xml:lang="pl-PL">opiera się na klasycznych metodach wyszukiwania informacji: ważeniu słów kluczowych metodą TF–IDF i rankingowi BM25, normalizacji umiejętności zgodnej z taksonomią ESCO, dopasowaniu rozmytym oraz ekstrakcji cech ważonych sekcjami.</w:t>
       </w:r>
     </w:p>
     <w:p>
@@ -354,7 +354,7 @@
           <w:sz w:val="24"/>
           <w:lang w:val="pl-PL" w:eastAsia="pl-PL" w:bidi="pl-PL"/>
         </w:rPr>
-        <w:t xml:space="preserve" xml:lang="pl-PL">Kontrolowane studium porównawcze oceniło oba tryby na 100 parach (CV, opis stanowiska) obejmujących sześć ścieżek zawodowych. Zbiór ewaluacyjny stanowią deterministycznie wygenerowane syntetyczne CV oraz syntetyczne opisy stanowisk skonstruowane z rozłącznych słownikowo pul fraz; strona CV i strona opisu stanowiska nie współdzielą słownictwa treściowego poza kanonicznymi nazwami umiejętności. W tym zbiorze tryb w pełni heurystyczny śledzi tryb mieszany przy Pearsonowskim</w:t>
+        <w:t xml:space="preserve" xml:lang="pl-PL">Kontrolowane studium porównawcze oceniło oba tryby na 100 parach (CV, opis stanowiska) obejmujących sześć ścieżek zawodowych. Zbiór ewaluacyjny składa się z deterministycznie wygenerowanych par syntetycznych CV i opisów stanowisk skonstruowanych z rozłącznych słownikowo pul fraz; strona CV i strona opisu stanowiska nie współdzielą słownictwa treściowego poza kanonicznymi nazwami umiejętności. W tym zbiorze tryb w pełni heurystyczny śledzi tryb mieszany przy Pearsonowskim</w:t>
       </w:r>
       <w:r>
         <w:rPr>
@@ -392,7 +392,7 @@
           <w:sz w:val="24"/>
           <w:lang w:val="pl-PL" w:eastAsia="pl-PL" w:bidi="pl-PL"/>
         </w:rPr>
-        <w:t xml:space="preserve" xml:lang="pl-PL">= 0,836 [95% przedział ufności 0,762, 0,896, bootstrap klastrowy względem identyfikatora CV] oraz Spearmanowskim ρ = 0,847, działa około dwa do trzech rzędów wielkości szybciej (mediana 25,5 ms wobec 18,2 s) oraz nie ponosi krańcowego kosztu po stronie modelu językowego.</w:t>
+        <w:t xml:space="preserve" xml:lang="pl-PL">= 0,836 [95-proc. przedział ufności: 0,762–0,896; bootstrap klastrowy względem identyfikatora CV] oraz Spearmanowskim ρ = 0,847, działa około dwa do trzech rzędów wielkości szybciej (mediana 25,5 ms wobec 18,2 s) oraz nie ponosi krańcowego kosztu po stronie modelu językowego.</w:t>
       </w:r>
     </w:p>
     <w:p>
@@ -447,7 +447,7 @@
           <w:sz w:val="24"/>
           <w:lang w:val="pl-PL" w:eastAsia="pl-PL" w:bidi="pl-PL"/>
         </w:rPr>
-        <w:t xml:space="preserve" xml:lang="pl-PL">= 0,627 [95% CI 0,476, 0,765]. Tryb mieszany pozostaje wartościowy w ocenie jakości prozy: na osi</w:t>
+        <w:t xml:space="preserve" xml:lang="pl-PL">= 0,627 [95-proc. przedział ufności: 0,470–0,758]. Tryb mieszany pozostaje wartościowy w ocenie jakości prozy: na osi</w:t>
       </w:r>
       <w:r>
         <w:rPr>
@@ -523,7 +523,7 @@
           <w:sz w:val="24"/>
           <w:lang w:val="pl-PL" w:eastAsia="pl-PL" w:bidi="pl-PL"/>
         </w:rPr>
-        <w:t xml:space="preserve" xml:lang="pl-PL">= 0,395, co wskazuje, że jest to wymiar, na którym deterministyczna heurystyka nie zastępuje modelu językowego. Ograniczenia obejmują zakres jednojęzyczny (angielski), syntetyczny zbiór jednego autora oraz pojedynczą konfigurację dostawcy modelu językowego. Praca przyszła obejmuje integrację komponentu wyszukiwania wspomagającego, rozszerzenie o CV w języku polskim oraz uzupełnienie heurystyki o pośredni poziom dopasowania semantycznego oparty na transformatorach zdań.</w:t>
+        <w:t xml:space="preserve" xml:lang="pl-PL">= 0,395, co wskazuje, że w tym wymiarze deterministyczna heurystyka nie zastępuje modelu językowego. Ograniczenia obejmują zakres jednojęzyczny (angielski), syntetyczny zbiór jednego autora oraz pojedynczą konfigurację dostawcy modelu językowego. Dalsze prace obejmują rozszerzenie pokrycia językowego na polski (etykiety ESCO, polskojęzyczne wstępne przetwarzanie, detekcję sekcji oraz dwujęzyczną ewaluację), pośredni poziom dopasowania semantycznego oparty na transformatorach zdań, integrację komponentu wyszukiwania wspomagającego oraz wymianę pamięci podręcznej procesu na rozwiązanie współdzielone (Redis).</w:t>
       </w:r>
     </w:p>
     <w:p>
@@ -761,7 +761,7 @@
           <w:color w:val="000000"/>
           <w:sz w:val="24"/>
         </w:rPr>
-        <w:t xml:space="preserve">= 0.627 [95% CI 0.476, 0.765], after controlling for the 0.40 heuristic share embedded in the blended formula.</w:t>
+        <w:t xml:space="preserve">= 0.627 [95% CI 0.470, 0.758], after controlling for the 0.40 heuristic share embedded in the blended formula.</w:t>
       </w:r>
     </w:p>
     <w:p>
@@ -777,7 +777,7 @@
           <w:color w:val="000000"/>
           <w:sz w:val="24"/>
         </w:rPr>
-        <w:t xml:space="preserve">The result supports the heuristic mode as a fast, auditable fallback, while the blended mode retains value on prose-quality evidence (clarity sub-score</w:t>
+        <w:t xml:space="preserve">These results support the heuristic mode as a fast, auditable fallback, while the blended mode retains value on prose-quality evidence (clarity sub-score</w:t>
       </w:r>
       <w:r>
         <w:rPr>
@@ -811,7 +811,7 @@
           <w:color w:val="000000"/>
           <w:sz w:val="24"/>
         </w:rPr>
-        <w:t xml:space="preserve">= 0.395). Limitations include English-only evaluation, a single-author synthetic dataset, and one LLM provider. Future work proposes Polish-language ESCO support, retrieval-augmented grounding, and a sentence-transformer intermediate tier.</w:t>
+        <w:t xml:space="preserve">= 0.395). Limitations include English-only evaluation, a single-author synthetic dataset, and one LLM provider. Future work proposes Polish-language coverage (ESCO label expansion, Polish-aware preprocessing, section detection, and bilingual evaluation), a sentence-transformer intermediate tier, retrieval-augmented grounding, and a Redis-backed shared cache.</w:t>
       </w:r>
     </w:p>
     <w:p>
@@ -856,6 +856,7 @@
         <w:spacing w:line="312" w:lineRule="auto" w:after="80"/>
         <w:ind w:firstLine="283"/>
         <w:jc w:val="both"/>
+        <w:pageBreakBefore/>
       </w:pPr>
       <w:r>
         <w:rPr>
@@ -1008,46 +1009,20 @@
         <w:t xml:space="preserve">My thanks to the open-source maintainers of the FastAPI, TanStack, React, and SQLAlchemy projects, whose libraries made it possible for a single developer to ship a system at this scope on a thesis-bound schedule.</w:t>
       </w:r>
     </w:p>
-    <w:p>
-      <w:pPr>
-        <w:pStyle w:val="BodyText"/>
+    <w:bookmarkEnd w:id="24"/>
+    <w:bookmarkStart w:id="26" w:name="list-of-abbreviations-and-symbols"/>
+    <w:p>
+      <w:r>
+        <w:br w:type="page"/>
+      </w:r>
+    </w:p>
+    <w:p>
+      <w:pPr>
+        <w:pStyle w:val="Heading1"/>
         <w:spacing w:line="312" w:lineRule="auto" w:after="80"/>
         <w:ind w:firstLine="283"/>
         <w:jc w:val="both"/>
-      </w:pPr>
-      <w:r>
-        <w:rPr>
-          <w:rFonts w:ascii="Times New Roman" w:hAnsi="Times New Roman" w:eastAsia="Times New Roman" w:cs="Times New Roman"/>
-          <w:color w:val="000000"/>
-          <w:sz w:val="24"/>
-        </w:rPr>
-        <w:t xml:space="preserve">Egemen Goncu</w:t>
-      </w:r>
-      <w:r>
-        <w:rPr>
-          <w:rFonts w:ascii="Times New Roman" w:hAnsi="Times New Roman" w:eastAsia="Times New Roman" w:cs="Times New Roman"/>
-          <w:color w:val="000000"/>
-          <w:sz w:val="24"/>
-        </w:rPr>
-        <w:t xml:space="preserve"> </w:t>
-      </w:r>
-      <w:r>
-        <w:rPr>
-          <w:rFonts w:ascii="Times New Roman" w:hAnsi="Times New Roman" w:eastAsia="Times New Roman" w:cs="Times New Roman"/>
-          <w:color w:val="000000"/>
-          <w:sz w:val="24"/>
-        </w:rPr>
-        <w:t xml:space="preserve">Wrocław, May 2026</w:t>
-      </w:r>
-    </w:p>
-    <w:bookmarkEnd w:id="24"/>
-    <w:bookmarkStart w:id="26" w:name="list-of-abbreviations-and-symbols"/>
-    <w:p>
-      <w:pPr>
-        <w:pStyle w:val="Heading1"/>
-        <w:spacing w:line="312" w:lineRule="auto" w:after="80"/>
-        <w:ind w:firstLine="283"/>
-        <w:jc w:val="both"/>
+        <w:pageBreakBefore/>
       </w:pPr>
       <w:r>
         <w:rPr>
@@ -1095,8 +1070,8 @@
           </w:tcPr>
           <w:p>
             <w:pPr>
-              <w:pStyle w:val="Compact"/>
               <w:spacing w:line="240" w:lineRule="auto" w:after="0"/>
+              <w:ind w:firstLine="0"/>
             </w:pPr>
             <w:r>
               <w:rPr>
@@ -1125,8 +1100,8 @@
           </w:tcPr>
           <w:p>
             <w:pPr>
-              <w:pStyle w:val="Compact"/>
               <w:spacing w:line="240" w:lineRule="auto" w:after="0"/>
+              <w:ind w:firstLine="0"/>
             </w:pPr>
             <w:r>
               <w:rPr>
@@ -1156,8 +1131,8 @@
           </w:tcPr>
           <w:p>
             <w:pPr>
-              <w:pStyle w:val="Compact"/>
               <w:spacing w:line="240" w:lineRule="auto" w:after="0"/>
+              <w:ind w:firstLine="0"/>
             </w:pPr>
             <w:r>
               <w:rPr>
@@ -1185,8 +1160,8 @@
           </w:tcPr>
           <w:p>
             <w:pPr>
-              <w:pStyle w:val="Compact"/>
               <w:spacing w:line="240" w:lineRule="auto" w:after="0"/>
+              <w:ind w:firstLine="0"/>
             </w:pPr>
             <w:r>
               <w:rPr>
@@ -1216,8 +1191,8 @@
           </w:tcPr>
           <w:p>
             <w:pPr>
-              <w:pStyle w:val="Compact"/>
               <w:spacing w:line="240" w:lineRule="auto" w:after="0"/>
+              <w:ind w:firstLine="0"/>
             </w:pPr>
             <w:r>
               <w:rPr>
@@ -1245,8 +1220,8 @@
           </w:tcPr>
           <w:p>
             <w:pPr>
-              <w:pStyle w:val="Compact"/>
               <w:spacing w:line="240" w:lineRule="auto" w:after="0"/>
+              <w:ind w:firstLine="0"/>
             </w:pPr>
             <w:r>
               <w:rPr>
@@ -1276,8 +1251,8 @@
           </w:tcPr>
           <w:p>
             <w:pPr>
-              <w:pStyle w:val="Compact"/>
               <w:spacing w:line="240" w:lineRule="auto" w:after="0"/>
+              <w:ind w:firstLine="0"/>
             </w:pPr>
             <w:r>
               <w:rPr>
@@ -1305,8 +1280,8 @@
           </w:tcPr>
           <w:p>
             <w:pPr>
-              <w:pStyle w:val="Compact"/>
               <w:spacing w:line="240" w:lineRule="auto" w:after="0"/>
+              <w:ind w:firstLine="0"/>
             </w:pPr>
             <w:r>
               <w:rPr>
@@ -1336,8 +1311,8 @@
           </w:tcPr>
           <w:p>
             <w:pPr>
-              <w:pStyle w:val="Compact"/>
               <w:spacing w:line="240" w:lineRule="auto" w:after="0"/>
+              <w:ind w:firstLine="0"/>
             </w:pPr>
             <w:r>
               <w:rPr>
@@ -1365,8 +1340,8 @@
           </w:tcPr>
           <w:p>
             <w:pPr>
-              <w:pStyle w:val="Compact"/>
               <w:spacing w:line="240" w:lineRule="auto" w:after="0"/>
+              <w:ind w:firstLine="0"/>
             </w:pPr>
             <w:r>
               <w:rPr>
@@ -1396,8 +1371,8 @@
           </w:tcPr>
           <w:p>
             <w:pPr>
-              <w:pStyle w:val="Compact"/>
               <w:spacing w:line="240" w:lineRule="auto" w:after="0"/>
+              <w:ind w:firstLine="0"/>
             </w:pPr>
             <w:r>
               <w:rPr>
@@ -1425,8 +1400,8 @@
           </w:tcPr>
           <w:p>
             <w:pPr>
-              <w:pStyle w:val="Compact"/>
               <w:spacing w:line="240" w:lineRule="auto" w:after="0"/>
+              <w:ind w:firstLine="0"/>
             </w:pPr>
             <w:r>
               <w:rPr>
@@ -1456,8 +1431,8 @@
           </w:tcPr>
           <w:p>
             <w:pPr>
-              <w:pStyle w:val="Compact"/>
               <w:spacing w:line="240" w:lineRule="auto" w:after="0"/>
+              <w:ind w:firstLine="0"/>
             </w:pPr>
             <w:r>
               <w:rPr>
@@ -1485,8 +1460,8 @@
           </w:tcPr>
           <w:p>
             <w:pPr>
-              <w:pStyle w:val="Compact"/>
               <w:spacing w:line="240" w:lineRule="auto" w:after="0"/>
+              <w:ind w:firstLine="0"/>
             </w:pPr>
             <w:r>
               <w:rPr>
@@ -1516,8 +1491,8 @@
           </w:tcPr>
           <w:p>
             <w:pPr>
-              <w:pStyle w:val="Compact"/>
               <w:spacing w:line="240" w:lineRule="auto" w:after="0"/>
+              <w:ind w:firstLine="0"/>
             </w:pPr>
             <w:r>
               <w:rPr>
@@ -1545,8 +1520,8 @@
           </w:tcPr>
           <w:p>
             <w:pPr>
-              <w:pStyle w:val="Compact"/>
               <w:spacing w:line="240" w:lineRule="auto" w:after="0"/>
+              <w:ind w:firstLine="0"/>
             </w:pPr>
             <w:r>
               <w:rPr>
@@ -1576,8 +1551,8 @@
           </w:tcPr>
           <w:p>
             <w:pPr>
-              <w:pStyle w:val="Compact"/>
               <w:spacing w:line="240" w:lineRule="auto" w:after="0"/>
+              <w:ind w:firstLine="0"/>
             </w:pPr>
             <w:r>
               <w:rPr>
@@ -1605,8 +1580,8 @@
           </w:tcPr>
           <w:p>
             <w:pPr>
-              <w:pStyle w:val="Compact"/>
               <w:spacing w:line="240" w:lineRule="auto" w:after="0"/>
+              <w:ind w:firstLine="0"/>
             </w:pPr>
             <w:r>
               <w:rPr>
@@ -1636,8 +1611,8 @@
           </w:tcPr>
           <w:p>
             <w:pPr>
-              <w:pStyle w:val="Compact"/>
               <w:spacing w:line="240" w:lineRule="auto" w:after="0"/>
+              <w:ind w:firstLine="0"/>
             </w:pPr>
             <w:r>
               <w:rPr>
@@ -1665,8 +1640,8 @@
           </w:tcPr>
           <w:p>
             <w:pPr>
-              <w:pStyle w:val="Compact"/>
               <w:spacing w:line="240" w:lineRule="auto" w:after="0"/>
+              <w:ind w:firstLine="0"/>
             </w:pPr>
             <w:r>
               <w:rPr>
@@ -1696,8 +1671,8 @@
           </w:tcPr>
           <w:p>
             <w:pPr>
-              <w:pStyle w:val="Compact"/>
               <w:spacing w:line="240" w:lineRule="auto" w:after="0"/>
+              <w:ind w:firstLine="0"/>
             </w:pPr>
             <w:r>
               <w:rPr>
@@ -1725,8 +1700,8 @@
           </w:tcPr>
           <w:p>
             <w:pPr>
-              <w:pStyle w:val="Compact"/>
               <w:spacing w:line="240" w:lineRule="auto" w:after="0"/>
+              <w:ind w:firstLine="0"/>
             </w:pPr>
             <w:r>
               <w:rPr>
@@ -1756,8 +1731,8 @@
           </w:tcPr>
           <w:p>
             <w:pPr>
-              <w:pStyle w:val="Compact"/>
               <w:spacing w:line="240" w:lineRule="auto" w:after="0"/>
+              <w:ind w:firstLine="0"/>
             </w:pPr>
             <w:r>
               <w:rPr>
@@ -1785,8 +1760,8 @@
           </w:tcPr>
           <w:p>
             <w:pPr>
-              <w:pStyle w:val="Compact"/>
               <w:spacing w:line="240" w:lineRule="auto" w:after="0"/>
+              <w:ind w:firstLine="0"/>
             </w:pPr>
             <w:r>
               <w:rPr>
@@ -1816,8 +1791,8 @@
           </w:tcPr>
           <w:p>
             <w:pPr>
-              <w:pStyle w:val="Compact"/>
               <w:spacing w:line="240" w:lineRule="auto" w:after="0"/>
+              <w:ind w:firstLine="0"/>
             </w:pPr>
             <w:r>
               <w:rPr>
@@ -1845,8 +1820,8 @@
           </w:tcPr>
           <w:p>
             <w:pPr>
-              <w:pStyle w:val="Compact"/>
               <w:spacing w:line="240" w:lineRule="auto" w:after="0"/>
+              <w:ind w:firstLine="0"/>
             </w:pPr>
             <w:r>
               <w:rPr>
@@ -1876,8 +1851,8 @@
           </w:tcPr>
           <w:p>
             <w:pPr>
-              <w:pStyle w:val="Compact"/>
               <w:spacing w:line="240" w:lineRule="auto" w:after="0"/>
+              <w:ind w:firstLine="0"/>
             </w:pPr>
             <w:r>
               <w:rPr>
@@ -1905,8 +1880,8 @@
           </w:tcPr>
           <w:p>
             <w:pPr>
-              <w:pStyle w:val="Compact"/>
               <w:spacing w:line="240" w:lineRule="auto" w:after="0"/>
+              <w:ind w:firstLine="0"/>
             </w:pPr>
             <w:r>
               <w:rPr>
@@ -1936,8 +1911,8 @@
           </w:tcPr>
           <w:p>
             <w:pPr>
-              <w:pStyle w:val="Compact"/>
               <w:spacing w:line="240" w:lineRule="auto" w:after="0"/>
+              <w:ind w:firstLine="0"/>
             </w:pPr>
             <w:r>
               <w:rPr>
@@ -1965,8 +1940,8 @@
           </w:tcPr>
           <w:p>
             <w:pPr>
-              <w:pStyle w:val="Compact"/>
               <w:spacing w:line="240" w:lineRule="auto" w:after="0"/>
+              <w:ind w:firstLine="0"/>
             </w:pPr>
             <w:r>
               <w:rPr>
@@ -1996,8 +1971,8 @@
           </w:tcPr>
           <w:p>
             <w:pPr>
-              <w:pStyle w:val="Compact"/>
               <w:spacing w:line="240" w:lineRule="auto" w:after="0"/>
+              <w:ind w:firstLine="0"/>
             </w:pPr>
             <w:r>
               <w:rPr>
@@ -2025,8 +2000,8 @@
           </w:tcPr>
           <w:p>
             <w:pPr>
-              <w:pStyle w:val="Compact"/>
               <w:spacing w:line="240" w:lineRule="auto" w:after="0"/>
+              <w:ind w:firstLine="0"/>
             </w:pPr>
             <w:r>
               <w:rPr>
@@ -2056,8 +2031,8 @@
           </w:tcPr>
           <w:p>
             <w:pPr>
-              <w:pStyle w:val="Compact"/>
               <w:spacing w:line="240" w:lineRule="auto" w:after="0"/>
+              <w:ind w:firstLine="0"/>
             </w:pPr>
             <w:r>
               <w:rPr>
@@ -2085,8 +2060,8 @@
           </w:tcPr>
           <w:p>
             <w:pPr>
-              <w:pStyle w:val="Compact"/>
               <w:spacing w:line="240" w:lineRule="auto" w:after="0"/>
+              <w:ind w:firstLine="0"/>
             </w:pPr>
             <w:r>
               <w:rPr>
@@ -2116,8 +2091,8 @@
           </w:tcPr>
           <w:p>
             <w:pPr>
-              <w:pStyle w:val="Compact"/>
               <w:spacing w:line="240" w:lineRule="auto" w:after="0"/>
+              <w:ind w:firstLine="0"/>
             </w:pPr>
             <w:r>
               <w:rPr>
@@ -2145,8 +2120,8 @@
           </w:tcPr>
           <w:p>
             <w:pPr>
-              <w:pStyle w:val="Compact"/>
               <w:spacing w:line="240" w:lineRule="auto" w:after="0"/>
+              <w:ind w:firstLine="0"/>
             </w:pPr>
             <w:r>
               <w:rPr>
@@ -2176,8 +2151,8 @@
           </w:tcPr>
           <w:p>
             <w:pPr>
-              <w:pStyle w:val="Compact"/>
               <w:spacing w:line="240" w:lineRule="auto" w:after="0"/>
+              <w:ind w:firstLine="0"/>
             </w:pPr>
             <w:r>
               <w:rPr>
@@ -2205,8 +2180,8 @@
           </w:tcPr>
           <w:p>
             <w:pPr>
-              <w:pStyle w:val="Compact"/>
               <w:spacing w:line="240" w:lineRule="auto" w:after="0"/>
+              <w:ind w:firstLine="0"/>
             </w:pPr>
             <w:r>
               <w:rPr>
@@ -2236,8 +2211,8 @@
           </w:tcPr>
           <w:p>
             <w:pPr>
-              <w:pStyle w:val="Compact"/>
               <w:spacing w:line="240" w:lineRule="auto" w:after="0"/>
+              <w:ind w:firstLine="0"/>
             </w:pPr>
             <w:r>
               <w:rPr>
@@ -2265,8 +2240,8 @@
           </w:tcPr>
           <w:p>
             <w:pPr>
-              <w:pStyle w:val="Compact"/>
               <w:spacing w:line="240" w:lineRule="auto" w:after="0"/>
+              <w:ind w:firstLine="0"/>
             </w:pPr>
             <w:r>
               <w:rPr>
@@ -2296,8 +2271,8 @@
           </w:tcPr>
           <w:p>
             <w:pPr>
-              <w:pStyle w:val="Compact"/>
               <w:spacing w:line="240" w:lineRule="auto" w:after="0"/>
+              <w:ind w:firstLine="0"/>
             </w:pPr>
             <w:r>
               <w:rPr>
@@ -2325,8 +2300,8 @@
           </w:tcPr>
           <w:p>
             <w:pPr>
-              <w:pStyle w:val="Compact"/>
               <w:spacing w:line="240" w:lineRule="auto" w:after="0"/>
+              <w:ind w:firstLine="0"/>
             </w:pPr>
             <w:r>
               <w:rPr>
@@ -2356,8 +2331,8 @@
           </w:tcPr>
           <w:p>
             <w:pPr>
-              <w:pStyle w:val="Compact"/>
               <w:spacing w:line="240" w:lineRule="auto" w:after="0"/>
+              <w:ind w:firstLine="0"/>
             </w:pPr>
             <w:r>
               <w:rPr>
@@ -2385,8 +2360,8 @@
           </w:tcPr>
           <w:p>
             <w:pPr>
-              <w:pStyle w:val="Compact"/>
               <w:spacing w:line="240" w:lineRule="auto" w:after="0"/>
+              <w:ind w:firstLine="0"/>
             </w:pPr>
             <w:r>
               <w:rPr>
@@ -2416,8 +2391,8 @@
           </w:tcPr>
           <w:p>
             <w:pPr>
-              <w:pStyle w:val="Compact"/>
               <w:spacing w:line="240" w:lineRule="auto" w:after="0"/>
+              <w:ind w:firstLine="0"/>
             </w:pPr>
             <w:r>
               <w:rPr>
@@ -2445,8 +2420,8 @@
           </w:tcPr>
           <w:p>
             <w:pPr>
-              <w:pStyle w:val="Compact"/>
               <w:spacing w:line="240" w:lineRule="auto" w:after="0"/>
+              <w:ind w:firstLine="0"/>
             </w:pPr>
             <w:r>
               <w:rPr>
@@ -2476,8 +2451,8 @@
           </w:tcPr>
           <w:p>
             <w:pPr>
-              <w:pStyle w:val="Compact"/>
               <w:spacing w:line="240" w:lineRule="auto" w:after="0"/>
+              <w:ind w:firstLine="0"/>
             </w:pPr>
             <w:r>
               <w:rPr>
@@ -2505,8 +2480,8 @@
           </w:tcPr>
           <w:p>
             <w:pPr>
-              <w:pStyle w:val="Compact"/>
               <w:spacing w:line="240" w:lineRule="auto" w:after="0"/>
+              <w:ind w:firstLine="0"/>
             </w:pPr>
             <w:r>
               <w:rPr>
@@ -2536,8 +2511,8 @@
           </w:tcPr>
           <w:p>
             <w:pPr>
-              <w:pStyle w:val="Compact"/>
               <w:spacing w:line="240" w:lineRule="auto" w:after="0"/>
+              <w:ind w:firstLine="0"/>
             </w:pPr>
             <w:r>
               <w:rPr>
@@ -2565,8 +2540,8 @@
           </w:tcPr>
           <w:p>
             <w:pPr>
-              <w:pStyle w:val="Compact"/>
               <w:spacing w:line="240" w:lineRule="auto" w:after="0"/>
+              <w:ind w:firstLine="0"/>
             </w:pPr>
             <w:r>
               <w:rPr>
@@ -2596,8 +2571,8 @@
           </w:tcPr>
           <w:p>
             <w:pPr>
-              <w:pStyle w:val="Compact"/>
               <w:spacing w:line="240" w:lineRule="auto" w:after="0"/>
+              <w:ind w:firstLine="0"/>
             </w:pPr>
             <w:r>
               <w:rPr>
@@ -2625,8 +2600,8 @@
           </w:tcPr>
           <w:p>
             <w:pPr>
-              <w:pStyle w:val="Compact"/>
               <w:spacing w:line="240" w:lineRule="auto" w:after="0"/>
+              <w:ind w:firstLine="0"/>
             </w:pPr>
             <w:r>
               <w:rPr>
@@ -2656,8 +2631,8 @@
           </w:tcPr>
           <w:p>
             <w:pPr>
-              <w:pStyle w:val="Compact"/>
               <w:spacing w:line="240" w:lineRule="auto" w:after="0"/>
+              <w:ind w:firstLine="0"/>
             </w:pPr>
             <w:r>
               <w:rPr>
@@ -2685,8 +2660,8 @@
           </w:tcPr>
           <w:p>
             <w:pPr>
-              <w:pStyle w:val="Compact"/>
               <w:spacing w:line="240" w:lineRule="auto" w:after="0"/>
+              <w:ind w:firstLine="0"/>
             </w:pPr>
             <w:r>
               <w:rPr>
@@ -2716,8 +2691,8 @@
           </w:tcPr>
           <w:p>
             <w:pPr>
-              <w:pStyle w:val="Compact"/>
               <w:spacing w:line="240" w:lineRule="auto" w:after="0"/>
+              <w:ind w:firstLine="0"/>
             </w:pPr>
             <w:r>
               <w:rPr>
@@ -2745,8 +2720,8 @@
           </w:tcPr>
           <w:p>
             <w:pPr>
-              <w:pStyle w:val="Compact"/>
               <w:spacing w:line="240" w:lineRule="auto" w:after="0"/>
+              <w:ind w:firstLine="0"/>
             </w:pPr>
             <w:r>
               <w:rPr>
@@ -2776,8 +2751,8 @@
           </w:tcPr>
           <w:p>
             <w:pPr>
-              <w:pStyle w:val="Compact"/>
               <w:spacing w:line="240" w:lineRule="auto" w:after="0"/>
+              <w:ind w:firstLine="0"/>
             </w:pPr>
             <w:r>
               <w:rPr>
@@ -2805,8 +2780,8 @@
           </w:tcPr>
           <w:p>
             <w:pPr>
-              <w:pStyle w:val="Compact"/>
               <w:spacing w:line="240" w:lineRule="auto" w:after="0"/>
+              <w:ind w:firstLine="0"/>
             </w:pPr>
             <w:r>
               <w:rPr>
@@ -2836,8 +2811,8 @@
           </w:tcPr>
           <w:p>
             <w:pPr>
-              <w:pStyle w:val="Compact"/>
               <w:spacing w:line="240" w:lineRule="auto" w:after="0"/>
+              <w:ind w:firstLine="0"/>
             </w:pPr>
             <w:r>
               <w:rPr>
@@ -2865,8 +2840,8 @@
           </w:tcPr>
           <w:p>
             <w:pPr>
-              <w:pStyle w:val="Compact"/>
               <w:spacing w:line="240" w:lineRule="auto" w:after="0"/>
+              <w:ind w:firstLine="0"/>
             </w:pPr>
             <w:r>
               <w:rPr>
@@ -2896,8 +2871,8 @@
           </w:tcPr>
           <w:p>
             <w:pPr>
-              <w:pStyle w:val="Compact"/>
               <w:spacing w:line="240" w:lineRule="auto" w:after="0"/>
+              <w:ind w:firstLine="0"/>
             </w:pPr>
             <w:r>
               <w:rPr>
@@ -2925,8 +2900,8 @@
           </w:tcPr>
           <w:p>
             <w:pPr>
-              <w:pStyle w:val="Compact"/>
               <w:spacing w:line="240" w:lineRule="auto" w:after="0"/>
+              <w:ind w:firstLine="0"/>
             </w:pPr>
             <w:r>
               <w:rPr>
@@ -2956,8 +2931,8 @@
           </w:tcPr>
           <w:p>
             <w:pPr>
-              <w:pStyle w:val="Compact"/>
               <w:spacing w:line="240" w:lineRule="auto" w:after="0"/>
+              <w:ind w:firstLine="0"/>
             </w:pPr>
             <w:r>
               <w:rPr>
@@ -2985,8 +2960,8 @@
           </w:tcPr>
           <w:p>
             <w:pPr>
-              <w:pStyle w:val="Compact"/>
               <w:spacing w:line="240" w:lineRule="auto" w:after="0"/>
+              <w:ind w:firstLine="0"/>
             </w:pPr>
             <w:r>
               <w:rPr>
@@ -3016,8 +2991,8 @@
           </w:tcPr>
           <w:p>
             <w:pPr>
-              <w:pStyle w:val="Compact"/>
               <w:spacing w:line="240" w:lineRule="auto" w:after="0"/>
+              <w:ind w:firstLine="0"/>
             </w:pPr>
             <w:r>
               <w:rPr>
@@ -3045,8 +3020,8 @@
           </w:tcPr>
           <w:p>
             <w:pPr>
-              <w:pStyle w:val="Compact"/>
               <w:spacing w:line="240" w:lineRule="auto" w:after="0"/>
+              <w:ind w:firstLine="0"/>
             </w:pPr>
             <w:r>
               <w:rPr>
@@ -3076,8 +3051,8 @@
           </w:tcPr>
           <w:p>
             <w:pPr>
-              <w:pStyle w:val="Compact"/>
               <w:spacing w:line="240" w:lineRule="auto" w:after="0"/>
+              <w:ind w:firstLine="0"/>
             </w:pPr>
             <w:r>
               <w:rPr>
@@ -3105,8 +3080,8 @@
           </w:tcPr>
           <w:p>
             <w:pPr>
-              <w:pStyle w:val="Compact"/>
               <w:spacing w:line="240" w:lineRule="auto" w:after="0"/>
+              <w:ind w:firstLine="0"/>
             </w:pPr>
             <w:r>
               <w:rPr>
@@ -3136,8 +3111,8 @@
           </w:tcPr>
           <w:p>
             <w:pPr>
-              <w:pStyle w:val="Compact"/>
               <w:spacing w:line="240" w:lineRule="auto" w:after="0"/>
+              <w:ind w:firstLine="0"/>
             </w:pPr>
             <w:r>
               <w:rPr>
@@ -3165,8 +3140,8 @@
           </w:tcPr>
           <w:p>
             <w:pPr>
-              <w:pStyle w:val="Compact"/>
               <w:spacing w:line="240" w:lineRule="auto" w:after="0"/>
+              <w:ind w:firstLine="0"/>
             </w:pPr>
             <w:r>
               <w:rPr>
@@ -3196,8 +3171,8 @@
           </w:tcPr>
           <w:p>
             <w:pPr>
-              <w:pStyle w:val="Compact"/>
               <w:spacing w:line="240" w:lineRule="auto" w:after="0"/>
+              <w:ind w:firstLine="0"/>
             </w:pPr>
             <w:r>
               <w:rPr>
@@ -3225,8 +3200,8 @@
           </w:tcPr>
           <w:p>
             <w:pPr>
-              <w:pStyle w:val="Compact"/>
               <w:spacing w:line="240" w:lineRule="auto" w:after="0"/>
+              <w:ind w:firstLine="0"/>
             </w:pPr>
             <w:r>
               <w:rPr>
@@ -3256,8 +3231,8 @@
           </w:tcPr>
           <w:p>
             <w:pPr>
-              <w:pStyle w:val="Compact"/>
               <w:spacing w:line="240" w:lineRule="auto" w:after="0"/>
+              <w:ind w:firstLine="0"/>
             </w:pPr>
             <w:r>
               <w:rPr>
@@ -3285,8 +3260,8 @@
           </w:tcPr>
           <w:p>
             <w:pPr>
-              <w:pStyle w:val="Compact"/>
               <w:spacing w:line="240" w:lineRule="auto" w:after="0"/>
+              <w:ind w:firstLine="0"/>
             </w:pPr>
             <w:r>
               <w:rPr>
@@ -3355,8 +3330,8 @@
           </w:tcPr>
           <w:p>
             <w:pPr>
-              <w:pStyle w:val="Compact"/>
               <w:spacing w:line="240" w:lineRule="auto" w:after="0"/>
+              <w:ind w:firstLine="0"/>
             </w:pPr>
             <w:r>
               <w:rPr>
@@ -3385,8 +3360,8 @@
           </w:tcPr>
           <w:p>
             <w:pPr>
-              <w:pStyle w:val="Compact"/>
               <w:spacing w:line="240" w:lineRule="auto" w:after="0"/>
+              <w:ind w:firstLine="0"/>
             </w:pPr>
             <w:r>
               <w:rPr>
@@ -3416,8 +3391,8 @@
           </w:tcPr>
           <w:p>
             <w:pPr>
-              <w:pStyle w:val="Compact"/>
               <w:spacing w:line="240" w:lineRule="auto" w:after="0"/>
+              <w:ind w:firstLine="0"/>
             </w:pPr>
             <w:r>
               <w:rPr>
@@ -3447,8 +3422,8 @@
           </w:tcPr>
           <w:p>
             <w:pPr>
-              <w:pStyle w:val="Compact"/>
               <w:spacing w:line="240" w:lineRule="auto" w:after="0"/>
+              <w:ind w:firstLine="0"/>
             </w:pPr>
             <w:r>
               <w:rPr>
@@ -3478,8 +3453,8 @@
           </w:tcPr>
           <w:p>
             <w:pPr>
-              <w:pStyle w:val="Compact"/>
               <w:spacing w:line="240" w:lineRule="auto" w:after="0"/>
+              <w:ind w:firstLine="0"/>
             </w:pPr>
             <w:r>
               <w:rPr>
@@ -3507,8 +3482,8 @@
           </w:tcPr>
           <w:p>
             <w:pPr>
-              <w:pStyle w:val="Compact"/>
               <w:spacing w:line="240" w:lineRule="auto" w:after="0"/>
+              <w:ind w:firstLine="0"/>
             </w:pPr>
             <w:r>
               <w:rPr>
@@ -3538,8 +3513,8 @@
           </w:tcPr>
           <w:p>
             <w:pPr>
-              <w:pStyle w:val="Compact"/>
               <w:spacing w:line="240" w:lineRule="auto" w:after="0"/>
+              <w:ind w:firstLine="0"/>
             </w:pPr>
             <w:r>
               <w:rPr>
@@ -3598,8 +3573,8 @@
           </w:tcPr>
           <w:p>
             <w:pPr>
-              <w:pStyle w:val="Compact"/>
               <w:spacing w:line="240" w:lineRule="auto" w:after="0"/>
+              <w:ind w:firstLine="0"/>
             </w:pPr>
             <w:r>
               <w:rPr>
@@ -3629,8 +3604,8 @@
           </w:tcPr>
           <w:p>
             <w:pPr>
-              <w:pStyle w:val="Compact"/>
               <w:spacing w:line="240" w:lineRule="auto" w:after="0"/>
+              <w:ind w:firstLine="0"/>
             </w:pPr>
             <w:r>
               <w:rPr>
@@ -3660,8 +3635,8 @@
           </w:tcPr>
           <w:p>
             <w:pPr>
-              <w:pStyle w:val="Compact"/>
               <w:spacing w:line="240" w:lineRule="auto" w:after="0"/>
+              <w:ind w:firstLine="0"/>
             </w:pPr>
             <w:r>
               <w:rPr>
@@ -3691,8 +3666,8 @@
           </w:tcPr>
           <w:p>
             <w:pPr>
-              <w:pStyle w:val="Compact"/>
               <w:spacing w:line="240" w:lineRule="auto" w:after="0"/>
+              <w:ind w:firstLine="0"/>
             </w:pPr>
             <w:r>
               <w:rPr>
@@ -3720,8 +3695,8 @@
           </w:tcPr>
           <w:p>
             <w:pPr>
-              <w:pStyle w:val="Compact"/>
               <w:spacing w:line="240" w:lineRule="auto" w:after="0"/>
+              <w:ind w:firstLine="0"/>
             </w:pPr>
             <w:r>
               <w:rPr>
@@ -3771,8 +3746,8 @@
           </w:tcPr>
           <w:p>
             <w:pPr>
-              <w:pStyle w:val="Compact"/>
               <w:spacing w:line="240" w:lineRule="auto" w:after="0"/>
+              <w:ind w:firstLine="0"/>
             </w:pPr>
             <w:r>
               <w:rPr>
@@ -3831,8 +3806,8 @@
           </w:tcPr>
           <w:p>
             <w:pPr>
-              <w:pStyle w:val="Compact"/>
               <w:spacing w:line="240" w:lineRule="auto" w:after="0"/>
+              <w:ind w:firstLine="0"/>
             </w:pPr>
             <w:r>
               <w:rPr>
@@ -3862,8 +3837,8 @@
           </w:tcPr>
           <w:p>
             <w:pPr>
-              <w:pStyle w:val="Compact"/>
               <w:spacing w:line="240" w:lineRule="auto" w:after="0"/>
+              <w:ind w:firstLine="0"/>
             </w:pPr>
             <w:r>
               <w:rPr>
@@ -3922,8 +3897,8 @@
           </w:tcPr>
           <w:p>
             <w:pPr>
-              <w:pStyle w:val="Compact"/>
               <w:spacing w:line="240" w:lineRule="auto" w:after="0"/>
+              <w:ind w:firstLine="0"/>
             </w:pPr>
             <w:r>
               <w:rPr>
@@ -3953,8 +3928,8 @@
           </w:tcPr>
           <w:p>
             <w:pPr>
-              <w:pStyle w:val="Compact"/>
               <w:spacing w:line="240" w:lineRule="auto" w:after="0"/>
+              <w:ind w:firstLine="0"/>
             </w:pPr>
             <w:r>
               <w:rPr>
@@ -3993,8 +3968,8 @@
           </w:tcPr>
           <w:p>
             <w:pPr>
-              <w:pStyle w:val="Compact"/>
               <w:spacing w:line="240" w:lineRule="auto" w:after="0"/>
+              <w:ind w:firstLine="0"/>
             </w:pPr>
             <w:r>
               <w:rPr>
@@ -4032,8 +4007,917 @@
     <w:p>
       <w:pPr>
         <w:pStyle w:val="TOC1"/>
-        <w:keepNext/>
-        <w:spacing w:before="0" w:after="160"/>
+        <w:spacing w:before="0" w:after="45"/>
+      </w:pPr>
+      <w:r>
+        <w:rPr>
+          <w:rFonts w:ascii="Times New Roman" w:hAnsi="Times New Roman" w:eastAsia="Times New Roman" w:cs="Times New Roman"/>
+          <w:b/>
+          <w:bCs/>
+          <w:sz w:val="24"/>
+        </w:rPr>
+        <w:t>Chapter 1 — Introduction</w:t>
+      </w:r>
+      <w:r>
+        <w:tab/>
+      </w:r>
+      <w:r>
+        <w:rPr>
+          <w:rFonts w:ascii="Times New Roman" w:hAnsi="Times New Roman" w:eastAsia="Times New Roman" w:cs="Times New Roman"/>
+          <w:b/>
+          <w:bCs/>
+          <w:sz w:val="24"/>
+        </w:rPr>
+        <w:t>1</w:t>
+      </w:r>
+    </w:p>
+    <w:p>
+      <w:pPr>
+        <w:pStyle w:val="TOC2"/>
+        <w:spacing w:before="0" w:after="45"/>
+      </w:pPr>
+      <w:r>
+        <w:rPr>
+          <w:rFonts w:ascii="Times New Roman" w:hAnsi="Times New Roman" w:eastAsia="Times New Roman" w:cs="Times New Roman"/>
+          <w:sz w:val="24"/>
+        </w:rPr>
+        <w:t>1.1 The career decision problem</w:t>
+      </w:r>
+      <w:r>
+        <w:tab/>
+      </w:r>
+      <w:r>
+        <w:rPr>
+          <w:rFonts w:ascii="Times New Roman" w:hAnsi="Times New Roman" w:eastAsia="Times New Roman" w:cs="Times New Roman"/>
+          <w:sz w:val="24"/>
+        </w:rPr>
+        <w:t>1</w:t>
+      </w:r>
+    </w:p>
+    <w:p>
+      <w:pPr>
+        <w:pStyle w:val="TOC2"/>
+        <w:spacing w:before="0" w:after="45"/>
+      </w:pPr>
+      <w:r>
+        <w:rPr>
+          <w:rFonts w:ascii="Times New Roman" w:hAnsi="Times New Roman" w:eastAsia="Times New Roman" w:cs="Times New Roman"/>
+          <w:sz w:val="24"/>
+        </w:rPr>
+        <w:t>1.2 AI-based recommendation systems for careers</w:t>
+      </w:r>
+      <w:r>
+        <w:tab/>
+      </w:r>
+      <w:r>
+        <w:rPr>
+          <w:rFonts w:ascii="Times New Roman" w:hAnsi="Times New Roman" w:eastAsia="Times New Roman" w:cs="Times New Roman"/>
+          <w:sz w:val="24"/>
+        </w:rPr>
+        <w:t>2</w:t>
+      </w:r>
+    </w:p>
+    <w:p>
+      <w:pPr>
+        <w:pStyle w:val="TOC2"/>
+        <w:spacing w:before="0" w:after="45"/>
+      </w:pPr>
+      <w:r>
+        <w:rPr>
+          <w:rFonts w:ascii="Times New Roman" w:hAnsi="Times New Roman" w:eastAsia="Times New Roman" w:cs="Times New Roman"/>
+          <w:sz w:val="24"/>
+        </w:rPr>
+        <w:t>1.3 Resume parsing and job-description analysis</w:t>
+      </w:r>
+      <w:r>
+        <w:tab/>
+      </w:r>
+      <w:r>
+        <w:rPr>
+          <w:rFonts w:ascii="Times New Roman" w:hAnsi="Times New Roman" w:eastAsia="Times New Roman" w:cs="Times New Roman"/>
+          <w:sz w:val="24"/>
+        </w:rPr>
+        <w:t>2</w:t>
+      </w:r>
+    </w:p>
+    <w:p>
+      <w:pPr>
+        <w:pStyle w:val="TOC2"/>
+        <w:spacing w:before="0" w:after="45"/>
+      </w:pPr>
+      <w:r>
+        <w:rPr>
+          <w:rFonts w:ascii="Times New Roman" w:hAnsi="Times New Roman" w:eastAsia="Times New Roman" w:cs="Times New Roman"/>
+          <w:sz w:val="24"/>
+        </w:rPr>
+        <w:t>1.4 Heuristic and language-model scoring approaches</w:t>
+      </w:r>
+      <w:r>
+        <w:tab/>
+      </w:r>
+      <w:r>
+        <w:rPr>
+          <w:rFonts w:ascii="Times New Roman" w:hAnsi="Times New Roman" w:eastAsia="Times New Roman" w:cs="Times New Roman"/>
+          <w:sz w:val="24"/>
+        </w:rPr>
+        <w:t>3</w:t>
+      </w:r>
+    </w:p>
+    <w:p>
+      <w:pPr>
+        <w:pStyle w:val="TOC2"/>
+        <w:spacing w:before="0" w:after="45"/>
+      </w:pPr>
+      <w:r>
+        <w:rPr>
+          <w:rFonts w:ascii="Times New Roman" w:hAnsi="Times New Roman" w:eastAsia="Times New Roman" w:cs="Times New Roman"/>
+          <w:sz w:val="24"/>
+        </w:rPr>
+        <w:t>1.5 Purpose of the thesis</w:t>
+      </w:r>
+      <w:r>
+        <w:tab/>
+      </w:r>
+      <w:r>
+        <w:rPr>
+          <w:rFonts w:ascii="Times New Roman" w:hAnsi="Times New Roman" w:eastAsia="Times New Roman" w:cs="Times New Roman"/>
+          <w:sz w:val="24"/>
+        </w:rPr>
+        <w:t>4</w:t>
+      </w:r>
+    </w:p>
+    <w:p>
+      <w:pPr>
+        <w:pStyle w:val="TOC2"/>
+        <w:spacing w:before="0" w:after="45"/>
+      </w:pPr>
+      <w:r>
+        <w:rPr>
+          <w:rFonts w:ascii="Times New Roman" w:hAnsi="Times New Roman" w:eastAsia="Times New Roman" w:cs="Times New Roman"/>
+          <w:sz w:val="24"/>
+        </w:rPr>
+        <w:t>1.6 Structure of the thesis</w:t>
+      </w:r>
+      <w:r>
+        <w:tab/>
+      </w:r>
+      <w:r>
+        <w:rPr>
+          <w:rFonts w:ascii="Times New Roman" w:hAnsi="Times New Roman" w:eastAsia="Times New Roman" w:cs="Times New Roman"/>
+          <w:sz w:val="24"/>
+        </w:rPr>
+        <w:t>5</w:t>
+      </w:r>
+    </w:p>
+    <w:p>
+      <w:pPr>
+        <w:pStyle w:val="TOC1"/>
+        <w:spacing w:before="0" w:after="45"/>
+      </w:pPr>
+      <w:r>
+        <w:rPr>
+          <w:rFonts w:ascii="Times New Roman" w:hAnsi="Times New Roman" w:eastAsia="Times New Roman" w:cs="Times New Roman"/>
+          <w:b/>
+          <w:bCs/>
+          <w:sz w:val="24"/>
+        </w:rPr>
+        <w:t>Chapter 2 — System architecture</w:t>
+      </w:r>
+      <w:r>
+        <w:tab/>
+      </w:r>
+      <w:r>
+        <w:rPr>
+          <w:rFonts w:ascii="Times New Roman" w:hAnsi="Times New Roman" w:eastAsia="Times New Roman" w:cs="Times New Roman"/>
+          <w:b/>
+          <w:bCs/>
+          <w:sz w:val="24"/>
+        </w:rPr>
+        <w:t>6</w:t>
+      </w:r>
+    </w:p>
+    <w:p>
+      <w:pPr>
+        <w:pStyle w:val="TOC2"/>
+        <w:spacing w:before="0" w:after="45"/>
+      </w:pPr>
+      <w:r>
+        <w:rPr>
+          <w:rFonts w:ascii="Times New Roman" w:hAnsi="Times New Roman" w:eastAsia="Times New Roman" w:cs="Times New Roman"/>
+          <w:sz w:val="24"/>
+        </w:rPr>
+        <w:t>2.1 Functional and non-functional requirements</w:t>
+      </w:r>
+      <w:r>
+        <w:tab/>
+      </w:r>
+      <w:r>
+        <w:rPr>
+          <w:rFonts w:ascii="Times New Roman" w:hAnsi="Times New Roman" w:eastAsia="Times New Roman" w:cs="Times New Roman"/>
+          <w:sz w:val="24"/>
+        </w:rPr>
+        <w:t>6</w:t>
+      </w:r>
+    </w:p>
+    <w:p>
+      <w:pPr>
+        <w:pStyle w:val="TOC2"/>
+        <w:spacing w:before="0" w:after="45"/>
+      </w:pPr>
+      <w:r>
+        <w:rPr>
+          <w:rFonts w:ascii="Times New Roman" w:hAnsi="Times New Roman" w:eastAsia="Times New Roman" w:cs="Times New Roman"/>
+          <w:sz w:val="24"/>
+        </w:rPr>
+        <w:t>2.2 Technology stack and rationale</w:t>
+      </w:r>
+      <w:r>
+        <w:tab/>
+      </w:r>
+      <w:r>
+        <w:rPr>
+          <w:rFonts w:ascii="Times New Roman" w:hAnsi="Times New Roman" w:eastAsia="Times New Roman" w:cs="Times New Roman"/>
+          <w:sz w:val="24"/>
+        </w:rPr>
+        <w:t>8</w:t>
+      </w:r>
+    </w:p>
+    <w:p>
+      <w:pPr>
+        <w:pStyle w:val="TOC2"/>
+        <w:spacing w:before="0" w:after="45"/>
+      </w:pPr>
+      <w:r>
+        <w:rPr>
+          <w:rFonts w:ascii="Times New Roman" w:hAnsi="Times New Roman" w:eastAsia="Times New Roman" w:cs="Times New Roman"/>
+          <w:sz w:val="24"/>
+        </w:rPr>
+        <w:t>2.3 Backend architecture</w:t>
+      </w:r>
+      <w:r>
+        <w:tab/>
+      </w:r>
+      <w:r>
+        <w:rPr>
+          <w:rFonts w:ascii="Times New Roman" w:hAnsi="Times New Roman" w:eastAsia="Times New Roman" w:cs="Times New Roman"/>
+          <w:sz w:val="24"/>
+        </w:rPr>
+        <w:t>9</w:t>
+      </w:r>
+    </w:p>
+    <w:p>
+      <w:pPr>
+        <w:pStyle w:val="TOC2"/>
+        <w:spacing w:before="0" w:after="45"/>
+      </w:pPr>
+      <w:r>
+        <w:rPr>
+          <w:rFonts w:ascii="Times New Roman" w:hAnsi="Times New Roman" w:eastAsia="Times New Roman" w:cs="Times New Roman"/>
+          <w:sz w:val="24"/>
+        </w:rPr>
+        <w:t>2.4 Frontend architecture</w:t>
+      </w:r>
+      <w:r>
+        <w:tab/>
+      </w:r>
+      <w:r>
+        <w:rPr>
+          <w:rFonts w:ascii="Times New Roman" w:hAnsi="Times New Roman" w:eastAsia="Times New Roman" w:cs="Times New Roman"/>
+          <w:sz w:val="24"/>
+        </w:rPr>
+        <w:t>12</w:t>
+      </w:r>
+    </w:p>
+    <w:p>
+      <w:pPr>
+        <w:pStyle w:val="TOC2"/>
+        <w:spacing w:before="0" w:after="45"/>
+      </w:pPr>
+      <w:r>
+        <w:rPr>
+          <w:rFonts w:ascii="Times New Roman" w:hAnsi="Times New Roman" w:eastAsia="Times New Roman" w:cs="Times New Roman"/>
+          <w:sz w:val="24"/>
+        </w:rPr>
+        <w:t>2.5 Data model and persistence</w:t>
+      </w:r>
+      <w:r>
+        <w:tab/>
+      </w:r>
+      <w:r>
+        <w:rPr>
+          <w:rFonts w:ascii="Times New Roman" w:hAnsi="Times New Roman" w:eastAsia="Times New Roman" w:cs="Times New Roman"/>
+          <w:sz w:val="24"/>
+        </w:rPr>
+        <w:t>13</w:t>
+      </w:r>
+    </w:p>
+    <w:p>
+      <w:pPr>
+        <w:pStyle w:val="TOC2"/>
+        <w:spacing w:before="0" w:after="45"/>
+      </w:pPr>
+      <w:r>
+        <w:rPr>
+          <w:rFonts w:ascii="Times New Roman" w:hAnsi="Times New Roman" w:eastAsia="Times New Roman" w:cs="Times New Roman"/>
+          <w:sz w:val="24"/>
+        </w:rPr>
+        <w:t>2.6 Authentication and security</w:t>
+      </w:r>
+      <w:r>
+        <w:tab/>
+      </w:r>
+      <w:r>
+        <w:rPr>
+          <w:rFonts w:ascii="Times New Roman" w:hAnsi="Times New Roman" w:eastAsia="Times New Roman" w:cs="Times New Roman"/>
+          <w:sz w:val="24"/>
+        </w:rPr>
+        <w:t>14</w:t>
+      </w:r>
+    </w:p>
+    <w:p>
+      <w:pPr>
+        <w:pStyle w:val="TOC2"/>
+        <w:spacing w:before="0" w:after="45"/>
+      </w:pPr>
+      <w:r>
+        <w:rPr>
+          <w:rFonts w:ascii="Times New Roman" w:hAnsi="Times New Roman" w:eastAsia="Times New Roman" w:cs="Times New Roman"/>
+          <w:sz w:val="24"/>
+        </w:rPr>
+        <w:t>2.7 Deployment topology</w:t>
+      </w:r>
+      <w:r>
+        <w:tab/>
+      </w:r>
+      <w:r>
+        <w:rPr>
+          <w:rFonts w:ascii="Times New Roman" w:hAnsi="Times New Roman" w:eastAsia="Times New Roman" w:cs="Times New Roman"/>
+          <w:sz w:val="24"/>
+        </w:rPr>
+        <w:t>14</w:t>
+      </w:r>
+    </w:p>
+    <w:p>
+      <w:pPr>
+        <w:pStyle w:val="TOC1"/>
+        <w:spacing w:before="0" w:after="45"/>
+      </w:pPr>
+      <w:r>
+        <w:rPr>
+          <w:rFonts w:ascii="Times New Roman" w:hAnsi="Times New Roman" w:eastAsia="Times New Roman" w:cs="Times New Roman"/>
+          <w:b/>
+          <w:bCs/>
+          <w:sz w:val="24"/>
+        </w:rPr>
+        <w:t>Chapter 3 — Tool implementations</w:t>
+      </w:r>
+      <w:r>
+        <w:tab/>
+      </w:r>
+      <w:r>
+        <w:rPr>
+          <w:rFonts w:ascii="Times New Roman" w:hAnsi="Times New Roman" w:eastAsia="Times New Roman" w:cs="Times New Roman"/>
+          <w:b/>
+          <w:bCs/>
+          <w:sz w:val="24"/>
+        </w:rPr>
+        <w:t>16</w:t>
+      </w:r>
+    </w:p>
+    <w:p>
+      <w:pPr>
+        <w:pStyle w:val="TOC2"/>
+        <w:spacing w:before="0" w:after="45"/>
+      </w:pPr>
+      <w:r>
+        <w:rPr>
+          <w:rFonts w:ascii="Times New Roman" w:hAnsi="Times New Roman" w:eastAsia="Times New Roman" w:cs="Times New Roman"/>
+          <w:sz w:val="24"/>
+        </w:rPr>
+        <w:t>3.1 Cross-cutting design</w:t>
+      </w:r>
+      <w:r>
+        <w:tab/>
+      </w:r>
+      <w:r>
+        <w:rPr>
+          <w:rFonts w:ascii="Times New Roman" w:hAnsi="Times New Roman" w:eastAsia="Times New Roman" w:cs="Times New Roman"/>
+          <w:sz w:val="24"/>
+        </w:rPr>
+        <w:t>16</w:t>
+      </w:r>
+    </w:p>
+    <w:p>
+      <w:pPr>
+        <w:pStyle w:val="TOC2"/>
+        <w:spacing w:before="0" w:after="45"/>
+      </w:pPr>
+      <w:r>
+        <w:rPr>
+          <w:rFonts w:ascii="Times New Roman" w:hAnsi="Times New Roman" w:eastAsia="Times New Roman" w:cs="Times New Roman"/>
+          <w:sz w:val="24"/>
+        </w:rPr>
+        <w:t>3.2 Resume Analyzer</w:t>
+      </w:r>
+      <w:r>
+        <w:tab/>
+      </w:r>
+      <w:r>
+        <w:rPr>
+          <w:rFonts w:ascii="Times New Roman" w:hAnsi="Times New Roman" w:eastAsia="Times New Roman" w:cs="Times New Roman"/>
+          <w:sz w:val="24"/>
+        </w:rPr>
+        <w:t>18</w:t>
+      </w:r>
+    </w:p>
+    <w:p>
+      <w:pPr>
+        <w:pStyle w:val="TOC2"/>
+        <w:spacing w:before="0" w:after="45"/>
+      </w:pPr>
+      <w:r>
+        <w:rPr>
+          <w:rFonts w:ascii="Times New Roman" w:hAnsi="Times New Roman" w:eastAsia="Times New Roman" w:cs="Times New Roman"/>
+          <w:sz w:val="24"/>
+        </w:rPr>
+        <w:t>3.3 Job Match</w:t>
+      </w:r>
+      <w:r>
+        <w:tab/>
+      </w:r>
+      <w:r>
+        <w:rPr>
+          <w:rFonts w:ascii="Times New Roman" w:hAnsi="Times New Roman" w:eastAsia="Times New Roman" w:cs="Times New Roman"/>
+          <w:sz w:val="24"/>
+        </w:rPr>
+        <w:t>19</w:t>
+      </w:r>
+    </w:p>
+    <w:p>
+      <w:pPr>
+        <w:pStyle w:val="TOC2"/>
+        <w:spacing w:before="0" w:after="45"/>
+      </w:pPr>
+      <w:r>
+        <w:rPr>
+          <w:rFonts w:ascii="Times New Roman" w:hAnsi="Times New Roman" w:eastAsia="Times New Roman" w:cs="Times New Roman"/>
+          <w:sz w:val="24"/>
+        </w:rPr>
+        <w:t>3.4 Career Path</w:t>
+      </w:r>
+      <w:r>
+        <w:tab/>
+      </w:r>
+      <w:r>
+        <w:rPr>
+          <w:rFonts w:ascii="Times New Roman" w:hAnsi="Times New Roman" w:eastAsia="Times New Roman" w:cs="Times New Roman"/>
+          <w:sz w:val="24"/>
+        </w:rPr>
+        <w:t>20</w:t>
+      </w:r>
+    </w:p>
+    <w:p>
+      <w:pPr>
+        <w:pStyle w:val="TOC2"/>
+        <w:spacing w:before="0" w:after="45"/>
+      </w:pPr>
+      <w:r>
+        <w:rPr>
+          <w:rFonts w:ascii="Times New Roman" w:hAnsi="Times New Roman" w:eastAsia="Times New Roman" w:cs="Times New Roman"/>
+          <w:sz w:val="24"/>
+        </w:rPr>
+        <w:t>3.5 Cover Letter</w:t>
+      </w:r>
+      <w:r>
+        <w:tab/>
+      </w:r>
+      <w:r>
+        <w:rPr>
+          <w:rFonts w:ascii="Times New Roman" w:hAnsi="Times New Roman" w:eastAsia="Times New Roman" w:cs="Times New Roman"/>
+          <w:sz w:val="24"/>
+        </w:rPr>
+        <w:t>21</w:t>
+      </w:r>
+    </w:p>
+    <w:p>
+      <w:pPr>
+        <w:pStyle w:val="TOC2"/>
+        <w:spacing w:before="0" w:after="45"/>
+      </w:pPr>
+      <w:r>
+        <w:rPr>
+          <w:rFonts w:ascii="Times New Roman" w:hAnsi="Times New Roman" w:eastAsia="Times New Roman" w:cs="Times New Roman"/>
+          <w:sz w:val="24"/>
+        </w:rPr>
+        <w:t>3.6 Interview Q&amp;A</w:t>
+      </w:r>
+      <w:r>
+        <w:tab/>
+      </w:r>
+      <w:r>
+        <w:rPr>
+          <w:rFonts w:ascii="Times New Roman" w:hAnsi="Times New Roman" w:eastAsia="Times New Roman" w:cs="Times New Roman"/>
+          <w:sz w:val="24"/>
+        </w:rPr>
+        <w:t>21</w:t>
+      </w:r>
+    </w:p>
+    <w:p>
+      <w:pPr>
+        <w:pStyle w:val="TOC2"/>
+        <w:spacing w:before="0" w:after="45"/>
+      </w:pPr>
+      <w:r>
+        <w:rPr>
+          <w:rFonts w:ascii="Times New Roman" w:hAnsi="Times New Roman" w:eastAsia="Times New Roman" w:cs="Times New Roman"/>
+          <w:sz w:val="24"/>
+        </w:rPr>
+        <w:t>3.7 Portfolio Planner</w:t>
+      </w:r>
+      <w:r>
+        <w:tab/>
+      </w:r>
+      <w:r>
+        <w:rPr>
+          <w:rFonts w:ascii="Times New Roman" w:hAnsi="Times New Roman" w:eastAsia="Times New Roman" w:cs="Times New Roman"/>
+          <w:sz w:val="24"/>
+        </w:rPr>
+        <w:t>21</w:t>
+      </w:r>
+    </w:p>
+    <w:p>
+      <w:pPr>
+        <w:pStyle w:val="TOC2"/>
+        <w:spacing w:before="0" w:after="45"/>
+      </w:pPr>
+      <w:r>
+        <w:rPr>
+          <w:rFonts w:ascii="Times New Roman" w:hAnsi="Times New Roman" w:eastAsia="Times New Roman" w:cs="Times New Roman"/>
+          <w:sz w:val="24"/>
+        </w:rPr>
+        <w:t>3.8 Persistence, regeneration, and result history</w:t>
+      </w:r>
+      <w:r>
+        <w:tab/>
+      </w:r>
+      <w:r>
+        <w:rPr>
+          <w:rFonts w:ascii="Times New Roman" w:hAnsi="Times New Roman" w:eastAsia="Times New Roman" w:cs="Times New Roman"/>
+          <w:sz w:val="24"/>
+        </w:rPr>
+        <w:t>22</w:t>
+      </w:r>
+    </w:p>
+    <w:p>
+      <w:pPr>
+        <w:pStyle w:val="TOC2"/>
+        <w:spacing w:before="0" w:after="45"/>
+      </w:pPr>
+      <w:r>
+        <w:rPr>
+          <w:rFonts w:ascii="Times New Roman" w:hAnsi="Times New Roman" w:eastAsia="Times New Roman" w:cs="Times New Roman"/>
+          <w:sz w:val="24"/>
+        </w:rPr>
+        <w:t>3.9 Reliability behaviour observed in production</w:t>
+      </w:r>
+      <w:r>
+        <w:tab/>
+      </w:r>
+      <w:r>
+        <w:rPr>
+          <w:rFonts w:ascii="Times New Roman" w:hAnsi="Times New Roman" w:eastAsia="Times New Roman" w:cs="Times New Roman"/>
+          <w:sz w:val="24"/>
+        </w:rPr>
+        <w:t>22</w:t>
+      </w:r>
+    </w:p>
+    <w:p>
+      <w:pPr>
+        <w:pStyle w:val="TOC1"/>
+        <w:spacing w:before="0" w:after="45"/>
+      </w:pPr>
+      <w:r>
+        <w:rPr>
+          <w:rFonts w:ascii="Times New Roman" w:hAnsi="Times New Roman" w:eastAsia="Times New Roman" w:cs="Times New Roman"/>
+          <w:b/>
+          <w:bCs/>
+          <w:sz w:val="24"/>
+        </w:rPr>
+        <w:t>Chapter 4 — Conducted studies and results</w:t>
+      </w:r>
+      <w:r>
+        <w:tab/>
+      </w:r>
+      <w:r>
+        <w:rPr>
+          <w:rFonts w:ascii="Times New Roman" w:hAnsi="Times New Roman" w:eastAsia="Times New Roman" w:cs="Times New Roman"/>
+          <w:b/>
+          <w:bCs/>
+          <w:sz w:val="24"/>
+        </w:rPr>
+        <w:t>23</w:t>
+      </w:r>
+    </w:p>
+    <w:p>
+      <w:pPr>
+        <w:pStyle w:val="TOC2"/>
+        <w:spacing w:before="0" w:after="45"/>
+      </w:pPr>
+      <w:r>
+        <w:rPr>
+          <w:rFonts w:ascii="Times New Roman" w:hAnsi="Times New Roman" w:eastAsia="Times New Roman" w:cs="Times New Roman"/>
+          <w:sz w:val="24"/>
+        </w:rPr>
+        <w:t>4.1 Methodology</w:t>
+      </w:r>
+      <w:r>
+        <w:tab/>
+      </w:r>
+      <w:r>
+        <w:rPr>
+          <w:rFonts w:ascii="Times New Roman" w:hAnsi="Times New Roman" w:eastAsia="Times New Roman" w:cs="Times New Roman"/>
+          <w:sz w:val="24"/>
+        </w:rPr>
+        <w:t>23</w:t>
+      </w:r>
+    </w:p>
+    <w:p>
+      <w:pPr>
+        <w:pStyle w:val="TOC2"/>
+        <w:spacing w:before="0" w:after="45"/>
+      </w:pPr>
+      <w:r>
+        <w:rPr>
+          <w:rFonts w:ascii="Times New Roman" w:hAnsi="Times New Roman" w:eastAsia="Times New Roman" w:cs="Times New Roman"/>
+          <w:sz w:val="24"/>
+        </w:rPr>
+        <w:t>4.2 The strong heuristic (v2)</w:t>
+      </w:r>
+      <w:r>
+        <w:tab/>
+      </w:r>
+      <w:r>
+        <w:rPr>
+          <w:rFonts w:ascii="Times New Roman" w:hAnsi="Times New Roman" w:eastAsia="Times New Roman" w:cs="Times New Roman"/>
+          <w:sz w:val="24"/>
+        </w:rPr>
+        <w:t>25</w:t>
+      </w:r>
+    </w:p>
+    <w:p>
+      <w:pPr>
+        <w:pStyle w:val="TOC2"/>
+        <w:spacing w:before="0" w:after="45"/>
+      </w:pPr>
+      <w:r>
+        <w:rPr>
+          <w:rFonts w:ascii="Times New Roman" w:hAnsi="Times New Roman" w:eastAsia="Times New Roman" w:cs="Times New Roman"/>
+          <w:sz w:val="24"/>
+        </w:rPr>
+        <w:t>4.3 Results</w:t>
+      </w:r>
+      <w:r>
+        <w:tab/>
+      </w:r>
+      <w:r>
+        <w:rPr>
+          <w:rFonts w:ascii="Times New Roman" w:hAnsi="Times New Roman" w:eastAsia="Times New Roman" w:cs="Times New Roman"/>
+          <w:sz w:val="24"/>
+        </w:rPr>
+        <w:t>27</w:t>
+      </w:r>
+    </w:p>
+    <w:p>
+      <w:pPr>
+        <w:pStyle w:val="TOC2"/>
+        <w:spacing w:before="0" w:after="45"/>
+      </w:pPr>
+      <w:r>
+        <w:rPr>
+          <w:rFonts w:ascii="Times New Roman" w:hAnsi="Times New Roman" w:eastAsia="Times New Roman" w:cs="Times New Roman"/>
+          <w:sz w:val="24"/>
+        </w:rPr>
+        <w:t>4.4 Discussion and limitations</w:t>
+      </w:r>
+      <w:r>
+        <w:tab/>
+      </w:r>
+      <w:r>
+        <w:rPr>
+          <w:rFonts w:ascii="Times New Roman" w:hAnsi="Times New Roman" w:eastAsia="Times New Roman" w:cs="Times New Roman"/>
+          <w:sz w:val="24"/>
+        </w:rPr>
+        <w:t>33</w:t>
+      </w:r>
+    </w:p>
+    <w:p>
+      <w:pPr>
+        <w:pStyle w:val="TOC1"/>
+        <w:spacing w:before="0" w:after="45"/>
+      </w:pPr>
+      <w:r>
+        <w:rPr>
+          <w:rFonts w:ascii="Times New Roman" w:hAnsi="Times New Roman" w:eastAsia="Times New Roman" w:cs="Times New Roman"/>
+          <w:b/>
+          <w:bCs/>
+          <w:sz w:val="24"/>
+        </w:rPr>
+        <w:t>Chapter 5 — Conclusions</w:t>
+      </w:r>
+      <w:r>
+        <w:tab/>
+      </w:r>
+      <w:r>
+        <w:rPr>
+          <w:rFonts w:ascii="Times New Roman" w:hAnsi="Times New Roman" w:eastAsia="Times New Roman" w:cs="Times New Roman"/>
+          <w:b/>
+          <w:bCs/>
+          <w:sz w:val="24"/>
+        </w:rPr>
+        <w:t>34</w:t>
+      </w:r>
+    </w:p>
+    <w:p>
+      <w:pPr>
+        <w:pStyle w:val="TOC2"/>
+        <w:spacing w:before="0" w:after="45"/>
+      </w:pPr>
+      <w:r>
+        <w:rPr>
+          <w:rFonts w:ascii="Times New Roman" w:hAnsi="Times New Roman" w:eastAsia="Times New Roman" w:cs="Times New Roman"/>
+          <w:sz w:val="24"/>
+        </w:rPr>
+        <w:t>5.1 Results</w:t>
+      </w:r>
+      <w:r>
+        <w:tab/>
+      </w:r>
+      <w:r>
+        <w:rPr>
+          <w:rFonts w:ascii="Times New Roman" w:hAnsi="Times New Roman" w:eastAsia="Times New Roman" w:cs="Times New Roman"/>
+          <w:sz w:val="24"/>
+        </w:rPr>
+        <w:t>34</w:t>
+      </w:r>
+    </w:p>
+    <w:p>
+      <w:pPr>
+        <w:pStyle w:val="TOC2"/>
+        <w:spacing w:before="0" w:after="45"/>
+      </w:pPr>
+      <w:r>
+        <w:rPr>
+          <w:rFonts w:ascii="Times New Roman" w:hAnsi="Times New Roman" w:eastAsia="Times New Roman" w:cs="Times New Roman"/>
+          <w:sz w:val="24"/>
+        </w:rPr>
+        <w:t>5.2 Limitations</w:t>
+      </w:r>
+      <w:r>
+        <w:tab/>
+      </w:r>
+      <w:r>
+        <w:rPr>
+          <w:rFonts w:ascii="Times New Roman" w:hAnsi="Times New Roman" w:eastAsia="Times New Roman" w:cs="Times New Roman"/>
+          <w:sz w:val="24"/>
+        </w:rPr>
+        <w:t>35</w:t>
+      </w:r>
+    </w:p>
+    <w:p>
+      <w:pPr>
+        <w:pStyle w:val="TOC2"/>
+        <w:spacing w:before="0" w:after="45"/>
+      </w:pPr>
+      <w:r>
+        <w:rPr>
+          <w:rFonts w:ascii="Times New Roman" w:hAnsi="Times New Roman" w:eastAsia="Times New Roman" w:cs="Times New Roman"/>
+          <w:sz w:val="24"/>
+        </w:rPr>
+        <w:t>5.3 Future development</w:t>
+      </w:r>
+      <w:r>
+        <w:tab/>
+      </w:r>
+      <w:r>
+        <w:rPr>
+          <w:rFonts w:ascii="Times New Roman" w:hAnsi="Times New Roman" w:eastAsia="Times New Roman" w:cs="Times New Roman"/>
+          <w:sz w:val="24"/>
+        </w:rPr>
+        <w:t>36</w:t>
+      </w:r>
+    </w:p>
+    <w:p>
+      <w:pPr>
+        <w:pStyle w:val="TOC1"/>
+        <w:spacing w:before="0" w:after="45"/>
+      </w:pPr>
+      <w:r>
+        <w:rPr>
+          <w:rFonts w:ascii="Times New Roman" w:hAnsi="Times New Roman" w:eastAsia="Times New Roman" w:cs="Times New Roman"/>
+          <w:b/>
+          <w:bCs/>
+          <w:sz w:val="24"/>
+        </w:rPr>
+        <w:t>Bibliography</w:t>
+      </w:r>
+      <w:r>
+        <w:tab/>
+      </w:r>
+      <w:r>
+        <w:rPr>
+          <w:rFonts w:ascii="Times New Roman" w:hAnsi="Times New Roman" w:eastAsia="Times New Roman" w:cs="Times New Roman"/>
+          <w:b/>
+          <w:bCs/>
+          <w:sz w:val="24"/>
+        </w:rPr>
+        <w:t>38</w:t>
+      </w:r>
+    </w:p>
+    <w:p>
+      <w:pPr>
+        <w:pStyle w:val="TOC1"/>
+        <w:spacing w:before="0" w:after="45"/>
+      </w:pPr>
+      <w:r>
+        <w:rPr>
+          <w:rFonts w:ascii="Times New Roman" w:hAnsi="Times New Roman" w:eastAsia="Times New Roman" w:cs="Times New Roman"/>
+          <w:b/>
+          <w:bCs/>
+          <w:sz w:val="24"/>
+        </w:rPr>
+        <w:t>Appendix A — Source listings</w:t>
+      </w:r>
+      <w:r>
+        <w:tab/>
+      </w:r>
+      <w:r>
+        <w:rPr>
+          <w:rFonts w:ascii="Times New Roman" w:hAnsi="Times New Roman" w:eastAsia="Times New Roman" w:cs="Times New Roman"/>
+          <w:b/>
+          <w:bCs/>
+          <w:sz w:val="24"/>
+        </w:rPr>
+        <w:t>41</w:t>
+      </w:r>
+    </w:p>
+    <w:p>
+      <w:pPr>
+        <w:pStyle w:val="TOC1"/>
+        <w:spacing w:before="0" w:after="45"/>
+      </w:pPr>
+      <w:r>
+        <w:rPr>
+          <w:rFonts w:ascii="Times New Roman" w:hAnsi="Times New Roman" w:eastAsia="Times New Roman" w:cs="Times New Roman"/>
+          <w:b/>
+          <w:bCs/>
+          <w:sz w:val="24"/>
+        </w:rPr>
+        <w:t>Appendix B — Evaluation dataset description</w:t>
+      </w:r>
+      <w:r>
+        <w:tab/>
+      </w:r>
+      <w:r>
+        <w:rPr>
+          <w:rFonts w:ascii="Times New Roman" w:hAnsi="Times New Roman" w:eastAsia="Times New Roman" w:cs="Times New Roman"/>
+          <w:b/>
+          <w:bCs/>
+          <w:sz w:val="24"/>
+        </w:rPr>
+        <w:t>43</w:t>
+      </w:r>
+    </w:p>
+    <w:p>
+      <w:pPr>
+        <w:pStyle w:val="TOC1"/>
+        <w:spacing w:before="0" w:after="45"/>
+      </w:pPr>
+      <w:r>
+        <w:rPr>
+          <w:rFonts w:ascii="Times New Roman" w:hAnsi="Times New Roman" w:eastAsia="Times New Roman" w:cs="Times New Roman"/>
+          <w:b/>
+          <w:bCs/>
+          <w:sz w:val="24"/>
+        </w:rPr>
+        <w:t>Appendix C — Screenshots of the running system</w:t>
+      </w:r>
+      <w:r>
+        <w:tab/>
+      </w:r>
+      <w:r>
+        <w:rPr>
+          <w:rFonts w:ascii="Times New Roman" w:hAnsi="Times New Roman" w:eastAsia="Times New Roman" w:cs="Times New Roman"/>
+          <w:b/>
+          <w:bCs/>
+          <w:sz w:val="24"/>
+        </w:rPr>
+        <w:t>44</w:t>
+      </w:r>
+    </w:p>
+    <w:p>
+      <w:pPr>
+        <w:pStyle w:val="TOC1"/>
+        <w:spacing w:before="0" w:after="45"/>
         <w:sectPr>
           <w:type w:val="nextPage"/>
           <w:footerReference w:type="default" r:id="rId154"/>
@@ -4045,16 +4929,25 @@
         </w:sectPr>
       </w:pPr>
       <w:r>
-        <w:fldChar w:fldCharType="begin" w:dirty="true"/>
-      </w:r>
-      <w:r>
-        <w:instrText xml:space="preserve">TOC \o "1-2" \h \z \u</w:instrText>
-      </w:r>
-      <w:r>
-        <w:fldChar w:fldCharType="separate"/>
-      </w:r>
-      <w:r>
-        <w:fldChar w:fldCharType="end"/>
+        <w:rPr>
+          <w:rFonts w:ascii="Times New Roman" w:hAnsi="Times New Roman" w:eastAsia="Times New Roman" w:cs="Times New Roman"/>
+          <w:b/>
+          <w:bCs/>
+          <w:sz w:val="24"/>
+        </w:rPr>
+        <w:t>Appendix D — Configuration reference</w:t>
+      </w:r>
+      <w:r>
+        <w:tab/>
+      </w:r>
+      <w:r>
+        <w:rPr>
+          <w:rFonts w:ascii="Times New Roman" w:hAnsi="Times New Roman" w:eastAsia="Times New Roman" w:cs="Times New Roman"/>
+          <w:b/>
+          <w:bCs/>
+          <w:sz w:val="24"/>
+        </w:rPr>
+        <w:t>47</w:t>
       </w:r>
     </w:p>
     <w:p>
@@ -4791,7 +5684,7 @@
           <w:color w:val="000000"/>
           <w:sz w:val="24"/>
         </w:rPr>
-        <w:t xml:space="preserve">Skills* section carries different meaning from the same skill mentioned in passing within a project description [18]. Together, these techniques form a scoring pipeline whose every step is inspectable, deterministic, and free of any external service dependency. The cost per analysis is dominated by string operations that take milliseconds on commodity hardware. The defendable claim, supported by decades of information-retrieval research, is that these techniques</w:t>
+        <w:t xml:space="preserve">Skills* section carries different meaning from the same skill mentioned in passing within a project description [18]. Together, these techniques form a scoring pipeline whose every step is inspectable, deterministic, and free of any external service dependency. The cost per analysis is dominated by string operations that take tens of milliseconds on commodity hardware. The defendable claim, supported by decades of information-retrieval research, is that these techniques</w:t>
       </w:r>
       <w:r>
         <w:rPr>
@@ -4825,7 +5718,7 @@
           <w:color w:val="000000"/>
           <w:sz w:val="24"/>
         </w:rPr>
-        <w:t xml:space="preserve">capture most of what a recruiter scans for during the first pass over a resume.</w:t>
+        <w:t xml:space="preserve">capture much of the lexical and structural evidence that automated screening systems extract during the first pass over a resume.</w:t>
       </w:r>
     </w:p>
     <w:p>
@@ -4867,7 +5760,7 @@
           <w:color w:val="000000"/>
           <w:sz w:val="24"/>
         </w:rPr>
-        <w:t xml:space="preserve">: large-language-model (LLM) services that read the resume and the job description as natural language, reason over them, and emit structured output describing the alignment. Recent research [16, 17] demonstrates that LLM-based agents reduce the time-to-decision in resume screening relative to manual review and produce qualitatively richer feedback than keyword-overlap baselines; a complementary semantic-modeling and feedback-loop architecture for resume enhancement is reported in [19]. Resume2Vec [18] documents the same effect on a ranking task. The cost of these methods is a per-call charge to a third-party API, latency on the order of one to several seconds per analysis, and an opaque reasoning process that is difficult to audit.</w:t>
+        <w:t xml:space="preserve">: large-language-model (LLM) services that read the resume and the job description as natural language, reason over them, and emit structured output describing the alignment. Recent research shows that LLM-based agents can accelerate resume-screening workflows relative to manual review [16], while context-aware multi-agent systems produce explainable candidate assessments aligned against HR ratings [17]. A complementary semantic-modelling and feedback-loop architecture for resume enhancement is reported in [19]. Resume2Vec [18] documents improved resume/job-description ranking over conventional ATS baselines. The cost of these methods is a per-call charge to a third-party API, latency on the order of one to several seconds per analysis, and an opaque reasoning process that is difficult to audit.</w:t>
       </w:r>
     </w:p>
     <w:p>
@@ -5324,7 +6217,7 @@
           <w:color w:val="000000"/>
           <w:sz w:val="24"/>
         </w:rPr>
-        <w:t xml:space="preserve">is a controlled comparison of two scoring modes. The blended mode combines heuristic and LLM outputs with 40% / 60% weighting. The fully heuristic mode uses TF–IDF/BM25 keyword evidence, ESCO-aligned normalisation, fuzzy matching, section-weighted features, quantification detection, and action-verb scoring. Both modes are evaluated on a synthetic single-author benchmark of 100 resume/job-description pairs using score agreement, distribution shape, latency, and per-call cost.</w:t>
+        <w:t xml:space="preserve">is a controlled comparison of two scoring modes. The blended mode combines heuristic and LLM outputs with 40% / 60% weighting. The fully heuristic mode uses TF–IDF/BM25 keyword evidence, ESCO-aligned normalisation, fuzzy matching, section-weighted features, quantification detection, and action-verb scoring. Both modes are evaluated on a synthetic single-author benchmark of 100 resume/job-description pairs spanning six role tracks using score agreement, distribution shape, latency, and per-call cost.</w:t>
       </w:r>
     </w:p>
     <w:p>
@@ -5479,7 +6372,7 @@
           <w:color w:val="000000"/>
           <w:sz w:val="24"/>
         </w:rPr>
-        <w:t xml:space="preserve">Chapter 5 concludes the thesis by summarising the engineering and empirical contributions, restating the limitations, and identifying future work: Polish-language ESCO support, a sentence-transformer intermediate tier [20, 21], and retrieval-augmented grounding for LLM outputs [25].</w:t>
+        <w:t xml:space="preserve">Chapter 5 concludes the thesis by summarising the engineering and empirical contributions, restating the limitations, and identifying four future-work directions: Polish-language coverage, a sentence-transformer intermediate tier [20, 21], retrieval-augmented grounding for LLM outputs [25], and a Redis-backed shared cache.</w:t>
       </w:r>
     </w:p>
     <w:p>
@@ -5656,8 +6549,8 @@
           </w:tcPr>
           <w:p>
             <w:pPr>
-              <w:pStyle w:val="Compact"/>
               <w:spacing w:line="240" w:lineRule="auto" w:after="0"/>
+              <w:ind w:firstLine="0"/>
             </w:pPr>
             <w:r>
               <w:rPr>
@@ -5686,8 +6579,8 @@
           </w:tcPr>
           <w:p>
             <w:pPr>
-              <w:pStyle w:val="Compact"/>
               <w:spacing w:line="240" w:lineRule="auto" w:after="0"/>
+              <w:ind w:firstLine="0"/>
             </w:pPr>
             <w:r>
               <w:rPr>
@@ -5716,8 +6609,8 @@
           </w:tcPr>
           <w:p>
             <w:pPr>
-              <w:pStyle w:val="Compact"/>
               <w:spacing w:line="240" w:lineRule="auto" w:after="0"/>
+              <w:ind w:firstLine="0"/>
             </w:pPr>
             <w:r>
               <w:rPr>
@@ -5747,8 +6640,8 @@
           </w:tcPr>
           <w:p>
             <w:pPr>
-              <w:pStyle w:val="Compact"/>
               <w:spacing w:line="240" w:lineRule="auto" w:after="0"/>
+              <w:ind w:firstLine="0"/>
             </w:pPr>
             <w:r>
               <w:rPr>
@@ -5776,8 +6669,8 @@
           </w:tcPr>
           <w:p>
             <w:pPr>
-              <w:pStyle w:val="Compact"/>
               <w:spacing w:line="240" w:lineRule="auto" w:after="0"/>
+              <w:ind w:firstLine="0"/>
             </w:pPr>
             <w:r>
               <w:rPr>
@@ -5805,8 +6698,8 @@
           </w:tcPr>
           <w:p>
             <w:pPr>
-              <w:pStyle w:val="Compact"/>
               <w:spacing w:line="240" w:lineRule="auto" w:after="0"/>
+              <w:ind w:firstLine="0"/>
             </w:pPr>
             <w:r>
               <w:rPr>
@@ -5836,8 +6729,8 @@
           </w:tcPr>
           <w:p>
             <w:pPr>
-              <w:pStyle w:val="Compact"/>
               <w:spacing w:line="240" w:lineRule="auto" w:after="0"/>
+              <w:ind w:firstLine="0"/>
             </w:pPr>
             <w:r>
               <w:rPr>
@@ -5865,8 +6758,8 @@
           </w:tcPr>
           <w:p>
             <w:pPr>
-              <w:pStyle w:val="Compact"/>
               <w:spacing w:line="240" w:lineRule="auto" w:after="0"/>
+              <w:ind w:firstLine="0"/>
             </w:pPr>
             <w:r>
               <w:rPr>
@@ -5894,8 +6787,8 @@
           </w:tcPr>
           <w:p>
             <w:pPr>
-              <w:pStyle w:val="Compact"/>
               <w:spacing w:line="240" w:lineRule="auto" w:after="0"/>
+              <w:ind w:firstLine="0"/>
             </w:pPr>
             <w:r>
               <w:rPr>
@@ -5925,8 +6818,8 @@
           </w:tcPr>
           <w:p>
             <w:pPr>
-              <w:pStyle w:val="Compact"/>
               <w:spacing w:line="240" w:lineRule="auto" w:after="0"/>
+              <w:ind w:firstLine="0"/>
             </w:pPr>
             <w:r>
               <w:rPr>
@@ -5954,8 +6847,8 @@
           </w:tcPr>
           <w:p>
             <w:pPr>
-              <w:pStyle w:val="Compact"/>
               <w:spacing w:line="240" w:lineRule="auto" w:after="0"/>
+              <w:ind w:firstLine="0"/>
             </w:pPr>
             <w:r>
               <w:rPr>
@@ -5983,8 +6876,8 @@
           </w:tcPr>
           <w:p>
             <w:pPr>
-              <w:pStyle w:val="Compact"/>
               <w:spacing w:line="240" w:lineRule="auto" w:after="0"/>
+              <w:ind w:firstLine="0"/>
             </w:pPr>
             <w:r>
               <w:rPr>
@@ -6014,8 +6907,8 @@
           </w:tcPr>
           <w:p>
             <w:pPr>
-              <w:pStyle w:val="Compact"/>
               <w:spacing w:line="240" w:lineRule="auto" w:after="0"/>
+              <w:ind w:firstLine="0"/>
             </w:pPr>
             <w:r>
               <w:rPr>
@@ -6043,8 +6936,8 @@
           </w:tcPr>
           <w:p>
             <w:pPr>
-              <w:pStyle w:val="Compact"/>
               <w:spacing w:line="240" w:lineRule="auto" w:after="0"/>
+              <w:ind w:firstLine="0"/>
             </w:pPr>
             <w:r>
               <w:rPr>
@@ -6072,8 +6965,8 @@
           </w:tcPr>
           <w:p>
             <w:pPr>
-              <w:pStyle w:val="Compact"/>
               <w:spacing w:line="240" w:lineRule="auto" w:after="0"/>
+              <w:ind w:firstLine="0"/>
             </w:pPr>
             <w:r>
               <w:rPr>
@@ -6103,8 +6996,8 @@
           </w:tcPr>
           <w:p>
             <w:pPr>
-              <w:pStyle w:val="Compact"/>
               <w:spacing w:line="240" w:lineRule="auto" w:after="0"/>
+              <w:ind w:firstLine="0"/>
             </w:pPr>
             <w:r>
               <w:rPr>
@@ -6132,8 +7025,8 @@
           </w:tcPr>
           <w:p>
             <w:pPr>
-              <w:pStyle w:val="Compact"/>
               <w:spacing w:line="240" w:lineRule="auto" w:after="0"/>
+              <w:ind w:firstLine="0"/>
             </w:pPr>
             <w:r>
               <w:rPr>
@@ -6161,8 +7054,8 @@
           </w:tcPr>
           <w:p>
             <w:pPr>
-              <w:pStyle w:val="Compact"/>
               <w:spacing w:line="240" w:lineRule="auto" w:after="0"/>
+              <w:ind w:firstLine="0"/>
             </w:pPr>
             <w:r>
               <w:rPr>
@@ -6192,8 +7085,8 @@
           </w:tcPr>
           <w:p>
             <w:pPr>
-              <w:pStyle w:val="Compact"/>
               <w:spacing w:line="240" w:lineRule="auto" w:after="0"/>
+              <w:ind w:firstLine="0"/>
             </w:pPr>
             <w:r>
               <w:rPr>
@@ -6221,8 +7114,8 @@
           </w:tcPr>
           <w:p>
             <w:pPr>
-              <w:pStyle w:val="Compact"/>
               <w:spacing w:line="240" w:lineRule="auto" w:after="0"/>
+              <w:ind w:firstLine="0"/>
             </w:pPr>
             <w:r>
               <w:rPr>
@@ -6250,8 +7143,8 @@
           </w:tcPr>
           <w:p>
             <w:pPr>
-              <w:pStyle w:val="Compact"/>
               <w:spacing w:line="240" w:lineRule="auto" w:after="0"/>
+              <w:ind w:firstLine="0"/>
             </w:pPr>
             <w:r>
               <w:rPr>
@@ -6799,8 +7692,8 @@
           </w:tcPr>
           <w:p>
             <w:pPr>
-              <w:pStyle w:val="Compact"/>
               <w:spacing w:line="240" w:lineRule="auto" w:after="0"/>
+              <w:ind w:firstLine="0"/>
             </w:pPr>
             <w:r>
               <w:rPr>
@@ -6829,8 +7722,8 @@
           </w:tcPr>
           <w:p>
             <w:pPr>
-              <w:pStyle w:val="Compact"/>
               <w:spacing w:line="240" w:lineRule="auto" w:after="0"/>
+              <w:ind w:firstLine="0"/>
             </w:pPr>
             <w:r>
               <w:rPr>
@@ -6859,8 +7752,8 @@
           </w:tcPr>
           <w:p>
             <w:pPr>
-              <w:pStyle w:val="Compact"/>
               <w:spacing w:line="240" w:lineRule="auto" w:after="0"/>
+              <w:ind w:firstLine="0"/>
             </w:pPr>
             <w:r>
               <w:rPr>
@@ -6890,8 +7783,8 @@
           </w:tcPr>
           <w:p>
             <w:pPr>
-              <w:pStyle w:val="Compact"/>
               <w:spacing w:line="240" w:lineRule="auto" w:after="0"/>
+              <w:ind w:firstLine="0"/>
             </w:pPr>
             <w:r>
               <w:rPr>
@@ -6919,8 +7812,8 @@
           </w:tcPr>
           <w:p>
             <w:pPr>
-              <w:pStyle w:val="Compact"/>
               <w:spacing w:line="240" w:lineRule="auto" w:after="0"/>
+              <w:ind w:firstLine="0"/>
             </w:pPr>
             <w:r>
               <w:rPr>
@@ -6948,8 +7841,8 @@
           </w:tcPr>
           <w:p>
             <w:pPr>
-              <w:pStyle w:val="Compact"/>
               <w:spacing w:line="240" w:lineRule="auto" w:after="0"/>
+              <w:ind w:firstLine="0"/>
             </w:pPr>
             <w:r>
               <w:rPr>
@@ -6979,8 +7872,8 @@
           </w:tcPr>
           <w:p>
             <w:pPr>
-              <w:pStyle w:val="Compact"/>
               <w:spacing w:line="240" w:lineRule="auto" w:after="0"/>
+              <w:ind w:firstLine="0"/>
             </w:pPr>
             <w:r>
               <w:rPr>
@@ -7008,8 +7901,8 @@
           </w:tcPr>
           <w:p>
             <w:pPr>
-              <w:pStyle w:val="Compact"/>
               <w:spacing w:line="240" w:lineRule="auto" w:after="0"/>
+              <w:ind w:firstLine="0"/>
             </w:pPr>
             <w:r>
               <w:rPr>
@@ -7037,8 +7930,8 @@
           </w:tcPr>
           <w:p>
             <w:pPr>
-              <w:pStyle w:val="Compact"/>
               <w:spacing w:line="240" w:lineRule="auto" w:after="0"/>
+              <w:ind w:firstLine="0"/>
             </w:pPr>
             <w:r>
               <w:rPr>
@@ -7068,8 +7961,8 @@
           </w:tcPr>
           <w:p>
             <w:pPr>
-              <w:pStyle w:val="Compact"/>
               <w:spacing w:line="240" w:lineRule="auto" w:after="0"/>
+              <w:ind w:firstLine="0"/>
             </w:pPr>
             <w:r>
               <w:rPr>
@@ -7097,8 +7990,8 @@
           </w:tcPr>
           <w:p>
             <w:pPr>
-              <w:pStyle w:val="Compact"/>
               <w:spacing w:line="240" w:lineRule="auto" w:after="0"/>
+              <w:ind w:firstLine="0"/>
             </w:pPr>
             <w:r>
               <w:rPr>
@@ -7126,8 +8019,8 @@
           </w:tcPr>
           <w:p>
             <w:pPr>
-              <w:pStyle w:val="Compact"/>
               <w:spacing w:line="240" w:lineRule="auto" w:after="0"/>
+              <w:ind w:firstLine="0"/>
             </w:pPr>
             <w:r>
               <w:rPr>
@@ -7157,8 +8050,8 @@
           </w:tcPr>
           <w:p>
             <w:pPr>
-              <w:pStyle w:val="Compact"/>
               <w:spacing w:line="240" w:lineRule="auto" w:after="0"/>
+              <w:ind w:firstLine="0"/>
             </w:pPr>
             <w:r>
               <w:rPr>
@@ -7186,8 +8079,8 @@
           </w:tcPr>
           <w:p>
             <w:pPr>
-              <w:pStyle w:val="Compact"/>
               <w:spacing w:line="240" w:lineRule="auto" w:after="0"/>
+              <w:ind w:firstLine="0"/>
             </w:pPr>
             <w:r>
               <w:rPr>
@@ -7215,8 +8108,8 @@
           </w:tcPr>
           <w:p>
             <w:pPr>
-              <w:pStyle w:val="Compact"/>
               <w:spacing w:line="240" w:lineRule="auto" w:after="0"/>
+              <w:ind w:firstLine="0"/>
             </w:pPr>
             <w:r>
               <w:rPr>
@@ -7246,8 +8139,8 @@
           </w:tcPr>
           <w:p>
             <w:pPr>
-              <w:pStyle w:val="Compact"/>
               <w:spacing w:line="240" w:lineRule="auto" w:after="0"/>
+              <w:ind w:firstLine="0"/>
             </w:pPr>
             <w:r>
               <w:rPr>
@@ -7275,8 +8168,8 @@
           </w:tcPr>
           <w:p>
             <w:pPr>
-              <w:pStyle w:val="Compact"/>
               <w:spacing w:line="240" w:lineRule="auto" w:after="0"/>
+              <w:ind w:firstLine="0"/>
             </w:pPr>
             <w:r>
               <w:rPr>
@@ -7304,8 +8197,8 @@
           </w:tcPr>
           <w:p>
             <w:pPr>
-              <w:pStyle w:val="Compact"/>
               <w:spacing w:line="240" w:lineRule="auto" w:after="0"/>
+              <w:ind w:firstLine="0"/>
             </w:pPr>
             <w:r>
               <w:rPr>
@@ -7335,8 +8228,8 @@
           </w:tcPr>
           <w:p>
             <w:pPr>
-              <w:pStyle w:val="Compact"/>
               <w:spacing w:line="240" w:lineRule="auto" w:after="0"/>
+              <w:ind w:firstLine="0"/>
             </w:pPr>
             <w:r>
               <w:rPr>
@@ -7364,8 +8257,8 @@
           </w:tcPr>
           <w:p>
             <w:pPr>
-              <w:pStyle w:val="Compact"/>
               <w:spacing w:line="240" w:lineRule="auto" w:after="0"/>
+              <w:ind w:firstLine="0"/>
             </w:pPr>
             <w:r>
               <w:rPr>
@@ -7393,8 +8286,8 @@
           </w:tcPr>
           <w:p>
             <w:pPr>
-              <w:pStyle w:val="Compact"/>
               <w:spacing w:line="240" w:lineRule="auto" w:after="0"/>
+              <w:ind w:firstLine="0"/>
             </w:pPr>
             <w:r>
               <w:rPr>
@@ -7424,8 +8317,8 @@
           </w:tcPr>
           <w:p>
             <w:pPr>
-              <w:pStyle w:val="Compact"/>
               <w:spacing w:line="240" w:lineRule="auto" w:after="0"/>
+              <w:ind w:firstLine="0"/>
             </w:pPr>
             <w:r>
               <w:rPr>
@@ -7453,8 +8346,8 @@
           </w:tcPr>
           <w:p>
             <w:pPr>
-              <w:pStyle w:val="Compact"/>
               <w:spacing w:line="240" w:lineRule="auto" w:after="0"/>
+              <w:ind w:firstLine="0"/>
             </w:pPr>
             <w:r>
               <w:rPr>
@@ -7482,8 +8375,8 @@
           </w:tcPr>
           <w:p>
             <w:pPr>
-              <w:pStyle w:val="Compact"/>
               <w:spacing w:line="240" w:lineRule="auto" w:after="0"/>
+              <w:ind w:firstLine="0"/>
             </w:pPr>
             <w:r>
               <w:rPr>
@@ -7513,8 +8406,8 @@
           </w:tcPr>
           <w:p>
             <w:pPr>
-              <w:pStyle w:val="Compact"/>
               <w:spacing w:line="240" w:lineRule="auto" w:after="0"/>
+              <w:ind w:firstLine="0"/>
             </w:pPr>
             <w:r>
               <w:rPr>
@@ -7542,8 +8435,8 @@
           </w:tcPr>
           <w:p>
             <w:pPr>
-              <w:pStyle w:val="Compact"/>
               <w:spacing w:line="240" w:lineRule="auto" w:after="0"/>
+              <w:ind w:firstLine="0"/>
             </w:pPr>
             <w:r>
               <w:rPr>
@@ -7571,8 +8464,8 @@
           </w:tcPr>
           <w:p>
             <w:pPr>
-              <w:pStyle w:val="Compact"/>
               <w:spacing w:line="240" w:lineRule="auto" w:after="0"/>
+              <w:ind w:firstLine="0"/>
             </w:pPr>
             <w:r>
               <w:rPr>
@@ -7602,8 +8495,8 @@
           </w:tcPr>
           <w:p>
             <w:pPr>
-              <w:pStyle w:val="Compact"/>
               <w:spacing w:line="240" w:lineRule="auto" w:after="0"/>
+              <w:ind w:firstLine="0"/>
             </w:pPr>
             <w:r>
               <w:rPr>
@@ -7631,8 +8524,8 @@
           </w:tcPr>
           <w:p>
             <w:pPr>
-              <w:pStyle w:val="Compact"/>
               <w:spacing w:line="240" w:lineRule="auto" w:after="0"/>
+              <w:ind w:firstLine="0"/>
             </w:pPr>
             <w:r>
               <w:rPr>
@@ -7660,8 +8553,8 @@
           </w:tcPr>
           <w:p>
             <w:pPr>
-              <w:pStyle w:val="Compact"/>
               <w:spacing w:line="240" w:lineRule="auto" w:after="0"/>
+              <w:ind w:firstLine="0"/>
             </w:pPr>
             <w:r>
               <w:rPr>
@@ -7691,8 +8584,8 @@
           </w:tcPr>
           <w:p>
             <w:pPr>
-              <w:pStyle w:val="Compact"/>
               <w:spacing w:line="240" w:lineRule="auto" w:after="0"/>
+              <w:ind w:firstLine="0"/>
             </w:pPr>
             <w:r>
               <w:rPr>
@@ -7720,8 +8613,8 @@
           </w:tcPr>
           <w:p>
             <w:pPr>
-              <w:pStyle w:val="Compact"/>
               <w:spacing w:line="240" w:lineRule="auto" w:after="0"/>
+              <w:ind w:firstLine="0"/>
             </w:pPr>
             <w:r>
               <w:rPr>
@@ -7749,8 +8642,8 @@
           </w:tcPr>
           <w:p>
             <w:pPr>
-              <w:pStyle w:val="Compact"/>
               <w:spacing w:line="240" w:lineRule="auto" w:after="0"/>
+              <w:ind w:firstLine="0"/>
             </w:pPr>
             <w:r>
               <w:rPr>
@@ -7780,8 +8673,8 @@
           </w:tcPr>
           <w:p>
             <w:pPr>
-              <w:pStyle w:val="Compact"/>
               <w:spacing w:line="240" w:lineRule="auto" w:after="0"/>
+              <w:ind w:firstLine="0"/>
             </w:pPr>
             <w:r>
               <w:rPr>
@@ -7809,8 +8702,8 @@
           </w:tcPr>
           <w:p>
             <w:pPr>
-              <w:pStyle w:val="Compact"/>
               <w:spacing w:line="240" w:lineRule="auto" w:after="0"/>
+              <w:ind w:firstLine="0"/>
             </w:pPr>
             <w:r>
               <w:rPr>
@@ -7838,8 +8731,8 @@
           </w:tcPr>
           <w:p>
             <w:pPr>
-              <w:pStyle w:val="Compact"/>
               <w:spacing w:line="240" w:lineRule="auto" w:after="0"/>
+              <w:ind w:firstLine="0"/>
             </w:pPr>
             <w:r>
               <w:rPr>
@@ -7869,8 +8762,8 @@
           </w:tcPr>
           <w:p>
             <w:pPr>
-              <w:pStyle w:val="Compact"/>
               <w:spacing w:line="240" w:lineRule="auto" w:after="0"/>
+              <w:ind w:firstLine="0"/>
             </w:pPr>
             <w:r>
               <w:rPr>
@@ -7898,8 +8791,8 @@
           </w:tcPr>
           <w:p>
             <w:pPr>
-              <w:pStyle w:val="Compact"/>
               <w:spacing w:line="240" w:lineRule="auto" w:after="0"/>
+              <w:ind w:firstLine="0"/>
             </w:pPr>
             <w:r>
               <w:rPr>
@@ -7927,8 +8820,8 @@
           </w:tcPr>
           <w:p>
             <w:pPr>
-              <w:pStyle w:val="Compact"/>
               <w:spacing w:line="240" w:lineRule="auto" w:after="0"/>
+              <w:ind w:firstLine="0"/>
             </w:pPr>
             <w:r>
               <w:rPr>
@@ -7958,8 +8851,8 @@
           </w:tcPr>
           <w:p>
             <w:pPr>
-              <w:pStyle w:val="Compact"/>
               <w:spacing w:line="240" w:lineRule="auto" w:after="0"/>
+              <w:ind w:firstLine="0"/>
             </w:pPr>
             <w:r>
               <w:rPr>
@@ -7987,8 +8880,8 @@
           </w:tcPr>
           <w:p>
             <w:pPr>
-              <w:pStyle w:val="Compact"/>
               <w:spacing w:line="240" w:lineRule="auto" w:after="0"/>
+              <w:ind w:firstLine="0"/>
             </w:pPr>
             <w:r>
               <w:rPr>
@@ -8016,8 +8909,8 @@
           </w:tcPr>
           <w:p>
             <w:pPr>
-              <w:pStyle w:val="Compact"/>
               <w:spacing w:line="240" w:lineRule="auto" w:after="0"/>
+              <w:ind w:firstLine="0"/>
             </w:pPr>
             <w:r>
               <w:rPr>
@@ -8652,6 +9545,31 @@
           <w:color w:val="000000"/>
           <w:sz w:val="24"/>
         </w:rPr>
+        <w:t xml:space="preserve">job_posts</w:t>
+      </w:r>
+      <w:r>
+        <w:rPr>
+          <w:rFonts w:ascii="Times New Roman" w:hAnsi="Times New Roman" w:eastAsia="Times New Roman" w:cs="Times New Roman"/>
+          <w:color w:val="000000"/>
+          <w:sz w:val="24"/>
+        </w:rPr>
+        <w:t xml:space="preserve">,</w:t>
+      </w:r>
+      <w:r>
+        <w:rPr>
+          <w:rFonts w:ascii="Times New Roman" w:hAnsi="Times New Roman" w:eastAsia="Times New Roman" w:cs="Times New Roman"/>
+          <w:color w:val="000000"/>
+          <w:sz w:val="24"/>
+        </w:rPr>
+        <w:t xml:space="preserve"> </w:t>
+      </w:r>
+      <w:r>
+        <w:rPr>
+          <w:rStyle w:val="VerbatimChar"/>
+          <w:rFonts w:ascii="Times New Roman" w:hAnsi="Times New Roman" w:eastAsia="Times New Roman" w:cs="Times New Roman"/>
+          <w:color w:val="000000"/>
+          <w:sz w:val="24"/>
+        </w:rPr>
         <w:t xml:space="preserve">career</w:t>
       </w:r>
       <w:r>
@@ -10815,8 +11733,8 @@
           </w:tcPr>
           <w:p>
             <w:pPr>
-              <w:pStyle w:val="Compact"/>
               <w:spacing w:line="240" w:lineRule="auto" w:after="0"/>
+              <w:ind w:firstLine="0"/>
             </w:pPr>
             <w:r>
               <w:rPr>
@@ -10845,8 +11763,8 @@
           </w:tcPr>
           <w:p>
             <w:pPr>
-              <w:pStyle w:val="Compact"/>
               <w:spacing w:line="240" w:lineRule="auto" w:after="0"/>
+              <w:ind w:firstLine="0"/>
             </w:pPr>
             <w:r>
               <w:rPr>
@@ -10875,8 +11793,8 @@
           </w:tcPr>
           <w:p>
             <w:pPr>
-              <w:pStyle w:val="Compact"/>
               <w:spacing w:line="240" w:lineRule="auto" w:after="0"/>
+              <w:ind w:firstLine="0"/>
             </w:pPr>
             <w:r>
               <w:rPr>
@@ -10906,8 +11824,8 @@
           </w:tcPr>
           <w:p>
             <w:pPr>
-              <w:pStyle w:val="Compact"/>
               <w:spacing w:line="240" w:lineRule="auto" w:after="0"/>
+              <w:ind w:firstLine="0"/>
             </w:pPr>
             <w:r>
               <w:rPr>
@@ -10936,8 +11854,8 @@
           </w:tcPr>
           <w:p>
             <w:pPr>
-              <w:pStyle w:val="Compact"/>
               <w:spacing w:line="240" w:lineRule="auto" w:after="0"/>
+              <w:ind w:firstLine="0"/>
             </w:pPr>
             <w:r>
               <w:rPr>
@@ -10965,8 +11883,8 @@
           </w:tcPr>
           <w:p>
             <w:pPr>
-              <w:pStyle w:val="Compact"/>
               <w:spacing w:line="240" w:lineRule="auto" w:after="0"/>
+              <w:ind w:firstLine="0"/>
             </w:pPr>
             <w:r>
               <w:rPr>
@@ -11117,8 +12035,8 @@
           </w:tcPr>
           <w:p>
             <w:pPr>
-              <w:pStyle w:val="Compact"/>
               <w:spacing w:line="240" w:lineRule="auto" w:after="0"/>
+              <w:ind w:firstLine="0"/>
             </w:pPr>
             <w:r>
               <w:rPr>
@@ -11147,8 +12065,8 @@
           </w:tcPr>
           <w:p>
             <w:pPr>
-              <w:pStyle w:val="Compact"/>
               <w:spacing w:line="240" w:lineRule="auto" w:after="0"/>
+              <w:ind w:firstLine="0"/>
             </w:pPr>
             <w:r>
               <w:rPr>
@@ -11176,8 +12094,8 @@
           </w:tcPr>
           <w:p>
             <w:pPr>
-              <w:pStyle w:val="Compact"/>
               <w:spacing w:line="240" w:lineRule="auto" w:after="0"/>
+              <w:ind w:firstLine="0"/>
             </w:pPr>
             <w:r>
               <w:rPr>
@@ -11478,8 +12396,8 @@
           </w:tcPr>
           <w:p>
             <w:pPr>
-              <w:pStyle w:val="Compact"/>
               <w:spacing w:line="240" w:lineRule="auto" w:after="0"/>
+              <w:ind w:firstLine="0"/>
             </w:pPr>
             <w:r>
               <w:rPr>
@@ -11508,8 +12426,8 @@
           </w:tcPr>
           <w:p>
             <w:pPr>
-              <w:pStyle w:val="Compact"/>
               <w:spacing w:line="240" w:lineRule="auto" w:after="0"/>
+              <w:ind w:firstLine="0"/>
             </w:pPr>
             <w:r>
               <w:rPr>
@@ -11537,8 +12455,8 @@
           </w:tcPr>
           <w:p>
             <w:pPr>
-              <w:pStyle w:val="Compact"/>
               <w:spacing w:line="240" w:lineRule="auto" w:after="0"/>
+              <w:ind w:firstLine="0"/>
             </w:pPr>
             <w:r>
               <w:rPr>
@@ -13526,7 +14444,7 @@
           <w:color w:val="000000"/>
           <w:sz w:val="24"/>
         </w:rPr>
-        <w:t xml:space="preserve">The shared pipeline (Chapter 2.3.2) computes a content hash from the tool name, the sanitised inputs, the user identifier, and any tool-specific cache keys. The result of a cache hit is returned without invoking the service function, bypassing the LLM call entirely. The cache is in-memory with a one-hour TTL and is intentionally not shared between processes; this is acceptable for thesis-scoped traffic, and Redis is documented in Chapter 5 as the planned upgrade for V1.1.</w:t>
+        <w:t xml:space="preserve">The shared pipeline (Chapter 2.3.2) computes a content hash from the tool name, the sanitised inputs, the user identifier, and any tool-specific cache keys. The result of a cache hit is returned without invoking the service function, bypassing the LLM call entirely. The cache is in-memory with a one-hour TTL and is intentionally not shared between processes; this is acceptable for thesis-scoped traffic, and Section 5.3 documents the Redis-backed shared cache as the planned operational upgrade.</w:t>
       </w:r>
     </w:p>
     <w:bookmarkEnd w:id="64"/>
@@ -16430,7 +17348,7 @@
           <w:color w:val="000000"/>
           <w:sz w:val="24"/>
         </w:rPr>
-        <w:t xml:space="preserve">; after stop-words and role-domain skill terms are removed, the two pools are lexically disjoint. This Stage G construction mitigates shared-vocabulary leakage (T1) while preserving legitimate skill overlap through canonical labels. Synthetic generation avoids privacy and licensing issues but limits external validity, as discussed in Section 4.4.</w:t>
+        <w:t xml:space="preserve">; after stop-words and role-domain skill terms are removed, the two pools share negligible content vocabulary (per-track residual overlap of 0–6 tokens), with per-pair overlap bounded as reported in Section 4.1.4. This Stage G construction mitigates shared-vocabulary leakage (T1) while preserving legitimate skill overlap through canonical labels. Synthetic generation avoids privacy and licensing issues but limits external validity, as discussed in Section 4.4.</w:t>
       </w:r>
     </w:p>
     <w:p>
@@ -17376,7 +18294,7 @@
           <w:color w:val="000000"/>
           <w:sz w:val="24"/>
         </w:rPr>
-        <w:t xml:space="preserve">In Cook–Campbell terms [27] T1 and T2 cluster under construct validity (the operationalisation of agreement between the two scoring modes), T3 falls under statistical-conclusion validity (the inferential machinery accommodating dependent paired observations), and T4 falls under internal validity (researcher degrees of freedom in the post-hoc heuristic design). External validity, the fourth canonical category, is not addressed within the experiment because the dataset is single-language (English), single-author (one synthesiser produced all 30 resumes), and single-evaluator (one Gemini family); Section 4.4 enumerates these as deployment caveats, foregrounded as the most consequential next step before any generalisation beyond the synthetic benchmark.</w:t>
+        <w:t xml:space="preserve">In Cook–Campbell terms [27] T1 and T2 cluster under construct validity (the operationalisation of agreement between the two scoring modes), T3 falls under statistical-conclusion validity (the inferential machinery accommodating dependent paired observations), and T4 falls under internal validity (researcher degrees of freedom in the post-hoc heuristic design). External validity, the fourth canonical category, is not addressed within the experiment because the dataset is single-language (English), single-author (one synthesiser produced all 30 resumes), and single-evaluator (one Gemini family); Section 4.4 enumerates these as deployment caveats, the most consequential next step before any generalisation beyond the synthetic benchmark.</w:t>
       </w:r>
     </w:p>
     <w:p>
@@ -19057,7 +19975,7 @@
           <w:color w:val="000000"/>
           <w:sz w:val="24"/>
         </w:rPr>
-        <w:t xml:space="preserve">, Spearman ρ, and Kendall τ. Table 4.1 reports the post-mitigation values computed on the disjoint-vocabulary dataset described in Section 4.1.1 alongside the pre-mitigation values from the archived leakage-version run, for an explicit before/after comparison.</w:t>
+        <w:t xml:space="preserve">, Spearman ρ, and Kendall τ-b. Table 4.1 reports the post-mitigation values computed on the disjoint-vocabulary dataset described in Section 4.1.1 alongside the pre-mitigation values from the archived leakage-version run, for an explicit before/after comparison.</w:t>
       </w:r>
     </w:p>
     <w:p>
@@ -19159,8 +20077,8 @@
           </w:tcPr>
           <w:p>
             <w:pPr>
-              <w:pStyle w:val="Compact"/>
               <w:spacing w:line="240" w:lineRule="auto" w:after="0"/>
+              <w:ind w:firstLine="0"/>
             </w:pPr>
             <w:r>
               <w:rPr>
@@ -19189,8 +20107,8 @@
           </w:tcPr>
           <w:p>
             <w:pPr>
-              <w:pStyle w:val="Compact"/>
               <w:spacing w:line="240" w:lineRule="auto" w:after="0"/>
+              <w:ind w:firstLine="0"/>
             </w:pPr>
             <w:r>
               <w:rPr>
@@ -19219,8 +20137,8 @@
           </w:tcPr>
           <w:p>
             <w:pPr>
-              <w:pStyle w:val="Compact"/>
               <w:spacing w:line="240" w:lineRule="auto" w:after="0"/>
+              <w:ind w:firstLine="0"/>
             </w:pPr>
             <w:r>
               <w:rPr>
@@ -19249,8 +20167,8 @@
           </w:tcPr>
           <w:p>
             <w:pPr>
-              <w:pStyle w:val="Compact"/>
               <w:spacing w:line="240" w:lineRule="auto" w:after="0"/>
+              <w:ind w:firstLine="0"/>
             </w:pPr>
             <w:r>
               <w:rPr>
@@ -19280,8 +20198,8 @@
           </w:tcPr>
           <w:p>
             <w:pPr>
-              <w:pStyle w:val="Compact"/>
               <w:spacing w:line="240" w:lineRule="auto" w:after="0"/>
+              <w:ind w:firstLine="0"/>
             </w:pPr>
             <w:r>
               <w:rPr>
@@ -19329,8 +20247,8 @@
           </w:tcPr>
           <w:p>
             <w:pPr>
-              <w:pStyle w:val="Compact"/>
               <w:spacing w:line="240" w:lineRule="auto" w:after="0"/>
+              <w:ind w:firstLine="0"/>
             </w:pPr>
             <w:r>
               <w:rPr>
@@ -19377,8 +20295,8 @@
           </w:tcPr>
           <w:p>
             <w:pPr>
-              <w:pStyle w:val="Compact"/>
               <w:spacing w:line="240" w:lineRule="auto" w:after="0"/>
+              <w:ind w:firstLine="0"/>
             </w:pPr>
             <w:r>
               <w:rPr>
@@ -19406,8 +20324,8 @@
           </w:tcPr>
           <w:p>
             <w:pPr>
-              <w:pStyle w:val="Compact"/>
               <w:spacing w:line="240" w:lineRule="auto" w:after="0"/>
+              <w:ind w:firstLine="0"/>
             </w:pPr>
             <w:r>
               <w:rPr>
@@ -19437,8 +20355,8 @@
           </w:tcPr>
           <w:p>
             <w:pPr>
-              <w:pStyle w:val="Compact"/>
               <w:spacing w:line="240" w:lineRule="auto" w:after="0"/>
+              <w:ind w:firstLine="0"/>
             </w:pPr>
             <w:r>
               <w:rPr>
@@ -19466,8 +20384,8 @@
           </w:tcPr>
           <w:p>
             <w:pPr>
-              <w:pStyle w:val="Compact"/>
               <w:spacing w:line="240" w:lineRule="auto" w:after="0"/>
+              <w:ind w:firstLine="0"/>
             </w:pPr>
             <w:r>
               <w:rPr>
@@ -19496,8 +20414,8 @@
           </w:tcPr>
           <w:p>
             <w:pPr>
-              <w:pStyle w:val="Compact"/>
               <w:spacing w:line="240" w:lineRule="auto" w:after="0"/>
+              <w:ind w:firstLine="0"/>
             </w:pPr>
             <w:r>
               <w:rPr>
@@ -19525,8 +20443,8 @@
           </w:tcPr>
           <w:p>
             <w:pPr>
-              <w:pStyle w:val="Compact"/>
               <w:spacing w:line="240" w:lineRule="auto" w:after="0"/>
+              <w:ind w:firstLine="0"/>
             </w:pPr>
             <w:r>
               <w:rPr>
@@ -19556,8 +20474,8 @@
           </w:tcPr>
           <w:p>
             <w:pPr>
-              <w:pStyle w:val="Compact"/>
               <w:spacing w:line="240" w:lineRule="auto" w:after="0"/>
+              <w:ind w:firstLine="0"/>
             </w:pPr>
             <w:r>
               <w:rPr>
@@ -19566,7 +20484,7 @@
                 <w:color w:val="000000"/>
                 <w:sz w:val="18"/>
               </w:rPr>
-              <w:t xml:space="preserve">Kendall τ</w:t>
+              <w:t xml:space="preserve">Kendall τ-b</w:t>
             </w:r>
           </w:p>
         </w:tc>
@@ -19585,8 +20503,8 @@
           </w:tcPr>
           <w:p>
             <w:pPr>
-              <w:pStyle w:val="Compact"/>
               <w:spacing w:line="240" w:lineRule="auto" w:after="0"/>
+              <w:ind w:firstLine="0"/>
             </w:pPr>
             <w:r>
               <w:rPr>
@@ -19615,8 +20533,8 @@
           </w:tcPr>
           <w:p>
             <w:pPr>
-              <w:pStyle w:val="Compact"/>
               <w:spacing w:line="240" w:lineRule="auto" w:after="0"/>
+              <w:ind w:firstLine="0"/>
             </w:pPr>
             <w:r>
               <w:rPr>
@@ -19644,8 +20562,8 @@
           </w:tcPr>
           <w:p>
             <w:pPr>
-              <w:pStyle w:val="Compact"/>
               <w:spacing w:line="240" w:lineRule="auto" w:after="0"/>
+              <w:ind w:firstLine="0"/>
             </w:pPr>
             <w:r>
               <w:rPr>
@@ -19769,8 +20687,8 @@
           </w:tcPr>
           <w:p>
             <w:pPr>
-              <w:pStyle w:val="Compact"/>
               <w:spacing w:line="240" w:lineRule="auto" w:after="0"/>
+              <w:ind w:firstLine="0"/>
             </w:pPr>
             <w:r>
               <w:rPr>
@@ -19799,8 +20717,8 @@
           </w:tcPr>
           <w:p>
             <w:pPr>
-              <w:pStyle w:val="Compact"/>
               <w:spacing w:line="240" w:lineRule="auto" w:after="0"/>
+              <w:ind w:firstLine="0"/>
             </w:pPr>
             <w:r>
               <w:rPr>
@@ -19849,8 +20767,8 @@
           </w:tcPr>
           <w:p>
             <w:pPr>
-              <w:pStyle w:val="Compact"/>
               <w:spacing w:line="240" w:lineRule="auto" w:after="0"/>
+              <w:ind w:firstLine="0"/>
             </w:pPr>
             <w:r>
               <w:rPr>
@@ -19899,8 +20817,8 @@
           </w:tcPr>
           <w:p>
             <w:pPr>
-              <w:pStyle w:val="Compact"/>
               <w:spacing w:line="240" w:lineRule="auto" w:after="0"/>
+              <w:ind w:firstLine="0"/>
             </w:pPr>
             <w:r>
               <w:rPr>
@@ -19929,8 +20847,8 @@
           </w:tcPr>
           <w:p>
             <w:pPr>
-              <w:pStyle w:val="Compact"/>
               <w:spacing w:line="240" w:lineRule="auto" w:after="0"/>
+              <w:ind w:firstLine="0"/>
             </w:pPr>
             <w:r>
               <w:rPr>
@@ -19939,7 +20857,7 @@
                 <w:color w:val="000000"/>
                 <w:sz w:val="18"/>
               </w:rPr>
-              <w:t xml:space="preserve">Kendall τ</w:t>
+              <w:t xml:space="preserve">Kendall τ-b</w:t>
             </w:r>
           </w:p>
         </w:tc>
@@ -19960,8 +20878,8 @@
           </w:tcPr>
           <w:p>
             <w:pPr>
-              <w:pStyle w:val="Compact"/>
               <w:spacing w:line="240" w:lineRule="auto" w:after="0"/>
+              <w:ind w:firstLine="0"/>
             </w:pPr>
             <w:r>
               <w:rPr>
@@ -19989,8 +20907,8 @@
           </w:tcPr>
           <w:p>
             <w:pPr>
-              <w:pStyle w:val="Compact"/>
               <w:spacing w:line="240" w:lineRule="auto" w:after="0"/>
+              <w:ind w:firstLine="0"/>
             </w:pPr>
             <w:r>
               <w:rPr>
@@ -20019,8 +20937,8 @@
           </w:tcPr>
           <w:p>
             <w:pPr>
-              <w:pStyle w:val="Compact"/>
               <w:spacing w:line="240" w:lineRule="auto" w:after="0"/>
+              <w:ind w:firstLine="0"/>
             </w:pPr>
             <w:r>
               <w:rPr>
@@ -20048,8 +20966,8 @@
           </w:tcPr>
           <w:p>
             <w:pPr>
-              <w:pStyle w:val="Compact"/>
               <w:spacing w:line="240" w:lineRule="auto" w:after="0"/>
+              <w:ind w:firstLine="0"/>
             </w:pPr>
             <w:r>
               <w:rPr>
@@ -20077,8 +20995,8 @@
           </w:tcPr>
           <w:p>
             <w:pPr>
-              <w:pStyle w:val="Compact"/>
               <w:spacing w:line="240" w:lineRule="auto" w:after="0"/>
+              <w:ind w:firstLine="0"/>
             </w:pPr>
             <w:r>
               <w:rPr>
@@ -20108,8 +21026,8 @@
           </w:tcPr>
           <w:p>
             <w:pPr>
-              <w:pStyle w:val="Compact"/>
               <w:spacing w:line="240" w:lineRule="auto" w:after="0"/>
+              <w:ind w:firstLine="0"/>
             </w:pPr>
             <w:r>
               <w:rPr>
@@ -20137,8 +21055,8 @@
           </w:tcPr>
           <w:p>
             <w:pPr>
-              <w:pStyle w:val="Compact"/>
               <w:spacing w:line="240" w:lineRule="auto" w:after="0"/>
+              <w:ind w:firstLine="0"/>
             </w:pPr>
             <w:r>
               <w:rPr>
@@ -20166,8 +21084,8 @@
           </w:tcPr>
           <w:p>
             <w:pPr>
-              <w:pStyle w:val="Compact"/>
               <w:spacing w:line="240" w:lineRule="auto" w:after="0"/>
+              <w:ind w:firstLine="0"/>
             </w:pPr>
             <w:r>
               <w:rPr>
@@ -20195,8 +21113,8 @@
           </w:tcPr>
           <w:p>
             <w:pPr>
-              <w:pStyle w:val="Compact"/>
               <w:spacing w:line="240" w:lineRule="auto" w:after="0"/>
+              <w:ind w:firstLine="0"/>
             </w:pPr>
             <w:r>
               <w:rPr>
@@ -20224,8 +21142,8 @@
           </w:tcPr>
           <w:p>
             <w:pPr>
-              <w:pStyle w:val="Compact"/>
               <w:spacing w:line="240" w:lineRule="auto" w:after="0"/>
+              <w:ind w:firstLine="0"/>
             </w:pPr>
             <w:r>
               <w:rPr>
@@ -20255,8 +21173,8 @@
           </w:tcPr>
           <w:p>
             <w:pPr>
-              <w:pStyle w:val="Compact"/>
               <w:spacing w:line="240" w:lineRule="auto" w:after="0"/>
+              <w:ind w:firstLine="0"/>
             </w:pPr>
             <w:r>
               <w:rPr>
@@ -20284,8 +21202,8 @@
           </w:tcPr>
           <w:p>
             <w:pPr>
-              <w:pStyle w:val="Compact"/>
               <w:spacing w:line="240" w:lineRule="auto" w:after="0"/>
+              <w:ind w:firstLine="0"/>
             </w:pPr>
             <w:r>
               <w:rPr>
@@ -20314,8 +21232,8 @@
           </w:tcPr>
           <w:p>
             <w:pPr>
-              <w:pStyle w:val="Compact"/>
               <w:spacing w:line="240" w:lineRule="auto" w:after="0"/>
+              <w:ind w:firstLine="0"/>
             </w:pPr>
             <w:r>
               <w:rPr>
@@ -20343,8 +21261,8 @@
           </w:tcPr>
           <w:p>
             <w:pPr>
-              <w:pStyle w:val="Compact"/>
               <w:spacing w:line="240" w:lineRule="auto" w:after="0"/>
+              <w:ind w:firstLine="0"/>
             </w:pPr>
             <w:r>
               <w:rPr>
@@ -20372,8 +21290,8 @@
           </w:tcPr>
           <w:p>
             <w:pPr>
-              <w:pStyle w:val="Compact"/>
               <w:spacing w:line="240" w:lineRule="auto" w:after="0"/>
+              <w:ind w:firstLine="0"/>
             </w:pPr>
             <w:r>
               <w:rPr>
@@ -20403,8 +21321,8 @@
           </w:tcPr>
           <w:p>
             <w:pPr>
-              <w:pStyle w:val="Compact"/>
               <w:spacing w:line="240" w:lineRule="auto" w:after="0"/>
+              <w:ind w:firstLine="0"/>
             </w:pPr>
             <w:r>
               <w:rPr>
@@ -20432,8 +21350,8 @@
           </w:tcPr>
           <w:p>
             <w:pPr>
-              <w:pStyle w:val="Compact"/>
               <w:spacing w:line="240" w:lineRule="auto" w:after="0"/>
+              <w:ind w:firstLine="0"/>
             </w:pPr>
             <w:r>
               <w:rPr>
@@ -20461,8 +21379,8 @@
           </w:tcPr>
           <w:p>
             <w:pPr>
-              <w:pStyle w:val="Compact"/>
               <w:spacing w:line="240" w:lineRule="auto" w:after="0"/>
+              <w:ind w:firstLine="0"/>
             </w:pPr>
             <w:r>
               <w:rPr>
@@ -20490,8 +21408,8 @@
           </w:tcPr>
           <w:p>
             <w:pPr>
-              <w:pStyle w:val="Compact"/>
               <w:spacing w:line="240" w:lineRule="auto" w:after="0"/>
+              <w:ind w:firstLine="0"/>
             </w:pPr>
             <w:r>
               <w:rPr>
@@ -20519,8 +21437,8 @@
           </w:tcPr>
           <w:p>
             <w:pPr>
-              <w:pStyle w:val="Compact"/>
               <w:spacing w:line="240" w:lineRule="auto" w:after="0"/>
+              <w:ind w:firstLine="0"/>
             </w:pPr>
             <w:r>
               <w:rPr>
@@ -20550,8 +21468,8 @@
           </w:tcPr>
           <w:p>
             <w:pPr>
-              <w:pStyle w:val="Compact"/>
               <w:spacing w:line="240" w:lineRule="auto" w:after="0"/>
+              <w:ind w:firstLine="0"/>
             </w:pPr>
             <w:r>
               <w:rPr>
@@ -20579,8 +21497,8 @@
           </w:tcPr>
           <w:p>
             <w:pPr>
-              <w:pStyle w:val="Compact"/>
               <w:spacing w:line="240" w:lineRule="auto" w:after="0"/>
+              <w:ind w:firstLine="0"/>
             </w:pPr>
             <w:r>
               <w:rPr>
@@ -20609,8 +21527,8 @@
           </w:tcPr>
           <w:p>
             <w:pPr>
-              <w:pStyle w:val="Compact"/>
               <w:spacing w:line="240" w:lineRule="auto" w:after="0"/>
+              <w:ind w:firstLine="0"/>
             </w:pPr>
             <w:r>
               <w:rPr>
@@ -20638,8 +21556,8 @@
           </w:tcPr>
           <w:p>
             <w:pPr>
-              <w:pStyle w:val="Compact"/>
               <w:spacing w:line="240" w:lineRule="auto" w:after="0"/>
+              <w:ind w:firstLine="0"/>
             </w:pPr>
             <w:r>
               <w:rPr>
@@ -20667,8 +21585,8 @@
           </w:tcPr>
           <w:p>
             <w:pPr>
-              <w:pStyle w:val="Compact"/>
               <w:spacing w:line="240" w:lineRule="auto" w:after="0"/>
+              <w:ind w:firstLine="0"/>
             </w:pPr>
             <w:r>
               <w:rPr>
@@ -20973,8 +21891,8 @@
           </w:tcPr>
           <w:p>
             <w:pPr>
-              <w:pStyle w:val="Compact"/>
               <w:spacing w:line="240" w:lineRule="auto" w:after="0"/>
+              <w:ind w:firstLine="0"/>
             </w:pPr>
             <w:r>
               <w:rPr>
@@ -21003,8 +21921,8 @@
           </w:tcPr>
           <w:p>
             <w:pPr>
-              <w:pStyle w:val="Compact"/>
               <w:spacing w:line="240" w:lineRule="auto" w:after="0"/>
+              <w:ind w:firstLine="0"/>
             </w:pPr>
             <w:r>
               <w:rPr>
@@ -21053,8 +21971,8 @@
           </w:tcPr>
           <w:p>
             <w:pPr>
-              <w:pStyle w:val="Compact"/>
               <w:spacing w:line="240" w:lineRule="auto" w:after="0"/>
+              <w:ind w:firstLine="0"/>
             </w:pPr>
             <w:r>
               <w:rPr>
@@ -21083,8 +22001,8 @@
           </w:tcPr>
           <w:p>
             <w:pPr>
-              <w:pStyle w:val="Compact"/>
               <w:spacing w:line="240" w:lineRule="auto" w:after="0"/>
+              <w:ind w:firstLine="0"/>
             </w:pPr>
             <w:r>
               <w:rPr>
@@ -21114,8 +22032,8 @@
           </w:tcPr>
           <w:p>
             <w:pPr>
-              <w:pStyle w:val="Compact"/>
               <w:spacing w:line="240" w:lineRule="auto" w:after="0"/>
+              <w:ind w:firstLine="0"/>
             </w:pPr>
             <w:r>
               <w:rPr>
@@ -21143,8 +22061,8 @@
           </w:tcPr>
           <w:p>
             <w:pPr>
-              <w:pStyle w:val="Compact"/>
               <w:spacing w:line="240" w:lineRule="auto" w:after="0"/>
+              <w:ind w:firstLine="0"/>
             </w:pPr>
             <w:r>
               <w:rPr>
@@ -21173,8 +22091,8 @@
           </w:tcPr>
           <w:p>
             <w:pPr>
-              <w:pStyle w:val="Compact"/>
               <w:spacing w:line="240" w:lineRule="auto" w:after="0"/>
+              <w:ind w:firstLine="0"/>
             </w:pPr>
             <w:r>
               <w:rPr>
@@ -21202,8 +22120,8 @@
           </w:tcPr>
           <w:p>
             <w:pPr>
-              <w:pStyle w:val="Compact"/>
               <w:spacing w:line="240" w:lineRule="auto" w:after="0"/>
+              <w:ind w:firstLine="0"/>
             </w:pPr>
             <w:r>
               <w:rPr>
@@ -21233,8 +22151,8 @@
           </w:tcPr>
           <w:p>
             <w:pPr>
-              <w:pStyle w:val="Compact"/>
               <w:spacing w:line="240" w:lineRule="auto" w:after="0"/>
+              <w:ind w:firstLine="0"/>
             </w:pPr>
             <w:r>
               <w:rPr>
@@ -21262,8 +22180,8 @@
           </w:tcPr>
           <w:p>
             <w:pPr>
-              <w:pStyle w:val="Compact"/>
               <w:spacing w:line="240" w:lineRule="auto" w:after="0"/>
+              <w:ind w:firstLine="0"/>
             </w:pPr>
             <w:r>
               <w:rPr>
@@ -21292,8 +22210,8 @@
           </w:tcPr>
           <w:p>
             <w:pPr>
-              <w:pStyle w:val="Compact"/>
               <w:spacing w:line="240" w:lineRule="auto" w:after="0"/>
+              <w:ind w:firstLine="0"/>
             </w:pPr>
             <w:r>
               <w:rPr>
@@ -21302,7 +22220,7 @@
                 <w:color w:val="000000"/>
                 <w:sz w:val="18"/>
               </w:rPr>
-              <w:t xml:space="preserve">[0.476, 0.765]</w:t>
+              <w:t xml:space="preserve">[0.470, 0.758]</w:t>
             </w:r>
           </w:p>
         </w:tc>
@@ -21321,8 +22239,8 @@
           </w:tcPr>
           <w:p>
             <w:pPr>
-              <w:pStyle w:val="Compact"/>
               <w:spacing w:line="240" w:lineRule="auto" w:after="0"/>
+              <w:ind w:firstLine="0"/>
             </w:pPr>
             <w:r>
               <w:rPr>
@@ -21352,8 +22270,8 @@
           </w:tcPr>
           <w:p>
             <w:pPr>
-              <w:pStyle w:val="Compact"/>
               <w:spacing w:line="240" w:lineRule="auto" w:after="0"/>
+              <w:ind w:firstLine="0"/>
             </w:pPr>
             <w:r>
               <w:rPr>
@@ -21381,8 +22299,8 @@
           </w:tcPr>
           <w:p>
             <w:pPr>
-              <w:pStyle w:val="Compact"/>
               <w:spacing w:line="240" w:lineRule="auto" w:after="0"/>
+              <w:ind w:firstLine="0"/>
             </w:pPr>
             <w:r>
               <w:rPr>
@@ -21410,8 +22328,8 @@
           </w:tcPr>
           <w:p>
             <w:pPr>
-              <w:pStyle w:val="Compact"/>
               <w:spacing w:line="240" w:lineRule="auto" w:after="0"/>
+              <w:ind w:firstLine="0"/>
             </w:pPr>
             <w:r>
               <w:rPr>
@@ -21439,8 +22357,8 @@
           </w:tcPr>
           <w:p>
             <w:pPr>
-              <w:pStyle w:val="Compact"/>
               <w:spacing w:line="240" w:lineRule="auto" w:after="0"/>
+              <w:ind w:firstLine="0"/>
             </w:pPr>
             <w:r>
               <w:rPr>
@@ -21580,8 +22498,8 @@
           </w:tcPr>
           <w:p>
             <w:pPr>
-              <w:pStyle w:val="Compact"/>
               <w:spacing w:line="240" w:lineRule="auto" w:after="0"/>
+              <w:ind w:firstLine="0"/>
             </w:pPr>
             <w:r>
               <w:rPr>
@@ -21610,8 +22528,8 @@
           </w:tcPr>
           <w:p>
             <w:pPr>
-              <w:pStyle w:val="Compact"/>
               <w:spacing w:line="240" w:lineRule="auto" w:after="0"/>
+              <w:ind w:firstLine="0"/>
             </w:pPr>
             <w:r>
               <w:rPr>
@@ -21640,8 +22558,8 @@
           </w:tcPr>
           <w:p>
             <w:pPr>
-              <w:pStyle w:val="Compact"/>
               <w:spacing w:line="240" w:lineRule="auto" w:after="0"/>
+              <w:ind w:firstLine="0"/>
             </w:pPr>
             <w:r>
               <w:rPr>
@@ -21671,8 +22589,8 @@
           </w:tcPr>
           <w:p>
             <w:pPr>
-              <w:pStyle w:val="Compact"/>
               <w:spacing w:line="240" w:lineRule="auto" w:after="0"/>
+              <w:ind w:firstLine="0"/>
             </w:pPr>
             <w:r>
               <w:rPr>
@@ -21700,8 +22618,8 @@
           </w:tcPr>
           <w:p>
             <w:pPr>
-              <w:pStyle w:val="Compact"/>
               <w:spacing w:line="240" w:lineRule="auto" w:after="0"/>
+              <w:ind w:firstLine="0"/>
             </w:pPr>
             <w:r>
               <w:rPr>
@@ -21729,8 +22647,8 @@
           </w:tcPr>
           <w:p>
             <w:pPr>
-              <w:pStyle w:val="Compact"/>
               <w:spacing w:line="240" w:lineRule="auto" w:after="0"/>
+              <w:ind w:firstLine="0"/>
             </w:pPr>
             <w:r>
               <w:rPr>
@@ -21760,8 +22678,8 @@
           </w:tcPr>
           <w:p>
             <w:pPr>
-              <w:pStyle w:val="Compact"/>
               <w:spacing w:line="240" w:lineRule="auto" w:after="0"/>
+              <w:ind w:firstLine="0"/>
             </w:pPr>
             <w:r>
               <w:rPr>
@@ -21789,8 +22707,8 @@
           </w:tcPr>
           <w:p>
             <w:pPr>
-              <w:pStyle w:val="Compact"/>
               <w:spacing w:line="240" w:lineRule="auto" w:after="0"/>
+              <w:ind w:firstLine="0"/>
             </w:pPr>
             <w:r>
               <w:rPr>
@@ -21818,8 +22736,8 @@
           </w:tcPr>
           <w:p>
             <w:pPr>
-              <w:pStyle w:val="Compact"/>
               <w:spacing w:line="240" w:lineRule="auto" w:after="0"/>
+              <w:ind w:firstLine="0"/>
             </w:pPr>
             <w:r>
               <w:rPr>
@@ -21849,8 +22767,8 @@
           </w:tcPr>
           <w:p>
             <w:pPr>
-              <w:pStyle w:val="Compact"/>
               <w:spacing w:line="240" w:lineRule="auto" w:after="0"/>
+              <w:ind w:firstLine="0"/>
             </w:pPr>
             <w:r>
               <w:rPr>
@@ -21878,8 +22796,8 @@
           </w:tcPr>
           <w:p>
             <w:pPr>
-              <w:pStyle w:val="Compact"/>
               <w:spacing w:line="240" w:lineRule="auto" w:after="0"/>
+              <w:ind w:firstLine="0"/>
             </w:pPr>
             <w:r>
               <w:rPr>
@@ -21907,8 +22825,8 @@
           </w:tcPr>
           <w:p>
             <w:pPr>
-              <w:pStyle w:val="Compact"/>
               <w:spacing w:line="240" w:lineRule="auto" w:after="0"/>
+              <w:ind w:firstLine="0"/>
             </w:pPr>
             <w:r>
               <w:rPr>
@@ -21938,8 +22856,8 @@
           </w:tcPr>
           <w:p>
             <w:pPr>
-              <w:pStyle w:val="Compact"/>
               <w:spacing w:line="240" w:lineRule="auto" w:after="0"/>
+              <w:ind w:firstLine="0"/>
             </w:pPr>
             <w:r>
               <w:rPr>
@@ -21967,8 +22885,8 @@
           </w:tcPr>
           <w:p>
             <w:pPr>
-              <w:pStyle w:val="Compact"/>
               <w:spacing w:line="240" w:lineRule="auto" w:after="0"/>
+              <w:ind w:firstLine="0"/>
             </w:pPr>
             <w:r>
               <w:rPr>
@@ -21996,8 +22914,8 @@
           </w:tcPr>
           <w:p>
             <w:pPr>
-              <w:pStyle w:val="Compact"/>
               <w:spacing w:line="240" w:lineRule="auto" w:after="0"/>
+              <w:ind w:firstLine="0"/>
             </w:pPr>
             <w:r>
               <w:rPr>
@@ -22027,8 +22945,8 @@
           </w:tcPr>
           <w:p>
             <w:pPr>
-              <w:pStyle w:val="Compact"/>
               <w:spacing w:line="240" w:lineRule="auto" w:after="0"/>
+              <w:ind w:firstLine="0"/>
             </w:pPr>
             <w:r>
               <w:rPr>
@@ -22056,8 +22974,8 @@
           </w:tcPr>
           <w:p>
             <w:pPr>
-              <w:pStyle w:val="Compact"/>
               <w:spacing w:line="240" w:lineRule="auto" w:after="0"/>
+              <w:ind w:firstLine="0"/>
             </w:pPr>
             <w:r>
               <w:rPr>
@@ -22085,8 +23003,8 @@
           </w:tcPr>
           <w:p>
             <w:pPr>
-              <w:pStyle w:val="Compact"/>
               <w:spacing w:line="240" w:lineRule="auto" w:after="0"/>
+              <w:ind w:firstLine="0"/>
             </w:pPr>
             <w:r>
               <w:rPr>
@@ -22116,8 +23034,8 @@
           </w:tcPr>
           <w:p>
             <w:pPr>
-              <w:pStyle w:val="Compact"/>
               <w:spacing w:line="240" w:lineRule="auto" w:after="0"/>
+              <w:ind w:firstLine="0"/>
             </w:pPr>
             <w:r>
               <w:rPr>
@@ -22145,8 +23063,8 @@
           </w:tcPr>
           <w:p>
             <w:pPr>
-              <w:pStyle w:val="Compact"/>
               <w:spacing w:line="240" w:lineRule="auto" w:after="0"/>
+              <w:ind w:firstLine="0"/>
             </w:pPr>
             <w:r>
               <w:rPr>
@@ -22174,8 +23092,8 @@
           </w:tcPr>
           <w:p>
             <w:pPr>
-              <w:pStyle w:val="Compact"/>
               <w:spacing w:line="240" w:lineRule="auto" w:after="0"/>
+              <w:ind w:firstLine="0"/>
             </w:pPr>
             <w:r>
               <w:rPr>
@@ -22330,7 +23248,7 @@
           <w:color w:val="000000"/>
           <w:sz w:val="24"/>
         </w:rPr>
-        <w:t xml:space="preserve">Table 4.5: Service-side latency for a single tool invocation, in milliseconds, with the per-row blended-to-heuristic ratio. The maximum-observed row reflects one retry-after-timeout case absorbed by the four-retry exponential-backoff policy described in Section 3.1.1.</w:t>
+        <w:t xml:space="preserve">Table 4.5: Service-side latency for a single tool invocation, in milliseconds, with the per-row blended-to-heuristic ratio. The maximum-observed row reflects one transient LLM retry absorbed by the four-retry exponential-backoff policy described in Section 3.1.1.</w:t>
       </w:r>
     </w:p>
     <w:tbl>
@@ -22372,8 +23290,8 @@
           </w:tcPr>
           <w:p>
             <w:pPr>
-              <w:pStyle w:val="Compact"/>
               <w:spacing w:line="240" w:lineRule="auto" w:after="0"/>
+              <w:ind w:firstLine="0"/>
             </w:pPr>
             <w:r>
               <w:rPr>
@@ -22402,8 +23320,8 @@
           </w:tcPr>
           <w:p>
             <w:pPr>
-              <w:pStyle w:val="Compact"/>
               <w:spacing w:line="240" w:lineRule="auto" w:after="0"/>
+              <w:ind w:firstLine="0"/>
             </w:pPr>
             <w:r>
               <w:rPr>
@@ -22432,8 +23350,8 @@
           </w:tcPr>
           <w:p>
             <w:pPr>
-              <w:pStyle w:val="Compact"/>
               <w:spacing w:line="240" w:lineRule="auto" w:after="0"/>
+              <w:ind w:firstLine="0"/>
             </w:pPr>
             <w:r>
               <w:rPr>
@@ -22462,8 +23380,8 @@
           </w:tcPr>
           <w:p>
             <w:pPr>
-              <w:pStyle w:val="Compact"/>
               <w:spacing w:line="240" w:lineRule="auto" w:after="0"/>
+              <w:ind w:firstLine="0"/>
             </w:pPr>
             <w:r>
               <w:rPr>
@@ -22493,8 +23411,8 @@
           </w:tcPr>
           <w:p>
             <w:pPr>
-              <w:pStyle w:val="Compact"/>
               <w:spacing w:line="240" w:lineRule="auto" w:after="0"/>
+              <w:ind w:firstLine="0"/>
             </w:pPr>
             <w:r>
               <w:rPr>
@@ -22522,8 +23440,8 @@
           </w:tcPr>
           <w:p>
             <w:pPr>
-              <w:pStyle w:val="Compact"/>
               <w:spacing w:line="240" w:lineRule="auto" w:after="0"/>
+              <w:ind w:firstLine="0"/>
             </w:pPr>
             <w:r>
               <w:rPr>
@@ -22551,8 +23469,8 @@
           </w:tcPr>
           <w:p>
             <w:pPr>
-              <w:pStyle w:val="Compact"/>
               <w:spacing w:line="240" w:lineRule="auto" w:after="0"/>
+              <w:ind w:firstLine="0"/>
             </w:pPr>
             <w:r>
               <w:rPr>
@@ -22580,8 +23498,8 @@
           </w:tcPr>
           <w:p>
             <w:pPr>
-              <w:pStyle w:val="Compact"/>
               <w:spacing w:line="240" w:lineRule="auto" w:after="0"/>
+              <w:ind w:firstLine="0"/>
             </w:pPr>
             <w:r>
               <w:rPr>
@@ -22611,8 +23529,8 @@
           </w:tcPr>
           <w:p>
             <w:pPr>
-              <w:pStyle w:val="Compact"/>
               <w:spacing w:line="240" w:lineRule="auto" w:after="0"/>
+              <w:ind w:firstLine="0"/>
             </w:pPr>
             <w:r>
               <w:rPr>
@@ -22640,8 +23558,8 @@
           </w:tcPr>
           <w:p>
             <w:pPr>
-              <w:pStyle w:val="Compact"/>
               <w:spacing w:line="240" w:lineRule="auto" w:after="0"/>
+              <w:ind w:firstLine="0"/>
             </w:pPr>
             <w:r>
               <w:rPr>
@@ -22669,8 +23587,8 @@
           </w:tcPr>
           <w:p>
             <w:pPr>
-              <w:pStyle w:val="Compact"/>
               <w:spacing w:line="240" w:lineRule="auto" w:after="0"/>
+              <w:ind w:firstLine="0"/>
             </w:pPr>
             <w:r>
               <w:rPr>
@@ -22698,8 +23616,8 @@
           </w:tcPr>
           <w:p>
             <w:pPr>
-              <w:pStyle w:val="Compact"/>
               <w:spacing w:line="240" w:lineRule="auto" w:after="0"/>
+              <w:ind w:firstLine="0"/>
             </w:pPr>
             <w:r>
               <w:rPr>
@@ -22729,8 +23647,8 @@
           </w:tcPr>
           <w:p>
             <w:pPr>
-              <w:pStyle w:val="Compact"/>
               <w:spacing w:line="240" w:lineRule="auto" w:after="0"/>
+              <w:ind w:firstLine="0"/>
             </w:pPr>
             <w:r>
               <w:rPr>
@@ -22758,8 +23676,8 @@
           </w:tcPr>
           <w:p>
             <w:pPr>
-              <w:pStyle w:val="Compact"/>
               <w:spacing w:line="240" w:lineRule="auto" w:after="0"/>
+              <w:ind w:firstLine="0"/>
             </w:pPr>
             <w:r>
               <w:rPr>
@@ -22787,8 +23705,8 @@
           </w:tcPr>
           <w:p>
             <w:pPr>
-              <w:pStyle w:val="Compact"/>
               <w:spacing w:line="240" w:lineRule="auto" w:after="0"/>
+              <w:ind w:firstLine="0"/>
             </w:pPr>
             <w:r>
               <w:rPr>
@@ -22816,8 +23734,8 @@
           </w:tcPr>
           <w:p>
             <w:pPr>
-              <w:pStyle w:val="Compact"/>
               <w:spacing w:line="240" w:lineRule="auto" w:after="0"/>
+              <w:ind w:firstLine="0"/>
             </w:pPr>
             <w:r>
               <w:rPr>
@@ -22845,7 +23763,7 @@
           <w:color w:val="000000"/>
           <w:sz w:val="24"/>
         </w:rPr>
-        <w:t xml:space="preserve">Blended latency is dominated by Gemini structured-output inference over approximately 608 input tokens plus prompt overhead and 1 118 output tokens. The maximum of 65 926.6 ms reflects one retry-after-timeout case handled by the retry policy. Heuristic v2 runs in tens of milliseconds and satisfies the N1a target from Section 2.1.2. Component-level decomposition between token generation, network round-trip, and serialisation overhead was not instrumented in the prototype; future work could profile this granularity (for instance via OpenTelemetry spans on the Vertex AI client or middleware timing decorators) to localise optimisation targets. The two-to-three-orders-of-magnitude latency gap is the operational rationale for keeping both modes runtime-switchable rather than committing to one path.</w:t>
+        <w:t xml:space="preserve">Blended latency is dominated by Gemini structured-output inference over approximately 608 input tokens plus prompt overhead and 1 118 output tokens. The maximum of 65 926.6 ms reflects one transient LLM retry handled by the retry policy. Heuristic v2 runs in tens of milliseconds and satisfies the N1a target from Section 2.1.2. Component-level decomposition between token generation, network round-trip, and serialisation overhead was not instrumented in the prototype; future work could profile this granularity (for instance via OpenTelemetry spans on the Vertex AI client or middleware timing decorators) to localise optimisation targets. The two-to-three-orders-of-magnitude latency gap is the operational rationale for keeping both modes runtime-switchable rather than committing to one path.</w:t>
       </w:r>
     </w:p>
     <w:bookmarkEnd w:id="107"/>
@@ -22939,8 +23857,8 @@
           </w:tcPr>
           <w:p>
             <w:pPr>
-              <w:pStyle w:val="Compact"/>
               <w:spacing w:line="240" w:lineRule="auto" w:after="0"/>
+              <w:ind w:firstLine="0"/>
             </w:pPr>
             <w:r>
               <w:rPr>
@@ -22969,8 +23887,8 @@
           </w:tcPr>
           <w:p>
             <w:pPr>
-              <w:pStyle w:val="Compact"/>
               <w:spacing w:line="240" w:lineRule="auto" w:after="0"/>
+              <w:ind w:firstLine="0"/>
             </w:pPr>
             <w:r>
               <w:rPr>
@@ -22999,8 +23917,8 @@
           </w:tcPr>
           <w:p>
             <w:pPr>
-              <w:pStyle w:val="Compact"/>
               <w:spacing w:line="240" w:lineRule="auto" w:after="0"/>
+              <w:ind w:firstLine="0"/>
             </w:pPr>
             <w:r>
               <w:rPr>
@@ -23030,8 +23948,8 @@
           </w:tcPr>
           <w:p>
             <w:pPr>
-              <w:pStyle w:val="Compact"/>
               <w:spacing w:line="240" w:lineRule="auto" w:after="0"/>
+              <w:ind w:firstLine="0"/>
             </w:pPr>
             <w:r>
               <w:rPr>
@@ -23059,8 +23977,8 @@
           </w:tcPr>
           <w:p>
             <w:pPr>
-              <w:pStyle w:val="Compact"/>
               <w:spacing w:line="240" w:lineRule="auto" w:after="0"/>
+              <w:ind w:firstLine="0"/>
             </w:pPr>
             <w:r>
               <w:rPr>
@@ -23088,8 +24006,8 @@
           </w:tcPr>
           <w:p>
             <w:pPr>
-              <w:pStyle w:val="Compact"/>
               <w:spacing w:line="240" w:lineRule="auto" w:after="0"/>
+              <w:ind w:firstLine="0"/>
             </w:pPr>
             <w:r>
               <w:rPr>
@@ -23119,8 +24037,8 @@
           </w:tcPr>
           <w:p>
             <w:pPr>
-              <w:pStyle w:val="Compact"/>
               <w:spacing w:line="240" w:lineRule="auto" w:after="0"/>
+              <w:ind w:firstLine="0"/>
             </w:pPr>
             <w:r>
               <w:rPr>
@@ -23148,8 +24066,8 @@
           </w:tcPr>
           <w:p>
             <w:pPr>
-              <w:pStyle w:val="Compact"/>
               <w:spacing w:line="240" w:lineRule="auto" w:after="0"/>
+              <w:ind w:firstLine="0"/>
             </w:pPr>
             <w:r>
               <w:rPr>
@@ -23177,8 +24095,8 @@
           </w:tcPr>
           <w:p>
             <w:pPr>
-              <w:pStyle w:val="Compact"/>
               <w:spacing w:line="240" w:lineRule="auto" w:after="0"/>
+              <w:ind w:firstLine="0"/>
             </w:pPr>
             <w:r>
               <w:rPr>
@@ -23208,8 +24126,8 @@
           </w:tcPr>
           <w:p>
             <w:pPr>
-              <w:pStyle w:val="Compact"/>
               <w:spacing w:line="240" w:lineRule="auto" w:after="0"/>
+              <w:ind w:firstLine="0"/>
             </w:pPr>
             <w:r>
               <w:rPr>
@@ -23237,8 +24155,8 @@
           </w:tcPr>
           <w:p>
             <w:pPr>
-              <w:pStyle w:val="Compact"/>
               <w:spacing w:line="240" w:lineRule="auto" w:after="0"/>
+              <w:ind w:firstLine="0"/>
             </w:pPr>
             <w:r>
               <w:rPr>
@@ -23266,8 +24184,8 @@
           </w:tcPr>
           <w:p>
             <w:pPr>
-              <w:pStyle w:val="Compact"/>
               <w:spacing w:line="240" w:lineRule="auto" w:after="0"/>
+              <w:ind w:firstLine="0"/>
             </w:pPr>
             <w:r>
               <w:rPr>
@@ -23463,8 +24381,8 @@
           </w:tcPr>
           <w:p>
             <w:pPr>
-              <w:pStyle w:val="Compact"/>
               <w:spacing w:line="240" w:lineRule="auto" w:after="0"/>
+              <w:ind w:firstLine="0"/>
             </w:pPr>
             <w:r>
               <w:rPr>
@@ -23493,8 +24411,8 @@
           </w:tcPr>
           <w:p>
             <w:pPr>
-              <w:pStyle w:val="Compact"/>
               <w:spacing w:line="240" w:lineRule="auto" w:after="0"/>
+              <w:ind w:firstLine="0"/>
             </w:pPr>
             <w:r>
               <w:rPr>
@@ -23543,8 +24461,8 @@
           </w:tcPr>
           <w:p>
             <w:pPr>
-              <w:pStyle w:val="Compact"/>
               <w:spacing w:line="240" w:lineRule="auto" w:after="0"/>
+              <w:ind w:firstLine="0"/>
             </w:pPr>
             <w:r>
               <w:rPr>
@@ -23574,8 +24492,8 @@
           </w:tcPr>
           <w:p>
             <w:pPr>
-              <w:pStyle w:val="Compact"/>
               <w:spacing w:line="240" w:lineRule="auto" w:after="0"/>
+              <w:ind w:firstLine="0"/>
             </w:pPr>
             <w:r>
               <w:rPr>
@@ -23603,8 +24521,8 @@
           </w:tcPr>
           <w:p>
             <w:pPr>
-              <w:pStyle w:val="Compact"/>
               <w:spacing w:line="240" w:lineRule="auto" w:after="0"/>
+              <w:ind w:firstLine="0"/>
             </w:pPr>
             <w:r>
               <w:rPr>
@@ -23632,8 +24550,8 @@
           </w:tcPr>
           <w:p>
             <w:pPr>
-              <w:pStyle w:val="Compact"/>
               <w:spacing w:line="240" w:lineRule="auto" w:after="0"/>
+              <w:ind w:firstLine="0"/>
             </w:pPr>
             <w:r>
               <w:rPr>
@@ -23663,8 +24581,8 @@
           </w:tcPr>
           <w:p>
             <w:pPr>
-              <w:pStyle w:val="Compact"/>
               <w:spacing w:line="240" w:lineRule="auto" w:after="0"/>
+              <w:ind w:firstLine="0"/>
             </w:pPr>
             <w:r>
               <w:rPr>
@@ -23692,8 +24610,8 @@
           </w:tcPr>
           <w:p>
             <w:pPr>
-              <w:pStyle w:val="Compact"/>
               <w:spacing w:line="240" w:lineRule="auto" w:after="0"/>
+              <w:ind w:firstLine="0"/>
             </w:pPr>
             <w:r>
               <w:rPr>
@@ -23721,8 +24639,8 @@
           </w:tcPr>
           <w:p>
             <w:pPr>
-              <w:pStyle w:val="Compact"/>
               <w:spacing w:line="240" w:lineRule="auto" w:after="0"/>
+              <w:ind w:firstLine="0"/>
             </w:pPr>
             <w:r>
               <w:rPr>
@@ -23752,8 +24670,8 @@
           </w:tcPr>
           <w:p>
             <w:pPr>
-              <w:pStyle w:val="Compact"/>
               <w:spacing w:line="240" w:lineRule="auto" w:after="0"/>
+              <w:ind w:firstLine="0"/>
             </w:pPr>
             <w:r>
               <w:rPr>
@@ -23781,8 +24699,8 @@
           </w:tcPr>
           <w:p>
             <w:pPr>
-              <w:pStyle w:val="Compact"/>
               <w:spacing w:line="240" w:lineRule="auto" w:after="0"/>
+              <w:ind w:firstLine="0"/>
             </w:pPr>
             <w:r>
               <w:rPr>
@@ -23810,8 +24728,8 @@
           </w:tcPr>
           <w:p>
             <w:pPr>
-              <w:pStyle w:val="Compact"/>
               <w:spacing w:line="240" w:lineRule="auto" w:after="0"/>
+              <w:ind w:firstLine="0"/>
             </w:pPr>
             <w:r>
               <w:rPr>
@@ -24050,8 +24968,8 @@
           </w:tcPr>
           <w:p>
             <w:pPr>
-              <w:pStyle w:val="Compact"/>
               <w:spacing w:line="240" w:lineRule="auto" w:after="0"/>
+              <w:ind w:firstLine="0"/>
             </w:pPr>
             <w:r>
               <w:rPr>
@@ -24080,8 +24998,8 @@
           </w:tcPr>
           <w:p>
             <w:pPr>
-              <w:pStyle w:val="Compact"/>
               <w:spacing w:line="240" w:lineRule="auto" w:after="0"/>
+              <w:ind w:firstLine="0"/>
             </w:pPr>
             <w:r>
               <w:rPr>
@@ -24130,8 +25048,8 @@
           </w:tcPr>
           <w:p>
             <w:pPr>
-              <w:pStyle w:val="Compact"/>
               <w:spacing w:line="240" w:lineRule="auto" w:after="0"/>
+              <w:ind w:firstLine="0"/>
             </w:pPr>
             <w:r>
               <w:rPr>
@@ -24160,8 +25078,8 @@
           </w:tcPr>
           <w:p>
             <w:pPr>
-              <w:pStyle w:val="Compact"/>
               <w:spacing w:line="240" w:lineRule="auto" w:after="0"/>
+              <w:ind w:firstLine="0"/>
             </w:pPr>
             <w:r>
               <w:rPr>
@@ -24190,8 +25108,8 @@
           </w:tcPr>
           <w:p>
             <w:pPr>
-              <w:pStyle w:val="Compact"/>
               <w:spacing w:line="240" w:lineRule="auto" w:after="0"/>
+              <w:ind w:firstLine="0"/>
             </w:pPr>
             <w:r>
               <w:rPr>
@@ -24221,8 +25139,8 @@
           </w:tcPr>
           <w:p>
             <w:pPr>
-              <w:pStyle w:val="Compact"/>
               <w:spacing w:line="240" w:lineRule="auto" w:after="0"/>
+              <w:ind w:firstLine="0"/>
             </w:pPr>
             <w:r>
               <w:rPr>
@@ -24251,8 +25169,8 @@
           </w:tcPr>
           <w:p>
             <w:pPr>
-              <w:pStyle w:val="Compact"/>
               <w:spacing w:line="240" w:lineRule="auto" w:after="0"/>
+              <w:ind w:firstLine="0"/>
             </w:pPr>
             <w:r>
               <w:rPr>
@@ -24281,8 +25199,8 @@
           </w:tcPr>
           <w:p>
             <w:pPr>
-              <w:pStyle w:val="Compact"/>
               <w:spacing w:line="240" w:lineRule="auto" w:after="0"/>
+              <w:ind w:firstLine="0"/>
             </w:pPr>
             <w:r>
               <w:rPr>
@@ -24310,8 +25228,8 @@
           </w:tcPr>
           <w:p>
             <w:pPr>
-              <w:pStyle w:val="Compact"/>
               <w:spacing w:line="240" w:lineRule="auto" w:after="0"/>
+              <w:ind w:firstLine="0"/>
             </w:pPr>
             <w:r>
               <w:rPr>
@@ -24339,8 +25257,8 @@
           </w:tcPr>
           <w:p>
             <w:pPr>
-              <w:pStyle w:val="Compact"/>
               <w:spacing w:line="240" w:lineRule="auto" w:after="0"/>
+              <w:ind w:firstLine="0"/>
             </w:pPr>
             <w:r>
               <w:rPr>
@@ -24370,8 +25288,8 @@
           </w:tcPr>
           <w:p>
             <w:pPr>
-              <w:pStyle w:val="Compact"/>
               <w:spacing w:line="240" w:lineRule="auto" w:after="0"/>
+              <w:ind w:firstLine="0"/>
             </w:pPr>
             <w:r>
               <w:rPr>
@@ -24399,8 +25317,8 @@
           </w:tcPr>
           <w:p>
             <w:pPr>
-              <w:pStyle w:val="Compact"/>
               <w:spacing w:line="240" w:lineRule="auto" w:after="0"/>
+              <w:ind w:firstLine="0"/>
             </w:pPr>
             <w:r>
               <w:rPr>
@@ -24428,8 +25346,8 @@
           </w:tcPr>
           <w:p>
             <w:pPr>
-              <w:pStyle w:val="Compact"/>
               <w:spacing w:line="240" w:lineRule="auto" w:after="0"/>
+              <w:ind w:firstLine="0"/>
             </w:pPr>
             <w:r>
               <w:rPr>
@@ -24457,8 +25375,8 @@
           </w:tcPr>
           <w:p>
             <w:pPr>
-              <w:pStyle w:val="Compact"/>
               <w:spacing w:line="240" w:lineRule="auto" w:after="0"/>
+              <w:ind w:firstLine="0"/>
             </w:pPr>
             <w:r>
               <w:rPr>
@@ -24486,8 +25404,8 @@
           </w:tcPr>
           <w:p>
             <w:pPr>
-              <w:pStyle w:val="Compact"/>
               <w:spacing w:line="240" w:lineRule="auto" w:after="0"/>
+              <w:ind w:firstLine="0"/>
             </w:pPr>
             <w:r>
               <w:rPr>
@@ -24517,8 +25435,8 @@
           </w:tcPr>
           <w:p>
             <w:pPr>
-              <w:pStyle w:val="Compact"/>
               <w:spacing w:line="240" w:lineRule="auto" w:after="0"/>
+              <w:ind w:firstLine="0"/>
             </w:pPr>
             <w:r>
               <w:rPr>
@@ -24546,8 +25464,8 @@
           </w:tcPr>
           <w:p>
             <w:pPr>
-              <w:pStyle w:val="Compact"/>
               <w:spacing w:line="240" w:lineRule="auto" w:after="0"/>
+              <w:ind w:firstLine="0"/>
             </w:pPr>
             <w:r>
               <w:rPr>
@@ -24575,8 +25493,8 @@
           </w:tcPr>
           <w:p>
             <w:pPr>
-              <w:pStyle w:val="Compact"/>
               <w:spacing w:line="240" w:lineRule="auto" w:after="0"/>
+              <w:ind w:firstLine="0"/>
             </w:pPr>
             <w:r>
               <w:rPr>
@@ -24604,8 +25522,8 @@
           </w:tcPr>
           <w:p>
             <w:pPr>
-              <w:pStyle w:val="Compact"/>
               <w:spacing w:line="240" w:lineRule="auto" w:after="0"/>
+              <w:ind w:firstLine="0"/>
             </w:pPr>
             <w:r>
               <w:rPr>
@@ -24633,8 +25551,8 @@
           </w:tcPr>
           <w:p>
             <w:pPr>
-              <w:pStyle w:val="Compact"/>
               <w:spacing w:line="240" w:lineRule="auto" w:after="0"/>
+              <w:ind w:firstLine="0"/>
             </w:pPr>
             <w:r>
               <w:rPr>
@@ -24664,8 +25582,8 @@
           </w:tcPr>
           <w:p>
             <w:pPr>
-              <w:pStyle w:val="Compact"/>
               <w:spacing w:line="240" w:lineRule="auto" w:after="0"/>
+              <w:ind w:firstLine="0"/>
             </w:pPr>
             <w:r>
               <w:rPr>
@@ -24693,8 +25611,8 @@
           </w:tcPr>
           <w:p>
             <w:pPr>
-              <w:pStyle w:val="Compact"/>
               <w:spacing w:line="240" w:lineRule="auto" w:after="0"/>
+              <w:ind w:firstLine="0"/>
             </w:pPr>
             <w:r>
               <w:rPr>
@@ -24722,8 +25640,8 @@
           </w:tcPr>
           <w:p>
             <w:pPr>
-              <w:pStyle w:val="Compact"/>
               <w:spacing w:line="240" w:lineRule="auto" w:after="0"/>
+              <w:ind w:firstLine="0"/>
             </w:pPr>
             <w:r>
               <w:rPr>
@@ -24751,8 +25669,8 @@
           </w:tcPr>
           <w:p>
             <w:pPr>
-              <w:pStyle w:val="Compact"/>
               <w:spacing w:line="240" w:lineRule="auto" w:after="0"/>
+              <w:ind w:firstLine="0"/>
             </w:pPr>
             <w:r>
               <w:rPr>
@@ -24780,8 +25698,8 @@
           </w:tcPr>
           <w:p>
             <w:pPr>
-              <w:pStyle w:val="Compact"/>
               <w:spacing w:line="240" w:lineRule="auto" w:after="0"/>
+              <w:ind w:firstLine="0"/>
             </w:pPr>
             <w:r>
               <w:rPr>
@@ -24811,8 +25729,8 @@
           </w:tcPr>
           <w:p>
             <w:pPr>
-              <w:pStyle w:val="Compact"/>
               <w:spacing w:line="240" w:lineRule="auto" w:after="0"/>
+              <w:ind w:firstLine="0"/>
             </w:pPr>
             <w:r>
               <w:rPr>
@@ -24840,8 +25758,8 @@
           </w:tcPr>
           <w:p>
             <w:pPr>
-              <w:pStyle w:val="Compact"/>
               <w:spacing w:line="240" w:lineRule="auto" w:after="0"/>
+              <w:ind w:firstLine="0"/>
             </w:pPr>
             <w:r>
               <w:rPr>
@@ -24869,8 +25787,8 @@
           </w:tcPr>
           <w:p>
             <w:pPr>
-              <w:pStyle w:val="Compact"/>
               <w:spacing w:line="240" w:lineRule="auto" w:after="0"/>
+              <w:ind w:firstLine="0"/>
             </w:pPr>
             <w:r>
               <w:rPr>
@@ -24898,8 +25816,8 @@
           </w:tcPr>
           <w:p>
             <w:pPr>
-              <w:pStyle w:val="Compact"/>
               <w:spacing w:line="240" w:lineRule="auto" w:after="0"/>
+              <w:ind w:firstLine="0"/>
             </w:pPr>
             <w:r>
               <w:rPr>
@@ -24927,8 +25845,8 @@
           </w:tcPr>
           <w:p>
             <w:pPr>
-              <w:pStyle w:val="Compact"/>
               <w:spacing w:line="240" w:lineRule="auto" w:after="0"/>
+              <w:ind w:firstLine="0"/>
             </w:pPr>
             <w:r>
               <w:rPr>
@@ -24958,8 +25876,8 @@
           </w:tcPr>
           <w:p>
             <w:pPr>
-              <w:pStyle w:val="Compact"/>
               <w:spacing w:line="240" w:lineRule="auto" w:after="0"/>
+              <w:ind w:firstLine="0"/>
             </w:pPr>
             <w:r>
               <w:rPr>
@@ -24987,8 +25905,8 @@
           </w:tcPr>
           <w:p>
             <w:pPr>
-              <w:pStyle w:val="Compact"/>
               <w:spacing w:line="240" w:lineRule="auto" w:after="0"/>
+              <w:ind w:firstLine="0"/>
             </w:pPr>
             <w:r>
               <w:rPr>
@@ -25016,8 +25934,8 @@
           </w:tcPr>
           <w:p>
             <w:pPr>
-              <w:pStyle w:val="Compact"/>
               <w:spacing w:line="240" w:lineRule="auto" w:after="0"/>
+              <w:ind w:firstLine="0"/>
             </w:pPr>
             <w:r>
               <w:rPr>
@@ -25045,8 +25963,8 @@
           </w:tcPr>
           <w:p>
             <w:pPr>
-              <w:pStyle w:val="Compact"/>
               <w:spacing w:line="240" w:lineRule="auto" w:after="0"/>
+              <w:ind w:firstLine="0"/>
             </w:pPr>
             <w:r>
               <w:rPr>
@@ -25074,8 +25992,8 @@
           </w:tcPr>
           <w:p>
             <w:pPr>
-              <w:pStyle w:val="Compact"/>
               <w:spacing w:line="240" w:lineRule="auto" w:after="0"/>
+              <w:ind w:firstLine="0"/>
             </w:pPr>
             <w:r>
               <w:rPr>
@@ -25105,8 +26023,8 @@
           </w:tcPr>
           <w:p>
             <w:pPr>
-              <w:pStyle w:val="Compact"/>
               <w:spacing w:line="240" w:lineRule="auto" w:after="0"/>
+              <w:ind w:firstLine="0"/>
             </w:pPr>
             <w:r>
               <w:rPr>
@@ -25134,8 +26052,8 @@
           </w:tcPr>
           <w:p>
             <w:pPr>
-              <w:pStyle w:val="Compact"/>
               <w:spacing w:line="240" w:lineRule="auto" w:after="0"/>
+              <w:ind w:firstLine="0"/>
             </w:pPr>
             <w:r>
               <w:rPr>
@@ -25163,8 +26081,8 @@
           </w:tcPr>
           <w:p>
             <w:pPr>
-              <w:pStyle w:val="Compact"/>
               <w:spacing w:line="240" w:lineRule="auto" w:after="0"/>
+              <w:ind w:firstLine="0"/>
             </w:pPr>
             <w:r>
               <w:rPr>
@@ -25192,8 +26110,8 @@
           </w:tcPr>
           <w:p>
             <w:pPr>
-              <w:pStyle w:val="Compact"/>
               <w:spacing w:line="240" w:lineRule="auto" w:after="0"/>
+              <w:ind w:firstLine="0"/>
             </w:pPr>
             <w:r>
               <w:rPr>
@@ -25221,8 +26139,8 @@
           </w:tcPr>
           <w:p>
             <w:pPr>
-              <w:pStyle w:val="Compact"/>
               <w:spacing w:line="240" w:lineRule="auto" w:after="0"/>
+              <w:ind w:firstLine="0"/>
             </w:pPr>
             <w:r>
               <w:rPr>
@@ -25252,8 +26170,8 @@
           </w:tcPr>
           <w:p>
             <w:pPr>
-              <w:pStyle w:val="Compact"/>
               <w:spacing w:line="240" w:lineRule="auto" w:after="0"/>
+              <w:ind w:firstLine="0"/>
             </w:pPr>
             <w:r>
               <w:rPr>
@@ -25282,8 +26200,8 @@
           </w:tcPr>
           <w:p>
             <w:pPr>
-              <w:pStyle w:val="Compact"/>
               <w:spacing w:line="240" w:lineRule="auto" w:after="0"/>
+              <w:ind w:firstLine="0"/>
             </w:pPr>
             <w:r>
               <w:rPr>
@@ -25312,8 +26230,8 @@
           </w:tcPr>
           <w:p>
             <w:pPr>
-              <w:pStyle w:val="Compact"/>
               <w:spacing w:line="240" w:lineRule="auto" w:after="0"/>
+              <w:ind w:firstLine="0"/>
             </w:pPr>
             <w:r>
               <w:rPr>
@@ -25341,8 +26259,8 @@
           </w:tcPr>
           <w:p>
             <w:pPr>
-              <w:pStyle w:val="Compact"/>
               <w:spacing w:line="240" w:lineRule="auto" w:after="0"/>
+              <w:ind w:firstLine="0"/>
             </w:pPr>
             <w:r>
               <w:rPr>
@@ -25370,8 +26288,8 @@
           </w:tcPr>
           <w:p>
             <w:pPr>
-              <w:pStyle w:val="Compact"/>
               <w:spacing w:line="240" w:lineRule="auto" w:after="0"/>
+              <w:ind w:firstLine="0"/>
             </w:pPr>
             <w:r>
               <w:rPr>
@@ -25725,7 +26643,7 @@
           <w:color w:val="000000"/>
           <w:sz w:val="24"/>
         </w:rPr>
-        <w:t xml:space="preserve">Within this synthetic evaluation set, the fully heuristic mode recovers most of the blended mode’s aggregate discrimination: Pearson</w:t>
+        <w:t xml:space="preserve">Within this synthetic evaluation set, the fully heuristic mode recovers most of the blended mode’s aggregate discriminative power: Pearson</w:t>
       </w:r>
       <w:r>
         <w:rPr>
@@ -25793,7 +26711,7 @@
           <w:color w:val="000000"/>
           <w:sz w:val="24"/>
         </w:rPr>
-        <w:t xml:space="preserve">= 0.627 [95% CI 0.476, 0.765]. The deterministic baseline is therefore strong enough to justify deployment as a fallback and runtime mode, while the blended mode remains valuable for qualitative explanations and clarity-sensitive judgement.</w:t>
+        <w:t xml:space="preserve">= 0.627 [95% CI 0.470, 0.758]. The deterministic baseline is therefore strong enough to justify deployment as a fallback and runtime mode, while the blended mode remains valuable for qualitative explanations and clarity-sensitive judgement.</w:t>
       </w:r>
     </w:p>
     <w:p>
@@ -26199,7 +27117,7 @@
           <w:color w:val="000000"/>
           <w:sz w:val="24"/>
         </w:rPr>
-        <w:t xml:space="preserve">= 0.627 [95% CI 0.476, 0.765]; this is the cross-mode agreement after controlling for the 0.40 heuristic share that the blended mode carries by construction. The agreement is dominated by the</w:t>
+        <w:t xml:space="preserve">= 0.627 [95% CI 0.470, 0.758]; this is the cross-mode agreement after controlling for the 0.40 heuristic share that the blended mode carries by construction. The agreement is dominated by the</w:t>
       </w:r>
       <w:r>
         <w:rPr>
@@ -26580,7 +27498,7 @@
           <w:color w:val="000000"/>
           <w:sz w:val="24"/>
         </w:rPr>
-        <w:t xml:space="preserve">(LLM-only, heuristic) = 0.627 [95% CI 0.476, 0.765]). The</w:t>
+        <w:t xml:space="preserve">(LLM-only, heuristic) = 0.627 [95% CI 0.470, 0.758]). The</w:t>
       </w:r>
       <w:r>
         <w:rPr>
@@ -35496,7 +36414,7 @@
           <w:color w:val="000000"/>
           <w:sz w:val="24"/>
         </w:rPr>
-        <w:t xml:space="preserve">≈ 20 job descriptions, organised into six role tracks: backend engineering, frontend engineering, full-stack engineering, data analytics, product design, and product management.</w:t>
+        <w:t xml:space="preserve">= 20 job descriptions, organised into six role tracks: backend engineering, frontend engineering, full-stack engineering, data analytics, product design, and product management.</w:t>
       </w:r>
     </w:p>
     <w:bookmarkStart w:id="136" w:name="b.1-resume-synthesis-procedure"/>
@@ -35903,7 +36821,7 @@
     </w:p>
     <w:p>
       <w:pPr>
-        <w:pStyle w:val="CaptionedFigure"/>
+        <w:pStyle w:val="FirstParagraph"/>
         <w:keepNext/>
         <w:spacing w:before="60" w:after="40"/>
         <w:jc w:val="center"/>
@@ -35913,7 +36831,7 @@
           <wp:inline>
             <wp:extent cx="4031999" cy="2267999"/>
             <wp:effectExtent b="0" l="0" r="0" t="0"/>
-            <wp:docPr descr="Figure C.1 — Career Workbench landing page (signed-out, production deployment)." title="" id="142" name="Picture"/>
+            <wp:docPr descr="" title="" id="142" name="Picture"/>
             <a:graphic>
               <a:graphicData uri="http://schemas.openxmlformats.org/drawingml/2006/picture">
                 <pic:pic>
@@ -35953,7 +36871,7 @@
     </w:p>
     <w:p>
       <w:pPr>
-        <w:pStyle w:val="ImageCaption"/>
+        <w:pStyle w:val="BodyText"/>
         <w:keepLines/>
         <w:spacing w:line="312" w:lineRule="auto" w:after="80"/>
         <w:ind w:firstLine="0"/>
@@ -35963,20 +36881,12 @@
         <w:rPr>
           <w:rFonts w:ascii="Times New Roman" w:hAnsi="Times New Roman" w:eastAsia="Times New Roman" w:cs="Times New Roman"/>
           <w:i/>
-          <w:color w:val="000000"/>
-          <w:sz w:val="24"/>
-        </w:rPr>
-        <w:t xml:space="preserve">Figure C.1 — Career Workbench landing page (signed-out, production deployment).</w:t>
-      </w:r>
-    </w:p>
-    <w:p>
-      <w:pPr>
-        <w:pStyle w:val="BodyText"/>
-        <w:keepLines/>
-        <w:spacing w:line="312" w:lineRule="auto" w:after="80"/>
-        <w:ind w:firstLine="0"/>
-        <w:jc w:val="center"/>
-      </w:pPr>
+          <w:iCs/>
+          <w:color w:val="000000"/>
+          <w:sz w:val="24"/>
+        </w:rPr>
+        <w:t xml:space="preserve">Figure C.1: The public landing page at</w:t>
+      </w:r>
       <w:r>
         <w:rPr>
           <w:rFonts w:ascii="Times New Roman" w:hAnsi="Times New Roman" w:eastAsia="Times New Roman" w:cs="Times New Roman"/>
@@ -35985,37 +36895,27 @@
           <w:color w:val="000000"/>
           <w:sz w:val="24"/>
         </w:rPr>
-        <w:t xml:space="preserve">Figure C.1: The public landing page at</w:t>
-      </w:r>
-      <w:r>
-        <w:rPr>
+        <w:t xml:space="preserve"> </w:t>
+      </w:r>
+      <w:r>
+        <w:rPr>
+          <w:rStyle w:val="VerbatimChar"/>
           <w:rFonts w:ascii="Times New Roman" w:hAnsi="Times New Roman" w:eastAsia="Times New Roman" w:cs="Times New Roman"/>
           <w:i/>
           <w:iCs/>
           <w:color w:val="000000"/>
           <w:sz w:val="24"/>
         </w:rPr>
-        <w:t xml:space="preserve"> </w:t>
-      </w:r>
-      <w:r>
-        <w:rPr>
-          <w:rStyle w:val="VerbatimChar"/>
+        <w:t xml:space="preserve">https://thecareerworkbench.com</w:t>
+      </w:r>
+      <w:r>
+        <w:rPr>
           <w:rFonts w:ascii="Times New Roman" w:hAnsi="Times New Roman" w:eastAsia="Times New Roman" w:cs="Times New Roman"/>
           <w:i/>
           <w:iCs/>
           <w:color w:val="000000"/>
           <w:sz w:val="24"/>
         </w:rPr>
-        <w:t xml:space="preserve">https://thecareerworkbench.com</w:t>
-      </w:r>
-      <w:r>
-        <w:rPr>
-          <w:rFonts w:ascii="Times New Roman" w:hAnsi="Times New Roman" w:eastAsia="Times New Roman" w:cs="Times New Roman"/>
-          <w:i/>
-          <w:iCs/>
-          <w:color w:val="000000"/>
-          <w:sz w:val="24"/>
-        </w:rPr>
         <w:t xml:space="preserve">, presenting the six career-tooling pillars and the primary call-to-action to sign in or proceed as guest.</w:t>
       </w:r>
     </w:p>
@@ -36039,7 +36939,7 @@
     </w:p>
     <w:p>
       <w:pPr>
-        <w:pStyle w:val="CaptionedFigure"/>
+        <w:pStyle w:val="FirstParagraph"/>
         <w:keepNext/>
         <w:spacing w:before="60" w:after="40"/>
         <w:jc w:val="center"/>
@@ -36049,7 +36949,7 @@
           <wp:inline>
             <wp:extent cx="4031999" cy="2267999"/>
             <wp:effectExtent b="0" l="0" r="0" t="0"/>
-            <wp:docPr descr="Figure C.2 — Resume Analyzer input page, guest mode." title="" id="146" name="Picture"/>
+            <wp:docPr descr="" title="" id="146" name="Picture"/>
             <a:graphic>
               <a:graphicData uri="http://schemas.openxmlformats.org/drawingml/2006/picture">
                 <pic:pic>
@@ -36089,7 +36989,7 @@
     </w:p>
     <w:p>
       <w:pPr>
-        <w:pStyle w:val="ImageCaption"/>
+        <w:pStyle w:val="BodyText"/>
         <w:keepLines/>
         <w:spacing w:line="312" w:lineRule="auto" w:after="80"/>
         <w:ind w:firstLine="0"/>
@@ -36099,49 +36999,31 @@
         <w:rPr>
           <w:rFonts w:ascii="Times New Roman" w:hAnsi="Times New Roman" w:eastAsia="Times New Roman" w:cs="Times New Roman"/>
           <w:i/>
-          <w:color w:val="000000"/>
-          <w:sz w:val="24"/>
-        </w:rPr>
-        <w:t xml:space="preserve">Figure C.2 — Resume Analyzer input page, guest mode.</w:t>
-      </w:r>
-    </w:p>
-    <w:p>
-      <w:pPr>
-        <w:pStyle w:val="BodyText"/>
-        <w:keepLines/>
-        <w:spacing w:line="312" w:lineRule="auto" w:after="80"/>
-        <w:ind w:firstLine="0"/>
-        <w:jc w:val="center"/>
-      </w:pPr>
-      <w:r>
-        <w:rPr>
+          <w:iCs/>
+          <w:color w:val="000000"/>
+          <w:sz w:val="24"/>
+        </w:rPr>
+        <w:t xml:space="preserve">Figure C.2: The Resume Analyzer input page (</w:t>
+      </w:r>
+      <w:r>
+        <w:rPr>
+          <w:rStyle w:val="VerbatimChar"/>
           <w:rFonts w:ascii="Times New Roman" w:hAnsi="Times New Roman" w:eastAsia="Times New Roman" w:cs="Times New Roman"/>
           <w:i/>
           <w:iCs/>
           <w:color w:val="000000"/>
           <w:sz w:val="24"/>
         </w:rPr>
-        <w:t xml:space="preserve">Figure C.2: The Resume Analyzer input page (</w:t>
-      </w:r>
-      <w:r>
-        <w:rPr>
-          <w:rStyle w:val="VerbatimChar"/>
+        <w:t xml:space="preserve">/resume</w:t>
+      </w:r>
+      <w:r>
+        <w:rPr>
           <w:rFonts w:ascii="Times New Roman" w:hAnsi="Times New Roman" w:eastAsia="Times New Roman" w:cs="Times New Roman"/>
           <w:i/>
           <w:iCs/>
           <w:color w:val="000000"/>
           <w:sz w:val="24"/>
         </w:rPr>
-        <w:t xml:space="preserve">/resume</w:t>
-      </w:r>
-      <w:r>
-        <w:rPr>
-          <w:rFonts w:ascii="Times New Roman" w:hAnsi="Times New Roman" w:eastAsia="Times New Roman" w:cs="Times New Roman"/>
-          <w:i/>
-          <w:iCs/>
-          <w:color w:val="000000"/>
-          <w:sz w:val="24"/>
-        </w:rPr>
         <w:t xml:space="preserve">) as it renders for a guest visitor. The input surface accepts a free-text or uploaded resume, with an optional target job description, before invoking the analytical pipeline described in Chapter 3.2.</w:t>
       </w:r>
     </w:p>
@@ -36165,7 +37047,7 @@
     </w:p>
     <w:p>
       <w:pPr>
-        <w:pStyle w:val="CaptionedFigure"/>
+        <w:pStyle w:val="FirstParagraph"/>
         <w:keepNext/>
         <w:spacing w:before="60" w:after="40"/>
         <w:jc w:val="center"/>
@@ -36175,7 +37057,7 @@
           <wp:inline>
             <wp:extent cx="4031999" cy="4531798"/>
             <wp:effectExtent b="0" l="0" r="0" t="0"/>
-            <wp:docPr descr="Figure C.3 — Resume Analyzer result page in blended mode." title="" id="150" name="Picture"/>
+            <wp:docPr descr="" title="" id="150" name="Picture"/>
             <a:graphic>
               <a:graphicData uri="http://schemas.openxmlformats.org/drawingml/2006/picture">
                 <pic:pic>
@@ -36215,7 +37097,7 @@
     </w:p>
     <w:p>
       <w:pPr>
-        <w:pStyle w:val="ImageCaption"/>
+        <w:pStyle w:val="BodyText"/>
         <w:keepLines/>
         <w:spacing w:line="312" w:lineRule="auto" w:after="80"/>
         <w:ind w:firstLine="0"/>
@@ -36225,24 +37107,6 @@
         <w:rPr>
           <w:rFonts w:ascii="Times New Roman" w:hAnsi="Times New Roman" w:eastAsia="Times New Roman" w:cs="Times New Roman"/>
           <w:i/>
-          <w:color w:val="000000"/>
-          <w:sz w:val="24"/>
-        </w:rPr>
-        <w:t xml:space="preserve">Figure C.3 — Resume Analyzer result page in blended mode.</w:t>
-      </w:r>
-    </w:p>
-    <w:p>
-      <w:pPr>
-        <w:pStyle w:val="BodyText"/>
-        <w:keepLines/>
-        <w:spacing w:line="312" w:lineRule="auto" w:after="80"/>
-        <w:ind w:firstLine="0"/>
-        <w:jc w:val="center"/>
-      </w:pPr>
-      <w:r>
-        <w:rPr>
-          <w:rFonts w:ascii="Times New Roman" w:hAnsi="Times New Roman" w:eastAsia="Times New Roman" w:cs="Times New Roman"/>
-          <w:i/>
           <w:iCs/>
           <w:color w:val="000000"/>
           <w:sz w:val="24"/>
@@ -36270,7 +37134,7 @@
     </w:p>
     <w:p>
       <w:pPr>
-        <w:pStyle w:val="CaptionedFigure"/>
+        <w:pStyle w:val="FirstParagraph"/>
         <w:keepNext/>
         <w:spacing w:before="60" w:after="40"/>
         <w:jc w:val="center"/>
@@ -36280,7 +37144,7 @@
           <wp:inline>
             <wp:extent cx="4031999" cy="5520898"/>
             <wp:effectExtent b="0" l="0" r="0" t="0"/>
-            <wp:docPr descr="Figure C.4 — Job Match result page on the same resume / job-description pair." title="" id="154" name="Picture"/>
+            <wp:docPr descr="" title="" id="154" name="Picture"/>
             <a:graphic>
               <a:graphicData uri="http://schemas.openxmlformats.org/drawingml/2006/picture">
                 <pic:pic>
@@ -36316,24 +37180,6 @@
             </a:graphic>
           </wp:inline>
         </w:drawing>
-      </w:r>
-    </w:p>
-    <w:p>
-      <w:pPr>
-        <w:pStyle w:val="ImageCaption"/>
-        <w:keepLines/>
-        <w:spacing w:line="312" w:lineRule="auto" w:after="80"/>
-        <w:ind w:firstLine="0"/>
-        <w:jc w:val="center"/>
-      </w:pPr>
-      <w:r>
-        <w:rPr>
-          <w:rFonts w:ascii="Times New Roman" w:hAnsi="Times New Roman" w:eastAsia="Times New Roman" w:cs="Times New Roman"/>
-          <w:i/>
-          <w:color w:val="000000"/>
-          <w:sz w:val="24"/>
-        </w:rPr>
-        <w:t xml:space="preserve">Figure C.4 — Job Match result page on the same resume / job-description pair.</w:t>
       </w:r>
     </w:p>
     <w:p>
@@ -36478,8 +37324,8 @@
           </w:tcPr>
           <w:p>
             <w:pPr>
-              <w:pStyle w:val="Compact"/>
               <w:spacing w:line="240" w:lineRule="auto" w:after="0"/>
+              <w:ind w:firstLine="0"/>
             </w:pPr>
             <w:r>
               <w:rPr>
@@ -36508,8 +37354,8 @@
           </w:tcPr>
           <w:p>
             <w:pPr>
-              <w:pStyle w:val="Compact"/>
               <w:spacing w:line="240" w:lineRule="auto" w:after="0"/>
+              <w:ind w:firstLine="0"/>
             </w:pPr>
             <w:r>
               <w:rPr>
@@ -36538,8 +37384,8 @@
           </w:tcPr>
           <w:p>
             <w:pPr>
-              <w:pStyle w:val="Compact"/>
               <w:spacing w:line="240" w:lineRule="auto" w:after="0"/>
+              <w:ind w:firstLine="0"/>
             </w:pPr>
             <w:r>
               <w:rPr>
@@ -36569,8 +37415,8 @@
           </w:tcPr>
           <w:p>
             <w:pPr>
-              <w:pStyle w:val="Compact"/>
               <w:spacing w:line="240" w:lineRule="auto" w:after="0"/>
+              <w:ind w:firstLine="0"/>
             </w:pPr>
             <w:r>
               <w:rPr>
@@ -36599,8 +37445,8 @@
           </w:tcPr>
           <w:p>
             <w:pPr>
-              <w:pStyle w:val="Compact"/>
               <w:spacing w:line="240" w:lineRule="auto" w:after="0"/>
+              <w:ind w:firstLine="0"/>
             </w:pPr>
             <w:r>
               <w:rPr>
@@ -36628,8 +37474,8 @@
           </w:tcPr>
           <w:p>
             <w:pPr>
-              <w:pStyle w:val="Compact"/>
               <w:spacing w:line="240" w:lineRule="auto" w:after="0"/>
+              <w:ind w:firstLine="0"/>
             </w:pPr>
             <w:r>
               <w:rPr>
@@ -36660,8 +37506,8 @@
           </w:tcPr>
           <w:p>
             <w:pPr>
-              <w:pStyle w:val="Compact"/>
               <w:spacing w:line="240" w:lineRule="auto" w:after="0"/>
+              <w:ind w:firstLine="0"/>
             </w:pPr>
             <w:r>
               <w:rPr>
@@ -36690,8 +37536,8 @@
           </w:tcPr>
           <w:p>
             <w:pPr>
-              <w:pStyle w:val="Compact"/>
               <w:spacing w:line="240" w:lineRule="auto" w:after="0"/>
+              <w:ind w:firstLine="0"/>
             </w:pPr>
             <w:r>
               <w:rPr>
@@ -36719,8 +37565,8 @@
           </w:tcPr>
           <w:p>
             <w:pPr>
-              <w:pStyle w:val="Compact"/>
               <w:spacing w:line="240" w:lineRule="auto" w:after="0"/>
+              <w:ind w:firstLine="0"/>
             </w:pPr>
             <w:r>
               <w:rPr>
@@ -36750,8 +37596,8 @@
           </w:tcPr>
           <w:p>
             <w:pPr>
-              <w:pStyle w:val="Compact"/>
               <w:spacing w:line="240" w:lineRule="auto" w:after="0"/>
+              <w:ind w:firstLine="0"/>
             </w:pPr>
             <w:r>
               <w:rPr>
@@ -36780,8 +37626,8 @@
           </w:tcPr>
           <w:p>
             <w:pPr>
-              <w:pStyle w:val="Compact"/>
               <w:spacing w:line="240" w:lineRule="auto" w:after="0"/>
+              <w:ind w:firstLine="0"/>
             </w:pPr>
             <w:r>
               <w:rPr>
@@ -36809,8 +37655,8 @@
           </w:tcPr>
           <w:p>
             <w:pPr>
-              <w:pStyle w:val="Compact"/>
               <w:spacing w:line="240" w:lineRule="auto" w:after="0"/>
+              <w:ind w:firstLine="0"/>
             </w:pPr>
             <w:r>
               <w:rPr>
@@ -36840,8 +37686,8 @@
           </w:tcPr>
           <w:p>
             <w:pPr>
-              <w:pStyle w:val="Compact"/>
               <w:spacing w:line="240" w:lineRule="auto" w:after="0"/>
+              <w:ind w:firstLine="0"/>
             </w:pPr>
             <w:r>
               <w:rPr>
@@ -36870,8 +37716,8 @@
           </w:tcPr>
           <w:p>
             <w:pPr>
-              <w:pStyle w:val="Compact"/>
               <w:spacing w:line="240" w:lineRule="auto" w:after="0"/>
+              <w:ind w:firstLine="0"/>
             </w:pPr>
             <w:r>
               <w:rPr>
@@ -36899,8 +37745,8 @@
           </w:tcPr>
           <w:p>
             <w:pPr>
-              <w:pStyle w:val="Compact"/>
               <w:spacing w:line="240" w:lineRule="auto" w:after="0"/>
+              <w:ind w:firstLine="0"/>
             </w:pPr>
             <w:r>
               <w:rPr>
@@ -36930,8 +37776,8 @@
           </w:tcPr>
           <w:p>
             <w:pPr>
-              <w:pStyle w:val="Compact"/>
               <w:spacing w:line="240" w:lineRule="auto" w:after="0"/>
+              <w:ind w:firstLine="0"/>
             </w:pPr>
             <w:r>
               <w:rPr>
@@ -36960,8 +37806,8 @@
           </w:tcPr>
           <w:p>
             <w:pPr>
-              <w:pStyle w:val="Compact"/>
               <w:spacing w:line="240" w:lineRule="auto" w:after="0"/>
+              <w:ind w:firstLine="0"/>
             </w:pPr>
             <w:r>
               <w:rPr>
@@ -36989,8 +37835,8 @@
           </w:tcPr>
           <w:p>
             <w:pPr>
-              <w:pStyle w:val="Compact"/>
               <w:spacing w:line="240" w:lineRule="auto" w:after="0"/>
+              <w:ind w:firstLine="0"/>
             </w:pPr>
             <w:r>
               <w:rPr>
@@ -37021,8 +37867,8 @@
           </w:tcPr>
           <w:p>
             <w:pPr>
-              <w:pStyle w:val="Compact"/>
               <w:spacing w:line="240" w:lineRule="auto" w:after="0"/>
+              <w:ind w:firstLine="0"/>
             </w:pPr>
             <w:r>
               <w:rPr>
@@ -37051,8 +37897,8 @@
           </w:tcPr>
           <w:p>
             <w:pPr>
-              <w:pStyle w:val="Compact"/>
               <w:spacing w:line="240" w:lineRule="auto" w:after="0"/>
+              <w:ind w:firstLine="0"/>
             </w:pPr>
             <w:r>
               <w:rPr>
@@ -37080,8 +37926,8 @@
           </w:tcPr>
           <w:p>
             <w:pPr>
-              <w:pStyle w:val="Compact"/>
               <w:spacing w:line="240" w:lineRule="auto" w:after="0"/>
+              <w:ind w:firstLine="0"/>
             </w:pPr>
             <w:r>
               <w:rPr>
@@ -37112,8 +37958,8 @@
           </w:tcPr>
           <w:p>
             <w:pPr>
-              <w:pStyle w:val="Compact"/>
               <w:spacing w:line="240" w:lineRule="auto" w:after="0"/>
+              <w:ind w:firstLine="0"/>
             </w:pPr>
             <w:r>
               <w:rPr>
@@ -37142,8 +37988,8 @@
           </w:tcPr>
           <w:p>
             <w:pPr>
-              <w:pStyle w:val="Compact"/>
               <w:spacing w:line="240" w:lineRule="auto" w:after="0"/>
+              <w:ind w:firstLine="0"/>
             </w:pPr>
             <w:r>
               <w:rPr>
@@ -37171,8 +38017,8 @@
           </w:tcPr>
           <w:p>
             <w:pPr>
-              <w:pStyle w:val="Compact"/>
               <w:spacing w:line="240" w:lineRule="auto" w:after="0"/>
+              <w:ind w:firstLine="0"/>
             </w:pPr>
             <w:r>
               <w:rPr>
@@ -37230,8 +38076,8 @@
           </w:tcPr>
           <w:p>
             <w:pPr>
-              <w:pStyle w:val="Compact"/>
               <w:spacing w:line="240" w:lineRule="auto" w:after="0"/>
+              <w:ind w:firstLine="0"/>
             </w:pPr>
             <w:r>
               <w:rPr>
@@ -37260,8 +38106,8 @@
           </w:tcPr>
           <w:p>
             <w:pPr>
-              <w:pStyle w:val="Compact"/>
               <w:spacing w:line="240" w:lineRule="auto" w:after="0"/>
+              <w:ind w:firstLine="0"/>
             </w:pPr>
             <w:r>
               <w:rPr>
@@ -37289,8 +38135,8 @@
           </w:tcPr>
           <w:p>
             <w:pPr>
-              <w:pStyle w:val="Compact"/>
               <w:spacing w:line="240" w:lineRule="auto" w:after="0"/>
+              <w:ind w:firstLine="0"/>
             </w:pPr>
             <w:r>
               <w:rPr>
@@ -37320,8 +38166,8 @@
           </w:tcPr>
           <w:p>
             <w:pPr>
-              <w:pStyle w:val="Compact"/>
               <w:spacing w:line="240" w:lineRule="auto" w:after="0"/>
+              <w:ind w:firstLine="0"/>
             </w:pPr>
             <w:r>
               <w:rPr>
@@ -37350,8 +38196,8 @@
           </w:tcPr>
           <w:p>
             <w:pPr>
-              <w:pStyle w:val="Compact"/>
               <w:spacing w:line="240" w:lineRule="auto" w:after="0"/>
+              <w:ind w:firstLine="0"/>
             </w:pPr>
             <w:r>
               <w:rPr>
@@ -37379,8 +38225,8 @@
           </w:tcPr>
           <w:p>
             <w:pPr>
-              <w:pStyle w:val="Compact"/>
               <w:spacing w:line="240" w:lineRule="auto" w:after="0"/>
+              <w:ind w:firstLine="0"/>
             </w:pPr>
             <w:r>
               <w:rPr>
@@ -37411,8 +38257,8 @@
           </w:tcPr>
           <w:p>
             <w:pPr>
-              <w:pStyle w:val="Compact"/>
               <w:spacing w:line="240" w:lineRule="auto" w:after="0"/>
+              <w:ind w:firstLine="0"/>
             </w:pPr>
             <w:r>
               <w:rPr>
@@ -37441,8 +38287,8 @@
           </w:tcPr>
           <w:p>
             <w:pPr>
-              <w:pStyle w:val="Compact"/>
               <w:spacing w:line="240" w:lineRule="auto" w:after="0"/>
+              <w:ind w:firstLine="0"/>
             </w:pPr>
             <w:r>
               <w:rPr>
@@ -37470,8 +38316,8 @@
           </w:tcPr>
           <w:p>
             <w:pPr>
-              <w:pStyle w:val="Compact"/>
               <w:spacing w:line="240" w:lineRule="auto" w:after="0"/>
+              <w:ind w:firstLine="0"/>
             </w:pPr>
             <w:r>
               <w:rPr>
@@ -37502,8 +38348,8 @@
           </w:tcPr>
           <w:p>
             <w:pPr>
-              <w:pStyle w:val="Compact"/>
               <w:spacing w:line="240" w:lineRule="auto" w:after="0"/>
+              <w:ind w:firstLine="0"/>
             </w:pPr>
             <w:r>
               <w:rPr>
@@ -37532,8 +38378,8 @@
           </w:tcPr>
           <w:p>
             <w:pPr>
-              <w:pStyle w:val="Compact"/>
               <w:spacing w:line="240" w:lineRule="auto" w:after="0"/>
+              <w:ind w:firstLine="0"/>
             </w:pPr>
             <w:r>
               <w:rPr>
@@ -37617,8 +38463,8 @@
           </w:tcPr>
           <w:p>
             <w:pPr>
-              <w:pStyle w:val="Compact"/>
               <w:spacing w:line="240" w:lineRule="auto" w:after="0"/>
+              <w:ind w:firstLine="0"/>
             </w:pPr>
             <w:r>
               <w:rPr>
@@ -37649,8 +38495,8 @@
           </w:tcPr>
           <w:p>
             <w:pPr>
-              <w:pStyle w:val="Compact"/>
               <w:spacing w:line="240" w:lineRule="auto" w:after="0"/>
+              <w:ind w:firstLine="0"/>
             </w:pPr>
             <w:r>
               <w:rPr>
@@ -37679,8 +38525,8 @@
           </w:tcPr>
           <w:p>
             <w:pPr>
-              <w:pStyle w:val="Compact"/>
               <w:spacing w:line="240" w:lineRule="auto" w:after="0"/>
+              <w:ind w:firstLine="0"/>
             </w:pPr>
             <w:r>
               <w:rPr>
@@ -37708,8 +38554,8 @@
           </w:tcPr>
           <w:p>
             <w:pPr>
-              <w:pStyle w:val="Compact"/>
               <w:spacing w:line="240" w:lineRule="auto" w:after="0"/>
+              <w:ind w:firstLine="0"/>
             </w:pPr>
             <w:r>
               <w:rPr>
@@ -37740,8 +38586,8 @@
           </w:tcPr>
           <w:p>
             <w:pPr>
-              <w:pStyle w:val="Compact"/>
               <w:spacing w:line="240" w:lineRule="auto" w:after="0"/>
+              <w:ind w:firstLine="0"/>
             </w:pPr>
             <w:r>
               <w:rPr>
@@ -37770,8 +38616,8 @@
           </w:tcPr>
           <w:p>
             <w:pPr>
-              <w:pStyle w:val="Compact"/>
               <w:spacing w:line="240" w:lineRule="auto" w:after="0"/>
+              <w:ind w:firstLine="0"/>
             </w:pPr>
             <w:r>
               <w:rPr>
@@ -37799,8 +38645,8 @@
           </w:tcPr>
           <w:p>
             <w:pPr>
-              <w:pStyle w:val="Compact"/>
               <w:spacing w:line="240" w:lineRule="auto" w:after="0"/>
+              <w:ind w:firstLine="0"/>
             </w:pPr>
             <w:r>
               <w:rPr>
@@ -37830,8 +38676,8 @@
           </w:tcPr>
           <w:p>
             <w:pPr>
-              <w:pStyle w:val="Compact"/>
               <w:spacing w:line="240" w:lineRule="auto" w:after="0"/>
+              <w:ind w:firstLine="0"/>
             </w:pPr>
             <w:r>
               <w:rPr>
@@ -37860,8 +38706,8 @@
           </w:tcPr>
           <w:p>
             <w:pPr>
-              <w:pStyle w:val="Compact"/>
               <w:spacing w:line="240" w:lineRule="auto" w:after="0"/>
+              <w:ind w:firstLine="0"/>
             </w:pPr>
             <w:r>
               <w:rPr>
@@ -37889,8 +38735,8 @@
           </w:tcPr>
           <w:p>
             <w:pPr>
-              <w:pStyle w:val="Compact"/>
               <w:spacing w:line="240" w:lineRule="auto" w:after="0"/>
+              <w:ind w:firstLine="0"/>
             </w:pPr>
             <w:r>
               <w:rPr>
@@ -37939,8 +38785,8 @@
           </w:tcPr>
           <w:p>
             <w:pPr>
-              <w:pStyle w:val="Compact"/>
               <w:spacing w:line="240" w:lineRule="auto" w:after="0"/>
+              <w:ind w:firstLine="0"/>
             </w:pPr>
             <w:r>
               <w:rPr>
@@ -37969,8 +38815,8 @@
           </w:tcPr>
           <w:p>
             <w:pPr>
-              <w:pStyle w:val="Compact"/>
               <w:spacing w:line="240" w:lineRule="auto" w:after="0"/>
+              <w:ind w:firstLine="0"/>
             </w:pPr>
             <w:r>
               <w:rPr>
@@ -37998,8 +38844,8 @@
           </w:tcPr>
           <w:p>
             <w:pPr>
-              <w:pStyle w:val="Compact"/>
               <w:spacing w:line="240" w:lineRule="auto" w:after="0"/>
+              <w:ind w:firstLine="0"/>
             </w:pPr>
             <w:r>
               <w:rPr>
@@ -38029,8 +38875,8 @@
           </w:tcPr>
           <w:p>
             <w:pPr>
-              <w:pStyle w:val="Compact"/>
               <w:spacing w:line="240" w:lineRule="auto" w:after="0"/>
+              <w:ind w:firstLine="0"/>
             </w:pPr>
             <w:r>
               <w:rPr>
@@ -38133,8 +38979,8 @@
           </w:tcPr>
           <w:p>
             <w:pPr>
-              <w:pStyle w:val="Compact"/>
               <w:spacing w:line="240" w:lineRule="auto" w:after="0"/>
+              <w:ind w:firstLine="0"/>
             </w:pPr>
             <w:r>
               <w:rPr>
@@ -38162,8 +39008,8 @@
           </w:tcPr>
           <w:p>
             <w:pPr>
-              <w:pStyle w:val="Compact"/>
               <w:spacing w:line="240" w:lineRule="auto" w:after="0"/>
+              <w:ind w:firstLine="0"/>
             </w:pPr>
             <w:r>
               <w:rPr>
@@ -38193,8 +39039,8 @@
           </w:tcPr>
           <w:p>
             <w:pPr>
-              <w:pStyle w:val="Compact"/>
               <w:spacing w:line="240" w:lineRule="auto" w:after="0"/>
+              <w:ind w:firstLine="0"/>
             </w:pPr>
             <w:r>
               <w:rPr>
@@ -38223,8 +39069,8 @@
           </w:tcPr>
           <w:p>
             <w:pPr>
-              <w:pStyle w:val="Compact"/>
               <w:spacing w:line="240" w:lineRule="auto" w:after="0"/>
+              <w:ind w:firstLine="0"/>
             </w:pPr>
             <w:r>
               <w:rPr>
@@ -38252,8 +39098,8 @@
           </w:tcPr>
           <w:p>
             <w:pPr>
-              <w:pStyle w:val="Compact"/>
               <w:spacing w:line="240" w:lineRule="auto" w:after="0"/>
+              <w:ind w:firstLine="0"/>
             </w:pPr>
             <w:r>
               <w:rPr>
@@ -38283,8 +39129,8 @@
           </w:tcPr>
           <w:p>
             <w:pPr>
-              <w:pStyle w:val="Compact"/>
               <w:spacing w:line="240" w:lineRule="auto" w:after="0"/>
+              <w:ind w:firstLine="0"/>
             </w:pPr>
             <w:r>
               <w:rPr>
@@ -38313,8 +39159,8 @@
           </w:tcPr>
           <w:p>
             <w:pPr>
-              <w:pStyle w:val="Compact"/>
               <w:spacing w:line="240" w:lineRule="auto" w:after="0"/>
+              <w:ind w:firstLine="0"/>
             </w:pPr>
             <w:r>
               <w:rPr>
@@ -38342,8 +39188,8 @@
           </w:tcPr>
           <w:p>
             <w:pPr>
-              <w:pStyle w:val="Compact"/>
               <w:spacing w:line="240" w:lineRule="auto" w:after="0"/>
+              <w:ind w:firstLine="0"/>
             </w:pPr>
             <w:r>
               <w:rPr>
@@ -39152,29 +39998,7 @@
           <w:color w:val="000000"/>
           <w:sz w:val="19"/>
         </w:rPr>
-        <w:t xml:space="preserve"> python ../scripts/analyze_eval_results.py </w:t>
-      </w:r>
-      <w:r>
-        <w:rPr>
-          <w:rStyle w:val="OperatorTok"/>
-          <w:rFonts w:ascii="Courier New" w:hAnsi="Courier New" w:eastAsia="Courier New" w:cs="Courier New"/>
-          <w:b w:val="0"/>
-          <w:i w:val="0"/>
-          <w:color w:val="000000"/>
-          <w:sz w:val="19"/>
-        </w:rPr>
-        <w:t xml:space="preserve">&gt;</w:t>
-      </w:r>
-      <w:r>
-        <w:rPr>
-          <w:rStyle w:val="NormalTok"/>
-          <w:rFonts w:ascii="Courier New" w:hAnsi="Courier New" w:eastAsia="Courier New" w:cs="Courier New"/>
-          <w:b w:val="0"/>
-          <w:i w:val="0"/>
-          <w:color w:val="000000"/>
-          <w:sz w:val="19"/>
-        </w:rPr>
-        <w:t xml:space="preserve"> ../thesis/chapter-04-results.md</w:t>
+        <w:t xml:space="preserve"> python ../scripts/analyze_eval_results.py</w:t>
       </w:r>
     </w:p>
     <w:p>
@@ -39215,7 +40039,7 @@
           <w:color w:val="000000"/>
           <w:sz w:val="24"/>
         </w:rPr>
-        <w:t xml:space="preserve">; the analyzer prints the Markdown tables ready to paste into Chapter 4.3.</w:t>
+        <w:t xml:space="preserve">; the analyzer emits the Markdown-formatted result tables reported in Chapter 4.3.</w:t>
       </w:r>
     </w:p>
     <w:bookmarkEnd w:id="160"/>

--- a/thesis/build/thesis_full_FINAL.docx
+++ b/thesis/build/thesis_full_FINAL.docx
@@ -21,7 +21,7 @@
     <w:p>
       <w:pPr>
         <w:jc w:val="center"/>
-        <w:spacing w:before="0" w:after="700"/>
+        <w:spacing w:before="0" w:after="120"/>
       </w:pPr>
       <w:r>
         <w:rPr>
@@ -31,6 +31,16 @@
         </w:rPr>
         <w:t>Faculty of Electronics, Photonics and Microsystems</w:t>
       </w:r>
+    </w:p>
+    <w:p>
+      <w:pPr>
+        <w:jc w:val="center"/>
+        <w:spacing w:before="0" w:after="560"/>
+        <w:pBdr>
+          <w:bottom w:val="single" w:sz="8" w:space="1" w:color="000000"/>
+        </w:pBdr>
+        <w:ind w:left="720" w:right="720"/>
+      </w:pPr>
     </w:p>
     <w:p>
       <w:pPr>
@@ -165,6 +175,16 @@
         </w:rPr>
         <w:t>dr inż. Michał Błędowski</w:t>
       </w:r>
+    </w:p>
+    <w:p>
+      <w:pPr>
+        <w:jc w:val="center"/>
+        <w:spacing w:before="0" w:after="120"/>
+        <w:pBdr>
+          <w:bottom w:val="single" w:sz="8" w:space="1" w:color="000000"/>
+        </w:pBdr>
+        <w:ind w:left="720" w:right="720"/>
+      </w:pPr>
     </w:p>
     <w:p>
       <w:pPr>
@@ -851,6 +871,11 @@
     <w:bookmarkEnd w:id="23"/>
     <w:bookmarkStart w:id="24" w:name="acknowledgements"/>
     <w:p>
+      <w:r>
+        <w:br w:type="page"/>
+      </w:r>
+    </w:p>
+    <w:p>
       <w:pPr>
         <w:pStyle w:val="Heading1"/>
         <w:spacing w:line="312" w:lineRule="auto" w:after="80"/>
@@ -859,6 +884,9 @@
         <w:pageBreakBefore/>
       </w:pPr>
       <w:r>
+        <w:br w:type="page"/>
+      </w:r>
+      <w:r>
         <w:rPr>
           <w:rFonts w:ascii="Times New Roman" w:hAnsi="Times New Roman" w:eastAsia="Times New Roman" w:cs="Times New Roman"/>
           <w:color w:val="000000"/>
@@ -1024,6 +1052,9 @@
         <w:jc w:val="both"/>
         <w:pageBreakBefore/>
       </w:pPr>
+      <w:r>
+        <w:br w:type="page"/>
+      </w:r>
       <w:r>
         <w:rPr>
           <w:rFonts w:ascii="Times New Roman" w:hAnsi="Times New Roman" w:eastAsia="Times New Roman" w:cs="Times New Roman"/>

--- a/thesis/build/thesis_full_FINAL.docx
+++ b/thesis/build/thesis_full_FINAL.docx
@@ -908,7 +908,7 @@
           <w:color w:val="000000"/>
           <w:sz w:val="24"/>
         </w:rPr>
-        <w:t xml:space="preserve">I would like to thank my supervisor,</w:t>
+        <w:t xml:space="preserve">I thank my supervisor,</w:t>
       </w:r>
       <w:r>
         <w:rPr>
@@ -934,7 +934,7 @@
           <w:color w:val="000000"/>
           <w:sz w:val="24"/>
         </w:rPr>
-        <w:t xml:space="preserve">, for the time he invested in shaping the scope of this thesis, the clarity of his feedback during the development of the system, and his suggestion to extend the work with the comparative study reported in Chapter 4. The shape of the engineering and research aspects of this project owes much to those conversations.</w:t>
+        <w:t xml:space="preserve">, for agreeing to supervise this thesis and for the suggestion to extend the work with the comparative study reported in Chapter 4; the shape of the engineering and research halves of this project owes much to those conversations.</w:t>
       </w:r>
     </w:p>
     <w:p>
@@ -950,7 +950,7 @@
           <w:color w:val="000000"/>
           <w:sz w:val="24"/>
         </w:rPr>
-        <w:t xml:space="preserve">I am grateful to the</w:t>
+        <w:t xml:space="preserve">I am also grateful to the</w:t>
       </w:r>
       <w:r>
         <w:rPr>
@@ -984,7 +984,7 @@
           <w:color w:val="000000"/>
           <w:sz w:val="24"/>
         </w:rPr>
-        <w:t xml:space="preserve">at Wrocław University of Science and Technology for providing the academic environment in which this thesis was prepared, and to the staff and lecturers whose courses across the</w:t>
+        <w:t xml:space="preserve">at Wrocław University of Science and Technology, and to the</w:t>
       </w:r>
       <w:r>
         <w:rPr>
@@ -1018,7 +1018,7 @@
           <w:color w:val="000000"/>
           <w:sz w:val="24"/>
         </w:rPr>
-        <w:t xml:space="preserve">curriculum gave me the technical foundation on which this work builds.</w:t>
+        <w:t xml:space="preserve">programme more broadly, for providing the structure that made it possible for an undergraduate project to attempt both a working system and an instrumented evaluation in the same volume.</w:t>
       </w:r>
     </w:p>
     <w:p>
@@ -1034,7 +1034,89 @@
           <w:color w:val="000000"/>
           <w:sz w:val="24"/>
         </w:rPr>
-        <w:t xml:space="preserve">My thanks to the open-source maintainers of the FastAPI, TanStack, React, and SQLAlchemy projects, whose libraries made it possible for a single developer to ship a system at this scope on a thesis-bound schedule.</w:t>
+        <w:t xml:space="preserve">This thesis was largely a solo effort, but it rests on the public work of people I never met — the maintainers of the open-source libraries the system runs on, and the authors of the papers cited in Chapters 1 and 4. Without their contributions, a single undergraduate could not have built and evaluated a system of this scope in the time available.</w:t>
+      </w:r>
+    </w:p>
+    <w:p>
+      <w:pPr>
+        <w:pStyle w:val="BodyText"/>
+        <w:spacing w:line="312" w:lineRule="auto" w:after="80"/>
+        <w:ind w:firstLine="283"/>
+        <w:jc w:val="both"/>
+      </w:pPr>
+      <w:r>
+        <w:rPr>
+          <w:rFonts w:ascii="Times New Roman" w:hAnsi="Times New Roman" w:eastAsia="Times New Roman" w:cs="Times New Roman"/>
+          <w:color w:val="000000"/>
+          <w:sz w:val="24"/>
+        </w:rPr>
+        <w:t xml:space="preserve">Writing the empirical chapters changed how I thought about the code, and rewriting the code changed how I framed the research questions. The discipline of carrying both halves in the same volume turned out to be the project’s most useful constraint, and is, in retrospect, the thing I will most remember from this year.</w:t>
+      </w:r>
+    </w:p>
+    <w:p>
+      <w:pPr>
+        <w:pStyle w:val="BodyText"/>
+        <w:spacing w:line="312" w:lineRule="auto" w:after="80"/>
+        <w:ind w:firstLine="283"/>
+        <w:jc w:val="both"/>
+      </w:pPr>
+      <w:r>
+        <w:rPr>
+          <w:rFonts w:ascii="Times New Roman" w:hAnsi="Times New Roman" w:eastAsia="Times New Roman" w:cs="Times New Roman"/>
+          <w:color w:val="000000"/>
+          <w:sz w:val="24"/>
+        </w:rPr>
+        <w:t xml:space="preserve">To</w:t>
+      </w:r>
+      <w:r>
+        <w:rPr>
+          <w:rFonts w:ascii="Times New Roman" w:hAnsi="Times New Roman" w:eastAsia="Times New Roman" w:cs="Times New Roman"/>
+          <w:color w:val="000000"/>
+          <w:sz w:val="24"/>
+        </w:rPr>
+        <w:t xml:space="preserve"> </w:t>
+      </w:r>
+      <w:r>
+        <w:rPr>
+          <w:rFonts w:ascii="Times New Roman" w:hAnsi="Times New Roman" w:eastAsia="Times New Roman" w:cs="Times New Roman"/>
+          <w:b/>
+          <w:bCs/>
+          <w:color w:val="000000"/>
+          <w:sz w:val="24"/>
+        </w:rPr>
+        <w:t xml:space="preserve">Wrocław</w:t>
+      </w:r>
+      <w:r>
+        <w:rPr>
+          <w:rFonts w:ascii="Times New Roman" w:hAnsi="Times New Roman" w:eastAsia="Times New Roman" w:cs="Times New Roman"/>
+          <w:color w:val="000000"/>
+          <w:sz w:val="24"/>
+        </w:rPr>
+        <w:t xml:space="preserve"> </w:t>
+      </w:r>
+      <w:r>
+        <w:rPr>
+          <w:rFonts w:ascii="Times New Roman" w:hAnsi="Times New Roman" w:eastAsia="Times New Roman" w:cs="Times New Roman"/>
+          <w:color w:val="000000"/>
+          <w:sz w:val="24"/>
+        </w:rPr>
+        <w:t xml:space="preserve">— the city, the cohort I sat next to in lecture halls, and the small daily friction of studying far from home in a language not my own — thank you for shaping the conditions in which this work was possible.</w:t>
+      </w:r>
+    </w:p>
+    <w:p>
+      <w:pPr>
+        <w:pStyle w:val="BodyText"/>
+        <w:spacing w:line="312" w:lineRule="auto" w:after="80"/>
+        <w:ind w:firstLine="283"/>
+        <w:jc w:val="both"/>
+      </w:pPr>
+      <w:r>
+        <w:rPr>
+          <w:rFonts w:ascii="Times New Roman" w:hAnsi="Times New Roman" w:eastAsia="Times New Roman" w:cs="Times New Roman"/>
+          <w:color w:val="000000"/>
+          <w:sz w:val="24"/>
+        </w:rPr>
+        <w:t xml:space="preserve">Any errors that remain are my own.</w:t>
       </w:r>
     </w:p>
     <w:bookmarkEnd w:id="24"/>

--- a/thesis/build/thesis_full_FINAL.docx
+++ b/thesis/build/thesis_full_FINAL.docx
@@ -543,7 +543,7 @@
           <w:sz w:val="24"/>
           <w:lang w:val="pl-PL" w:eastAsia="pl-PL" w:bidi="pl-PL"/>
         </w:rPr>
-        <w:t xml:space="preserve" xml:lang="pl-PL">= 0,395, co wskazuje, że w tym wymiarze deterministyczna heurystyka nie zastępuje modelu językowego. Ograniczenia obejmują zakres jednojęzyczny (angielski), syntetyczny zbiór jednego autora oraz pojedynczą konfigurację dostawcy modelu językowego. Dalsze prace obejmują rozszerzenie pokrycia językowego na polski (etykiety ESCO, polskojęzyczne wstępne przetwarzanie, detekcję sekcji oraz dwujęzyczną ewaluację), pośredni poziom dopasowania semantycznego oparty na transformatorach zdań, integrację komponentu wyszukiwania wspomagającego oraz wymianę pamięci podręcznej procesu na rozwiązanie współdzielone (Redis).</w:t>
+        <w:t xml:space="preserve" xml:lang="pl-PL">= 0,395, co wskazuje, że w tym wymiarze deterministyczna heurystyka nie zastępuje modelu językowego. Ograniczenia obejmują zakres jednojęzyczny (angielski), syntetyczny zbiór jednego autora oraz pojedynczą konfigurację dostawcy modelu językowego. Dalsze prace obejmują rozszerzenie pokrycia językowego na polski, pośredni poziom dopasowania semantycznego oparty na transformatorach zdań, integrację komponentu wyszukiwania wspomagającego oraz wymianę pamięci podręcznej procesu na Redis.</w:t>
       </w:r>
     </w:p>
     <w:p>
@@ -591,6 +591,9 @@
         <w:ind w:firstLine="283"/>
         <w:jc w:val="both"/>
       </w:pPr>
+      <w:r>
+        <w:br w:type="page"/>
+      </w:r>
       <w:r>
         <w:rPr>
           <w:rFonts w:ascii="Times New Roman" w:hAnsi="Times New Roman" w:eastAsia="Times New Roman" w:cs="Times New Roman"/>
@@ -871,17 +874,11 @@
     <w:bookmarkEnd w:id="23"/>
     <w:bookmarkStart w:id="24" w:name="acknowledgements"/>
     <w:p>
-      <w:r>
-        <w:br w:type="page"/>
-      </w:r>
-    </w:p>
-    <w:p>
       <w:pPr>
         <w:pStyle w:val="Heading1"/>
         <w:spacing w:line="312" w:lineRule="auto" w:after="80"/>
         <w:ind w:firstLine="283"/>
         <w:jc w:val="both"/>
-        <w:pageBreakBefore/>
       </w:pPr>
       <w:r>
         <w:br w:type="page"/>
@@ -1122,17 +1119,11 @@
     <w:bookmarkEnd w:id="24"/>
     <w:bookmarkStart w:id="26" w:name="list-of-abbreviations-and-symbols"/>
     <w:p>
-      <w:r>
-        <w:br w:type="page"/>
-      </w:r>
-    </w:p>
-    <w:p>
       <w:pPr>
         <w:pStyle w:val="Heading1"/>
         <w:spacing w:line="312" w:lineRule="auto" w:after="80"/>
         <w:ind w:firstLine="283"/>
         <w:jc w:val="both"/>
-        <w:pageBreakBefore/>
       </w:pPr>
       <w:r>
         <w:br w:type="page"/>
@@ -4306,7 +4297,7 @@
           <w:bCs/>
           <w:sz w:val="24"/>
         </w:rPr>
-        <w:t>6</w:t>
+        <w:t>7</w:t>
       </w:r>
     </w:p>
     <w:p>
@@ -4329,7 +4320,7 @@
           <w:rFonts w:ascii="Times New Roman" w:hAnsi="Times New Roman" w:eastAsia="Times New Roman" w:cs="Times New Roman"/>
           <w:sz w:val="24"/>
         </w:rPr>
-        <w:t>6</w:t>
+        <w:t>7</w:t>
       </w:r>
     </w:p>
     <w:p>
@@ -4352,7 +4343,7 @@
           <w:rFonts w:ascii="Times New Roman" w:hAnsi="Times New Roman" w:eastAsia="Times New Roman" w:cs="Times New Roman"/>
           <w:sz w:val="24"/>
         </w:rPr>
-        <w:t>8</w:t>
+        <w:t>9</w:t>
       </w:r>
     </w:p>
     <w:p>
@@ -4375,7 +4366,7 @@
           <w:rFonts w:ascii="Times New Roman" w:hAnsi="Times New Roman" w:eastAsia="Times New Roman" w:cs="Times New Roman"/>
           <w:sz w:val="24"/>
         </w:rPr>
-        <w:t>9</w:t>
+        <w:t>10</w:t>
       </w:r>
     </w:p>
     <w:p>
@@ -4398,7 +4389,7 @@
           <w:rFonts w:ascii="Times New Roman" w:hAnsi="Times New Roman" w:eastAsia="Times New Roman" w:cs="Times New Roman"/>
           <w:sz w:val="24"/>
         </w:rPr>
-        <w:t>12</w:t>
+        <w:t>13</w:t>
       </w:r>
     </w:p>
     <w:p>
@@ -4421,7 +4412,7 @@
           <w:rFonts w:ascii="Times New Roman" w:hAnsi="Times New Roman" w:eastAsia="Times New Roman" w:cs="Times New Roman"/>
           <w:sz w:val="24"/>
         </w:rPr>
-        <w:t>13</w:t>
+        <w:t>14</w:t>
       </w:r>
     </w:p>
     <w:p>
@@ -4444,7 +4435,7 @@
           <w:rFonts w:ascii="Times New Roman" w:hAnsi="Times New Roman" w:eastAsia="Times New Roman" w:cs="Times New Roman"/>
           <w:sz w:val="24"/>
         </w:rPr>
-        <w:t>14</w:t>
+        <w:t>15</w:t>
       </w:r>
     </w:p>
     <w:p>
@@ -4467,7 +4458,7 @@
           <w:rFonts w:ascii="Times New Roman" w:hAnsi="Times New Roman" w:eastAsia="Times New Roman" w:cs="Times New Roman"/>
           <w:sz w:val="24"/>
         </w:rPr>
-        <w:t>14</w:t>
+        <w:t>15</w:t>
       </w:r>
     </w:p>
     <w:p>
@@ -4494,7 +4485,7 @@
           <w:bCs/>
           <w:sz w:val="24"/>
         </w:rPr>
-        <w:t>16</w:t>
+        <w:t>18</w:t>
       </w:r>
     </w:p>
     <w:p>
@@ -4517,7 +4508,7 @@
           <w:rFonts w:ascii="Times New Roman" w:hAnsi="Times New Roman" w:eastAsia="Times New Roman" w:cs="Times New Roman"/>
           <w:sz w:val="24"/>
         </w:rPr>
-        <w:t>16</w:t>
+        <w:t>18</w:t>
       </w:r>
     </w:p>
     <w:p>
@@ -4540,7 +4531,7 @@
           <w:rFonts w:ascii="Times New Roman" w:hAnsi="Times New Roman" w:eastAsia="Times New Roman" w:cs="Times New Roman"/>
           <w:sz w:val="24"/>
         </w:rPr>
-        <w:t>18</w:t>
+        <w:t>20</w:t>
       </w:r>
     </w:p>
     <w:p>
@@ -4563,7 +4554,7 @@
           <w:rFonts w:ascii="Times New Roman" w:hAnsi="Times New Roman" w:eastAsia="Times New Roman" w:cs="Times New Roman"/>
           <w:sz w:val="24"/>
         </w:rPr>
-        <w:t>19</w:t>
+        <w:t>21</w:t>
       </w:r>
     </w:p>
     <w:p>
@@ -4586,7 +4577,7 @@
           <w:rFonts w:ascii="Times New Roman" w:hAnsi="Times New Roman" w:eastAsia="Times New Roman" w:cs="Times New Roman"/>
           <w:sz w:val="24"/>
         </w:rPr>
-        <w:t>20</w:t>
+        <w:t>22</w:t>
       </w:r>
     </w:p>
     <w:p>
@@ -4609,7 +4600,7 @@
           <w:rFonts w:ascii="Times New Roman" w:hAnsi="Times New Roman" w:eastAsia="Times New Roman" w:cs="Times New Roman"/>
           <w:sz w:val="24"/>
         </w:rPr>
-        <w:t>21</w:t>
+        <w:t>22</w:t>
       </w:r>
     </w:p>
     <w:p>
@@ -4632,7 +4623,7 @@
           <w:rFonts w:ascii="Times New Roman" w:hAnsi="Times New Roman" w:eastAsia="Times New Roman" w:cs="Times New Roman"/>
           <w:sz w:val="24"/>
         </w:rPr>
-        <w:t>21</w:t>
+        <w:t>23</w:t>
       </w:r>
     </w:p>
     <w:p>
@@ -4655,7 +4646,7 @@
           <w:rFonts w:ascii="Times New Roman" w:hAnsi="Times New Roman" w:eastAsia="Times New Roman" w:cs="Times New Roman"/>
           <w:sz w:val="24"/>
         </w:rPr>
-        <w:t>21</w:t>
+        <w:t>23</w:t>
       </w:r>
     </w:p>
     <w:p>
@@ -4678,7 +4669,7 @@
           <w:rFonts w:ascii="Times New Roman" w:hAnsi="Times New Roman" w:eastAsia="Times New Roman" w:cs="Times New Roman"/>
           <w:sz w:val="24"/>
         </w:rPr>
-        <w:t>22</w:t>
+        <w:t>23</w:t>
       </w:r>
     </w:p>
     <w:p>
@@ -4701,7 +4692,7 @@
           <w:rFonts w:ascii="Times New Roman" w:hAnsi="Times New Roman" w:eastAsia="Times New Roman" w:cs="Times New Roman"/>
           <w:sz w:val="24"/>
         </w:rPr>
-        <w:t>22</w:t>
+        <w:t>24</w:t>
       </w:r>
     </w:p>
     <w:p>
@@ -4728,7 +4719,7 @@
           <w:bCs/>
           <w:sz w:val="24"/>
         </w:rPr>
-        <w:t>23</w:t>
+        <w:t>25</w:t>
       </w:r>
     </w:p>
     <w:p>
@@ -4751,7 +4742,7 @@
           <w:rFonts w:ascii="Times New Roman" w:hAnsi="Times New Roman" w:eastAsia="Times New Roman" w:cs="Times New Roman"/>
           <w:sz w:val="24"/>
         </w:rPr>
-        <w:t>23</w:t>
+        <w:t>25</w:t>
       </w:r>
     </w:p>
     <w:p>
@@ -4774,7 +4765,7 @@
           <w:rFonts w:ascii="Times New Roman" w:hAnsi="Times New Roman" w:eastAsia="Times New Roman" w:cs="Times New Roman"/>
           <w:sz w:val="24"/>
         </w:rPr>
-        <w:t>25</w:t>
+        <w:t>27</w:t>
       </w:r>
     </w:p>
     <w:p>
@@ -4797,7 +4788,7 @@
           <w:rFonts w:ascii="Times New Roman" w:hAnsi="Times New Roman" w:eastAsia="Times New Roman" w:cs="Times New Roman"/>
           <w:sz w:val="24"/>
         </w:rPr>
-        <w:t>27</w:t>
+        <w:t>29</w:t>
       </w:r>
     </w:p>
     <w:p>
@@ -4820,7 +4811,7 @@
           <w:rFonts w:ascii="Times New Roman" w:hAnsi="Times New Roman" w:eastAsia="Times New Roman" w:cs="Times New Roman"/>
           <w:sz w:val="24"/>
         </w:rPr>
-        <w:t>33</w:t>
+        <w:t>35</w:t>
       </w:r>
     </w:p>
     <w:p>
@@ -4847,7 +4838,7 @@
           <w:bCs/>
           <w:sz w:val="24"/>
         </w:rPr>
-        <w:t>34</w:t>
+        <w:t>37</w:t>
       </w:r>
     </w:p>
     <w:p>
@@ -4870,7 +4861,7 @@
           <w:rFonts w:ascii="Times New Roman" w:hAnsi="Times New Roman" w:eastAsia="Times New Roman" w:cs="Times New Roman"/>
           <w:sz w:val="24"/>
         </w:rPr>
-        <w:t>34</w:t>
+        <w:t>37</w:t>
       </w:r>
     </w:p>
     <w:p>
@@ -4893,7 +4884,7 @@
           <w:rFonts w:ascii="Times New Roman" w:hAnsi="Times New Roman" w:eastAsia="Times New Roman" w:cs="Times New Roman"/>
           <w:sz w:val="24"/>
         </w:rPr>
-        <w:t>35</w:t>
+        <w:t>38</w:t>
       </w:r>
     </w:p>
     <w:p>
@@ -4916,7 +4907,7 @@
           <w:rFonts w:ascii="Times New Roman" w:hAnsi="Times New Roman" w:eastAsia="Times New Roman" w:cs="Times New Roman"/>
           <w:sz w:val="24"/>
         </w:rPr>
-        <w:t>36</w:t>
+        <w:t>39</w:t>
       </w:r>
     </w:p>
     <w:p>
@@ -4943,7 +4934,7 @@
           <w:bCs/>
           <w:sz w:val="24"/>
         </w:rPr>
-        <w:t>38</w:t>
+        <w:t>42</w:t>
       </w:r>
     </w:p>
     <w:p>
@@ -4970,7 +4961,7 @@
           <w:bCs/>
           <w:sz w:val="24"/>
         </w:rPr>
-        <w:t>41</w:t>
+        <w:t>47</w:t>
       </w:r>
     </w:p>
     <w:p>
@@ -4997,7 +4988,7 @@
           <w:bCs/>
           <w:sz w:val="24"/>
         </w:rPr>
-        <w:t>43</w:t>
+        <w:t>49</w:t>
       </w:r>
     </w:p>
     <w:p>
@@ -5024,7 +5015,7 @@
           <w:bCs/>
           <w:sz w:val="24"/>
         </w:rPr>
-        <w:t>44</w:t>
+        <w:t>50</w:t>
       </w:r>
     </w:p>
     <w:p>
@@ -5060,7 +5051,7 @@
           <w:bCs/>
           <w:sz w:val="24"/>
         </w:rPr>
-        <w:t>47</w:t>
+        <w:t>53</w:t>
       </w:r>
     </w:p>
     <w:p>
@@ -6514,6 +6505,9 @@
         <w:ind w:firstLine="283"/>
         <w:jc w:val="both"/>
       </w:pPr>
+      <w:r>
+        <w:br w:type="page"/>
+      </w:r>
       <w:r>
         <w:rPr>
           <w:rFonts w:ascii="Times New Roman" w:hAnsi="Times New Roman" w:eastAsia="Times New Roman" w:cs="Times New Roman"/>
@@ -13623,6 +13617,9 @@
         <w:jc w:val="both"/>
       </w:pPr>
       <w:r>
+        <w:br w:type="page"/>
+      </w:r>
+      <w:r>
         <w:rPr>
           <w:rFonts w:ascii="Times New Roman" w:hAnsi="Times New Roman" w:eastAsia="Times New Roman" w:cs="Times New Roman"/>
           <w:color w:val="000000"/>
@@ -17121,6 +17118,9 @@
         <w:ind w:firstLine="283"/>
         <w:jc w:val="both"/>
       </w:pPr>
+      <w:r>
+        <w:br w:type="page"/>
+      </w:r>
       <w:r>
         <w:rPr>
           <w:rFonts w:ascii="Times New Roman" w:hAnsi="Times New Roman" w:eastAsia="Times New Roman" w:cs="Times New Roman"/>
@@ -27022,6 +27022,9 @@
         <w:jc w:val="both"/>
       </w:pPr>
       <w:r>
+        <w:br w:type="page"/>
+      </w:r>
+      <w:r>
         <w:rPr>
           <w:rFonts w:ascii="Times New Roman" w:hAnsi="Times New Roman" w:eastAsia="Times New Roman" w:cs="Times New Roman"/>
           <w:color w:val="000000"/>
@@ -28551,6 +28554,9 @@
         <w:ind w:firstLine="283"/>
         <w:jc w:val="both"/>
       </w:pPr>
+      <w:r>
+        <w:br w:type="page"/>
+      </w:r>
       <w:r>
         <w:rPr>
           <w:rFonts w:ascii="Times New Roman" w:hAnsi="Times New Roman" w:eastAsia="Times New Roman" w:cs="Times New Roman"/>
@@ -30675,6 +30681,9 @@
         <w:jc w:val="both"/>
       </w:pPr>
       <w:r>
+        <w:br w:type="page"/>
+      </w:r>
+      <w:r>
         <w:rPr>
           <w:rFonts w:ascii="Times New Roman" w:hAnsi="Times New Roman" w:eastAsia="Times New Roman" w:cs="Times New Roman"/>
           <w:color w:val="000000"/>
@@ -30691,6 +30700,9 @@
         <w:ind w:firstLine="283"/>
         <w:jc w:val="both"/>
       </w:pPr>
+      <w:r>
+        <w:br w:type="page"/>
+      </w:r>
       <w:r>
         <w:rPr>
           <w:rFonts w:ascii="Times New Roman" w:hAnsi="Times New Roman" w:eastAsia="Times New Roman" w:cs="Times New Roman"/>
@@ -36438,6 +36450,9 @@
         <w:jc w:val="both"/>
       </w:pPr>
       <w:r>
+        <w:br w:type="page"/>
+      </w:r>
+      <w:r>
         <w:rPr>
           <w:rFonts w:ascii="Times New Roman" w:hAnsi="Times New Roman" w:eastAsia="Times New Roman" w:cs="Times New Roman"/>
           <w:color w:val="000000"/>
@@ -36890,6 +36905,9 @@
         <w:ind w:firstLine="283"/>
         <w:jc w:val="both"/>
       </w:pPr>
+      <w:r>
+        <w:br w:type="page"/>
+      </w:r>
       <w:r>
         <w:rPr>
           <w:rFonts w:ascii="Times New Roman" w:hAnsi="Times New Roman" w:eastAsia="Times New Roman" w:cs="Times New Roman"/>
@@ -37324,6 +37342,9 @@
         <w:ind w:firstLine="283"/>
         <w:jc w:val="both"/>
       </w:pPr>
+      <w:r>
+        <w:br w:type="page"/>
+      </w:r>
       <w:r>
         <w:rPr>
           <w:rFonts w:ascii="Times New Roman" w:hAnsi="Times New Roman" w:eastAsia="Times New Roman" w:cs="Times New Roman"/>
